--- a/programming_mental_models/p2_implementation_of_programming_mental_models.docx
+++ b/programming_mental_models/p2_implementation_of_programming_mental_models.docx
@@ -7,17 +7,17 @@
         <w:jc w:val="center"/>
         <w:rPr>
           <w:rFonts w:ascii="Calibri" w:hAnsi="Calibri" w:cs="Calibri"/>
-          <w:sz w:val="36"/>
-          <w:szCs w:val="36"/>
-        </w:rPr>
-      </w:pPr>
-      <w:r>
-        <w:rPr>
-          <w:rFonts w:ascii="Calibri" w:hAnsi="Calibri" w:cs="Calibri"/>
-          <w:b/>
-          <w:bCs/>
-          <w:sz w:val="44"/>
-          <w:szCs w:val="44"/>
+          <w:sz w:val="34"/>
+          <w:szCs w:val="34"/>
+        </w:rPr>
+      </w:pPr>
+      <w:r>
+        <w:rPr>
+          <w:rFonts w:ascii="Calibri" w:hAnsi="Calibri" w:cs="Calibri"/>
+          <w:b/>
+          <w:bCs/>
+          <w:sz w:val="42"/>
+          <w:szCs w:val="42"/>
         </w:rPr>
         <w:t>INDEX</w:t>
       </w:r>
@@ -66,7 +66,25 @@
           <w:sz w:val="32"/>
           <w:szCs w:val="32"/>
         </w:rPr>
-        <w:t>……………………..2</w:t>
+        <w:t>…………………</w:t>
+      </w:r>
+      <w:proofErr w:type="gramStart"/>
+      <w:r>
+        <w:rPr>
+          <w:rFonts w:ascii="Calibri" w:hAnsi="Calibri" w:cs="Calibri"/>
+          <w:sz w:val="32"/>
+          <w:szCs w:val="32"/>
+        </w:rPr>
+        <w:t>…..</w:t>
+      </w:r>
+      <w:proofErr w:type="gramEnd"/>
+      <w:r>
+        <w:rPr>
+          <w:rFonts w:ascii="Calibri" w:hAnsi="Calibri" w:cs="Calibri"/>
+          <w:sz w:val="32"/>
+          <w:szCs w:val="32"/>
+        </w:rPr>
+        <w:t>2</w:t>
       </w:r>
     </w:p>
     <w:p>
@@ -113,8 +131,18 @@
           <w:sz w:val="32"/>
           <w:szCs w:val="32"/>
         </w:rPr>
-        <w:t>………..</w:t>
-      </w:r>
+        <w:t>……</w:t>
+      </w:r>
+      <w:proofErr w:type="gramStart"/>
+      <w:r>
+        <w:rPr>
+          <w:rFonts w:ascii="Calibri" w:hAnsi="Calibri" w:cs="Calibri"/>
+          <w:sz w:val="32"/>
+          <w:szCs w:val="32"/>
+        </w:rPr>
+        <w:t>…..</w:t>
+      </w:r>
+      <w:proofErr w:type="gramEnd"/>
       <w:r>
         <w:rPr>
           <w:rFonts w:ascii="Calibri" w:hAnsi="Calibri" w:cs="Calibri"/>
@@ -152,7 +180,15 @@
           <w:sz w:val="32"/>
           <w:szCs w:val="32"/>
         </w:rPr>
-        <w:t>……………8</w:t>
+        <w:t>……………</w:t>
+      </w:r>
+      <w:r>
+        <w:rPr>
+          <w:rFonts w:ascii="Calibri" w:hAnsi="Calibri" w:cs="Calibri"/>
+          <w:sz w:val="32"/>
+          <w:szCs w:val="32"/>
+        </w:rPr>
+        <w:t>7</w:t>
       </w:r>
     </w:p>
     <w:p>
@@ -190,17 +226,17 @@
           <w:rFonts w:ascii="Calibri" w:hAnsi="Calibri" w:cs="Calibri"/>
           <w:b/>
           <w:bCs/>
-          <w:sz w:val="36"/>
-          <w:szCs w:val="36"/>
-        </w:rPr>
-      </w:pPr>
-      <w:r>
-        <w:rPr>
-          <w:rFonts w:ascii="Calibri" w:hAnsi="Calibri" w:cs="Calibri"/>
-          <w:b/>
-          <w:bCs/>
-          <w:sz w:val="36"/>
-          <w:szCs w:val="36"/>
+          <w:sz w:val="34"/>
+          <w:szCs w:val="34"/>
+        </w:rPr>
+      </w:pPr>
+      <w:r>
+        <w:rPr>
+          <w:rFonts w:ascii="Calibri" w:hAnsi="Calibri" w:cs="Calibri"/>
+          <w:b/>
+          <w:bCs/>
+          <w:sz w:val="34"/>
+          <w:szCs w:val="34"/>
         </w:rPr>
         <w:lastRenderedPageBreak/>
         <w:t>Implementation of SSH Key:</w:t>
@@ -211,15 +247,15 @@
         <w:jc w:val="both"/>
         <w:rPr>
           <w:rFonts w:ascii="Calibri" w:hAnsi="Calibri" w:cs="Calibri"/>
-          <w:sz w:val="36"/>
-          <w:szCs w:val="36"/>
-        </w:rPr>
-      </w:pPr>
-      <w:r>
-        <w:rPr>
-          <w:rFonts w:ascii="Calibri" w:hAnsi="Calibri" w:cs="Calibri"/>
-          <w:sz w:val="36"/>
-          <w:szCs w:val="36"/>
+          <w:sz w:val="34"/>
+          <w:szCs w:val="34"/>
+        </w:rPr>
+      </w:pPr>
+      <w:r>
+        <w:rPr>
+          <w:rFonts w:ascii="Calibri" w:hAnsi="Calibri" w:cs="Calibri"/>
+          <w:sz w:val="34"/>
+          <w:szCs w:val="34"/>
         </w:rPr>
         <w:t># Cloning a GitHub Repo with SSH. Instead of HTTPS:</w:t>
       </w:r>
@@ -232,8 +268,8 @@
           <w:b/>
           <w:bCs/>
           <w:color w:val="60CAF3" w:themeColor="accent4" w:themeTint="99"/>
-          <w:sz w:val="36"/>
-          <w:szCs w:val="36"/>
+          <w:sz w:val="34"/>
+          <w:szCs w:val="34"/>
         </w:rPr>
       </w:pPr>
       <w:r>
@@ -242,8 +278,8 @@
           <w:b/>
           <w:bCs/>
           <w:color w:val="60CAF3" w:themeColor="accent4" w:themeTint="99"/>
-          <w:sz w:val="36"/>
-          <w:szCs w:val="36"/>
+          <w:sz w:val="34"/>
+          <w:szCs w:val="34"/>
         </w:rPr>
         <w:t>git clone https://github.com/username/repo.git</w:t>
       </w:r>
@@ -253,15 +289,15 @@
         <w:jc w:val="both"/>
         <w:rPr>
           <w:rFonts w:ascii="Calibri" w:hAnsi="Calibri" w:cs="Calibri"/>
-          <w:sz w:val="36"/>
-          <w:szCs w:val="36"/>
-        </w:rPr>
-      </w:pPr>
-      <w:r>
-        <w:rPr>
-          <w:rFonts w:ascii="Calibri" w:hAnsi="Calibri" w:cs="Calibri"/>
-          <w:sz w:val="36"/>
-          <w:szCs w:val="36"/>
+          <w:sz w:val="34"/>
+          <w:szCs w:val="34"/>
+        </w:rPr>
+      </w:pPr>
+      <w:r>
+        <w:rPr>
+          <w:rFonts w:ascii="Calibri" w:hAnsi="Calibri" w:cs="Calibri"/>
+          <w:sz w:val="34"/>
+          <w:szCs w:val="34"/>
         </w:rPr>
         <w:t># Using SSH:</w:t>
       </w:r>
@@ -274,8 +310,8 @@
           <w:b/>
           <w:bCs/>
           <w:color w:val="60CAF3" w:themeColor="accent4" w:themeTint="99"/>
-          <w:sz w:val="36"/>
-          <w:szCs w:val="36"/>
+          <w:sz w:val="34"/>
+          <w:szCs w:val="34"/>
         </w:rPr>
       </w:pPr>
       <w:r>
@@ -284,20 +320,21 @@
           <w:b/>
           <w:bCs/>
           <w:color w:val="60CAF3" w:themeColor="accent4" w:themeTint="99"/>
-          <w:sz w:val="36"/>
-          <w:szCs w:val="36"/>
+          <w:sz w:val="34"/>
+          <w:szCs w:val="34"/>
         </w:rPr>
         <w:t xml:space="preserve">git clone </w:t>
       </w:r>
       <w:proofErr w:type="spellStart"/>
+      <w:proofErr w:type="gramStart"/>
       <w:r>
         <w:rPr>
           <w:rFonts w:ascii="Calibri" w:hAnsi="Calibri" w:cs="Calibri"/>
           <w:b/>
           <w:bCs/>
           <w:color w:val="60CAF3" w:themeColor="accent4" w:themeTint="99"/>
-          <w:sz w:val="36"/>
-          <w:szCs w:val="36"/>
+          <w:sz w:val="34"/>
+          <w:szCs w:val="34"/>
         </w:rPr>
         <w:t>git@github.com:username</w:t>
       </w:r>
@@ -308,8 +345,8 @@
           <w:b/>
           <w:bCs/>
           <w:color w:val="60CAF3" w:themeColor="accent4" w:themeTint="99"/>
-          <w:sz w:val="36"/>
-          <w:szCs w:val="36"/>
+          <w:sz w:val="34"/>
+          <w:szCs w:val="34"/>
         </w:rPr>
         <w:t>/</w:t>
       </w:r>
@@ -320,27 +357,28 @@
           <w:b/>
           <w:bCs/>
           <w:color w:val="60CAF3" w:themeColor="accent4" w:themeTint="99"/>
-          <w:sz w:val="36"/>
-          <w:szCs w:val="36"/>
+          <w:sz w:val="34"/>
+          <w:szCs w:val="34"/>
         </w:rPr>
         <w:t>repo.git</w:t>
       </w:r>
       <w:proofErr w:type="spellEnd"/>
-    </w:p>
-    <w:p>
-      <w:pPr>
-        <w:jc w:val="both"/>
-        <w:rPr>
-          <w:rFonts w:ascii="Calibri" w:hAnsi="Calibri" w:cs="Calibri"/>
-          <w:sz w:val="36"/>
-          <w:szCs w:val="36"/>
-        </w:rPr>
-      </w:pPr>
-      <w:r>
-        <w:rPr>
-          <w:rFonts w:ascii="Calibri" w:hAnsi="Calibri" w:cs="Calibri"/>
-          <w:sz w:val="36"/>
-          <w:szCs w:val="36"/>
+      <w:proofErr w:type="gramEnd"/>
+    </w:p>
+    <w:p>
+      <w:pPr>
+        <w:jc w:val="both"/>
+        <w:rPr>
+          <w:rFonts w:ascii="Calibri" w:hAnsi="Calibri" w:cs="Calibri"/>
+          <w:sz w:val="34"/>
+          <w:szCs w:val="34"/>
+        </w:rPr>
+      </w:pPr>
+      <w:r>
+        <w:rPr>
+          <w:rFonts w:ascii="Calibri" w:hAnsi="Calibri" w:cs="Calibri"/>
+          <w:sz w:val="34"/>
+          <w:szCs w:val="34"/>
         </w:rPr>
         <w:t># This means:</w:t>
       </w:r>
@@ -355,15 +393,15 @@
         <w:jc w:val="both"/>
         <w:rPr>
           <w:rFonts w:ascii="Calibri" w:hAnsi="Calibri" w:cs="Calibri"/>
-          <w:sz w:val="36"/>
-          <w:szCs w:val="36"/>
-        </w:rPr>
-      </w:pPr>
-      <w:r>
-        <w:rPr>
-          <w:rFonts w:ascii="Calibri" w:hAnsi="Calibri" w:cs="Calibri"/>
-          <w:sz w:val="36"/>
-          <w:szCs w:val="36"/>
+          <w:sz w:val="34"/>
+          <w:szCs w:val="34"/>
+        </w:rPr>
+      </w:pPr>
+      <w:r>
+        <w:rPr>
+          <w:rFonts w:ascii="Calibri" w:hAnsi="Calibri" w:cs="Calibri"/>
+          <w:sz w:val="34"/>
+          <w:szCs w:val="34"/>
         </w:rPr>
         <w:t>GitHub stores our public key</w:t>
       </w:r>
@@ -378,15 +416,15 @@
         <w:jc w:val="both"/>
         <w:rPr>
           <w:rFonts w:ascii="Calibri" w:hAnsi="Calibri" w:cs="Calibri"/>
-          <w:sz w:val="36"/>
-          <w:szCs w:val="36"/>
-        </w:rPr>
-      </w:pPr>
-      <w:r>
-        <w:rPr>
-          <w:rFonts w:ascii="Calibri" w:hAnsi="Calibri" w:cs="Calibri"/>
-          <w:sz w:val="36"/>
-          <w:szCs w:val="36"/>
+          <w:sz w:val="34"/>
+          <w:szCs w:val="34"/>
+        </w:rPr>
+      </w:pPr>
+      <w:r>
+        <w:rPr>
+          <w:rFonts w:ascii="Calibri" w:hAnsi="Calibri" w:cs="Calibri"/>
+          <w:sz w:val="34"/>
+          <w:szCs w:val="34"/>
         </w:rPr>
         <w:t>Our machine keeps the private key</w:t>
       </w:r>
@@ -401,15 +439,15 @@
         <w:jc w:val="both"/>
         <w:rPr>
           <w:rFonts w:ascii="Calibri" w:hAnsi="Calibri" w:cs="Calibri"/>
-          <w:sz w:val="36"/>
-          <w:szCs w:val="36"/>
-        </w:rPr>
-      </w:pPr>
-      <w:r>
-        <w:rPr>
-          <w:rFonts w:ascii="Calibri" w:hAnsi="Calibri" w:cs="Calibri"/>
-          <w:sz w:val="36"/>
-          <w:szCs w:val="36"/>
+          <w:sz w:val="34"/>
+          <w:szCs w:val="34"/>
+        </w:rPr>
+      </w:pPr>
+      <w:r>
+        <w:rPr>
+          <w:rFonts w:ascii="Calibri" w:hAnsi="Calibri" w:cs="Calibri"/>
+          <w:sz w:val="34"/>
+          <w:szCs w:val="34"/>
         </w:rPr>
         <w:t>GitHub verifies our identity using SSH authentication</w:t>
       </w:r>
@@ -419,25 +457,25 @@
         <w:jc w:val="both"/>
         <w:rPr>
           <w:rFonts w:ascii="Calibri" w:hAnsi="Calibri" w:cs="Calibri"/>
-          <w:sz w:val="36"/>
-          <w:szCs w:val="36"/>
-        </w:rPr>
-      </w:pPr>
-    </w:p>
-    <w:p>
-      <w:pPr>
-        <w:jc w:val="both"/>
-        <w:rPr>
-          <w:rFonts w:ascii="Calibri" w:hAnsi="Calibri" w:cs="Calibri"/>
-          <w:sz w:val="36"/>
-          <w:szCs w:val="36"/>
-        </w:rPr>
-      </w:pPr>
-      <w:r>
-        <w:rPr>
-          <w:rFonts w:ascii="Calibri" w:hAnsi="Calibri" w:cs="Calibri"/>
-          <w:sz w:val="36"/>
-          <w:szCs w:val="36"/>
+          <w:sz w:val="34"/>
+          <w:szCs w:val="34"/>
+        </w:rPr>
+      </w:pPr>
+    </w:p>
+    <w:p>
+      <w:pPr>
+        <w:jc w:val="both"/>
+        <w:rPr>
+          <w:rFonts w:ascii="Calibri" w:hAnsi="Calibri" w:cs="Calibri"/>
+          <w:sz w:val="34"/>
+          <w:szCs w:val="34"/>
+        </w:rPr>
+      </w:pPr>
+      <w:r>
+        <w:rPr>
+          <w:rFonts w:ascii="Calibri" w:hAnsi="Calibri" w:cs="Calibri"/>
+          <w:sz w:val="34"/>
+          <w:szCs w:val="34"/>
         </w:rPr>
         <w:t>Check Existing SSH Keys:</w:t>
       </w:r>
@@ -447,13 +485,15 @@
         <w:jc w:val="both"/>
         <w:rPr>
           <w:rFonts w:ascii="Calibri" w:hAnsi="Calibri" w:cs="Calibri"/>
-        </w:rPr>
-      </w:pPr>
-      <w:r>
-        <w:rPr>
-          <w:rFonts w:ascii="Calibri" w:hAnsi="Calibri" w:cs="Calibri"/>
-          <w:sz w:val="36"/>
-          <w:szCs w:val="36"/>
+          <w:sz w:val="22"/>
+          <w:szCs w:val="22"/>
+        </w:rPr>
+      </w:pPr>
+      <w:r>
+        <w:rPr>
+          <w:rFonts w:ascii="Calibri" w:hAnsi="Calibri" w:cs="Calibri"/>
+          <w:sz w:val="34"/>
+          <w:szCs w:val="34"/>
         </w:rPr>
         <w:t># Check if SSH key is already generated on our machine or not. Run this command for Linux/MacOS:</w:t>
       </w:r>
@@ -466,8 +506,8 @@
           <w:b/>
           <w:bCs/>
           <w:color w:val="60CAF3" w:themeColor="accent4" w:themeTint="99"/>
-          <w:sz w:val="36"/>
-          <w:szCs w:val="36"/>
+          <w:sz w:val="34"/>
+          <w:szCs w:val="34"/>
         </w:rPr>
       </w:pPr>
       <w:r>
@@ -476,8 +516,8 @@
           <w:b/>
           <w:bCs/>
           <w:color w:val="60CAF3" w:themeColor="accent4" w:themeTint="99"/>
-          <w:sz w:val="36"/>
-          <w:szCs w:val="36"/>
+          <w:sz w:val="34"/>
+          <w:szCs w:val="34"/>
         </w:rPr>
         <w:t>ls ~/.ssh</w:t>
       </w:r>
@@ -487,15 +527,15 @@
         <w:jc w:val="both"/>
         <w:rPr>
           <w:rFonts w:ascii="Calibri" w:hAnsi="Calibri" w:cs="Calibri"/>
-          <w:sz w:val="36"/>
-          <w:szCs w:val="36"/>
-        </w:rPr>
-      </w:pPr>
-      <w:r>
-        <w:rPr>
-          <w:rFonts w:ascii="Calibri" w:hAnsi="Calibri" w:cs="Calibri"/>
-          <w:sz w:val="36"/>
-          <w:szCs w:val="36"/>
+          <w:sz w:val="34"/>
+          <w:szCs w:val="34"/>
+        </w:rPr>
+      </w:pPr>
+      <w:r>
+        <w:rPr>
+          <w:rFonts w:ascii="Calibri" w:hAnsi="Calibri" w:cs="Calibri"/>
+          <w:sz w:val="34"/>
+          <w:szCs w:val="34"/>
         </w:rPr>
         <w:t># for windows run this in Windows PowerShell:</w:t>
       </w:r>
@@ -508,8 +548,8 @@
           <w:b/>
           <w:bCs/>
           <w:color w:val="60CAF3" w:themeColor="accent4" w:themeTint="99"/>
-          <w:sz w:val="36"/>
-          <w:szCs w:val="36"/>
+          <w:sz w:val="34"/>
+          <w:szCs w:val="34"/>
         </w:rPr>
       </w:pPr>
       <w:proofErr w:type="spellStart"/>
@@ -519,8 +559,8 @@
           <w:b/>
           <w:bCs/>
           <w:color w:val="60CAF3" w:themeColor="accent4" w:themeTint="99"/>
-          <w:sz w:val="36"/>
-          <w:szCs w:val="36"/>
+          <w:sz w:val="34"/>
+          <w:szCs w:val="34"/>
         </w:rPr>
         <w:t>dir</w:t>
       </w:r>
@@ -531,8 +571,8 @@
           <w:b/>
           <w:bCs/>
           <w:color w:val="60CAF3" w:themeColor="accent4" w:themeTint="99"/>
-          <w:sz w:val="36"/>
-          <w:szCs w:val="36"/>
+          <w:sz w:val="34"/>
+          <w:szCs w:val="34"/>
         </w:rPr>
         <w:t xml:space="preserve"> $HOME\.ssh</w:t>
       </w:r>
@@ -542,15 +582,15 @@
         <w:jc w:val="both"/>
         <w:rPr>
           <w:rFonts w:ascii="Calibri" w:hAnsi="Calibri" w:cs="Calibri"/>
-          <w:sz w:val="36"/>
-          <w:szCs w:val="36"/>
-        </w:rPr>
-      </w:pPr>
-      <w:r>
-        <w:rPr>
-          <w:rFonts w:ascii="Calibri" w:hAnsi="Calibri" w:cs="Calibri"/>
-          <w:sz w:val="36"/>
-          <w:szCs w:val="36"/>
+          <w:sz w:val="34"/>
+          <w:szCs w:val="34"/>
+        </w:rPr>
+      </w:pPr>
+      <w:r>
+        <w:rPr>
+          <w:rFonts w:ascii="Calibri" w:hAnsi="Calibri" w:cs="Calibri"/>
+          <w:sz w:val="34"/>
+          <w:szCs w:val="34"/>
         </w:rPr>
         <w:t># We may see:</w:t>
       </w:r>
@@ -562,17 +602,17 @@
           <w:rFonts w:ascii="Calibri" w:hAnsi="Calibri" w:cs="Calibri"/>
           <w:b/>
           <w:bCs/>
-          <w:sz w:val="36"/>
-          <w:szCs w:val="36"/>
-        </w:rPr>
-      </w:pPr>
-      <w:r>
-        <w:rPr>
-          <w:rFonts w:ascii="Calibri" w:hAnsi="Calibri" w:cs="Calibri"/>
-          <w:b/>
-          <w:bCs/>
-          <w:sz w:val="36"/>
-          <w:szCs w:val="36"/>
+          <w:sz w:val="34"/>
+          <w:szCs w:val="34"/>
+        </w:rPr>
+      </w:pPr>
+      <w:r>
+        <w:rPr>
+          <w:rFonts w:ascii="Calibri" w:hAnsi="Calibri" w:cs="Calibri"/>
+          <w:b/>
+          <w:bCs/>
+          <w:sz w:val="34"/>
+          <w:szCs w:val="34"/>
         </w:rPr>
         <w:t>id_ed25519</w:t>
       </w:r>
@@ -584,17 +624,17 @@
           <w:rFonts w:ascii="Calibri" w:hAnsi="Calibri" w:cs="Calibri"/>
           <w:b/>
           <w:bCs/>
-          <w:sz w:val="36"/>
-          <w:szCs w:val="36"/>
-        </w:rPr>
-      </w:pPr>
-      <w:r>
-        <w:rPr>
-          <w:rFonts w:ascii="Calibri" w:hAnsi="Calibri" w:cs="Calibri"/>
-          <w:b/>
-          <w:bCs/>
-          <w:sz w:val="36"/>
-          <w:szCs w:val="36"/>
+          <w:sz w:val="34"/>
+          <w:szCs w:val="34"/>
+        </w:rPr>
+      </w:pPr>
+      <w:r>
+        <w:rPr>
+          <w:rFonts w:ascii="Calibri" w:hAnsi="Calibri" w:cs="Calibri"/>
+          <w:b/>
+          <w:bCs/>
+          <w:sz w:val="34"/>
+          <w:szCs w:val="34"/>
         </w:rPr>
         <w:t>id_ed25519.pub</w:t>
       </w:r>
@@ -604,15 +644,15 @@
         <w:jc w:val="both"/>
         <w:rPr>
           <w:rFonts w:ascii="Calibri" w:hAnsi="Calibri" w:cs="Calibri"/>
-          <w:sz w:val="36"/>
-          <w:szCs w:val="36"/>
-        </w:rPr>
-      </w:pPr>
-      <w:r>
-        <w:rPr>
-          <w:rFonts w:ascii="Calibri" w:hAnsi="Calibri" w:cs="Calibri"/>
-          <w:sz w:val="36"/>
-          <w:szCs w:val="36"/>
+          <w:sz w:val="34"/>
+          <w:szCs w:val="34"/>
+        </w:rPr>
+      </w:pPr>
+      <w:r>
+        <w:rPr>
+          <w:rFonts w:ascii="Calibri" w:hAnsi="Calibri" w:cs="Calibri"/>
+          <w:sz w:val="34"/>
+          <w:szCs w:val="34"/>
         </w:rPr>
         <w:t># Or, if key already exists:</w:t>
       </w:r>
@@ -624,8 +664,8 @@
           <w:rFonts w:ascii="Calibri" w:hAnsi="Calibri" w:cs="Calibri"/>
           <w:b/>
           <w:bCs/>
-          <w:sz w:val="36"/>
-          <w:szCs w:val="36"/>
+          <w:sz w:val="34"/>
+          <w:szCs w:val="34"/>
         </w:rPr>
       </w:pPr>
       <w:proofErr w:type="spellStart"/>
@@ -634,8 +674,8 @@
           <w:rFonts w:ascii="Calibri" w:hAnsi="Calibri" w:cs="Calibri"/>
           <w:b/>
           <w:bCs/>
-          <w:sz w:val="36"/>
-          <w:szCs w:val="36"/>
+          <w:sz w:val="34"/>
+          <w:szCs w:val="34"/>
         </w:rPr>
         <w:t>id_rsa</w:t>
       </w:r>
@@ -648,19 +688,18 @@
           <w:rFonts w:ascii="Calibri" w:hAnsi="Calibri" w:cs="Calibri"/>
           <w:b/>
           <w:bCs/>
-          <w:sz w:val="36"/>
-          <w:szCs w:val="36"/>
-        </w:rPr>
-      </w:pPr>
-      <w:r>
-        <w:rPr>
-          <w:rFonts w:ascii="Calibri" w:hAnsi="Calibri" w:cs="Calibri"/>
-          <w:b/>
-          <w:bCs/>
-          <w:sz w:val="36"/>
-          <w:szCs w:val="36"/>
-        </w:rPr>
-        <w:lastRenderedPageBreak/>
+          <w:sz w:val="34"/>
+          <w:szCs w:val="34"/>
+        </w:rPr>
+      </w:pPr>
+      <w:r>
+        <w:rPr>
+          <w:rFonts w:ascii="Calibri" w:hAnsi="Calibri" w:cs="Calibri"/>
+          <w:b/>
+          <w:bCs/>
+          <w:sz w:val="34"/>
+          <w:szCs w:val="34"/>
+        </w:rPr>
         <w:t>id_rsa.pub</w:t>
       </w:r>
     </w:p>
@@ -669,25 +708,25 @@
         <w:jc w:val="both"/>
         <w:rPr>
           <w:rFonts w:ascii="Calibri" w:hAnsi="Calibri" w:cs="Calibri"/>
-          <w:sz w:val="36"/>
-          <w:szCs w:val="36"/>
-        </w:rPr>
-      </w:pPr>
-    </w:p>
-    <w:p>
-      <w:pPr>
-        <w:jc w:val="both"/>
-        <w:rPr>
-          <w:rFonts w:ascii="Calibri" w:hAnsi="Calibri" w:cs="Calibri"/>
-          <w:sz w:val="36"/>
-          <w:szCs w:val="36"/>
-        </w:rPr>
-      </w:pPr>
-      <w:r>
-        <w:rPr>
-          <w:rFonts w:ascii="Calibri" w:hAnsi="Calibri" w:cs="Calibri"/>
-          <w:sz w:val="36"/>
-          <w:szCs w:val="36"/>
+          <w:sz w:val="34"/>
+          <w:szCs w:val="34"/>
+        </w:rPr>
+      </w:pPr>
+    </w:p>
+    <w:p>
+      <w:pPr>
+        <w:jc w:val="both"/>
+        <w:rPr>
+          <w:rFonts w:ascii="Calibri" w:hAnsi="Calibri" w:cs="Calibri"/>
+          <w:sz w:val="34"/>
+          <w:szCs w:val="34"/>
+        </w:rPr>
+      </w:pPr>
+      <w:r>
+        <w:rPr>
+          <w:rFonts w:ascii="Calibri" w:hAnsi="Calibri" w:cs="Calibri"/>
+          <w:sz w:val="34"/>
+          <w:szCs w:val="34"/>
         </w:rPr>
         <w:t>Generate a New SSH Key:</w:t>
       </w:r>
@@ -697,15 +736,15 @@
         <w:jc w:val="both"/>
         <w:rPr>
           <w:rFonts w:ascii="Calibri" w:hAnsi="Calibri" w:cs="Calibri"/>
-          <w:sz w:val="36"/>
-          <w:szCs w:val="36"/>
-        </w:rPr>
-      </w:pPr>
-      <w:r>
-        <w:rPr>
-          <w:rFonts w:ascii="Calibri" w:hAnsi="Calibri" w:cs="Calibri"/>
-          <w:sz w:val="36"/>
-          <w:szCs w:val="36"/>
+          <w:sz w:val="34"/>
+          <w:szCs w:val="34"/>
+        </w:rPr>
+      </w:pPr>
+      <w:r>
+        <w:rPr>
+          <w:rFonts w:ascii="Calibri" w:hAnsi="Calibri" w:cs="Calibri"/>
+          <w:sz w:val="34"/>
+          <w:szCs w:val="34"/>
         </w:rPr>
         <w:t xml:space="preserve"># </w:t>
       </w:r>
@@ -714,16 +753,16 @@
           <w:rFonts w:ascii="Calibri" w:hAnsi="Calibri" w:cs="Calibri"/>
           <w:b/>
           <w:bCs/>
-          <w:sz w:val="36"/>
-          <w:szCs w:val="36"/>
+          <w:sz w:val="34"/>
+          <w:szCs w:val="34"/>
         </w:rPr>
         <w:t>Ed25519</w:t>
       </w:r>
       <w:r>
         <w:rPr>
           <w:rFonts w:ascii="Calibri" w:hAnsi="Calibri" w:cs="Calibri"/>
-          <w:sz w:val="36"/>
-          <w:szCs w:val="36"/>
+          <w:sz w:val="34"/>
+          <w:szCs w:val="34"/>
         </w:rPr>
         <w:t> is a Modern signature algorithm for SSH Key generation. Run this command in the terminal:</w:t>
       </w:r>
@@ -736,8 +775,8 @@
           <w:b/>
           <w:bCs/>
           <w:color w:val="60CAF3" w:themeColor="accent4" w:themeTint="99"/>
-          <w:sz w:val="36"/>
-          <w:szCs w:val="36"/>
+          <w:sz w:val="34"/>
+          <w:szCs w:val="34"/>
         </w:rPr>
       </w:pPr>
       <w:r>
@@ -746,8 +785,8 @@
           <w:b/>
           <w:bCs/>
           <w:color w:val="60CAF3" w:themeColor="accent4" w:themeTint="99"/>
-          <w:sz w:val="36"/>
-          <w:szCs w:val="36"/>
+          <w:sz w:val="34"/>
+          <w:szCs w:val="34"/>
         </w:rPr>
         <w:t>ssh-keygen -t ed25519 -C "your_email@example.com"</w:t>
       </w:r>
@@ -757,15 +796,15 @@
         <w:jc w:val="both"/>
         <w:rPr>
           <w:rFonts w:ascii="Calibri" w:hAnsi="Calibri" w:cs="Calibri"/>
-          <w:sz w:val="36"/>
-          <w:szCs w:val="36"/>
-        </w:rPr>
-      </w:pPr>
-      <w:r>
-        <w:rPr>
-          <w:rFonts w:ascii="Calibri" w:hAnsi="Calibri" w:cs="Calibri"/>
-          <w:sz w:val="36"/>
-          <w:szCs w:val="36"/>
+          <w:sz w:val="34"/>
+          <w:szCs w:val="34"/>
+        </w:rPr>
+      </w:pPr>
+      <w:r>
+        <w:rPr>
+          <w:rFonts w:ascii="Calibri" w:hAnsi="Calibri" w:cs="Calibri"/>
+          <w:sz w:val="34"/>
+          <w:szCs w:val="34"/>
         </w:rPr>
         <w:t># Example:</w:t>
       </w:r>
@@ -778,8 +817,8 @@
           <w:b/>
           <w:bCs/>
           <w:color w:val="60CAF3" w:themeColor="accent4" w:themeTint="99"/>
-          <w:sz w:val="36"/>
-          <w:szCs w:val="36"/>
+          <w:sz w:val="34"/>
+          <w:szCs w:val="34"/>
         </w:rPr>
       </w:pPr>
       <w:r>
@@ -788,8 +827,8 @@
           <w:b/>
           <w:bCs/>
           <w:color w:val="60CAF3" w:themeColor="accent4" w:themeTint="99"/>
-          <w:sz w:val="36"/>
-          <w:szCs w:val="36"/>
+          <w:sz w:val="34"/>
+          <w:szCs w:val="34"/>
         </w:rPr>
         <w:t>ssh-keygen -t ed25519 -C "nazmul@gmail.com"</w:t>
       </w:r>
@@ -799,15 +838,15 @@
         <w:jc w:val="both"/>
         <w:rPr>
           <w:rFonts w:ascii="Calibri" w:hAnsi="Calibri" w:cs="Calibri"/>
-          <w:sz w:val="36"/>
-          <w:szCs w:val="36"/>
-        </w:rPr>
-      </w:pPr>
-      <w:r>
-        <w:rPr>
-          <w:rFonts w:ascii="Calibri" w:hAnsi="Calibri" w:cs="Calibri"/>
-          <w:sz w:val="36"/>
-          <w:szCs w:val="36"/>
+          <w:sz w:val="34"/>
+          <w:szCs w:val="34"/>
+        </w:rPr>
+      </w:pPr>
+      <w:r>
+        <w:rPr>
+          <w:rFonts w:ascii="Calibri" w:hAnsi="Calibri" w:cs="Calibri"/>
+          <w:sz w:val="34"/>
+          <w:szCs w:val="34"/>
         </w:rPr>
         <w:t># Then:</w:t>
       </w:r>
@@ -822,15 +861,15 @@
         <w:jc w:val="both"/>
         <w:rPr>
           <w:rFonts w:ascii="Calibri" w:hAnsi="Calibri" w:cs="Calibri"/>
-          <w:sz w:val="36"/>
-          <w:szCs w:val="36"/>
-        </w:rPr>
-      </w:pPr>
-      <w:r>
-        <w:rPr>
-          <w:rFonts w:ascii="Calibri" w:hAnsi="Calibri" w:cs="Calibri"/>
-          <w:sz w:val="36"/>
-          <w:szCs w:val="36"/>
+          <w:sz w:val="34"/>
+          <w:szCs w:val="34"/>
+        </w:rPr>
+      </w:pPr>
+      <w:r>
+        <w:rPr>
+          <w:rFonts w:ascii="Calibri" w:hAnsi="Calibri" w:cs="Calibri"/>
+          <w:sz w:val="34"/>
+          <w:szCs w:val="34"/>
         </w:rPr>
         <w:t>It will ask the file (path) in which to save the key, hit enter for default location (</w:t>
       </w:r>
@@ -839,8 +878,8 @@
           <w:rFonts w:ascii="Calibri" w:hAnsi="Calibri" w:cs="Calibri"/>
           <w:b/>
           <w:bCs/>
-          <w:sz w:val="36"/>
-          <w:szCs w:val="36"/>
+          <w:sz w:val="34"/>
+          <w:szCs w:val="34"/>
         </w:rPr>
         <w:t>C:\Users\</w:t>
       </w:r>
@@ -850,8 +889,8 @@
           <w:rFonts w:ascii="Calibri" w:hAnsi="Calibri" w:cs="Calibri"/>
           <w:b/>
           <w:bCs/>
-          <w:sz w:val="36"/>
-          <w:szCs w:val="36"/>
+          <w:sz w:val="34"/>
+          <w:szCs w:val="34"/>
         </w:rPr>
         <w:t>nhasa</w:t>
       </w:r>
@@ -861,16 +900,16 @@
           <w:rFonts w:ascii="Calibri" w:hAnsi="Calibri" w:cs="Calibri"/>
           <w:b/>
           <w:bCs/>
-          <w:sz w:val="36"/>
-          <w:szCs w:val="36"/>
+          <w:sz w:val="34"/>
+          <w:szCs w:val="34"/>
         </w:rPr>
         <w:t>/.ssh/id_ed25519</w:t>
       </w:r>
       <w:r>
         <w:rPr>
           <w:rFonts w:ascii="Calibri" w:hAnsi="Calibri" w:cs="Calibri"/>
-          <w:sz w:val="36"/>
-          <w:szCs w:val="36"/>
+          <w:sz w:val="34"/>
+          <w:szCs w:val="34"/>
         </w:rPr>
         <w:t>)</w:t>
       </w:r>
@@ -885,15 +924,15 @@
         <w:jc w:val="both"/>
         <w:rPr>
           <w:rFonts w:ascii="Calibri" w:hAnsi="Calibri" w:cs="Calibri"/>
-          <w:sz w:val="36"/>
-          <w:szCs w:val="36"/>
-        </w:rPr>
-      </w:pPr>
-      <w:r>
-        <w:rPr>
-          <w:rFonts w:ascii="Calibri" w:hAnsi="Calibri" w:cs="Calibri"/>
-          <w:sz w:val="36"/>
-          <w:szCs w:val="36"/>
+          <w:sz w:val="34"/>
+          <w:szCs w:val="34"/>
+        </w:rPr>
+      </w:pPr>
+      <w:r>
+        <w:rPr>
+          <w:rFonts w:ascii="Calibri" w:hAnsi="Calibri" w:cs="Calibri"/>
+          <w:sz w:val="34"/>
+          <w:szCs w:val="34"/>
         </w:rPr>
         <w:t>Then it’ll ask for passphrase, keep it empty for no passphrase (for learning only). But set passwords for accessing the SSH key (more security)</w:t>
       </w:r>
@@ -903,15 +942,15 @@
         <w:jc w:val="both"/>
         <w:rPr>
           <w:rFonts w:ascii="Calibri" w:hAnsi="Calibri" w:cs="Calibri"/>
-          <w:sz w:val="36"/>
-          <w:szCs w:val="36"/>
-        </w:rPr>
-      </w:pPr>
-      <w:r>
-        <w:rPr>
-          <w:rFonts w:ascii="Calibri" w:hAnsi="Calibri" w:cs="Calibri"/>
-          <w:sz w:val="36"/>
-          <w:szCs w:val="36"/>
+          <w:sz w:val="34"/>
+          <w:szCs w:val="34"/>
+        </w:rPr>
+      </w:pPr>
+      <w:r>
+        <w:rPr>
+          <w:rFonts w:ascii="Calibri" w:hAnsi="Calibri" w:cs="Calibri"/>
+          <w:sz w:val="34"/>
+          <w:szCs w:val="34"/>
         </w:rPr>
         <w:t># Then generated files will be:</w:t>
       </w:r>
@@ -923,17 +962,17 @@
           <w:rFonts w:ascii="Calibri" w:hAnsi="Calibri" w:cs="Calibri"/>
           <w:b/>
           <w:bCs/>
-          <w:sz w:val="36"/>
-          <w:szCs w:val="36"/>
-        </w:rPr>
-      </w:pPr>
-      <w:r>
-        <w:rPr>
-          <w:rFonts w:ascii="Calibri" w:hAnsi="Calibri" w:cs="Calibri"/>
-          <w:b/>
-          <w:bCs/>
-          <w:sz w:val="36"/>
-          <w:szCs w:val="36"/>
+          <w:sz w:val="34"/>
+          <w:szCs w:val="34"/>
+        </w:rPr>
+      </w:pPr>
+      <w:r>
+        <w:rPr>
+          <w:rFonts w:ascii="Calibri" w:hAnsi="Calibri" w:cs="Calibri"/>
+          <w:b/>
+          <w:bCs/>
+          <w:sz w:val="34"/>
+          <w:szCs w:val="34"/>
         </w:rPr>
         <w:t>~/.ssh/id_ed25519</w:t>
       </w:r>
@@ -945,17 +984,17 @@
           <w:rFonts w:ascii="Calibri" w:hAnsi="Calibri" w:cs="Calibri"/>
           <w:b/>
           <w:bCs/>
-          <w:sz w:val="36"/>
-          <w:szCs w:val="36"/>
-        </w:rPr>
-      </w:pPr>
-      <w:r>
-        <w:rPr>
-          <w:rFonts w:ascii="Calibri" w:hAnsi="Calibri" w:cs="Calibri"/>
-          <w:b/>
-          <w:bCs/>
-          <w:sz w:val="36"/>
-          <w:szCs w:val="36"/>
+          <w:sz w:val="34"/>
+          <w:szCs w:val="34"/>
+        </w:rPr>
+      </w:pPr>
+      <w:r>
+        <w:rPr>
+          <w:rFonts w:ascii="Calibri" w:hAnsi="Calibri" w:cs="Calibri"/>
+          <w:b/>
+          <w:bCs/>
+          <w:sz w:val="34"/>
+          <w:szCs w:val="34"/>
         </w:rPr>
         <w:t>~/.ssh/id_ed25519.pub</w:t>
       </w:r>
@@ -965,15 +1004,15 @@
         <w:jc w:val="both"/>
         <w:rPr>
           <w:rFonts w:ascii="Calibri" w:hAnsi="Calibri" w:cs="Calibri"/>
-          <w:sz w:val="36"/>
-          <w:szCs w:val="36"/>
-        </w:rPr>
-      </w:pPr>
-      <w:r>
-        <w:rPr>
-          <w:rFonts w:ascii="Calibri" w:hAnsi="Calibri" w:cs="Calibri"/>
-          <w:sz w:val="36"/>
-          <w:szCs w:val="36"/>
+          <w:sz w:val="34"/>
+          <w:szCs w:val="34"/>
+        </w:rPr>
+      </w:pPr>
+      <w:r>
+        <w:rPr>
+          <w:rFonts w:ascii="Calibri" w:hAnsi="Calibri" w:cs="Calibri"/>
+          <w:sz w:val="34"/>
+          <w:szCs w:val="34"/>
         </w:rPr>
         <w:t xml:space="preserve"># Also Fingerprint SHA256 key and </w:t>
       </w:r>
@@ -981,8 +1020,8 @@
       <w:r>
         <w:rPr>
           <w:rFonts w:ascii="Calibri" w:hAnsi="Calibri" w:cs="Calibri"/>
-          <w:sz w:val="36"/>
-          <w:szCs w:val="36"/>
+          <w:sz w:val="34"/>
+          <w:szCs w:val="34"/>
         </w:rPr>
         <w:t>randomart</w:t>
       </w:r>
@@ -990,8 +1029,8 @@
       <w:r>
         <w:rPr>
           <w:rFonts w:ascii="Calibri" w:hAnsi="Calibri" w:cs="Calibri"/>
-          <w:sz w:val="36"/>
-          <w:szCs w:val="36"/>
+          <w:sz w:val="34"/>
+          <w:szCs w:val="34"/>
         </w:rPr>
         <w:t xml:space="preserve"> image</w:t>
       </w:r>
@@ -1001,15 +1040,15 @@
         <w:jc w:val="both"/>
         <w:rPr>
           <w:rFonts w:ascii="Calibri" w:hAnsi="Calibri" w:cs="Calibri"/>
-          <w:sz w:val="36"/>
-          <w:szCs w:val="36"/>
-        </w:rPr>
-      </w:pPr>
-      <w:r>
-        <w:rPr>
-          <w:rFonts w:ascii="Calibri" w:hAnsi="Calibri" w:cs="Calibri"/>
-          <w:sz w:val="36"/>
-          <w:szCs w:val="36"/>
+          <w:sz w:val="34"/>
+          <w:szCs w:val="34"/>
+        </w:rPr>
+      </w:pPr>
+      <w:r>
+        <w:rPr>
+          <w:rFonts w:ascii="Calibri" w:hAnsi="Calibri" w:cs="Calibri"/>
+          <w:sz w:val="34"/>
+          <w:szCs w:val="34"/>
         </w:rPr>
         <w:t># Remember, never share id_ed25519 (private key):</w:t>
       </w:r>
@@ -1024,47 +1063,49 @@
         <w:jc w:val="both"/>
         <w:rPr>
           <w:rFonts w:ascii="Calibri" w:hAnsi="Calibri" w:cs="Calibri"/>
-          <w:sz w:val="36"/>
-          <w:szCs w:val="36"/>
-        </w:rPr>
-      </w:pPr>
-      <w:r>
-        <w:rPr>
-          <w:rFonts w:ascii="Calibri" w:hAnsi="Calibri" w:cs="Calibri"/>
-          <w:b/>
-          <w:bCs/>
-          <w:sz w:val="36"/>
-          <w:szCs w:val="36"/>
+          <w:sz w:val="34"/>
+          <w:szCs w:val="34"/>
+        </w:rPr>
+      </w:pPr>
+      <w:r>
+        <w:rPr>
+          <w:rFonts w:ascii="Calibri" w:hAnsi="Calibri" w:cs="Calibri"/>
+          <w:b/>
+          <w:bCs/>
+          <w:sz w:val="34"/>
+          <w:szCs w:val="34"/>
         </w:rPr>
         <w:t>id_ed25519</w:t>
       </w:r>
       <w:r>
         <w:rPr>
           <w:rFonts w:ascii="Calibri" w:hAnsi="Calibri" w:cs="Calibri"/>
-          <w:sz w:val="36"/>
-          <w:szCs w:val="36"/>
+          <w:sz w:val="34"/>
+          <w:szCs w:val="34"/>
         </w:rPr>
         <w:tab/>
       </w:r>
       <w:r>
         <w:rPr>
           <w:rFonts w:ascii="Calibri" w:hAnsi="Calibri" w:cs="Calibri"/>
-          <w:sz w:val="36"/>
-          <w:szCs w:val="36"/>
+          <w:sz w:val="34"/>
+          <w:szCs w:val="34"/>
         </w:rPr>
         <w:tab/>
       </w:r>
       <w:r>
         <w:rPr>
           <w:rFonts w:ascii="Calibri" w:hAnsi="Calibri" w:cs="Calibri"/>
+          <w:sz w:val="22"/>
+          <w:szCs w:val="22"/>
         </w:rPr>
         <w:sym w:font="Wingdings" w:char="F0E0"/>
       </w:r>
       <w:r>
         <w:rPr>
           <w:rFonts w:ascii="Calibri" w:hAnsi="Calibri" w:cs="Calibri"/>
-          <w:sz w:val="36"/>
-          <w:szCs w:val="36"/>
+          <w:sz w:val="34"/>
+          <w:szCs w:val="34"/>
         </w:rPr>
         <w:tab/>
         <w:t>PRIVATE KEY</w:t>
@@ -1080,39 +1121,41 @@
         <w:jc w:val="both"/>
         <w:rPr>
           <w:rFonts w:ascii="Calibri" w:hAnsi="Calibri" w:cs="Calibri"/>
-          <w:sz w:val="36"/>
-          <w:szCs w:val="36"/>
-        </w:rPr>
-      </w:pPr>
-      <w:r>
-        <w:rPr>
-          <w:rFonts w:ascii="Calibri" w:hAnsi="Calibri" w:cs="Calibri"/>
-          <w:b/>
-          <w:bCs/>
-          <w:sz w:val="36"/>
-          <w:szCs w:val="36"/>
+          <w:sz w:val="34"/>
+          <w:szCs w:val="34"/>
+        </w:rPr>
+      </w:pPr>
+      <w:r>
+        <w:rPr>
+          <w:rFonts w:ascii="Calibri" w:hAnsi="Calibri" w:cs="Calibri"/>
+          <w:b/>
+          <w:bCs/>
+          <w:sz w:val="34"/>
+          <w:szCs w:val="34"/>
         </w:rPr>
         <w:t>id_ed25519.pub</w:t>
       </w:r>
       <w:r>
         <w:rPr>
           <w:rFonts w:ascii="Calibri" w:hAnsi="Calibri" w:cs="Calibri"/>
-          <w:sz w:val="36"/>
-          <w:szCs w:val="36"/>
+          <w:sz w:val="34"/>
+          <w:szCs w:val="34"/>
         </w:rPr>
         <w:tab/>
       </w:r>
       <w:r>
         <w:rPr>
           <w:rFonts w:ascii="Calibri" w:hAnsi="Calibri" w:cs="Calibri"/>
+          <w:sz w:val="22"/>
+          <w:szCs w:val="22"/>
         </w:rPr>
         <w:sym w:font="Wingdings" w:char="F0E0"/>
       </w:r>
       <w:r>
         <w:rPr>
           <w:rFonts w:ascii="Calibri" w:hAnsi="Calibri" w:cs="Calibri"/>
-          <w:sz w:val="36"/>
-          <w:szCs w:val="36"/>
+          <w:sz w:val="34"/>
+          <w:szCs w:val="34"/>
         </w:rPr>
         <w:tab/>
         <w:t>PUBLIC KEY</w:t>
@@ -1123,46 +1166,88 @@
         <w:jc w:val="both"/>
         <w:rPr>
           <w:rFonts w:ascii="Calibri" w:hAnsi="Calibri" w:cs="Calibri"/>
-          <w:sz w:val="36"/>
-          <w:szCs w:val="36"/>
-        </w:rPr>
-      </w:pPr>
-    </w:p>
-    <w:p>
-      <w:pPr>
-        <w:jc w:val="both"/>
-        <w:rPr>
-          <w:rFonts w:ascii="Calibri" w:hAnsi="Calibri" w:cs="Calibri"/>
-          <w:sz w:val="36"/>
-          <w:szCs w:val="36"/>
-        </w:rPr>
-      </w:pPr>
-      <w:r>
-        <w:rPr>
-          <w:rFonts w:ascii="Calibri" w:hAnsi="Calibri" w:cs="Calibri"/>
-          <w:sz w:val="36"/>
-          <w:szCs w:val="36"/>
+          <w:sz w:val="34"/>
+          <w:szCs w:val="34"/>
+        </w:rPr>
+      </w:pPr>
+    </w:p>
+    <w:p>
+      <w:pPr>
+        <w:jc w:val="both"/>
+        <w:rPr>
+          <w:rFonts w:ascii="Calibri" w:hAnsi="Calibri" w:cs="Calibri"/>
+          <w:sz w:val="34"/>
+          <w:szCs w:val="34"/>
+        </w:rPr>
+      </w:pPr>
+      <w:r>
+        <w:rPr>
+          <w:rFonts w:ascii="Calibri" w:hAnsi="Calibri" w:cs="Calibri"/>
+          <w:sz w:val="34"/>
+          <w:szCs w:val="34"/>
+        </w:rPr>
+        <w:t>Start SSH Agent:</w:t>
+      </w:r>
+    </w:p>
+    <w:p>
+      <w:pPr>
+        <w:jc w:val="both"/>
+        <w:rPr>
+          <w:rFonts w:ascii="Calibri" w:hAnsi="Calibri" w:cs="Calibri"/>
+          <w:sz w:val="34"/>
+          <w:szCs w:val="34"/>
+        </w:rPr>
+      </w:pPr>
+      <w:r>
+        <w:rPr>
+          <w:rFonts w:ascii="Calibri" w:hAnsi="Calibri" w:cs="Calibri"/>
+          <w:sz w:val="34"/>
+          <w:szCs w:val="34"/>
+        </w:rPr>
+        <w:t># For Linux/macOS, run this command:</w:t>
+      </w:r>
+    </w:p>
+    <w:p>
+      <w:pPr>
+        <w:jc w:val="both"/>
+        <w:rPr>
+          <w:rFonts w:ascii="Calibri" w:hAnsi="Calibri" w:cs="Calibri"/>
+          <w:b/>
+          <w:bCs/>
+          <w:color w:val="60CAF3" w:themeColor="accent4" w:themeTint="99"/>
+          <w:sz w:val="34"/>
+          <w:szCs w:val="34"/>
+        </w:rPr>
+      </w:pPr>
+      <w:r>
+        <w:rPr>
+          <w:rFonts w:ascii="Calibri" w:hAnsi="Calibri" w:cs="Calibri"/>
+          <w:b/>
+          <w:bCs/>
+          <w:color w:val="60CAF3" w:themeColor="accent4" w:themeTint="99"/>
+          <w:sz w:val="34"/>
+          <w:szCs w:val="34"/>
         </w:rPr>
         <w:lastRenderedPageBreak/>
-        <w:t>Start SSH Agent:</w:t>
-      </w:r>
-    </w:p>
-    <w:p>
-      <w:pPr>
-        <w:jc w:val="both"/>
-        <w:rPr>
-          <w:rFonts w:ascii="Calibri" w:hAnsi="Calibri" w:cs="Calibri"/>
-          <w:sz w:val="36"/>
-          <w:szCs w:val="36"/>
-        </w:rPr>
-      </w:pPr>
-      <w:r>
-        <w:rPr>
-          <w:rFonts w:ascii="Calibri" w:hAnsi="Calibri" w:cs="Calibri"/>
-          <w:sz w:val="36"/>
-          <w:szCs w:val="36"/>
-        </w:rPr>
-        <w:t># For Linux/macOS, run this command:</w:t>
+        <w:t>eval "$(ssh-agent -s)"</w:t>
+      </w:r>
+    </w:p>
+    <w:p>
+      <w:pPr>
+        <w:jc w:val="both"/>
+        <w:rPr>
+          <w:rFonts w:ascii="Calibri" w:hAnsi="Calibri" w:cs="Calibri"/>
+          <w:sz w:val="34"/>
+          <w:szCs w:val="34"/>
+        </w:rPr>
+      </w:pPr>
+      <w:r>
+        <w:rPr>
+          <w:rFonts w:ascii="Calibri" w:hAnsi="Calibri" w:cs="Calibri"/>
+          <w:sz w:val="34"/>
+          <w:szCs w:val="34"/>
+        </w:rPr>
+        <w:t># For Windows, run this in PowerShell:</w:t>
       </w:r>
     </w:p>
     <w:p>
@@ -1173,8 +1258,8 @@
           <w:b/>
           <w:bCs/>
           <w:color w:val="60CAF3" w:themeColor="accent4" w:themeTint="99"/>
-          <w:sz w:val="36"/>
-          <w:szCs w:val="36"/>
+          <w:sz w:val="34"/>
+          <w:szCs w:val="34"/>
         </w:rPr>
       </w:pPr>
       <w:r>
@@ -1183,50 +1268,8 @@
           <w:b/>
           <w:bCs/>
           <w:color w:val="60CAF3" w:themeColor="accent4" w:themeTint="99"/>
-          <w:sz w:val="36"/>
-          <w:szCs w:val="36"/>
-        </w:rPr>
-        <w:t>eval "$(ssh-agent -s)"</w:t>
-      </w:r>
-    </w:p>
-    <w:p>
-      <w:pPr>
-        <w:jc w:val="both"/>
-        <w:rPr>
-          <w:rFonts w:ascii="Calibri" w:hAnsi="Calibri" w:cs="Calibri"/>
-          <w:sz w:val="36"/>
-          <w:szCs w:val="36"/>
-        </w:rPr>
-      </w:pPr>
-      <w:r>
-        <w:rPr>
-          <w:rFonts w:ascii="Calibri" w:hAnsi="Calibri" w:cs="Calibri"/>
-          <w:sz w:val="36"/>
-          <w:szCs w:val="36"/>
-        </w:rPr>
-        <w:t># For Windows, run this in PowerShell:</w:t>
-      </w:r>
-    </w:p>
-    <w:p>
-      <w:pPr>
-        <w:jc w:val="both"/>
-        <w:rPr>
-          <w:rFonts w:ascii="Calibri" w:hAnsi="Calibri" w:cs="Calibri"/>
-          <w:b/>
-          <w:bCs/>
-          <w:color w:val="60CAF3" w:themeColor="accent4" w:themeTint="99"/>
-          <w:sz w:val="36"/>
-          <w:szCs w:val="36"/>
-        </w:rPr>
-      </w:pPr>
-      <w:r>
-        <w:rPr>
-          <w:rFonts w:ascii="Calibri" w:hAnsi="Calibri" w:cs="Calibri"/>
-          <w:b/>
-          <w:bCs/>
-          <w:color w:val="60CAF3" w:themeColor="accent4" w:themeTint="99"/>
-          <w:sz w:val="36"/>
-          <w:szCs w:val="36"/>
+          <w:sz w:val="34"/>
+          <w:szCs w:val="34"/>
         </w:rPr>
         <w:t>Start-Service ssh-agent</w:t>
       </w:r>
@@ -1236,25 +1279,25 @@
         <w:jc w:val="both"/>
         <w:rPr>
           <w:rFonts w:ascii="Calibri" w:hAnsi="Calibri" w:cs="Calibri"/>
-          <w:sz w:val="36"/>
-          <w:szCs w:val="36"/>
-        </w:rPr>
-      </w:pPr>
-    </w:p>
-    <w:p>
-      <w:pPr>
-        <w:jc w:val="both"/>
-        <w:rPr>
-          <w:rFonts w:ascii="Calibri" w:hAnsi="Calibri" w:cs="Calibri"/>
-          <w:sz w:val="36"/>
-          <w:szCs w:val="36"/>
-        </w:rPr>
-      </w:pPr>
-      <w:r>
-        <w:rPr>
-          <w:rFonts w:ascii="Calibri" w:hAnsi="Calibri" w:cs="Calibri"/>
-          <w:sz w:val="36"/>
-          <w:szCs w:val="36"/>
+          <w:sz w:val="34"/>
+          <w:szCs w:val="34"/>
+        </w:rPr>
+      </w:pPr>
+    </w:p>
+    <w:p>
+      <w:pPr>
+        <w:jc w:val="both"/>
+        <w:rPr>
+          <w:rFonts w:ascii="Calibri" w:hAnsi="Calibri" w:cs="Calibri"/>
+          <w:sz w:val="34"/>
+          <w:szCs w:val="34"/>
+        </w:rPr>
+      </w:pPr>
+      <w:r>
+        <w:rPr>
+          <w:rFonts w:ascii="Calibri" w:hAnsi="Calibri" w:cs="Calibri"/>
+          <w:sz w:val="34"/>
+          <w:szCs w:val="34"/>
         </w:rPr>
         <w:t># If the above command fails:</w:t>
       </w:r>
@@ -1269,15 +1312,15 @@
         <w:jc w:val="both"/>
         <w:rPr>
           <w:rFonts w:ascii="Calibri" w:hAnsi="Calibri" w:cs="Calibri"/>
-          <w:sz w:val="36"/>
-          <w:szCs w:val="36"/>
-        </w:rPr>
-      </w:pPr>
-      <w:r>
-        <w:rPr>
-          <w:rFonts w:ascii="Calibri" w:hAnsi="Calibri" w:cs="Calibri"/>
-          <w:sz w:val="36"/>
-          <w:szCs w:val="36"/>
+          <w:sz w:val="34"/>
+          <w:szCs w:val="34"/>
+        </w:rPr>
+      </w:pPr>
+      <w:r>
+        <w:rPr>
+          <w:rFonts w:ascii="Calibri" w:hAnsi="Calibri" w:cs="Calibri"/>
+          <w:sz w:val="34"/>
+          <w:szCs w:val="34"/>
         </w:rPr>
         <w:t>Make sure Windows PowerShell is opened by run as administrator</w:t>
       </w:r>
@@ -1292,15 +1335,15 @@
         <w:jc w:val="both"/>
         <w:rPr>
           <w:rFonts w:ascii="Calibri" w:hAnsi="Calibri" w:cs="Calibri"/>
-          <w:sz w:val="36"/>
-          <w:szCs w:val="36"/>
-        </w:rPr>
-      </w:pPr>
-      <w:r>
-        <w:rPr>
-          <w:rFonts w:ascii="Calibri" w:hAnsi="Calibri" w:cs="Calibri"/>
-          <w:sz w:val="36"/>
-          <w:szCs w:val="36"/>
+          <w:sz w:val="34"/>
+          <w:szCs w:val="34"/>
+        </w:rPr>
+      </w:pPr>
+      <w:r>
+        <w:rPr>
+          <w:rFonts w:ascii="Calibri" w:hAnsi="Calibri" w:cs="Calibri"/>
+          <w:sz w:val="34"/>
+          <w:szCs w:val="34"/>
         </w:rPr>
         <w:t>Run this command to check the service status:</w:t>
       </w:r>
@@ -1313,8 +1356,8 @@
           <w:b/>
           <w:bCs/>
           <w:color w:val="60CAF3" w:themeColor="accent4" w:themeTint="99"/>
-          <w:sz w:val="36"/>
-          <w:szCs w:val="36"/>
+          <w:sz w:val="34"/>
+          <w:szCs w:val="34"/>
         </w:rPr>
       </w:pPr>
       <w:r>
@@ -1323,8 +1366,8 @@
           <w:b/>
           <w:bCs/>
           <w:color w:val="60CAF3" w:themeColor="accent4" w:themeTint="99"/>
-          <w:sz w:val="36"/>
-          <w:szCs w:val="36"/>
+          <w:sz w:val="34"/>
+          <w:szCs w:val="34"/>
         </w:rPr>
         <w:t>Get-Service ssh-agent</w:t>
       </w:r>
@@ -1339,15 +1382,15 @@
         <w:jc w:val="both"/>
         <w:rPr>
           <w:rFonts w:ascii="Calibri" w:hAnsi="Calibri" w:cs="Calibri"/>
-          <w:sz w:val="36"/>
-          <w:szCs w:val="36"/>
-        </w:rPr>
-      </w:pPr>
-      <w:r>
-        <w:rPr>
-          <w:rFonts w:ascii="Calibri" w:hAnsi="Calibri" w:cs="Calibri"/>
-          <w:sz w:val="36"/>
-          <w:szCs w:val="36"/>
+          <w:sz w:val="34"/>
+          <w:szCs w:val="34"/>
+        </w:rPr>
+      </w:pPr>
+      <w:r>
+        <w:rPr>
+          <w:rFonts w:ascii="Calibri" w:hAnsi="Calibri" w:cs="Calibri"/>
+          <w:sz w:val="34"/>
+          <w:szCs w:val="34"/>
         </w:rPr>
         <w:t>We’ll likely see this output:</w:t>
       </w:r>
@@ -1359,17 +1402,17 @@
           <w:rFonts w:ascii="Calibri" w:hAnsi="Calibri" w:cs="Calibri"/>
           <w:b/>
           <w:bCs/>
-          <w:sz w:val="32"/>
-          <w:szCs w:val="32"/>
-        </w:rPr>
-      </w:pPr>
-      <w:r>
-        <w:rPr>
-          <w:rFonts w:ascii="Calibri" w:hAnsi="Calibri" w:cs="Calibri"/>
-          <w:b/>
-          <w:bCs/>
-          <w:sz w:val="32"/>
-          <w:szCs w:val="32"/>
+          <w:sz w:val="30"/>
+          <w:szCs w:val="30"/>
+        </w:rPr>
+      </w:pPr>
+      <w:r>
+        <w:rPr>
+          <w:rFonts w:ascii="Calibri" w:hAnsi="Calibri" w:cs="Calibri"/>
+          <w:b/>
+          <w:bCs/>
+          <w:sz w:val="30"/>
+          <w:szCs w:val="30"/>
         </w:rPr>
         <w:t>Status            Name            DisplayName</w:t>
       </w:r>
@@ -1381,17 +1424,17 @@
           <w:rFonts w:ascii="Calibri" w:hAnsi="Calibri" w:cs="Calibri"/>
           <w:b/>
           <w:bCs/>
-          <w:sz w:val="32"/>
-          <w:szCs w:val="32"/>
-        </w:rPr>
-      </w:pPr>
-      <w:r>
-        <w:rPr>
-          <w:rFonts w:ascii="Calibri" w:hAnsi="Calibri" w:cs="Calibri"/>
-          <w:b/>
-          <w:bCs/>
-          <w:sz w:val="32"/>
-          <w:szCs w:val="32"/>
+          <w:sz w:val="30"/>
+          <w:szCs w:val="30"/>
+        </w:rPr>
+      </w:pPr>
+      <w:r>
+        <w:rPr>
+          <w:rFonts w:ascii="Calibri" w:hAnsi="Calibri" w:cs="Calibri"/>
+          <w:b/>
+          <w:bCs/>
+          <w:sz w:val="30"/>
+          <w:szCs w:val="30"/>
         </w:rPr>
         <w:t>------                   ----                     -----------</w:t>
       </w:r>
@@ -1403,17 +1446,17 @@
           <w:rFonts w:ascii="Calibri" w:hAnsi="Calibri" w:cs="Calibri"/>
           <w:b/>
           <w:bCs/>
-          <w:sz w:val="32"/>
-          <w:szCs w:val="32"/>
-        </w:rPr>
-      </w:pPr>
-      <w:r>
-        <w:rPr>
-          <w:rFonts w:ascii="Calibri" w:hAnsi="Calibri" w:cs="Calibri"/>
-          <w:b/>
-          <w:bCs/>
-          <w:sz w:val="32"/>
-          <w:szCs w:val="32"/>
+          <w:sz w:val="30"/>
+          <w:szCs w:val="30"/>
+        </w:rPr>
+      </w:pPr>
+      <w:r>
+        <w:rPr>
+          <w:rFonts w:ascii="Calibri" w:hAnsi="Calibri" w:cs="Calibri"/>
+          <w:b/>
+          <w:bCs/>
+          <w:sz w:val="30"/>
+          <w:szCs w:val="30"/>
         </w:rPr>
         <w:t>Stopped   ssh-agent     OpenSSH Authentication Agent</w:t>
       </w:r>
@@ -1428,15 +1471,15 @@
         <w:jc w:val="both"/>
         <w:rPr>
           <w:rFonts w:ascii="Calibri" w:hAnsi="Calibri" w:cs="Calibri"/>
-          <w:sz w:val="36"/>
-          <w:szCs w:val="36"/>
-        </w:rPr>
-      </w:pPr>
-      <w:r>
-        <w:rPr>
-          <w:rFonts w:ascii="Calibri" w:hAnsi="Calibri" w:cs="Calibri"/>
-          <w:sz w:val="36"/>
-          <w:szCs w:val="36"/>
+          <w:sz w:val="34"/>
+          <w:szCs w:val="34"/>
+        </w:rPr>
+      </w:pPr>
+      <w:r>
+        <w:rPr>
+          <w:rFonts w:ascii="Calibri" w:hAnsi="Calibri" w:cs="Calibri"/>
+          <w:sz w:val="34"/>
+          <w:szCs w:val="34"/>
         </w:rPr>
         <w:t xml:space="preserve">Then run this command to enable it manually or automatic (using </w:t>
       </w:r>
@@ -1445,16 +1488,16 @@
           <w:rFonts w:ascii="Calibri" w:hAnsi="Calibri" w:cs="Calibri"/>
           <w:b/>
           <w:bCs/>
-          <w:sz w:val="36"/>
-          <w:szCs w:val="36"/>
+          <w:sz w:val="34"/>
+          <w:szCs w:val="34"/>
         </w:rPr>
         <w:t>Automatic</w:t>
       </w:r>
       <w:r>
         <w:rPr>
           <w:rFonts w:ascii="Calibri" w:hAnsi="Calibri" w:cs="Calibri"/>
-          <w:sz w:val="36"/>
-          <w:szCs w:val="36"/>
+          <w:sz w:val="34"/>
+          <w:szCs w:val="34"/>
         </w:rPr>
         <w:t xml:space="preserve"> instead of </w:t>
       </w:r>
@@ -1463,16 +1506,16 @@
           <w:rFonts w:ascii="Calibri" w:hAnsi="Calibri" w:cs="Calibri"/>
           <w:b/>
           <w:bCs/>
-          <w:sz w:val="36"/>
-          <w:szCs w:val="36"/>
+          <w:sz w:val="34"/>
+          <w:szCs w:val="34"/>
         </w:rPr>
         <w:t>Manual</w:t>
       </w:r>
       <w:r>
         <w:rPr>
           <w:rFonts w:ascii="Calibri" w:hAnsi="Calibri" w:cs="Calibri"/>
-          <w:sz w:val="36"/>
-          <w:szCs w:val="36"/>
+          <w:sz w:val="34"/>
+          <w:szCs w:val="34"/>
         </w:rPr>
         <w:t xml:space="preserve">, to stop it use </w:t>
       </w:r>
@@ -1481,16 +1524,16 @@
           <w:rFonts w:ascii="Calibri" w:hAnsi="Calibri" w:cs="Calibri"/>
           <w:b/>
           <w:bCs/>
-          <w:sz w:val="36"/>
-          <w:szCs w:val="36"/>
+          <w:sz w:val="34"/>
+          <w:szCs w:val="34"/>
         </w:rPr>
         <w:t>Disabled</w:t>
       </w:r>
       <w:r>
         <w:rPr>
           <w:rFonts w:ascii="Calibri" w:hAnsi="Calibri" w:cs="Calibri"/>
-          <w:sz w:val="36"/>
-          <w:szCs w:val="36"/>
+          <w:sz w:val="34"/>
+          <w:szCs w:val="34"/>
         </w:rPr>
         <w:t xml:space="preserve"> instead):</w:t>
       </w:r>
@@ -1503,8 +1546,8 @@
           <w:b/>
           <w:bCs/>
           <w:color w:val="60CAF3" w:themeColor="accent4" w:themeTint="99"/>
-          <w:sz w:val="36"/>
-          <w:szCs w:val="36"/>
+          <w:sz w:val="34"/>
+          <w:szCs w:val="34"/>
         </w:rPr>
       </w:pPr>
       <w:r>
@@ -1513,8 +1556,8 @@
           <w:b/>
           <w:bCs/>
           <w:color w:val="60CAF3" w:themeColor="accent4" w:themeTint="99"/>
-          <w:sz w:val="36"/>
-          <w:szCs w:val="36"/>
+          <w:sz w:val="34"/>
+          <w:szCs w:val="34"/>
         </w:rPr>
         <w:t>Set-Service -Name ssh-agent -</w:t>
       </w:r>
@@ -1525,8 +1568,8 @@
           <w:b/>
           <w:bCs/>
           <w:color w:val="60CAF3" w:themeColor="accent4" w:themeTint="99"/>
-          <w:sz w:val="36"/>
-          <w:szCs w:val="36"/>
+          <w:sz w:val="34"/>
+          <w:szCs w:val="34"/>
         </w:rPr>
         <w:t>StartupType</w:t>
       </w:r>
@@ -1537,8 +1580,8 @@
           <w:b/>
           <w:bCs/>
           <w:color w:val="60CAF3" w:themeColor="accent4" w:themeTint="99"/>
-          <w:sz w:val="36"/>
-          <w:szCs w:val="36"/>
+          <w:sz w:val="34"/>
+          <w:szCs w:val="34"/>
         </w:rPr>
         <w:t xml:space="preserve"> Manual</w:t>
       </w:r>
@@ -1553,15 +1596,15 @@
         <w:jc w:val="both"/>
         <w:rPr>
           <w:rFonts w:ascii="Calibri" w:hAnsi="Calibri" w:cs="Calibri"/>
-          <w:sz w:val="36"/>
-          <w:szCs w:val="36"/>
-        </w:rPr>
-      </w:pPr>
-      <w:r>
-        <w:rPr>
-          <w:rFonts w:ascii="Calibri" w:hAnsi="Calibri" w:cs="Calibri"/>
-          <w:sz w:val="36"/>
-          <w:szCs w:val="36"/>
+          <w:sz w:val="34"/>
+          <w:szCs w:val="34"/>
+        </w:rPr>
+      </w:pPr>
+      <w:r>
+        <w:rPr>
+          <w:rFonts w:ascii="Calibri" w:hAnsi="Calibri" w:cs="Calibri"/>
+          <w:sz w:val="34"/>
+          <w:szCs w:val="34"/>
         </w:rPr>
         <w:t xml:space="preserve">And run the </w:t>
       </w:r>
@@ -1570,16 +1613,16 @@
           <w:rFonts w:ascii="Calibri" w:hAnsi="Calibri" w:cs="Calibri"/>
           <w:b/>
           <w:bCs/>
-          <w:sz w:val="36"/>
-          <w:szCs w:val="36"/>
+          <w:sz w:val="34"/>
+          <w:szCs w:val="34"/>
         </w:rPr>
         <w:t>Start-Service</w:t>
       </w:r>
       <w:r>
         <w:rPr>
           <w:rFonts w:ascii="Calibri" w:hAnsi="Calibri" w:cs="Calibri"/>
-          <w:sz w:val="36"/>
-          <w:szCs w:val="36"/>
+          <w:sz w:val="34"/>
+          <w:szCs w:val="34"/>
         </w:rPr>
         <w:t xml:space="preserve"> command again, also check if its running using </w:t>
       </w:r>
@@ -1588,16 +1631,16 @@
           <w:rFonts w:ascii="Calibri" w:hAnsi="Calibri" w:cs="Calibri"/>
           <w:b/>
           <w:bCs/>
-          <w:sz w:val="36"/>
-          <w:szCs w:val="36"/>
+          <w:sz w:val="34"/>
+          <w:szCs w:val="34"/>
         </w:rPr>
         <w:t xml:space="preserve">Get-Service </w:t>
       </w:r>
       <w:r>
         <w:rPr>
           <w:rFonts w:ascii="Calibri" w:hAnsi="Calibri" w:cs="Calibri"/>
-          <w:sz w:val="36"/>
-          <w:szCs w:val="36"/>
+          <w:sz w:val="34"/>
+          <w:szCs w:val="34"/>
         </w:rPr>
         <w:t>command</w:t>
       </w:r>
@@ -1607,18 +1650,106 @@
         <w:jc w:val="both"/>
         <w:rPr>
           <w:rFonts w:ascii="Calibri" w:hAnsi="Calibri" w:cs="Calibri"/>
-          <w:sz w:val="36"/>
-          <w:szCs w:val="36"/>
-        </w:rPr>
-      </w:pPr>
-      <w:r>
-        <w:rPr>
-          <w:rFonts w:ascii="Calibri" w:hAnsi="Calibri" w:cs="Calibri"/>
-          <w:sz w:val="36"/>
-          <w:szCs w:val="36"/>
+          <w:sz w:val="34"/>
+          <w:szCs w:val="34"/>
+        </w:rPr>
+      </w:pPr>
+      <w:r>
+        <w:rPr>
+          <w:rFonts w:ascii="Calibri" w:hAnsi="Calibri" w:cs="Calibri"/>
+          <w:sz w:val="34"/>
+          <w:szCs w:val="34"/>
+        </w:rPr>
+        <w:t># To stop the ssh-agent service just run this command in administrator mode in PowerShell:</w:t>
+      </w:r>
+    </w:p>
+    <w:p>
+      <w:pPr>
+        <w:jc w:val="both"/>
+        <w:rPr>
+          <w:rFonts w:ascii="Calibri" w:hAnsi="Calibri" w:cs="Calibri"/>
+          <w:b/>
+          <w:bCs/>
+          <w:color w:val="60CAF3" w:themeColor="accent4" w:themeTint="99"/>
+          <w:sz w:val="34"/>
+          <w:szCs w:val="34"/>
+        </w:rPr>
+      </w:pPr>
+      <w:r>
+        <w:rPr>
+          <w:rFonts w:ascii="Calibri" w:hAnsi="Calibri" w:cs="Calibri"/>
+          <w:b/>
+          <w:bCs/>
+          <w:color w:val="60CAF3" w:themeColor="accent4" w:themeTint="99"/>
+          <w:sz w:val="34"/>
+          <w:szCs w:val="34"/>
+        </w:rPr>
+        <w:t>Stop-Service ssh-agent</w:t>
+      </w:r>
+    </w:p>
+    <w:p>
+      <w:pPr>
+        <w:jc w:val="both"/>
+        <w:rPr>
+          <w:rFonts w:ascii="Calibri" w:hAnsi="Calibri" w:cs="Calibri"/>
+          <w:sz w:val="34"/>
+          <w:szCs w:val="34"/>
+        </w:rPr>
+      </w:pPr>
+    </w:p>
+    <w:p>
+      <w:pPr>
+        <w:jc w:val="both"/>
+        <w:rPr>
+          <w:rFonts w:ascii="Calibri" w:hAnsi="Calibri" w:cs="Calibri"/>
+          <w:sz w:val="34"/>
+          <w:szCs w:val="34"/>
+        </w:rPr>
+      </w:pPr>
+      <w:r>
+        <w:rPr>
+          <w:rFonts w:ascii="Calibri" w:hAnsi="Calibri" w:cs="Calibri"/>
+          <w:sz w:val="34"/>
+          <w:szCs w:val="34"/>
         </w:rPr>
         <w:lastRenderedPageBreak/>
-        <w:t># To stop the ssh-agent service just run this command in administrator mode in PowerShell:</w:t>
+        <w:t>Add Private Key in SSH-Agent:</w:t>
+      </w:r>
+    </w:p>
+    <w:p>
+      <w:pPr>
+        <w:jc w:val="both"/>
+        <w:rPr>
+          <w:rFonts w:ascii="Calibri" w:hAnsi="Calibri" w:cs="Calibri"/>
+          <w:sz w:val="34"/>
+          <w:szCs w:val="34"/>
+        </w:rPr>
+      </w:pPr>
+      <w:r>
+        <w:rPr>
+          <w:rFonts w:ascii="Calibri" w:hAnsi="Calibri" w:cs="Calibri"/>
+          <w:sz w:val="34"/>
+          <w:szCs w:val="34"/>
+        </w:rPr>
+        <w:t xml:space="preserve"># Then add our private key using this command </w:t>
+      </w:r>
+      <w:r>
+        <w:rPr>
+          <w:rFonts w:ascii="Calibri" w:hAnsi="Calibri" w:cs="Calibri"/>
+          <w:b/>
+          <w:bCs/>
+          <w:sz w:val="34"/>
+          <w:szCs w:val="34"/>
+        </w:rPr>
+        <w:t>ssh-add file path</w:t>
+      </w:r>
+      <w:r>
+        <w:rPr>
+          <w:rFonts w:ascii="Calibri" w:hAnsi="Calibri" w:cs="Calibri"/>
+          <w:sz w:val="34"/>
+          <w:szCs w:val="34"/>
+        </w:rPr>
+        <w:t>:</w:t>
       </w:r>
     </w:p>
     <w:p>
@@ -1629,8 +1760,8 @@
           <w:b/>
           <w:bCs/>
           <w:color w:val="60CAF3" w:themeColor="accent4" w:themeTint="99"/>
-          <w:sz w:val="36"/>
-          <w:szCs w:val="36"/>
+          <w:sz w:val="34"/>
+          <w:szCs w:val="34"/>
         </w:rPr>
       </w:pPr>
       <w:r>
@@ -1639,74 +1770,32 @@
           <w:b/>
           <w:bCs/>
           <w:color w:val="60CAF3" w:themeColor="accent4" w:themeTint="99"/>
-          <w:sz w:val="36"/>
-          <w:szCs w:val="36"/>
-        </w:rPr>
-        <w:t>Stop-Service ssh-agent</w:t>
-      </w:r>
-    </w:p>
-    <w:p>
-      <w:pPr>
-        <w:jc w:val="both"/>
-        <w:rPr>
-          <w:rFonts w:ascii="Calibri" w:hAnsi="Calibri" w:cs="Calibri"/>
-          <w:sz w:val="36"/>
-          <w:szCs w:val="36"/>
-        </w:rPr>
-      </w:pPr>
-    </w:p>
-    <w:p>
-      <w:pPr>
-        <w:jc w:val="both"/>
-        <w:rPr>
-          <w:rFonts w:ascii="Calibri" w:hAnsi="Calibri" w:cs="Calibri"/>
-          <w:sz w:val="36"/>
-          <w:szCs w:val="36"/>
-        </w:rPr>
-      </w:pPr>
-      <w:r>
-        <w:rPr>
-          <w:rFonts w:ascii="Calibri" w:hAnsi="Calibri" w:cs="Calibri"/>
-          <w:sz w:val="36"/>
-          <w:szCs w:val="36"/>
-        </w:rPr>
-        <w:t>Add Private Key in SSH-Agent:</w:t>
-      </w:r>
-    </w:p>
-    <w:p>
-      <w:pPr>
-        <w:jc w:val="both"/>
-        <w:rPr>
-          <w:rFonts w:ascii="Calibri" w:hAnsi="Calibri" w:cs="Calibri"/>
-          <w:sz w:val="36"/>
-          <w:szCs w:val="36"/>
-        </w:rPr>
-      </w:pPr>
-      <w:r>
-        <w:rPr>
-          <w:rFonts w:ascii="Calibri" w:hAnsi="Calibri" w:cs="Calibri"/>
-          <w:sz w:val="36"/>
-          <w:szCs w:val="36"/>
-        </w:rPr>
-        <w:t xml:space="preserve"># Then add our private key using this command </w:t>
-      </w:r>
-      <w:r>
-        <w:rPr>
-          <w:rFonts w:ascii="Calibri" w:hAnsi="Calibri" w:cs="Calibri"/>
-          <w:b/>
-          <w:bCs/>
-          <w:sz w:val="36"/>
-          <w:szCs w:val="36"/>
-        </w:rPr>
-        <w:t>ssh-add file path</w:t>
-      </w:r>
-      <w:r>
-        <w:rPr>
-          <w:rFonts w:ascii="Calibri" w:hAnsi="Calibri" w:cs="Calibri"/>
-          <w:sz w:val="36"/>
-          <w:szCs w:val="36"/>
-        </w:rPr>
-        <w:t>:</w:t>
+          <w:sz w:val="34"/>
+          <w:szCs w:val="34"/>
+        </w:rPr>
+        <w:t xml:space="preserve">ssh-add "C:\Users\nhasa\.ssh\id_ed25519" </w:t>
+      </w:r>
+    </w:p>
+    <w:p>
+      <w:pPr>
+        <w:jc w:val="both"/>
+        <w:rPr>
+          <w:rFonts w:ascii="Calibri" w:hAnsi="Calibri" w:cs="Calibri"/>
+          <w:b/>
+          <w:bCs/>
+          <w:sz w:val="34"/>
+          <w:szCs w:val="34"/>
+        </w:rPr>
+      </w:pPr>
+      <w:r>
+        <w:rPr>
+          <w:rFonts w:ascii="Calibri" w:hAnsi="Calibri" w:cs="Calibri"/>
+          <w:b/>
+          <w:bCs/>
+          <w:sz w:val="34"/>
+          <w:szCs w:val="34"/>
+        </w:rPr>
+        <w:t>// or this</w:t>
       </w:r>
     </w:p>
     <w:p>
@@ -1717,8 +1806,8 @@
           <w:b/>
           <w:bCs/>
           <w:color w:val="60CAF3" w:themeColor="accent4" w:themeTint="99"/>
-          <w:sz w:val="36"/>
-          <w:szCs w:val="36"/>
+          <w:sz w:val="34"/>
+          <w:szCs w:val="34"/>
         </w:rPr>
       </w:pPr>
       <w:r>
@@ -1727,32 +1816,68 @@
           <w:b/>
           <w:bCs/>
           <w:color w:val="60CAF3" w:themeColor="accent4" w:themeTint="99"/>
-          <w:sz w:val="36"/>
-          <w:szCs w:val="36"/>
-        </w:rPr>
-        <w:t xml:space="preserve">ssh-add "C:\Users\nhasa\.ssh\id_ed25519" </w:t>
-      </w:r>
-    </w:p>
-    <w:p>
-      <w:pPr>
-        <w:jc w:val="both"/>
-        <w:rPr>
-          <w:rFonts w:ascii="Calibri" w:hAnsi="Calibri" w:cs="Calibri"/>
-          <w:b/>
-          <w:bCs/>
-          <w:sz w:val="36"/>
-          <w:szCs w:val="36"/>
-        </w:rPr>
-      </w:pPr>
-      <w:r>
-        <w:rPr>
-          <w:rFonts w:ascii="Calibri" w:hAnsi="Calibri" w:cs="Calibri"/>
-          <w:b/>
-          <w:bCs/>
-          <w:sz w:val="36"/>
-          <w:szCs w:val="36"/>
-        </w:rPr>
-        <w:t>// or this</w:t>
+          <w:sz w:val="34"/>
+          <w:szCs w:val="34"/>
+        </w:rPr>
+        <w:t>ssh-add ~/.ssh/id_ed25519</w:t>
+      </w:r>
+    </w:p>
+    <w:p>
+      <w:pPr>
+        <w:jc w:val="both"/>
+        <w:rPr>
+          <w:rFonts w:ascii="Calibri" w:hAnsi="Calibri" w:cs="Calibri"/>
+          <w:sz w:val="34"/>
+          <w:szCs w:val="34"/>
+        </w:rPr>
+      </w:pPr>
+      <w:r>
+        <w:rPr>
+          <w:rFonts w:ascii="Calibri" w:hAnsi="Calibri" w:cs="Calibri"/>
+          <w:sz w:val="34"/>
+          <w:szCs w:val="34"/>
+        </w:rPr>
+        <w:t># Output will be this:</w:t>
+      </w:r>
+    </w:p>
+    <w:p>
+      <w:pPr>
+        <w:jc w:val="both"/>
+        <w:rPr>
+          <w:rFonts w:ascii="Calibri" w:hAnsi="Calibri" w:cs="Calibri"/>
+          <w:b/>
+          <w:bCs/>
+          <w:sz w:val="34"/>
+          <w:szCs w:val="34"/>
+        </w:rPr>
+      </w:pPr>
+      <w:r>
+        <w:rPr>
+          <w:rFonts w:ascii="Calibri" w:hAnsi="Calibri" w:cs="Calibri"/>
+          <w:b/>
+          <w:bCs/>
+          <w:sz w:val="34"/>
+          <w:szCs w:val="34"/>
+        </w:rPr>
+        <w:t>Identity added: C:\Users\nhasa\.ssh\id_ed25519 (nhasanr18@gmail.com)</w:t>
+      </w:r>
+    </w:p>
+    <w:p>
+      <w:pPr>
+        <w:jc w:val="both"/>
+        <w:rPr>
+          <w:rFonts w:ascii="Calibri" w:hAnsi="Calibri" w:cs="Calibri"/>
+          <w:sz w:val="34"/>
+          <w:szCs w:val="34"/>
+        </w:rPr>
+      </w:pPr>
+      <w:r>
+        <w:rPr>
+          <w:rFonts w:ascii="Calibri" w:hAnsi="Calibri" w:cs="Calibri"/>
+          <w:sz w:val="34"/>
+          <w:szCs w:val="34"/>
+        </w:rPr>
+        <w:t># Then check loaded keys using:</w:t>
       </w:r>
     </w:p>
     <w:p>
@@ -1763,8 +1888,8 @@
           <w:b/>
           <w:bCs/>
           <w:color w:val="60CAF3" w:themeColor="accent4" w:themeTint="99"/>
-          <w:sz w:val="36"/>
-          <w:szCs w:val="36"/>
+          <w:sz w:val="34"/>
+          <w:szCs w:val="34"/>
         </w:rPr>
       </w:pPr>
       <w:r>
@@ -1773,130 +1898,206 @@
           <w:b/>
           <w:bCs/>
           <w:color w:val="60CAF3" w:themeColor="accent4" w:themeTint="99"/>
-          <w:sz w:val="36"/>
-          <w:szCs w:val="36"/>
-        </w:rPr>
-        <w:t>ssh-add ~/.ssh/id_ed25519</w:t>
-      </w:r>
-    </w:p>
-    <w:p>
-      <w:pPr>
-        <w:jc w:val="both"/>
-        <w:rPr>
-          <w:rFonts w:ascii="Calibri" w:hAnsi="Calibri" w:cs="Calibri"/>
-          <w:sz w:val="36"/>
-          <w:szCs w:val="36"/>
-        </w:rPr>
-      </w:pPr>
-      <w:r>
-        <w:rPr>
-          <w:rFonts w:ascii="Calibri" w:hAnsi="Calibri" w:cs="Calibri"/>
-          <w:sz w:val="36"/>
-          <w:szCs w:val="36"/>
-        </w:rPr>
-        <w:t># Output will be this:</w:t>
-      </w:r>
-    </w:p>
-    <w:p>
-      <w:pPr>
-        <w:jc w:val="both"/>
-        <w:rPr>
-          <w:rFonts w:ascii="Calibri" w:hAnsi="Calibri" w:cs="Calibri"/>
-          <w:b/>
-          <w:bCs/>
-          <w:sz w:val="36"/>
-          <w:szCs w:val="36"/>
-        </w:rPr>
-      </w:pPr>
-      <w:r>
-        <w:rPr>
-          <w:rFonts w:ascii="Calibri" w:hAnsi="Calibri" w:cs="Calibri"/>
-          <w:b/>
-          <w:bCs/>
-          <w:sz w:val="36"/>
-          <w:szCs w:val="36"/>
-        </w:rPr>
-        <w:t>Identity added: C:\Users\nhasa\.ssh\id_ed25519 (nhasanr18@gmail.com)</w:t>
-      </w:r>
-    </w:p>
-    <w:p>
-      <w:pPr>
-        <w:jc w:val="both"/>
-        <w:rPr>
-          <w:rFonts w:ascii="Calibri" w:hAnsi="Calibri" w:cs="Calibri"/>
-          <w:sz w:val="36"/>
-          <w:szCs w:val="36"/>
-        </w:rPr>
-      </w:pPr>
-      <w:r>
-        <w:rPr>
-          <w:rFonts w:ascii="Calibri" w:hAnsi="Calibri" w:cs="Calibri"/>
-          <w:sz w:val="36"/>
-          <w:szCs w:val="36"/>
-        </w:rPr>
-        <w:t># Then check loaded keys using:</w:t>
-      </w:r>
-    </w:p>
-    <w:p>
-      <w:pPr>
-        <w:jc w:val="both"/>
+          <w:sz w:val="34"/>
+          <w:szCs w:val="34"/>
+        </w:rPr>
+        <w:t>ssh-add -l</w:t>
+      </w:r>
+    </w:p>
+    <w:p>
+      <w:pPr>
+        <w:jc w:val="both"/>
+        <w:rPr>
+          <w:rFonts w:ascii="Calibri" w:hAnsi="Calibri" w:cs="Calibri"/>
+          <w:sz w:val="34"/>
+          <w:szCs w:val="34"/>
+        </w:rPr>
+      </w:pPr>
+      <w:r>
+        <w:rPr>
+          <w:rFonts w:ascii="Calibri" w:hAnsi="Calibri" w:cs="Calibri"/>
+          <w:sz w:val="34"/>
+          <w:szCs w:val="34"/>
+        </w:rPr>
+        <w:t># It will show a list of added SSH Keys (private key)</w:t>
+      </w:r>
+    </w:p>
+    <w:p>
+      <w:pPr>
+        <w:jc w:val="both"/>
+        <w:rPr>
+          <w:rFonts w:ascii="Calibri" w:hAnsi="Calibri" w:cs="Calibri"/>
+          <w:sz w:val="30"/>
+          <w:szCs w:val="30"/>
+        </w:rPr>
+      </w:pPr>
+      <w:r>
+        <w:rPr>
+          <w:rFonts w:ascii="Calibri" w:hAnsi="Calibri" w:cs="Calibri"/>
+          <w:b/>
+          <w:bCs/>
+          <w:sz w:val="30"/>
+          <w:szCs w:val="30"/>
+        </w:rPr>
+        <w:t>256 SHA256:Qn8zg</w:t>
+      </w:r>
+      <w:proofErr w:type="gramStart"/>
+      <w:r>
+        <w:rPr>
+          <w:rFonts w:ascii="Calibri" w:hAnsi="Calibri" w:cs="Calibri"/>
+          <w:b/>
+          <w:bCs/>
+          <w:sz w:val="30"/>
+          <w:szCs w:val="30"/>
+        </w:rPr>
+        <w:t>…..</w:t>
+      </w:r>
+      <w:proofErr w:type="spellStart"/>
+      <w:proofErr w:type="gramEnd"/>
+      <w:r>
+        <w:rPr>
+          <w:rFonts w:ascii="Calibri" w:hAnsi="Calibri" w:cs="Calibri"/>
+          <w:b/>
+          <w:bCs/>
+          <w:sz w:val="30"/>
+          <w:szCs w:val="30"/>
+        </w:rPr>
+        <w:t>FCbw</w:t>
+      </w:r>
+      <w:proofErr w:type="spellEnd"/>
+      <w:r>
+        <w:rPr>
+          <w:rFonts w:ascii="Calibri" w:hAnsi="Calibri" w:cs="Calibri"/>
+          <w:b/>
+          <w:bCs/>
+          <w:sz w:val="30"/>
+          <w:szCs w:val="30"/>
+        </w:rPr>
+        <w:t xml:space="preserve"> nhasanr18@gmail.com (ED25519)</w:t>
+      </w:r>
+    </w:p>
+    <w:p>
+      <w:pPr>
+        <w:jc w:val="both"/>
+        <w:rPr>
+          <w:rFonts w:ascii="Calibri" w:hAnsi="Calibri" w:cs="Calibri"/>
+          <w:sz w:val="34"/>
+          <w:szCs w:val="34"/>
+        </w:rPr>
+      </w:pPr>
+    </w:p>
+    <w:p>
+      <w:pPr>
+        <w:jc w:val="both"/>
+        <w:rPr>
+          <w:rFonts w:ascii="Calibri" w:hAnsi="Calibri" w:cs="Calibri"/>
+          <w:sz w:val="34"/>
+          <w:szCs w:val="34"/>
+        </w:rPr>
+      </w:pPr>
+      <w:r>
+        <w:rPr>
+          <w:rFonts w:ascii="Calibri" w:hAnsi="Calibri" w:cs="Calibri"/>
+          <w:sz w:val="34"/>
+          <w:szCs w:val="34"/>
+        </w:rPr>
+        <w:t>Copy Public Key:</w:t>
+      </w:r>
+    </w:p>
+    <w:p>
+      <w:pPr>
+        <w:jc w:val="both"/>
+        <w:rPr>
+          <w:rFonts w:ascii="Calibri" w:hAnsi="Calibri" w:cs="Calibri"/>
+          <w:sz w:val="34"/>
+          <w:szCs w:val="34"/>
+        </w:rPr>
+      </w:pPr>
+      <w:r>
+        <w:rPr>
+          <w:rFonts w:ascii="Calibri" w:hAnsi="Calibri" w:cs="Calibri"/>
+          <w:sz w:val="34"/>
+          <w:szCs w:val="34"/>
+        </w:rPr>
+        <w:t># Use this command to show it</w:t>
+      </w:r>
+    </w:p>
+    <w:p>
+      <w:pPr>
+        <w:jc w:val="both"/>
+        <w:rPr>
+          <w:rFonts w:ascii="Calibri" w:hAnsi="Calibri" w:cs="Calibri"/>
+          <w:sz w:val="34"/>
+          <w:szCs w:val="34"/>
+        </w:rPr>
+      </w:pPr>
+      <w:r>
         <w:rPr>
           <w:rFonts w:ascii="Calibri" w:hAnsi="Calibri" w:cs="Calibri"/>
           <w:b/>
           <w:bCs/>
           <w:color w:val="60CAF3" w:themeColor="accent4" w:themeTint="99"/>
-          <w:sz w:val="36"/>
-          <w:szCs w:val="36"/>
-        </w:rPr>
-      </w:pPr>
-      <w:r>
-        <w:rPr>
-          <w:rFonts w:ascii="Calibri" w:hAnsi="Calibri" w:cs="Calibri"/>
-          <w:b/>
-          <w:bCs/>
-          <w:color w:val="60CAF3" w:themeColor="accent4" w:themeTint="99"/>
-          <w:sz w:val="36"/>
-          <w:szCs w:val="36"/>
-        </w:rPr>
-        <w:t>ssh-add -l</w:t>
-      </w:r>
-    </w:p>
-    <w:p>
-      <w:pPr>
-        <w:jc w:val="both"/>
-        <w:rPr>
-          <w:rFonts w:ascii="Calibri" w:hAnsi="Calibri" w:cs="Calibri"/>
-          <w:sz w:val="36"/>
-          <w:szCs w:val="36"/>
-        </w:rPr>
-      </w:pPr>
-      <w:r>
-        <w:rPr>
-          <w:rFonts w:ascii="Calibri" w:hAnsi="Calibri" w:cs="Calibri"/>
-          <w:sz w:val="36"/>
-          <w:szCs w:val="36"/>
-        </w:rPr>
-        <w:t># It will show a list of added SSH Keys (private key)</w:t>
-      </w:r>
-    </w:p>
-    <w:p>
-      <w:pPr>
-        <w:jc w:val="both"/>
-        <w:rPr>
-          <w:rFonts w:ascii="Calibri" w:hAnsi="Calibri" w:cs="Calibri"/>
-          <w:sz w:val="32"/>
-          <w:szCs w:val="32"/>
-        </w:rPr>
-      </w:pPr>
-      <w:r>
-        <w:rPr>
-          <w:rFonts w:ascii="Calibri" w:hAnsi="Calibri" w:cs="Calibri"/>
-          <w:b/>
-          <w:bCs/>
-          <w:sz w:val="32"/>
-          <w:szCs w:val="32"/>
-        </w:rPr>
-        <w:t>256 SHA256:Qn8zg…..</w:t>
+          <w:sz w:val="34"/>
+          <w:szCs w:val="34"/>
+        </w:rPr>
+        <w:t>cat ~/.ssh/id_ed25519.pub</w:t>
+      </w:r>
+      <w:r>
+        <w:rPr>
+          <w:rFonts w:ascii="Calibri" w:hAnsi="Calibri" w:cs="Calibri"/>
+          <w:sz w:val="34"/>
+          <w:szCs w:val="34"/>
+        </w:rPr>
+        <w:t xml:space="preserve">       // Or direct path of the file</w:t>
+      </w:r>
+    </w:p>
+    <w:p>
+      <w:pPr>
+        <w:jc w:val="both"/>
+        <w:rPr>
+          <w:rFonts w:ascii="Calibri" w:hAnsi="Calibri" w:cs="Calibri"/>
+          <w:sz w:val="34"/>
+          <w:szCs w:val="34"/>
+        </w:rPr>
+      </w:pPr>
+      <w:r>
+        <w:rPr>
+          <w:rFonts w:ascii="Calibri" w:hAnsi="Calibri" w:cs="Calibri"/>
+          <w:sz w:val="34"/>
+          <w:szCs w:val="34"/>
+        </w:rPr>
+        <w:t># Output will be like this:</w:t>
+      </w:r>
+    </w:p>
+    <w:p>
+      <w:pPr>
+        <w:jc w:val="both"/>
+        <w:rPr>
+          <w:rFonts w:ascii="Calibri" w:hAnsi="Calibri" w:cs="Calibri"/>
+          <w:sz w:val="32"/>
+          <w:szCs w:val="32"/>
+        </w:rPr>
+      </w:pPr>
+      <w:r>
+        <w:rPr>
+          <w:rFonts w:ascii="Calibri" w:hAnsi="Calibri" w:cs="Calibri"/>
+          <w:b/>
+          <w:bCs/>
+          <w:sz w:val="32"/>
+          <w:szCs w:val="32"/>
+        </w:rPr>
+        <w:t>ssh-ed25519 AAAA1l……</w:t>
+      </w:r>
+      <w:proofErr w:type="gramStart"/>
+      <w:r>
+        <w:rPr>
+          <w:rFonts w:ascii="Calibri" w:hAnsi="Calibri" w:cs="Calibri"/>
+          <w:b/>
+          <w:bCs/>
+          <w:sz w:val="32"/>
+          <w:szCs w:val="32"/>
+        </w:rPr>
+        <w:t>….</w:t>
       </w:r>
       <w:proofErr w:type="spellStart"/>
       <w:r>
@@ -1907,7 +2108,18 @@
           <w:sz w:val="32"/>
           <w:szCs w:val="32"/>
         </w:rPr>
-        <w:t>FCbw</w:t>
+        <w:t>Sk</w:t>
+      </w:r>
+      <w:proofErr w:type="gramEnd"/>
+      <w:r>
+        <w:rPr>
+          <w:rFonts w:ascii="Calibri" w:hAnsi="Calibri" w:cs="Calibri"/>
+          <w:b/>
+          <w:bCs/>
+          <w:sz w:val="32"/>
+          <w:szCs w:val="32"/>
+        </w:rPr>
+        <w:t>+hXV</w:t>
       </w:r>
       <w:proofErr w:type="spellEnd"/>
       <w:r>
@@ -1918,142 +2130,6 @@
           <w:sz w:val="32"/>
           <w:szCs w:val="32"/>
         </w:rPr>
-        <w:t xml:space="preserve"> nhasanr18@gmail.com (ED25519)</w:t>
-      </w:r>
-    </w:p>
-    <w:p>
-      <w:pPr>
-        <w:jc w:val="both"/>
-        <w:rPr>
-          <w:rFonts w:ascii="Calibri" w:hAnsi="Calibri" w:cs="Calibri"/>
-          <w:sz w:val="36"/>
-          <w:szCs w:val="36"/>
-        </w:rPr>
-      </w:pPr>
-    </w:p>
-    <w:p>
-      <w:pPr>
-        <w:jc w:val="both"/>
-        <w:rPr>
-          <w:rFonts w:ascii="Calibri" w:hAnsi="Calibri" w:cs="Calibri"/>
-          <w:sz w:val="36"/>
-          <w:szCs w:val="36"/>
-        </w:rPr>
-      </w:pPr>
-      <w:r>
-        <w:rPr>
-          <w:rFonts w:ascii="Calibri" w:hAnsi="Calibri" w:cs="Calibri"/>
-          <w:sz w:val="36"/>
-          <w:szCs w:val="36"/>
-        </w:rPr>
-        <w:t>Copy Public Key:</w:t>
-      </w:r>
-    </w:p>
-    <w:p>
-      <w:pPr>
-        <w:jc w:val="both"/>
-        <w:rPr>
-          <w:rFonts w:ascii="Calibri" w:hAnsi="Calibri" w:cs="Calibri"/>
-          <w:sz w:val="36"/>
-          <w:szCs w:val="36"/>
-        </w:rPr>
-      </w:pPr>
-      <w:r>
-        <w:rPr>
-          <w:rFonts w:ascii="Calibri" w:hAnsi="Calibri" w:cs="Calibri"/>
-          <w:sz w:val="36"/>
-          <w:szCs w:val="36"/>
-        </w:rPr>
-        <w:t># Use this command to show it</w:t>
-      </w:r>
-    </w:p>
-    <w:p>
-      <w:pPr>
-        <w:jc w:val="both"/>
-        <w:rPr>
-          <w:rFonts w:ascii="Calibri" w:hAnsi="Calibri" w:cs="Calibri"/>
-          <w:sz w:val="36"/>
-          <w:szCs w:val="36"/>
-        </w:rPr>
-      </w:pPr>
-      <w:r>
-        <w:rPr>
-          <w:rFonts w:ascii="Calibri" w:hAnsi="Calibri" w:cs="Calibri"/>
-          <w:b/>
-          <w:bCs/>
-          <w:color w:val="60CAF3" w:themeColor="accent4" w:themeTint="99"/>
-          <w:sz w:val="36"/>
-          <w:szCs w:val="36"/>
-        </w:rPr>
-        <w:t>cat ~/.ssh/id_ed25519.pub</w:t>
-      </w:r>
-      <w:r>
-        <w:rPr>
-          <w:rFonts w:ascii="Calibri" w:hAnsi="Calibri" w:cs="Calibri"/>
-          <w:sz w:val="36"/>
-          <w:szCs w:val="36"/>
-        </w:rPr>
-        <w:t xml:space="preserve">       // Or direct path of the file</w:t>
-      </w:r>
-    </w:p>
-    <w:p>
-      <w:pPr>
-        <w:jc w:val="both"/>
-        <w:rPr>
-          <w:rFonts w:ascii="Calibri" w:hAnsi="Calibri" w:cs="Calibri"/>
-          <w:sz w:val="36"/>
-          <w:szCs w:val="36"/>
-        </w:rPr>
-      </w:pPr>
-      <w:r>
-        <w:rPr>
-          <w:rFonts w:ascii="Calibri" w:hAnsi="Calibri" w:cs="Calibri"/>
-          <w:sz w:val="36"/>
-          <w:szCs w:val="36"/>
-        </w:rPr>
-        <w:t># Output will be like this:</w:t>
-      </w:r>
-    </w:p>
-    <w:p>
-      <w:pPr>
-        <w:jc w:val="both"/>
-        <w:rPr>
-          <w:rFonts w:ascii="Calibri" w:hAnsi="Calibri" w:cs="Calibri"/>
-          <w:sz w:val="34"/>
-          <w:szCs w:val="34"/>
-        </w:rPr>
-      </w:pPr>
-      <w:r>
-        <w:rPr>
-          <w:rFonts w:ascii="Calibri" w:hAnsi="Calibri" w:cs="Calibri"/>
-          <w:b/>
-          <w:bCs/>
-          <w:sz w:val="34"/>
-          <w:szCs w:val="34"/>
-        </w:rPr>
-        <w:lastRenderedPageBreak/>
-        <w:t>ssh-ed25519 AAAA1l……….</w:t>
-      </w:r>
-      <w:proofErr w:type="spellStart"/>
-      <w:r>
-        <w:rPr>
-          <w:rFonts w:ascii="Calibri" w:hAnsi="Calibri" w:cs="Calibri"/>
-          <w:b/>
-          <w:bCs/>
-          <w:sz w:val="34"/>
-          <w:szCs w:val="34"/>
-        </w:rPr>
-        <w:t>Sk+hXV</w:t>
-      </w:r>
-      <w:proofErr w:type="spellEnd"/>
-      <w:r>
-        <w:rPr>
-          <w:rFonts w:ascii="Calibri" w:hAnsi="Calibri" w:cs="Calibri"/>
-          <w:b/>
-          <w:bCs/>
-          <w:sz w:val="34"/>
-          <w:szCs w:val="34"/>
-        </w:rPr>
         <w:t xml:space="preserve"> nhasanr18@gmail.com</w:t>
       </w:r>
     </w:p>
@@ -2062,15 +2138,15 @@
         <w:jc w:val="both"/>
         <w:rPr>
           <w:rFonts w:ascii="Calibri" w:hAnsi="Calibri" w:cs="Calibri"/>
-          <w:sz w:val="34"/>
-          <w:szCs w:val="34"/>
-        </w:rPr>
-      </w:pPr>
-      <w:r>
-        <w:rPr>
-          <w:rFonts w:ascii="Calibri" w:hAnsi="Calibri" w:cs="Calibri"/>
-          <w:sz w:val="34"/>
-          <w:szCs w:val="34"/>
+          <w:sz w:val="32"/>
+          <w:szCs w:val="32"/>
+        </w:rPr>
+      </w:pPr>
+      <w:r>
+        <w:rPr>
+          <w:rFonts w:ascii="Calibri" w:hAnsi="Calibri" w:cs="Calibri"/>
+          <w:sz w:val="32"/>
+          <w:szCs w:val="32"/>
         </w:rPr>
         <w:t># Copy the entire line</w:t>
       </w:r>
@@ -2080,25 +2156,25 @@
         <w:jc w:val="both"/>
         <w:rPr>
           <w:rFonts w:ascii="Calibri" w:hAnsi="Calibri" w:cs="Calibri"/>
-          <w:sz w:val="34"/>
-          <w:szCs w:val="34"/>
-        </w:rPr>
-      </w:pPr>
-    </w:p>
-    <w:p>
-      <w:pPr>
-        <w:jc w:val="both"/>
-        <w:rPr>
-          <w:rFonts w:ascii="Calibri" w:hAnsi="Calibri" w:cs="Calibri"/>
-          <w:sz w:val="34"/>
-          <w:szCs w:val="34"/>
-        </w:rPr>
-      </w:pPr>
-      <w:r>
-        <w:rPr>
-          <w:rFonts w:ascii="Calibri" w:hAnsi="Calibri" w:cs="Calibri"/>
-          <w:sz w:val="34"/>
-          <w:szCs w:val="34"/>
+          <w:sz w:val="32"/>
+          <w:szCs w:val="32"/>
+        </w:rPr>
+      </w:pPr>
+    </w:p>
+    <w:p>
+      <w:pPr>
+        <w:jc w:val="both"/>
+        <w:rPr>
+          <w:rFonts w:ascii="Calibri" w:hAnsi="Calibri" w:cs="Calibri"/>
+          <w:sz w:val="32"/>
+          <w:szCs w:val="32"/>
+        </w:rPr>
+      </w:pPr>
+      <w:r>
+        <w:rPr>
+          <w:rFonts w:ascii="Calibri" w:hAnsi="Calibri" w:cs="Calibri"/>
+          <w:sz w:val="32"/>
+          <w:szCs w:val="32"/>
         </w:rPr>
         <w:t>Add Key to GitHub:</w:t>
       </w:r>
@@ -2108,15 +2184,15 @@
         <w:jc w:val="both"/>
         <w:rPr>
           <w:rFonts w:ascii="Calibri" w:hAnsi="Calibri" w:cs="Calibri"/>
-          <w:sz w:val="34"/>
-          <w:szCs w:val="34"/>
-        </w:rPr>
-      </w:pPr>
-      <w:r>
-        <w:rPr>
-          <w:rFonts w:ascii="Calibri" w:hAnsi="Calibri" w:cs="Calibri"/>
-          <w:sz w:val="34"/>
-          <w:szCs w:val="34"/>
+          <w:sz w:val="32"/>
+          <w:szCs w:val="32"/>
+        </w:rPr>
+      </w:pPr>
+      <w:r>
+        <w:rPr>
+          <w:rFonts w:ascii="Calibri" w:hAnsi="Calibri" w:cs="Calibri"/>
+          <w:sz w:val="32"/>
+          <w:szCs w:val="32"/>
         </w:rPr>
         <w:t># Go to GitHub SSH Keys Settings:</w:t>
       </w:r>
@@ -2131,16 +2207,17 @@
         <w:jc w:val="both"/>
         <w:rPr>
           <w:rFonts w:ascii="Calibri" w:hAnsi="Calibri" w:cs="Calibri"/>
-          <w:sz w:val="34"/>
-          <w:szCs w:val="34"/>
-        </w:rPr>
-      </w:pPr>
-      <w:r>
-        <w:rPr>
-          <w:rFonts w:ascii="Calibri" w:hAnsi="Calibri" w:cs="Calibri"/>
-          <w:sz w:val="34"/>
-          <w:szCs w:val="34"/>
-        </w:rPr>
+          <w:sz w:val="32"/>
+          <w:szCs w:val="32"/>
+        </w:rPr>
+      </w:pPr>
+      <w:r>
+        <w:rPr>
+          <w:rFonts w:ascii="Calibri" w:hAnsi="Calibri" w:cs="Calibri"/>
+          <w:sz w:val="32"/>
+          <w:szCs w:val="32"/>
+        </w:rPr>
+        <w:lastRenderedPageBreak/>
         <w:t>Click, New SSH Key then set key name and type (Authentication or Signing Key)</w:t>
       </w:r>
     </w:p>
@@ -2154,15 +2231,15 @@
         <w:jc w:val="both"/>
         <w:rPr>
           <w:rFonts w:ascii="Calibri" w:hAnsi="Calibri" w:cs="Calibri"/>
-          <w:sz w:val="34"/>
-          <w:szCs w:val="34"/>
-        </w:rPr>
-      </w:pPr>
-      <w:r>
-        <w:rPr>
-          <w:rFonts w:ascii="Calibri" w:hAnsi="Calibri" w:cs="Calibri"/>
-          <w:sz w:val="34"/>
-          <w:szCs w:val="34"/>
+          <w:sz w:val="32"/>
+          <w:szCs w:val="32"/>
+        </w:rPr>
+      </w:pPr>
+      <w:r>
+        <w:rPr>
+          <w:rFonts w:ascii="Calibri" w:hAnsi="Calibri" w:cs="Calibri"/>
+          <w:sz w:val="32"/>
+          <w:szCs w:val="32"/>
         </w:rPr>
         <w:t>Paste the public key then Save.</w:t>
       </w:r>
@@ -2172,25 +2249,25 @@
         <w:jc w:val="both"/>
         <w:rPr>
           <w:rFonts w:ascii="Calibri" w:hAnsi="Calibri" w:cs="Calibri"/>
-          <w:sz w:val="34"/>
-          <w:szCs w:val="34"/>
-        </w:rPr>
-      </w:pPr>
-    </w:p>
-    <w:p>
-      <w:pPr>
-        <w:jc w:val="both"/>
-        <w:rPr>
-          <w:rFonts w:ascii="Calibri" w:hAnsi="Calibri" w:cs="Calibri"/>
-          <w:sz w:val="34"/>
-          <w:szCs w:val="34"/>
-        </w:rPr>
-      </w:pPr>
-      <w:r>
-        <w:rPr>
-          <w:rFonts w:ascii="Calibri" w:hAnsi="Calibri" w:cs="Calibri"/>
-          <w:sz w:val="34"/>
-          <w:szCs w:val="34"/>
+          <w:sz w:val="32"/>
+          <w:szCs w:val="32"/>
+        </w:rPr>
+      </w:pPr>
+    </w:p>
+    <w:p>
+      <w:pPr>
+        <w:jc w:val="both"/>
+        <w:rPr>
+          <w:rFonts w:ascii="Calibri" w:hAnsi="Calibri" w:cs="Calibri"/>
+          <w:sz w:val="32"/>
+          <w:szCs w:val="32"/>
+        </w:rPr>
+      </w:pPr>
+      <w:r>
+        <w:rPr>
+          <w:rFonts w:ascii="Calibri" w:hAnsi="Calibri" w:cs="Calibri"/>
+          <w:sz w:val="32"/>
+          <w:szCs w:val="32"/>
         </w:rPr>
         <w:t>Test Authentication:</w:t>
       </w:r>
@@ -2200,15 +2277,15 @@
         <w:jc w:val="both"/>
         <w:rPr>
           <w:rFonts w:ascii="Calibri" w:hAnsi="Calibri" w:cs="Calibri"/>
-          <w:sz w:val="34"/>
-          <w:szCs w:val="34"/>
-        </w:rPr>
-      </w:pPr>
-      <w:r>
-        <w:rPr>
-          <w:rFonts w:ascii="Calibri" w:hAnsi="Calibri" w:cs="Calibri"/>
-          <w:sz w:val="34"/>
-          <w:szCs w:val="34"/>
+          <w:sz w:val="32"/>
+          <w:szCs w:val="32"/>
+        </w:rPr>
+      </w:pPr>
+      <w:r>
+        <w:rPr>
+          <w:rFonts w:ascii="Calibri" w:hAnsi="Calibri" w:cs="Calibri"/>
+          <w:sz w:val="32"/>
+          <w:szCs w:val="32"/>
         </w:rPr>
         <w:t># Run this:</w:t>
       </w:r>
@@ -2221,8 +2298,8 @@
           <w:b/>
           <w:bCs/>
           <w:color w:val="60CAF3" w:themeColor="accent4" w:themeTint="99"/>
-          <w:sz w:val="34"/>
-          <w:szCs w:val="34"/>
+          <w:sz w:val="32"/>
+          <w:szCs w:val="32"/>
         </w:rPr>
       </w:pPr>
       <w:r>
@@ -2231,8 +2308,8 @@
           <w:b/>
           <w:bCs/>
           <w:color w:val="60CAF3" w:themeColor="accent4" w:themeTint="99"/>
-          <w:sz w:val="34"/>
-          <w:szCs w:val="34"/>
+          <w:sz w:val="32"/>
+          <w:szCs w:val="32"/>
         </w:rPr>
         <w:t>ssh -T git@github.com</w:t>
       </w:r>
@@ -2242,15 +2319,15 @@
         <w:jc w:val="both"/>
         <w:rPr>
           <w:rFonts w:ascii="Calibri" w:hAnsi="Calibri" w:cs="Calibri"/>
-          <w:sz w:val="34"/>
-          <w:szCs w:val="34"/>
-        </w:rPr>
-      </w:pPr>
-      <w:r>
-        <w:rPr>
-          <w:rFonts w:ascii="Calibri" w:hAnsi="Calibri" w:cs="Calibri"/>
-          <w:sz w:val="34"/>
-          <w:szCs w:val="34"/>
+          <w:sz w:val="32"/>
+          <w:szCs w:val="32"/>
+        </w:rPr>
+      </w:pPr>
+      <w:r>
+        <w:rPr>
+          <w:rFonts w:ascii="Calibri" w:hAnsi="Calibri" w:cs="Calibri"/>
+          <w:sz w:val="32"/>
+          <w:szCs w:val="32"/>
         </w:rPr>
         <w:t># First time will show “</w:t>
       </w:r>
@@ -2259,16 +2336,16 @@
           <w:rFonts w:ascii="Calibri" w:hAnsi="Calibri" w:cs="Calibri"/>
           <w:b/>
           <w:bCs/>
-          <w:sz w:val="34"/>
-          <w:szCs w:val="34"/>
+          <w:sz w:val="32"/>
+          <w:szCs w:val="32"/>
         </w:rPr>
         <w:t>Are you sure you want to continue connecting</w:t>
       </w:r>
       <w:r>
         <w:rPr>
           <w:rFonts w:ascii="Calibri" w:hAnsi="Calibri" w:cs="Calibri"/>
-          <w:sz w:val="34"/>
-          <w:szCs w:val="34"/>
+          <w:sz w:val="32"/>
+          <w:szCs w:val="32"/>
         </w:rPr>
         <w:t>?”. Then type yes. We should see something like this “</w:t>
       </w:r>
@@ -2277,16 +2354,16 @@
           <w:rFonts w:ascii="Calibri" w:hAnsi="Calibri" w:cs="Calibri"/>
           <w:b/>
           <w:bCs/>
-          <w:sz w:val="34"/>
-          <w:szCs w:val="34"/>
+          <w:sz w:val="32"/>
+          <w:szCs w:val="32"/>
         </w:rPr>
         <w:t>Hi username! You've successfully authenticated.</w:t>
       </w:r>
       <w:r>
         <w:rPr>
           <w:rFonts w:ascii="Calibri" w:hAnsi="Calibri" w:cs="Calibri"/>
-          <w:sz w:val="34"/>
-          <w:szCs w:val="34"/>
+          <w:sz w:val="32"/>
+          <w:szCs w:val="32"/>
         </w:rPr>
         <w:t>”</w:t>
       </w:r>
@@ -2296,15 +2373,15 @@
         <w:jc w:val="both"/>
         <w:rPr>
           <w:rFonts w:ascii="Calibri" w:hAnsi="Calibri" w:cs="Calibri"/>
-          <w:sz w:val="34"/>
-          <w:szCs w:val="34"/>
-        </w:rPr>
-      </w:pPr>
-      <w:r>
-        <w:rPr>
-          <w:rFonts w:ascii="Calibri" w:hAnsi="Calibri" w:cs="Calibri"/>
-          <w:sz w:val="34"/>
-          <w:szCs w:val="34"/>
+          <w:sz w:val="32"/>
+          <w:szCs w:val="32"/>
+        </w:rPr>
+      </w:pPr>
+      <w:r>
+        <w:rPr>
+          <w:rFonts w:ascii="Calibri" w:hAnsi="Calibri" w:cs="Calibri"/>
+          <w:sz w:val="32"/>
+          <w:szCs w:val="32"/>
         </w:rPr>
         <w:t># At this moment SSH is:</w:t>
       </w:r>
@@ -2319,15 +2396,15 @@
         <w:jc w:val="both"/>
         <w:rPr>
           <w:rFonts w:ascii="Calibri" w:hAnsi="Calibri" w:cs="Calibri"/>
-          <w:sz w:val="34"/>
-          <w:szCs w:val="34"/>
-        </w:rPr>
-      </w:pPr>
-      <w:r>
-        <w:rPr>
-          <w:rFonts w:ascii="Calibri" w:hAnsi="Calibri" w:cs="Calibri"/>
-          <w:sz w:val="34"/>
-          <w:szCs w:val="34"/>
+          <w:sz w:val="32"/>
+          <w:szCs w:val="32"/>
+        </w:rPr>
+      </w:pPr>
+      <w:r>
+        <w:rPr>
+          <w:rFonts w:ascii="Calibri" w:hAnsi="Calibri" w:cs="Calibri"/>
+          <w:sz w:val="32"/>
+          <w:szCs w:val="32"/>
         </w:rPr>
         <w:t>Verifying GitHub's host key.</w:t>
       </w:r>
@@ -2342,15 +2419,15 @@
         <w:jc w:val="both"/>
         <w:rPr>
           <w:rFonts w:ascii="Calibri" w:hAnsi="Calibri" w:cs="Calibri"/>
-          <w:sz w:val="34"/>
-          <w:szCs w:val="34"/>
-        </w:rPr>
-      </w:pPr>
-      <w:r>
-        <w:rPr>
-          <w:rFonts w:ascii="Calibri" w:hAnsi="Calibri" w:cs="Calibri"/>
-          <w:sz w:val="34"/>
-          <w:szCs w:val="34"/>
+          <w:sz w:val="32"/>
+          <w:szCs w:val="32"/>
+        </w:rPr>
+      </w:pPr>
+      <w:r>
+        <w:rPr>
+          <w:rFonts w:ascii="Calibri" w:hAnsi="Calibri" w:cs="Calibri"/>
+          <w:sz w:val="32"/>
+          <w:szCs w:val="32"/>
         </w:rPr>
         <w:t>Using our private key to sign a challenge.</w:t>
       </w:r>
@@ -2365,15 +2442,15 @@
         <w:jc w:val="both"/>
         <w:rPr>
           <w:rFonts w:ascii="Calibri" w:hAnsi="Calibri" w:cs="Calibri"/>
-          <w:sz w:val="34"/>
-          <w:szCs w:val="34"/>
-        </w:rPr>
-      </w:pPr>
-      <w:r>
-        <w:rPr>
-          <w:rFonts w:ascii="Calibri" w:hAnsi="Calibri" w:cs="Calibri"/>
-          <w:sz w:val="34"/>
-          <w:szCs w:val="34"/>
+          <w:sz w:val="32"/>
+          <w:szCs w:val="32"/>
+        </w:rPr>
+      </w:pPr>
+      <w:r>
+        <w:rPr>
+          <w:rFonts w:ascii="Calibri" w:hAnsi="Calibri" w:cs="Calibri"/>
+          <w:sz w:val="32"/>
+          <w:szCs w:val="32"/>
         </w:rPr>
         <w:t>GitHub verifying with our public key.</w:t>
       </w:r>
@@ -2383,15 +2460,15 @@
         <w:jc w:val="both"/>
         <w:rPr>
           <w:rFonts w:ascii="Calibri" w:hAnsi="Calibri" w:cs="Calibri"/>
-          <w:sz w:val="34"/>
-          <w:szCs w:val="34"/>
-        </w:rPr>
-      </w:pPr>
-      <w:r>
-        <w:rPr>
-          <w:rFonts w:ascii="Calibri" w:hAnsi="Calibri" w:cs="Calibri"/>
-          <w:sz w:val="34"/>
-          <w:szCs w:val="34"/>
+          <w:sz w:val="32"/>
+          <w:szCs w:val="32"/>
+        </w:rPr>
+      </w:pPr>
+      <w:r>
+        <w:rPr>
+          <w:rFonts w:ascii="Calibri" w:hAnsi="Calibri" w:cs="Calibri"/>
+          <w:sz w:val="32"/>
+          <w:szCs w:val="32"/>
         </w:rPr>
         <w:t># Basic SSH workflow concept</w:t>
       </w:r>
@@ -2401,25 +2478,25 @@
         <w:jc w:val="both"/>
         <w:rPr>
           <w:rFonts w:ascii="Calibri" w:hAnsi="Calibri" w:cs="Calibri"/>
-          <w:sz w:val="34"/>
-          <w:szCs w:val="34"/>
-        </w:rPr>
-      </w:pPr>
-    </w:p>
-    <w:p>
-      <w:pPr>
-        <w:jc w:val="both"/>
-        <w:rPr>
-          <w:rFonts w:ascii="Calibri" w:hAnsi="Calibri" w:cs="Calibri"/>
-          <w:sz w:val="34"/>
-          <w:szCs w:val="34"/>
-        </w:rPr>
-      </w:pPr>
-      <w:r>
-        <w:rPr>
-          <w:rFonts w:ascii="Calibri" w:hAnsi="Calibri" w:cs="Calibri"/>
-          <w:sz w:val="34"/>
-          <w:szCs w:val="34"/>
+          <w:sz w:val="32"/>
+          <w:szCs w:val="32"/>
+        </w:rPr>
+      </w:pPr>
+    </w:p>
+    <w:p>
+      <w:pPr>
+        <w:jc w:val="both"/>
+        <w:rPr>
+          <w:rFonts w:ascii="Calibri" w:hAnsi="Calibri" w:cs="Calibri"/>
+          <w:sz w:val="32"/>
+          <w:szCs w:val="32"/>
+        </w:rPr>
+      </w:pPr>
+      <w:r>
+        <w:rPr>
+          <w:rFonts w:ascii="Calibri" w:hAnsi="Calibri" w:cs="Calibri"/>
+          <w:sz w:val="32"/>
+          <w:szCs w:val="32"/>
         </w:rPr>
         <w:t>Clone Repo using SSH:</w:t>
       </w:r>
@@ -2429,15 +2506,15 @@
         <w:jc w:val="both"/>
         <w:rPr>
           <w:rFonts w:ascii="Calibri" w:hAnsi="Calibri" w:cs="Calibri"/>
-          <w:sz w:val="34"/>
-          <w:szCs w:val="34"/>
-        </w:rPr>
-      </w:pPr>
-      <w:r>
-        <w:rPr>
-          <w:rFonts w:ascii="Calibri" w:hAnsi="Calibri" w:cs="Calibri"/>
-          <w:sz w:val="34"/>
-          <w:szCs w:val="34"/>
+          <w:sz w:val="32"/>
+          <w:szCs w:val="32"/>
+        </w:rPr>
+      </w:pPr>
+      <w:r>
+        <w:rPr>
+          <w:rFonts w:ascii="Calibri" w:hAnsi="Calibri" w:cs="Calibri"/>
+          <w:sz w:val="32"/>
+          <w:szCs w:val="32"/>
         </w:rPr>
         <w:t># Find the SSH URL on GitHub like this:</w:t>
       </w:r>
@@ -2449,21 +2526,319 @@
           <w:rFonts w:ascii="Calibri" w:hAnsi="Calibri" w:cs="Calibri"/>
           <w:b/>
           <w:bCs/>
-          <w:sz w:val="34"/>
-          <w:szCs w:val="34"/>
+          <w:sz w:val="32"/>
+          <w:szCs w:val="32"/>
         </w:rPr>
       </w:pPr>
       <w:proofErr w:type="spellStart"/>
-      <w:r>
-        <w:rPr>
-          <w:rFonts w:ascii="Calibri" w:hAnsi="Calibri" w:cs="Calibri"/>
-          <w:b/>
-          <w:bCs/>
-          <w:sz w:val="34"/>
-          <w:szCs w:val="34"/>
+      <w:proofErr w:type="gramStart"/>
+      <w:r>
+        <w:rPr>
+          <w:rFonts w:ascii="Calibri" w:hAnsi="Calibri" w:cs="Calibri"/>
+          <w:b/>
+          <w:bCs/>
+          <w:sz w:val="32"/>
+          <w:szCs w:val="32"/>
+        </w:rPr>
+        <w:t>git@github.com:username</w:t>
+      </w:r>
+      <w:proofErr w:type="spellEnd"/>
+      <w:r>
+        <w:rPr>
+          <w:rFonts w:ascii="Calibri" w:hAnsi="Calibri" w:cs="Calibri"/>
+          <w:b/>
+          <w:bCs/>
+          <w:sz w:val="32"/>
+          <w:szCs w:val="32"/>
+        </w:rPr>
+        <w:t>/</w:t>
+      </w:r>
+      <w:proofErr w:type="spellStart"/>
+      <w:r>
+        <w:rPr>
+          <w:rFonts w:ascii="Calibri" w:hAnsi="Calibri" w:cs="Calibri"/>
+          <w:b/>
+          <w:bCs/>
+          <w:sz w:val="32"/>
+          <w:szCs w:val="32"/>
+        </w:rPr>
+        <w:t>repo.git</w:t>
+      </w:r>
+      <w:proofErr w:type="spellEnd"/>
+      <w:proofErr w:type="gramEnd"/>
+    </w:p>
+    <w:p>
+      <w:pPr>
+        <w:jc w:val="both"/>
+        <w:rPr>
+          <w:rFonts w:ascii="Calibri" w:hAnsi="Calibri" w:cs="Calibri"/>
+          <w:sz w:val="32"/>
+          <w:szCs w:val="32"/>
+        </w:rPr>
+      </w:pPr>
+      <w:r>
+        <w:rPr>
+          <w:rFonts w:ascii="Calibri" w:hAnsi="Calibri" w:cs="Calibri"/>
+          <w:sz w:val="32"/>
+          <w:szCs w:val="32"/>
+        </w:rPr>
+        <w:t># Then clone using this command</w:t>
+      </w:r>
+    </w:p>
+    <w:p>
+      <w:pPr>
+        <w:jc w:val="both"/>
+        <w:rPr>
+          <w:rFonts w:ascii="Calibri" w:hAnsi="Calibri" w:cs="Calibri"/>
+          <w:b/>
+          <w:bCs/>
+          <w:color w:val="60CAF3" w:themeColor="accent4" w:themeTint="99"/>
+          <w:sz w:val="32"/>
+          <w:szCs w:val="32"/>
+        </w:rPr>
+      </w:pPr>
+      <w:r>
+        <w:rPr>
+          <w:rFonts w:ascii="Calibri" w:hAnsi="Calibri" w:cs="Calibri"/>
+          <w:b/>
+          <w:bCs/>
+          <w:color w:val="60CAF3" w:themeColor="accent4" w:themeTint="99"/>
+          <w:sz w:val="32"/>
+          <w:szCs w:val="32"/>
+        </w:rPr>
+        <w:t xml:space="preserve">git clone </w:t>
+      </w:r>
+      <w:proofErr w:type="spellStart"/>
+      <w:proofErr w:type="gramStart"/>
+      <w:r>
+        <w:rPr>
+          <w:rFonts w:ascii="Calibri" w:hAnsi="Calibri" w:cs="Calibri"/>
+          <w:b/>
+          <w:bCs/>
+          <w:color w:val="60CAF3" w:themeColor="accent4" w:themeTint="99"/>
+          <w:sz w:val="32"/>
+          <w:szCs w:val="32"/>
+        </w:rPr>
+        <w:t>git@github.com:username</w:t>
+      </w:r>
+      <w:proofErr w:type="spellEnd"/>
+      <w:r>
+        <w:rPr>
+          <w:rFonts w:ascii="Calibri" w:hAnsi="Calibri" w:cs="Calibri"/>
+          <w:b/>
+          <w:bCs/>
+          <w:color w:val="60CAF3" w:themeColor="accent4" w:themeTint="99"/>
+          <w:sz w:val="32"/>
+          <w:szCs w:val="32"/>
+        </w:rPr>
+        <w:t>/</w:t>
+      </w:r>
+      <w:proofErr w:type="spellStart"/>
+      <w:r>
+        <w:rPr>
+          <w:rFonts w:ascii="Calibri" w:hAnsi="Calibri" w:cs="Calibri"/>
+          <w:b/>
+          <w:bCs/>
+          <w:color w:val="60CAF3" w:themeColor="accent4" w:themeTint="99"/>
+          <w:sz w:val="32"/>
+          <w:szCs w:val="32"/>
+        </w:rPr>
+        <w:t>repo.git</w:t>
+      </w:r>
+      <w:proofErr w:type="spellEnd"/>
+      <w:proofErr w:type="gramEnd"/>
+    </w:p>
+    <w:p>
+      <w:pPr>
+        <w:jc w:val="both"/>
+        <w:rPr>
+          <w:rFonts w:ascii="Calibri" w:hAnsi="Calibri" w:cs="Calibri"/>
+          <w:sz w:val="32"/>
+          <w:szCs w:val="32"/>
+        </w:rPr>
+      </w:pPr>
+      <w:r>
+        <w:rPr>
+          <w:rFonts w:ascii="Calibri" w:hAnsi="Calibri" w:cs="Calibri"/>
+          <w:sz w:val="32"/>
+          <w:szCs w:val="32"/>
+        </w:rPr>
+        <w:t># Now we can do:</w:t>
+      </w:r>
+    </w:p>
+    <w:p>
+      <w:pPr>
+        <w:jc w:val="both"/>
+        <w:rPr>
+          <w:rFonts w:ascii="Calibri" w:hAnsi="Calibri" w:cs="Calibri"/>
+          <w:b/>
+          <w:bCs/>
+          <w:color w:val="60CAF3" w:themeColor="accent4" w:themeTint="99"/>
+          <w:sz w:val="32"/>
+          <w:szCs w:val="32"/>
+        </w:rPr>
+      </w:pPr>
+      <w:r>
+        <w:rPr>
+          <w:rFonts w:ascii="Calibri" w:hAnsi="Calibri" w:cs="Calibri"/>
+          <w:b/>
+          <w:bCs/>
+          <w:color w:val="60CAF3" w:themeColor="accent4" w:themeTint="99"/>
+          <w:sz w:val="32"/>
+          <w:szCs w:val="32"/>
+        </w:rPr>
+        <w:t xml:space="preserve">git </w:t>
+      </w:r>
+      <w:proofErr w:type="gramStart"/>
+      <w:r>
+        <w:rPr>
+          <w:rFonts w:ascii="Calibri" w:hAnsi="Calibri" w:cs="Calibri"/>
+          <w:b/>
+          <w:bCs/>
+          <w:color w:val="60CAF3" w:themeColor="accent4" w:themeTint="99"/>
+          <w:sz w:val="32"/>
+          <w:szCs w:val="32"/>
+        </w:rPr>
+        <w:t>pull</w:t>
+      </w:r>
+      <w:proofErr w:type="gramEnd"/>
+    </w:p>
+    <w:p>
+      <w:pPr>
+        <w:jc w:val="both"/>
+        <w:rPr>
+          <w:rFonts w:ascii="Calibri" w:hAnsi="Calibri" w:cs="Calibri"/>
+          <w:b/>
+          <w:bCs/>
+          <w:color w:val="60CAF3" w:themeColor="accent4" w:themeTint="99"/>
+          <w:sz w:val="32"/>
+          <w:szCs w:val="32"/>
+        </w:rPr>
+      </w:pPr>
+      <w:r>
+        <w:rPr>
+          <w:rFonts w:ascii="Calibri" w:hAnsi="Calibri" w:cs="Calibri"/>
+          <w:b/>
+          <w:bCs/>
+          <w:color w:val="60CAF3" w:themeColor="accent4" w:themeTint="99"/>
+          <w:sz w:val="32"/>
+          <w:szCs w:val="32"/>
+        </w:rPr>
+        <w:t>git push</w:t>
+      </w:r>
+    </w:p>
+    <w:p>
+      <w:pPr>
+        <w:jc w:val="both"/>
+        <w:rPr>
+          <w:rFonts w:ascii="Calibri" w:hAnsi="Calibri" w:cs="Calibri"/>
+          <w:sz w:val="32"/>
+          <w:szCs w:val="32"/>
+        </w:rPr>
+      </w:pPr>
+      <w:r>
+        <w:rPr>
+          <w:rFonts w:ascii="Calibri" w:hAnsi="Calibri" w:cs="Calibri"/>
+          <w:sz w:val="32"/>
+          <w:szCs w:val="32"/>
         </w:rPr>
         <w:lastRenderedPageBreak/>
-        <w:t>git@github.com:username</w:t>
+        <w:t># It will authenticate through SSH instead of passwords or tokens</w:t>
+      </w:r>
+    </w:p>
+    <w:p>
+      <w:pPr>
+        <w:jc w:val="both"/>
+        <w:rPr>
+          <w:rFonts w:ascii="Calibri" w:hAnsi="Calibri" w:cs="Calibri"/>
+          <w:sz w:val="32"/>
+          <w:szCs w:val="32"/>
+        </w:rPr>
+      </w:pPr>
+    </w:p>
+    <w:p>
+      <w:pPr>
+        <w:jc w:val="both"/>
+        <w:rPr>
+          <w:rFonts w:ascii="Calibri" w:hAnsi="Calibri" w:cs="Calibri"/>
+          <w:sz w:val="32"/>
+          <w:szCs w:val="32"/>
+        </w:rPr>
+      </w:pPr>
+    </w:p>
+    <w:p>
+      <w:pPr>
+        <w:jc w:val="both"/>
+        <w:rPr>
+          <w:rFonts w:ascii="Calibri" w:hAnsi="Calibri" w:cs="Calibri"/>
+          <w:b/>
+          <w:bCs/>
+          <w:sz w:val="32"/>
+          <w:szCs w:val="32"/>
+        </w:rPr>
+      </w:pPr>
+      <w:r>
+        <w:rPr>
+          <w:rFonts w:ascii="Calibri" w:hAnsi="Calibri" w:cs="Calibri"/>
+          <w:b/>
+          <w:bCs/>
+          <w:sz w:val="32"/>
+          <w:szCs w:val="32"/>
+        </w:rPr>
+        <w:t>Useful Commands of SSH:</w:t>
+      </w:r>
+    </w:p>
+    <w:p>
+      <w:pPr>
+        <w:jc w:val="both"/>
+        <w:rPr>
+          <w:rFonts w:ascii="Calibri" w:hAnsi="Calibri" w:cs="Calibri"/>
+          <w:sz w:val="32"/>
+          <w:szCs w:val="32"/>
+        </w:rPr>
+      </w:pPr>
+      <w:r>
+        <w:rPr>
+          <w:rFonts w:ascii="Calibri" w:hAnsi="Calibri" w:cs="Calibri"/>
+          <w:sz w:val="32"/>
+          <w:szCs w:val="32"/>
+        </w:rPr>
+        <w:t># Show fingerprints using this command in the Windows PowerShell (Administrator):</w:t>
+      </w:r>
+    </w:p>
+    <w:p>
+      <w:pPr>
+        <w:jc w:val="both"/>
+        <w:rPr>
+          <w:rFonts w:ascii="Calibri" w:hAnsi="Calibri" w:cs="Calibri"/>
+          <w:b/>
+          <w:bCs/>
+          <w:sz w:val="32"/>
+          <w:szCs w:val="32"/>
+        </w:rPr>
+      </w:pPr>
+      <w:r>
+        <w:rPr>
+          <w:rFonts w:ascii="Calibri" w:hAnsi="Calibri" w:cs="Calibri"/>
+          <w:b/>
+          <w:bCs/>
+          <w:color w:val="60CAF3" w:themeColor="accent4" w:themeTint="99"/>
+          <w:sz w:val="32"/>
+          <w:szCs w:val="32"/>
+        </w:rPr>
+        <w:t>ssh-keygen -</w:t>
+      </w:r>
+      <w:proofErr w:type="spellStart"/>
+      <w:r>
+        <w:rPr>
+          <w:rFonts w:ascii="Calibri" w:hAnsi="Calibri" w:cs="Calibri"/>
+          <w:b/>
+          <w:bCs/>
+          <w:color w:val="60CAF3" w:themeColor="accent4" w:themeTint="99"/>
+          <w:sz w:val="32"/>
+          <w:szCs w:val="32"/>
+        </w:rPr>
+        <w:t>lf</w:t>
       </w:r>
       <w:proofErr w:type="spellEnd"/>
       <w:r>
@@ -2471,10 +2846,39 @@
           <w:rFonts w:ascii="Calibri" w:hAnsi="Calibri" w:cs="Calibri"/>
           <w:b/>
           <w:bCs/>
-          <w:sz w:val="34"/>
-          <w:szCs w:val="34"/>
-        </w:rPr>
-        <w:t>/</w:t>
+          <w:color w:val="60CAF3" w:themeColor="accent4" w:themeTint="99"/>
+          <w:sz w:val="32"/>
+          <w:szCs w:val="32"/>
+        </w:rPr>
+        <w:t xml:space="preserve"> ~/.ssh/id_ed25519.pub</w:t>
+      </w:r>
+    </w:p>
+    <w:p>
+      <w:pPr>
+        <w:jc w:val="both"/>
+        <w:rPr>
+          <w:rFonts w:ascii="Calibri" w:hAnsi="Calibri" w:cs="Calibri"/>
+          <w:sz w:val="32"/>
+          <w:szCs w:val="32"/>
+        </w:rPr>
+      </w:pPr>
+      <w:r>
+        <w:rPr>
+          <w:rFonts w:ascii="Calibri" w:hAnsi="Calibri" w:cs="Calibri"/>
+          <w:sz w:val="32"/>
+          <w:szCs w:val="32"/>
+        </w:rPr>
+        <w:t># Show GitHub host key in</w:t>
+      </w:r>
+      <w:r>
+        <w:rPr>
+          <w:rFonts w:ascii="Calibri" w:hAnsi="Calibri" w:cs="Calibri"/>
+          <w:b/>
+          <w:bCs/>
+          <w:sz w:val="32"/>
+          <w:szCs w:val="32"/>
+        </w:rPr>
+        <w:t xml:space="preserve"> </w:t>
       </w:r>
       <w:proofErr w:type="spellStart"/>
       <w:r>
@@ -2482,29 +2886,19 @@
           <w:rFonts w:ascii="Calibri" w:hAnsi="Calibri" w:cs="Calibri"/>
           <w:b/>
           <w:bCs/>
-          <w:sz w:val="34"/>
-          <w:szCs w:val="34"/>
-        </w:rPr>
-        <w:t>repo.git</w:t>
+          <w:sz w:val="32"/>
+          <w:szCs w:val="32"/>
+        </w:rPr>
+        <w:t>known_hosts</w:t>
       </w:r>
       <w:proofErr w:type="spellEnd"/>
-    </w:p>
-    <w:p>
-      <w:pPr>
-        <w:jc w:val="both"/>
-        <w:rPr>
-          <w:rFonts w:ascii="Calibri" w:hAnsi="Calibri" w:cs="Calibri"/>
-          <w:sz w:val="34"/>
-          <w:szCs w:val="34"/>
-        </w:rPr>
-      </w:pPr>
-      <w:r>
-        <w:rPr>
-          <w:rFonts w:ascii="Calibri" w:hAnsi="Calibri" w:cs="Calibri"/>
-          <w:sz w:val="34"/>
-          <w:szCs w:val="34"/>
-        </w:rPr>
-        <w:t># Then clone using this command</w:t>
+      <w:r>
+        <w:rPr>
+          <w:rFonts w:ascii="Calibri" w:hAnsi="Calibri" w:cs="Calibri"/>
+          <w:sz w:val="32"/>
+          <w:szCs w:val="32"/>
+        </w:rPr>
+        <w:t>. We’ll see GitHub’s host fingerprint stored there</w:t>
       </w:r>
     </w:p>
     <w:p>
@@ -2515,8 +2909,8 @@
           <w:b/>
           <w:bCs/>
           <w:color w:val="60CAF3" w:themeColor="accent4" w:themeTint="99"/>
-          <w:sz w:val="34"/>
-          <w:szCs w:val="34"/>
+          <w:sz w:val="32"/>
+          <w:szCs w:val="32"/>
         </w:rPr>
       </w:pPr>
       <w:r>
@@ -2525,10 +2919,10 @@
           <w:b/>
           <w:bCs/>
           <w:color w:val="60CAF3" w:themeColor="accent4" w:themeTint="99"/>
-          <w:sz w:val="34"/>
-          <w:szCs w:val="34"/>
-        </w:rPr>
-        <w:t xml:space="preserve">git clone </w:t>
+          <w:sz w:val="32"/>
+          <w:szCs w:val="32"/>
+        </w:rPr>
+        <w:t>cat ~/.ssh/</w:t>
       </w:r>
       <w:proofErr w:type="spellStart"/>
       <w:r>
@@ -2537,343 +2931,43 @@
           <w:b/>
           <w:bCs/>
           <w:color w:val="60CAF3" w:themeColor="accent4" w:themeTint="99"/>
-          <w:sz w:val="34"/>
-          <w:szCs w:val="34"/>
-        </w:rPr>
-        <w:t>git@github.com:username</w:t>
+          <w:sz w:val="32"/>
+          <w:szCs w:val="32"/>
+        </w:rPr>
+        <w:t>known_hosts</w:t>
       </w:r>
       <w:proofErr w:type="spellEnd"/>
-      <w:r>
-        <w:rPr>
-          <w:rFonts w:ascii="Calibri" w:hAnsi="Calibri" w:cs="Calibri"/>
-          <w:b/>
-          <w:bCs/>
-          <w:color w:val="60CAF3" w:themeColor="accent4" w:themeTint="99"/>
-          <w:sz w:val="34"/>
-          <w:szCs w:val="34"/>
-        </w:rPr>
-        <w:t>/</w:t>
-      </w:r>
-      <w:proofErr w:type="spellStart"/>
-      <w:r>
-        <w:rPr>
-          <w:rFonts w:ascii="Calibri" w:hAnsi="Calibri" w:cs="Calibri"/>
-          <w:b/>
-          <w:bCs/>
-          <w:color w:val="60CAF3" w:themeColor="accent4" w:themeTint="99"/>
-          <w:sz w:val="34"/>
-          <w:szCs w:val="34"/>
-        </w:rPr>
-        <w:t>repo.git</w:t>
-      </w:r>
-      <w:proofErr w:type="spellEnd"/>
-    </w:p>
-    <w:p>
-      <w:pPr>
-        <w:jc w:val="both"/>
-        <w:rPr>
-          <w:rFonts w:ascii="Calibri" w:hAnsi="Calibri" w:cs="Calibri"/>
-          <w:sz w:val="34"/>
-          <w:szCs w:val="34"/>
-        </w:rPr>
-      </w:pPr>
-      <w:r>
-        <w:rPr>
-          <w:rFonts w:ascii="Calibri" w:hAnsi="Calibri" w:cs="Calibri"/>
-          <w:sz w:val="34"/>
-          <w:szCs w:val="34"/>
-        </w:rPr>
-        <w:t># Now we can do:</w:t>
-      </w:r>
-    </w:p>
-    <w:p>
-      <w:pPr>
-        <w:jc w:val="both"/>
-        <w:rPr>
-          <w:rFonts w:ascii="Calibri" w:hAnsi="Calibri" w:cs="Calibri"/>
-          <w:b/>
-          <w:bCs/>
-          <w:color w:val="60CAF3" w:themeColor="accent4" w:themeTint="99"/>
-          <w:sz w:val="34"/>
-          <w:szCs w:val="34"/>
-        </w:rPr>
-      </w:pPr>
-      <w:r>
-        <w:rPr>
-          <w:rFonts w:ascii="Calibri" w:hAnsi="Calibri" w:cs="Calibri"/>
-          <w:b/>
-          <w:bCs/>
-          <w:color w:val="60CAF3" w:themeColor="accent4" w:themeTint="99"/>
-          <w:sz w:val="34"/>
-          <w:szCs w:val="34"/>
-        </w:rPr>
-        <w:t>git pull</w:t>
-      </w:r>
-    </w:p>
-    <w:p>
-      <w:pPr>
-        <w:jc w:val="both"/>
-        <w:rPr>
-          <w:rFonts w:ascii="Calibri" w:hAnsi="Calibri" w:cs="Calibri"/>
-          <w:b/>
-          <w:bCs/>
-          <w:color w:val="60CAF3" w:themeColor="accent4" w:themeTint="99"/>
-          <w:sz w:val="34"/>
-          <w:szCs w:val="34"/>
-        </w:rPr>
-      </w:pPr>
-      <w:r>
-        <w:rPr>
-          <w:rFonts w:ascii="Calibri" w:hAnsi="Calibri" w:cs="Calibri"/>
-          <w:b/>
-          <w:bCs/>
-          <w:color w:val="60CAF3" w:themeColor="accent4" w:themeTint="99"/>
-          <w:sz w:val="34"/>
-          <w:szCs w:val="34"/>
-        </w:rPr>
-        <w:t>git push</w:t>
-      </w:r>
-    </w:p>
-    <w:p>
-      <w:pPr>
-        <w:jc w:val="both"/>
-        <w:rPr>
-          <w:rFonts w:ascii="Calibri" w:hAnsi="Calibri" w:cs="Calibri"/>
-          <w:sz w:val="34"/>
-          <w:szCs w:val="34"/>
-        </w:rPr>
-      </w:pPr>
-      <w:r>
-        <w:rPr>
-          <w:rFonts w:ascii="Calibri" w:hAnsi="Calibri" w:cs="Calibri"/>
-          <w:sz w:val="34"/>
-          <w:szCs w:val="34"/>
-        </w:rPr>
-        <w:t># It will authenticate through SSH instead of passwords or tokens</w:t>
-      </w:r>
-    </w:p>
-    <w:p>
-      <w:pPr>
-        <w:jc w:val="both"/>
-        <w:rPr>
-          <w:rFonts w:ascii="Calibri" w:hAnsi="Calibri" w:cs="Calibri"/>
-          <w:sz w:val="34"/>
-          <w:szCs w:val="34"/>
-        </w:rPr>
-      </w:pPr>
-    </w:p>
-    <w:p>
-      <w:pPr>
-        <w:jc w:val="both"/>
-        <w:rPr>
-          <w:rFonts w:ascii="Calibri" w:hAnsi="Calibri" w:cs="Calibri"/>
-          <w:sz w:val="34"/>
-          <w:szCs w:val="34"/>
-        </w:rPr>
-      </w:pPr>
-    </w:p>
-    <w:p>
-      <w:pPr>
-        <w:jc w:val="both"/>
-        <w:rPr>
-          <w:rFonts w:ascii="Calibri" w:hAnsi="Calibri" w:cs="Calibri"/>
-          <w:b/>
-          <w:bCs/>
-          <w:sz w:val="34"/>
-          <w:szCs w:val="34"/>
-        </w:rPr>
-      </w:pPr>
-      <w:r>
-        <w:rPr>
-          <w:rFonts w:ascii="Calibri" w:hAnsi="Calibri" w:cs="Calibri"/>
-          <w:b/>
-          <w:bCs/>
-          <w:sz w:val="34"/>
-          <w:szCs w:val="34"/>
-        </w:rPr>
-        <w:t>Useful Commands of SSH:</w:t>
-      </w:r>
-    </w:p>
-    <w:p>
-      <w:pPr>
-        <w:jc w:val="both"/>
-        <w:rPr>
-          <w:rFonts w:ascii="Calibri" w:hAnsi="Calibri" w:cs="Calibri"/>
-          <w:sz w:val="34"/>
-          <w:szCs w:val="34"/>
-        </w:rPr>
-      </w:pPr>
-      <w:r>
-        <w:rPr>
-          <w:rFonts w:ascii="Calibri" w:hAnsi="Calibri" w:cs="Calibri"/>
-          <w:sz w:val="34"/>
-          <w:szCs w:val="34"/>
-        </w:rPr>
-        <w:t># Show fingerprints using this command in the Windows PowerShell (Administrator):</w:t>
-      </w:r>
-    </w:p>
-    <w:p>
-      <w:pPr>
-        <w:jc w:val="both"/>
-        <w:rPr>
-          <w:rFonts w:ascii="Calibri" w:hAnsi="Calibri" w:cs="Calibri"/>
-          <w:b/>
-          <w:bCs/>
-          <w:sz w:val="34"/>
-          <w:szCs w:val="34"/>
-        </w:rPr>
-      </w:pPr>
-      <w:r>
-        <w:rPr>
-          <w:rFonts w:ascii="Calibri" w:hAnsi="Calibri" w:cs="Calibri"/>
-          <w:b/>
-          <w:bCs/>
-          <w:color w:val="60CAF3" w:themeColor="accent4" w:themeTint="99"/>
-          <w:sz w:val="34"/>
-          <w:szCs w:val="34"/>
-        </w:rPr>
-        <w:t>ssh-keygen -</w:t>
-      </w:r>
-      <w:proofErr w:type="spellStart"/>
-      <w:r>
-        <w:rPr>
-          <w:rFonts w:ascii="Calibri" w:hAnsi="Calibri" w:cs="Calibri"/>
-          <w:b/>
-          <w:bCs/>
-          <w:color w:val="60CAF3" w:themeColor="accent4" w:themeTint="99"/>
-          <w:sz w:val="34"/>
-          <w:szCs w:val="34"/>
-        </w:rPr>
-        <w:t>lf</w:t>
-      </w:r>
-      <w:proofErr w:type="spellEnd"/>
-      <w:r>
-        <w:rPr>
-          <w:rFonts w:ascii="Calibri" w:hAnsi="Calibri" w:cs="Calibri"/>
-          <w:b/>
-          <w:bCs/>
-          <w:color w:val="60CAF3" w:themeColor="accent4" w:themeTint="99"/>
-          <w:sz w:val="34"/>
-          <w:szCs w:val="34"/>
-        </w:rPr>
-        <w:t xml:space="preserve"> ~/.ssh/id_ed25519.pub</w:t>
-      </w:r>
-    </w:p>
-    <w:p>
-      <w:pPr>
-        <w:jc w:val="both"/>
-        <w:rPr>
-          <w:rFonts w:ascii="Calibri" w:hAnsi="Calibri" w:cs="Calibri"/>
-          <w:sz w:val="34"/>
-          <w:szCs w:val="34"/>
-        </w:rPr>
-      </w:pPr>
-      <w:r>
-        <w:rPr>
-          <w:rFonts w:ascii="Calibri" w:hAnsi="Calibri" w:cs="Calibri"/>
-          <w:sz w:val="34"/>
-          <w:szCs w:val="34"/>
-        </w:rPr>
-        <w:t># Show GitHub host key in</w:t>
-      </w:r>
-      <w:r>
-        <w:rPr>
-          <w:rFonts w:ascii="Calibri" w:hAnsi="Calibri" w:cs="Calibri"/>
-          <w:b/>
-          <w:bCs/>
-          <w:sz w:val="34"/>
-          <w:szCs w:val="34"/>
-        </w:rPr>
-        <w:t xml:space="preserve"> </w:t>
-      </w:r>
-      <w:proofErr w:type="spellStart"/>
-      <w:r>
-        <w:rPr>
-          <w:rFonts w:ascii="Calibri" w:hAnsi="Calibri" w:cs="Calibri"/>
-          <w:b/>
-          <w:bCs/>
-          <w:sz w:val="34"/>
-          <w:szCs w:val="34"/>
-        </w:rPr>
-        <w:t>known_hosts</w:t>
-      </w:r>
-      <w:proofErr w:type="spellEnd"/>
-      <w:r>
-        <w:rPr>
-          <w:rFonts w:ascii="Calibri" w:hAnsi="Calibri" w:cs="Calibri"/>
-          <w:sz w:val="34"/>
-          <w:szCs w:val="34"/>
-        </w:rPr>
-        <w:t>. We’ll see GitHub’s host fingerprint stored there</w:t>
-      </w:r>
-    </w:p>
-    <w:p>
-      <w:pPr>
-        <w:jc w:val="both"/>
-        <w:rPr>
-          <w:rFonts w:ascii="Calibri" w:hAnsi="Calibri" w:cs="Calibri"/>
-          <w:b/>
-          <w:bCs/>
-          <w:color w:val="60CAF3" w:themeColor="accent4" w:themeTint="99"/>
-          <w:sz w:val="34"/>
-          <w:szCs w:val="34"/>
-        </w:rPr>
-      </w:pPr>
-      <w:r>
-        <w:rPr>
-          <w:rFonts w:ascii="Calibri" w:hAnsi="Calibri" w:cs="Calibri"/>
-          <w:b/>
-          <w:bCs/>
-          <w:color w:val="60CAF3" w:themeColor="accent4" w:themeTint="99"/>
-          <w:sz w:val="34"/>
-          <w:szCs w:val="34"/>
-        </w:rPr>
-        <w:t>cat ~/.ssh/</w:t>
-      </w:r>
-      <w:proofErr w:type="spellStart"/>
-      <w:r>
-        <w:rPr>
-          <w:rFonts w:ascii="Calibri" w:hAnsi="Calibri" w:cs="Calibri"/>
-          <w:b/>
-          <w:bCs/>
-          <w:color w:val="60CAF3" w:themeColor="accent4" w:themeTint="99"/>
-          <w:sz w:val="34"/>
-          <w:szCs w:val="34"/>
-        </w:rPr>
-        <w:t>known_hosts</w:t>
-      </w:r>
-      <w:proofErr w:type="spellEnd"/>
-    </w:p>
-    <w:p>
-      <w:pPr>
-        <w:jc w:val="both"/>
-        <w:rPr>
-          <w:rFonts w:ascii="Calibri" w:hAnsi="Calibri" w:cs="Calibri"/>
-          <w:sz w:val="34"/>
-          <w:szCs w:val="34"/>
-        </w:rPr>
-      </w:pPr>
-      <w:r>
-        <w:rPr>
-          <w:rFonts w:ascii="Calibri" w:hAnsi="Calibri" w:cs="Calibri"/>
-          <w:sz w:val="34"/>
-          <w:szCs w:val="34"/>
+    </w:p>
+    <w:p>
+      <w:pPr>
+        <w:jc w:val="both"/>
+        <w:rPr>
+          <w:rFonts w:ascii="Calibri" w:hAnsi="Calibri" w:cs="Calibri"/>
+          <w:sz w:val="32"/>
+          <w:szCs w:val="32"/>
+        </w:rPr>
+      </w:pPr>
+      <w:r>
+        <w:rPr>
+          <w:rFonts w:ascii="Calibri" w:hAnsi="Calibri" w:cs="Calibri"/>
+          <w:sz w:val="32"/>
+          <w:szCs w:val="32"/>
         </w:rPr>
         <w:t xml:space="preserve"># Verbose SSH debugging. </w:t>
       </w:r>
       <w:r>
         <w:rPr>
           <w:rFonts w:ascii="Calibri" w:hAnsi="Calibri" w:cs="Calibri"/>
-          <w:sz w:val="34"/>
-          <w:szCs w:val="34"/>
+          <w:sz w:val="32"/>
+          <w:szCs w:val="32"/>
         </w:rPr>
         <w:t>It’s</w:t>
       </w:r>
       <w:r>
         <w:rPr>
           <w:rFonts w:ascii="Calibri" w:hAnsi="Calibri" w:cs="Calibri"/>
-          <w:sz w:val="34"/>
-          <w:szCs w:val="34"/>
+          <w:sz w:val="32"/>
+          <w:szCs w:val="32"/>
         </w:rPr>
         <w:t xml:space="preserve"> one of the best learning commands. This shows:</w:t>
       </w:r>
@@ -2888,15 +2982,15 @@
         <w:jc w:val="both"/>
         <w:rPr>
           <w:rFonts w:ascii="Calibri" w:hAnsi="Calibri" w:cs="Calibri"/>
-          <w:sz w:val="34"/>
-          <w:szCs w:val="34"/>
-        </w:rPr>
-      </w:pPr>
-      <w:r>
-        <w:rPr>
-          <w:rFonts w:ascii="Calibri" w:hAnsi="Calibri" w:cs="Calibri"/>
-          <w:sz w:val="34"/>
-          <w:szCs w:val="34"/>
+          <w:sz w:val="32"/>
+          <w:szCs w:val="32"/>
+        </w:rPr>
+      </w:pPr>
+      <w:r>
+        <w:rPr>
+          <w:rFonts w:ascii="Calibri" w:hAnsi="Calibri" w:cs="Calibri"/>
+          <w:sz w:val="32"/>
+          <w:szCs w:val="32"/>
         </w:rPr>
         <w:t>Offering public key</w:t>
       </w:r>
@@ -2911,15 +3005,15 @@
         <w:jc w:val="both"/>
         <w:rPr>
           <w:rFonts w:ascii="Calibri" w:hAnsi="Calibri" w:cs="Calibri"/>
-          <w:sz w:val="34"/>
-          <w:szCs w:val="34"/>
-        </w:rPr>
-      </w:pPr>
-      <w:r>
-        <w:rPr>
-          <w:rFonts w:ascii="Calibri" w:hAnsi="Calibri" w:cs="Calibri"/>
-          <w:sz w:val="34"/>
-          <w:szCs w:val="34"/>
+          <w:sz w:val="32"/>
+          <w:szCs w:val="32"/>
+        </w:rPr>
+      </w:pPr>
+      <w:r>
+        <w:rPr>
+          <w:rFonts w:ascii="Calibri" w:hAnsi="Calibri" w:cs="Calibri"/>
+          <w:sz w:val="32"/>
+          <w:szCs w:val="32"/>
         </w:rPr>
         <w:t>Authenticating</w:t>
       </w:r>
@@ -2934,15 +3028,15 @@
         <w:jc w:val="both"/>
         <w:rPr>
           <w:rFonts w:ascii="Calibri" w:hAnsi="Calibri" w:cs="Calibri"/>
-          <w:sz w:val="34"/>
-          <w:szCs w:val="34"/>
-        </w:rPr>
-      </w:pPr>
-      <w:r>
-        <w:rPr>
-          <w:rFonts w:ascii="Calibri" w:hAnsi="Calibri" w:cs="Calibri"/>
-          <w:sz w:val="34"/>
-          <w:szCs w:val="34"/>
+          <w:sz w:val="32"/>
+          <w:szCs w:val="32"/>
+        </w:rPr>
+      </w:pPr>
+      <w:r>
+        <w:rPr>
+          <w:rFonts w:ascii="Calibri" w:hAnsi="Calibri" w:cs="Calibri"/>
+          <w:sz w:val="32"/>
+          <w:szCs w:val="32"/>
         </w:rPr>
         <w:t>Host Key verified</w:t>
       </w:r>
@@ -2957,15 +3051,15 @@
         <w:jc w:val="both"/>
         <w:rPr>
           <w:rFonts w:ascii="Calibri" w:hAnsi="Calibri" w:cs="Calibri"/>
-          <w:sz w:val="34"/>
-          <w:szCs w:val="34"/>
-        </w:rPr>
-      </w:pPr>
-      <w:r>
-        <w:rPr>
-          <w:rFonts w:ascii="Calibri" w:hAnsi="Calibri" w:cs="Calibri"/>
-          <w:sz w:val="34"/>
-          <w:szCs w:val="34"/>
+          <w:sz w:val="32"/>
+          <w:szCs w:val="32"/>
+        </w:rPr>
+      </w:pPr>
+      <w:r>
+        <w:rPr>
+          <w:rFonts w:ascii="Calibri" w:hAnsi="Calibri" w:cs="Calibri"/>
+          <w:sz w:val="32"/>
+          <w:szCs w:val="32"/>
         </w:rPr>
         <w:t>Key Accepted</w:t>
       </w:r>
@@ -2975,6 +3069,195 @@
         <w:jc w:val="both"/>
         <w:rPr>
           <w:rFonts w:ascii="Calibri" w:hAnsi="Calibri" w:cs="Calibri"/>
+          <w:sz w:val="32"/>
+          <w:szCs w:val="32"/>
+        </w:rPr>
+      </w:pPr>
+      <w:r>
+        <w:rPr>
+          <w:rFonts w:ascii="Calibri" w:hAnsi="Calibri" w:cs="Calibri"/>
+          <w:sz w:val="32"/>
+          <w:szCs w:val="32"/>
+        </w:rPr>
+        <w:t># We can literally watch the SSH authentication process happen step by step</w:t>
+      </w:r>
+    </w:p>
+    <w:p>
+      <w:pPr>
+        <w:jc w:val="both"/>
+        <w:rPr>
+          <w:rFonts w:ascii="Calibri" w:hAnsi="Calibri" w:cs="Calibri"/>
+          <w:b/>
+          <w:bCs/>
+          <w:color w:val="60CAF3" w:themeColor="accent4" w:themeTint="99"/>
+          <w:sz w:val="32"/>
+          <w:szCs w:val="32"/>
+        </w:rPr>
+      </w:pPr>
+      <w:r>
+        <w:rPr>
+          <w:rFonts w:ascii="Calibri" w:hAnsi="Calibri" w:cs="Calibri"/>
+          <w:b/>
+          <w:bCs/>
+          <w:color w:val="60CAF3" w:themeColor="accent4" w:themeTint="99"/>
+          <w:sz w:val="32"/>
+          <w:szCs w:val="32"/>
+        </w:rPr>
+        <w:t>ssh -</w:t>
+      </w:r>
+      <w:proofErr w:type="spellStart"/>
+      <w:r>
+        <w:rPr>
+          <w:rFonts w:ascii="Calibri" w:hAnsi="Calibri" w:cs="Calibri"/>
+          <w:b/>
+          <w:bCs/>
+          <w:color w:val="60CAF3" w:themeColor="accent4" w:themeTint="99"/>
+          <w:sz w:val="32"/>
+          <w:szCs w:val="32"/>
+        </w:rPr>
+        <w:t>vT</w:t>
+      </w:r>
+      <w:proofErr w:type="spellEnd"/>
+      <w:r>
+        <w:rPr>
+          <w:rFonts w:ascii="Calibri" w:hAnsi="Calibri" w:cs="Calibri"/>
+          <w:b/>
+          <w:bCs/>
+          <w:color w:val="60CAF3" w:themeColor="accent4" w:themeTint="99"/>
+          <w:sz w:val="32"/>
+          <w:szCs w:val="32"/>
+        </w:rPr>
+        <w:t xml:space="preserve"> git@github.com</w:t>
+      </w:r>
+    </w:p>
+    <w:p>
+      <w:pPr>
+        <w:jc w:val="both"/>
+        <w:rPr>
+          <w:rFonts w:ascii="Calibri" w:hAnsi="Calibri" w:cs="Calibri"/>
+          <w:sz w:val="32"/>
+          <w:szCs w:val="32"/>
+        </w:rPr>
+      </w:pPr>
+      <w:r>
+        <w:rPr>
+          <w:rFonts w:ascii="Calibri" w:hAnsi="Calibri" w:cs="Calibri"/>
+          <w:b/>
+          <w:bCs/>
+          <w:color w:val="60CAF3" w:themeColor="accent4" w:themeTint="99"/>
+          <w:sz w:val="32"/>
+          <w:szCs w:val="32"/>
+        </w:rPr>
+        <w:t>ssh -</w:t>
+      </w:r>
+      <w:proofErr w:type="spellStart"/>
+      <w:r>
+        <w:rPr>
+          <w:rFonts w:ascii="Calibri" w:hAnsi="Calibri" w:cs="Calibri"/>
+          <w:b/>
+          <w:bCs/>
+          <w:color w:val="60CAF3" w:themeColor="accent4" w:themeTint="99"/>
+          <w:sz w:val="32"/>
+          <w:szCs w:val="32"/>
+        </w:rPr>
+        <w:t>vvvT</w:t>
+      </w:r>
+      <w:proofErr w:type="spellEnd"/>
+      <w:r>
+        <w:rPr>
+          <w:rFonts w:ascii="Calibri" w:hAnsi="Calibri" w:cs="Calibri"/>
+          <w:b/>
+          <w:bCs/>
+          <w:color w:val="60CAF3" w:themeColor="accent4" w:themeTint="99"/>
+          <w:sz w:val="32"/>
+          <w:szCs w:val="32"/>
+        </w:rPr>
+        <w:t xml:space="preserve"> git@github.com</w:t>
+      </w:r>
+      <w:r>
+        <w:rPr>
+          <w:rFonts w:ascii="Calibri" w:hAnsi="Calibri" w:cs="Calibri"/>
+          <w:sz w:val="32"/>
+          <w:szCs w:val="32"/>
+        </w:rPr>
+        <w:tab/>
+      </w:r>
+      <w:r>
+        <w:rPr>
+          <w:rFonts w:ascii="Calibri" w:hAnsi="Calibri" w:cs="Calibri"/>
+          <w:b/>
+          <w:bCs/>
+          <w:sz w:val="32"/>
+          <w:szCs w:val="32"/>
+        </w:rPr>
+        <w:t>// for more detailed debug</w:t>
+      </w:r>
+    </w:p>
+    <w:p>
+      <w:pPr>
+        <w:jc w:val="both"/>
+        <w:rPr>
+          <w:rFonts w:ascii="Calibri" w:hAnsi="Calibri" w:cs="Calibri"/>
+          <w:sz w:val="34"/>
+          <w:szCs w:val="34"/>
+        </w:rPr>
+      </w:pPr>
+    </w:p>
+    <w:p>
+      <w:pPr>
+        <w:jc w:val="center"/>
+        <w:rPr>
+          <w:rFonts w:ascii="Calibri" w:hAnsi="Calibri" w:cs="Calibri"/>
+          <w:sz w:val="34"/>
+          <w:szCs w:val="34"/>
+        </w:rPr>
+      </w:pPr>
+      <w:r>
+        <w:rPr>
+          <w:rFonts w:ascii="Calibri" w:hAnsi="Calibri" w:cs="Calibri"/>
+          <w:sz w:val="34"/>
+          <w:szCs w:val="34"/>
+        </w:rPr>
+        <w:t>Break</w:t>
+      </w:r>
+    </w:p>
+    <w:p>
+      <w:pPr>
+        <w:jc w:val="both"/>
+        <w:rPr>
+          <w:rFonts w:ascii="Calibri" w:hAnsi="Calibri" w:cs="Calibri"/>
+          <w:sz w:val="34"/>
+          <w:szCs w:val="34"/>
+        </w:rPr>
+      </w:pPr>
+    </w:p>
+    <w:p>
+      <w:pPr>
+        <w:jc w:val="both"/>
+        <w:rPr>
+          <w:rFonts w:ascii="Calibri" w:hAnsi="Calibri" w:cs="Calibri"/>
+          <w:b/>
+          <w:bCs/>
+          <w:sz w:val="34"/>
+          <w:szCs w:val="34"/>
+        </w:rPr>
+      </w:pPr>
+      <w:r>
+        <w:rPr>
+          <w:rFonts w:ascii="Calibri" w:hAnsi="Calibri" w:cs="Calibri"/>
+          <w:b/>
+          <w:bCs/>
+          <w:sz w:val="34"/>
+          <w:szCs w:val="34"/>
+        </w:rPr>
+        <w:t>Bash Implementation:</w:t>
+      </w:r>
+    </w:p>
+    <w:p>
+      <w:pPr>
+        <w:jc w:val="both"/>
+        <w:rPr>
+          <w:rFonts w:ascii="Calibri" w:hAnsi="Calibri" w:cs="Calibri"/>
           <w:sz w:val="34"/>
           <w:szCs w:val="34"/>
         </w:rPr>
@@ -2986,7 +3269,7 @@
           <w:szCs w:val="34"/>
         </w:rPr>
         <w:lastRenderedPageBreak/>
-        <w:t># We can literally watch the SSH authentication process happen step by step</w:t>
+        <w:t># Open CMD or PowerShell and type this:</w:t>
       </w:r>
     </w:p>
     <w:p>
@@ -3010,195 +3293,6 @@
           <w:sz w:val="34"/>
           <w:szCs w:val="34"/>
         </w:rPr>
-        <w:t>ssh -</w:t>
-      </w:r>
-      <w:proofErr w:type="spellStart"/>
-      <w:r>
-        <w:rPr>
-          <w:rFonts w:ascii="Calibri" w:hAnsi="Calibri" w:cs="Calibri"/>
-          <w:b/>
-          <w:bCs/>
-          <w:color w:val="60CAF3" w:themeColor="accent4" w:themeTint="99"/>
-          <w:sz w:val="34"/>
-          <w:szCs w:val="34"/>
-        </w:rPr>
-        <w:t>vT</w:t>
-      </w:r>
-      <w:proofErr w:type="spellEnd"/>
-      <w:r>
-        <w:rPr>
-          <w:rFonts w:ascii="Calibri" w:hAnsi="Calibri" w:cs="Calibri"/>
-          <w:b/>
-          <w:bCs/>
-          <w:color w:val="60CAF3" w:themeColor="accent4" w:themeTint="99"/>
-          <w:sz w:val="34"/>
-          <w:szCs w:val="34"/>
-        </w:rPr>
-        <w:t xml:space="preserve"> git@github.com</w:t>
-      </w:r>
-    </w:p>
-    <w:p>
-      <w:pPr>
-        <w:jc w:val="both"/>
-        <w:rPr>
-          <w:rFonts w:ascii="Calibri" w:hAnsi="Calibri" w:cs="Calibri"/>
-          <w:sz w:val="34"/>
-          <w:szCs w:val="34"/>
-        </w:rPr>
-      </w:pPr>
-      <w:r>
-        <w:rPr>
-          <w:rFonts w:ascii="Calibri" w:hAnsi="Calibri" w:cs="Calibri"/>
-          <w:b/>
-          <w:bCs/>
-          <w:color w:val="60CAF3" w:themeColor="accent4" w:themeTint="99"/>
-          <w:sz w:val="34"/>
-          <w:szCs w:val="34"/>
-        </w:rPr>
-        <w:t>ssh -</w:t>
-      </w:r>
-      <w:proofErr w:type="spellStart"/>
-      <w:r>
-        <w:rPr>
-          <w:rFonts w:ascii="Calibri" w:hAnsi="Calibri" w:cs="Calibri"/>
-          <w:b/>
-          <w:bCs/>
-          <w:color w:val="60CAF3" w:themeColor="accent4" w:themeTint="99"/>
-          <w:sz w:val="34"/>
-          <w:szCs w:val="34"/>
-        </w:rPr>
-        <w:t>vvvT</w:t>
-      </w:r>
-      <w:proofErr w:type="spellEnd"/>
-      <w:r>
-        <w:rPr>
-          <w:rFonts w:ascii="Calibri" w:hAnsi="Calibri" w:cs="Calibri"/>
-          <w:b/>
-          <w:bCs/>
-          <w:color w:val="60CAF3" w:themeColor="accent4" w:themeTint="99"/>
-          <w:sz w:val="34"/>
-          <w:szCs w:val="34"/>
-        </w:rPr>
-        <w:t xml:space="preserve"> git@github.com</w:t>
-      </w:r>
-      <w:r>
-        <w:rPr>
-          <w:rFonts w:ascii="Calibri" w:hAnsi="Calibri" w:cs="Calibri"/>
-          <w:sz w:val="34"/>
-          <w:szCs w:val="34"/>
-        </w:rPr>
-        <w:tab/>
-      </w:r>
-      <w:r>
-        <w:rPr>
-          <w:rFonts w:ascii="Calibri" w:hAnsi="Calibri" w:cs="Calibri"/>
-          <w:b/>
-          <w:bCs/>
-          <w:sz w:val="34"/>
-          <w:szCs w:val="34"/>
-        </w:rPr>
-        <w:t>// for more detailed debug</w:t>
-      </w:r>
-    </w:p>
-    <w:p>
-      <w:pPr>
-        <w:jc w:val="both"/>
-        <w:rPr>
-          <w:rFonts w:ascii="Calibri" w:hAnsi="Calibri" w:cs="Calibri"/>
-          <w:sz w:val="36"/>
-          <w:szCs w:val="36"/>
-        </w:rPr>
-      </w:pPr>
-    </w:p>
-    <w:p>
-      <w:pPr>
-        <w:jc w:val="center"/>
-        <w:rPr>
-          <w:rFonts w:ascii="Calibri" w:hAnsi="Calibri" w:cs="Calibri"/>
-          <w:sz w:val="36"/>
-          <w:szCs w:val="36"/>
-        </w:rPr>
-      </w:pPr>
-      <w:r>
-        <w:rPr>
-          <w:rFonts w:ascii="Calibri" w:hAnsi="Calibri" w:cs="Calibri"/>
-          <w:sz w:val="36"/>
-          <w:szCs w:val="36"/>
-        </w:rPr>
-        <w:t>Break</w:t>
-      </w:r>
-    </w:p>
-    <w:p>
-      <w:pPr>
-        <w:jc w:val="both"/>
-        <w:rPr>
-          <w:rFonts w:ascii="Calibri" w:hAnsi="Calibri" w:cs="Calibri"/>
-          <w:sz w:val="36"/>
-          <w:szCs w:val="36"/>
-        </w:rPr>
-      </w:pPr>
-    </w:p>
-    <w:p>
-      <w:pPr>
-        <w:jc w:val="both"/>
-        <w:rPr>
-          <w:rFonts w:ascii="Calibri" w:hAnsi="Calibri" w:cs="Calibri"/>
-          <w:b/>
-          <w:bCs/>
-          <w:sz w:val="36"/>
-          <w:szCs w:val="36"/>
-        </w:rPr>
-      </w:pPr>
-      <w:r>
-        <w:rPr>
-          <w:rFonts w:ascii="Calibri" w:hAnsi="Calibri" w:cs="Calibri"/>
-          <w:b/>
-          <w:bCs/>
-          <w:sz w:val="36"/>
-          <w:szCs w:val="36"/>
-        </w:rPr>
-        <w:t>Bash Implementation:</w:t>
-      </w:r>
-    </w:p>
-    <w:p>
-      <w:pPr>
-        <w:jc w:val="both"/>
-        <w:rPr>
-          <w:rFonts w:ascii="Calibri" w:hAnsi="Calibri" w:cs="Calibri"/>
-          <w:sz w:val="36"/>
-          <w:szCs w:val="36"/>
-        </w:rPr>
-      </w:pPr>
-      <w:r>
-        <w:rPr>
-          <w:rFonts w:ascii="Calibri" w:hAnsi="Calibri" w:cs="Calibri"/>
-          <w:sz w:val="36"/>
-          <w:szCs w:val="36"/>
-        </w:rPr>
-        <w:t># Open CMD or PowerShell and type this:</w:t>
-      </w:r>
-    </w:p>
-    <w:p>
-      <w:pPr>
-        <w:jc w:val="both"/>
-        <w:rPr>
-          <w:rFonts w:ascii="Calibri" w:hAnsi="Calibri" w:cs="Calibri"/>
-          <w:b/>
-          <w:bCs/>
-          <w:color w:val="60CAF3" w:themeColor="accent4" w:themeTint="99"/>
-          <w:sz w:val="36"/>
-          <w:szCs w:val="36"/>
-        </w:rPr>
-      </w:pPr>
-      <w:r>
-        <w:rPr>
-          <w:rFonts w:ascii="Calibri" w:hAnsi="Calibri" w:cs="Calibri"/>
-          <w:b/>
-          <w:bCs/>
-          <w:color w:val="60CAF3" w:themeColor="accent4" w:themeTint="99"/>
-          <w:sz w:val="36"/>
-          <w:szCs w:val="36"/>
-        </w:rPr>
         <w:t>which $SHELL</w:t>
       </w:r>
     </w:p>
@@ -3207,15 +3301,15 @@
         <w:jc w:val="both"/>
         <w:rPr>
           <w:rFonts w:ascii="Calibri" w:hAnsi="Calibri" w:cs="Calibri"/>
-          <w:sz w:val="36"/>
-          <w:szCs w:val="36"/>
-        </w:rPr>
-      </w:pPr>
-      <w:r>
-        <w:rPr>
-          <w:rFonts w:ascii="Calibri" w:hAnsi="Calibri" w:cs="Calibri"/>
-          <w:sz w:val="36"/>
-          <w:szCs w:val="36"/>
+          <w:sz w:val="34"/>
+          <w:szCs w:val="34"/>
+        </w:rPr>
+      </w:pPr>
+      <w:r>
+        <w:rPr>
+          <w:rFonts w:ascii="Calibri" w:hAnsi="Calibri" w:cs="Calibri"/>
+          <w:sz w:val="34"/>
+          <w:szCs w:val="34"/>
         </w:rPr>
         <w:t xml:space="preserve"># To find out if we’re running Bash and it will show </w:t>
       </w:r>
@@ -3224,16 +3318,16 @@
           <w:rFonts w:ascii="Calibri" w:hAnsi="Calibri" w:cs="Calibri"/>
           <w:b/>
           <w:bCs/>
-          <w:sz w:val="36"/>
-          <w:szCs w:val="36"/>
+          <w:sz w:val="34"/>
+          <w:szCs w:val="34"/>
         </w:rPr>
         <w:t>/user/bin/bash</w:t>
       </w:r>
       <w:r>
         <w:rPr>
           <w:rFonts w:ascii="Calibri" w:hAnsi="Calibri" w:cs="Calibri"/>
-          <w:sz w:val="36"/>
-          <w:szCs w:val="36"/>
+          <w:sz w:val="34"/>
+          <w:szCs w:val="34"/>
         </w:rPr>
         <w:t xml:space="preserve"> which is like any other application that lives in the binary directory</w:t>
       </w:r>
@@ -3243,25 +3337,25 @@
         <w:jc w:val="both"/>
         <w:rPr>
           <w:rFonts w:ascii="Calibri" w:hAnsi="Calibri" w:cs="Calibri"/>
-          <w:sz w:val="36"/>
-          <w:szCs w:val="36"/>
-        </w:rPr>
-      </w:pPr>
-    </w:p>
-    <w:p>
-      <w:pPr>
-        <w:jc w:val="both"/>
-        <w:rPr>
-          <w:rFonts w:ascii="Calibri" w:hAnsi="Calibri" w:cs="Calibri"/>
-          <w:sz w:val="36"/>
-          <w:szCs w:val="36"/>
-        </w:rPr>
-      </w:pPr>
-      <w:r>
-        <w:rPr>
-          <w:rFonts w:ascii="Calibri" w:hAnsi="Calibri" w:cs="Calibri"/>
-          <w:sz w:val="36"/>
-          <w:szCs w:val="36"/>
+          <w:sz w:val="34"/>
+          <w:szCs w:val="34"/>
+        </w:rPr>
+      </w:pPr>
+    </w:p>
+    <w:p>
+      <w:pPr>
+        <w:jc w:val="both"/>
+        <w:rPr>
+          <w:rFonts w:ascii="Calibri" w:hAnsi="Calibri" w:cs="Calibri"/>
+          <w:sz w:val="34"/>
+          <w:szCs w:val="34"/>
+        </w:rPr>
+      </w:pPr>
+      <w:r>
+        <w:rPr>
+          <w:rFonts w:ascii="Calibri" w:hAnsi="Calibri" w:cs="Calibri"/>
+          <w:sz w:val="34"/>
+          <w:szCs w:val="34"/>
         </w:rPr>
         <w:t>Startup Customization:</w:t>
       </w:r>
@@ -3271,31 +3365,31 @@
         <w:jc w:val="both"/>
         <w:rPr>
           <w:rFonts w:ascii="Calibri" w:hAnsi="Calibri" w:cs="Calibri"/>
-          <w:sz w:val="36"/>
-          <w:szCs w:val="36"/>
-        </w:rPr>
-      </w:pPr>
-      <w:r>
-        <w:rPr>
-          <w:rFonts w:ascii="Calibri" w:hAnsi="Calibri" w:cs="Calibri"/>
-          <w:sz w:val="36"/>
-          <w:szCs w:val="36"/>
+          <w:sz w:val="34"/>
+          <w:szCs w:val="34"/>
+        </w:rPr>
+      </w:pPr>
+      <w:r>
+        <w:rPr>
+          <w:rFonts w:ascii="Calibri" w:hAnsi="Calibri" w:cs="Calibri"/>
+          <w:sz w:val="34"/>
+          <w:szCs w:val="34"/>
         </w:rPr>
         <w:t xml:space="preserve"># When we first launch the </w:t>
       </w:r>
       <w:r>
         <w:rPr>
           <w:rFonts w:ascii="Calibri" w:hAnsi="Calibri" w:cs="Calibri"/>
-          <w:sz w:val="36"/>
-          <w:szCs w:val="36"/>
+          <w:sz w:val="34"/>
+          <w:szCs w:val="34"/>
         </w:rPr>
         <w:t>Shell,</w:t>
       </w:r>
       <w:r>
         <w:rPr>
           <w:rFonts w:ascii="Calibri" w:hAnsi="Calibri" w:cs="Calibri"/>
-          <w:sz w:val="36"/>
-          <w:szCs w:val="36"/>
+          <w:sz w:val="34"/>
+          <w:szCs w:val="34"/>
         </w:rPr>
         <w:t xml:space="preserve"> it actually runs a startup script that’s defined in the:</w:t>
       </w:r>
@@ -3310,17 +3404,18 @@
         <w:jc w:val="both"/>
         <w:rPr>
           <w:rFonts w:ascii="Calibri" w:hAnsi="Calibri" w:cs="Calibri"/>
-          <w:sz w:val="36"/>
-          <w:szCs w:val="36"/>
-        </w:rPr>
-      </w:pPr>
-      <w:r>
-        <w:rPr>
-          <w:rFonts w:ascii="Calibri" w:hAnsi="Calibri" w:cs="Calibri"/>
-          <w:b/>
-          <w:bCs/>
-          <w:sz w:val="36"/>
-          <w:szCs w:val="36"/>
+          <w:sz w:val="34"/>
+          <w:szCs w:val="34"/>
+        </w:rPr>
+      </w:pPr>
+      <w:proofErr w:type="gramStart"/>
+      <w:r>
+        <w:rPr>
+          <w:rFonts w:ascii="Calibri" w:hAnsi="Calibri" w:cs="Calibri"/>
+          <w:b/>
+          <w:bCs/>
+          <w:sz w:val="34"/>
+          <w:szCs w:val="34"/>
         </w:rPr>
         <w:t>.</w:t>
       </w:r>
@@ -3330,17 +3425,18 @@
           <w:rFonts w:ascii="Calibri" w:hAnsi="Calibri" w:cs="Calibri"/>
           <w:b/>
           <w:bCs/>
-          <w:sz w:val="36"/>
-          <w:szCs w:val="36"/>
+          <w:sz w:val="34"/>
+          <w:szCs w:val="34"/>
         </w:rPr>
         <w:t>bashrc</w:t>
       </w:r>
       <w:proofErr w:type="spellEnd"/>
-      <w:r>
-        <w:rPr>
-          <w:rFonts w:ascii="Calibri" w:hAnsi="Calibri" w:cs="Calibri"/>
-          <w:sz w:val="36"/>
-          <w:szCs w:val="36"/>
+      <w:proofErr w:type="gramEnd"/>
+      <w:r>
+        <w:rPr>
+          <w:rFonts w:ascii="Calibri" w:hAnsi="Calibri" w:cs="Calibri"/>
+          <w:sz w:val="34"/>
+          <w:szCs w:val="34"/>
         </w:rPr>
         <w:t xml:space="preserve"> file</w:t>
       </w:r>
@@ -3355,15 +3451,15 @@
         <w:jc w:val="both"/>
         <w:rPr>
           <w:rFonts w:ascii="Calibri" w:hAnsi="Calibri" w:cs="Calibri"/>
-          <w:sz w:val="36"/>
-          <w:szCs w:val="36"/>
-        </w:rPr>
-      </w:pPr>
-      <w:r>
-        <w:rPr>
-          <w:rFonts w:ascii="Calibri" w:hAnsi="Calibri" w:cs="Calibri"/>
-          <w:sz w:val="36"/>
-          <w:szCs w:val="36"/>
+          <w:sz w:val="34"/>
+          <w:szCs w:val="34"/>
+        </w:rPr>
+      </w:pPr>
+      <w:r>
+        <w:rPr>
+          <w:rFonts w:ascii="Calibri" w:hAnsi="Calibri" w:cs="Calibri"/>
+          <w:sz w:val="34"/>
+          <w:szCs w:val="34"/>
         </w:rPr>
         <w:t xml:space="preserve">Or </w:t>
       </w:r>
@@ -3372,8 +3468,8 @@
           <w:rFonts w:ascii="Calibri" w:hAnsi="Calibri" w:cs="Calibri"/>
           <w:b/>
           <w:bCs/>
-          <w:sz w:val="36"/>
-          <w:szCs w:val="36"/>
+          <w:sz w:val="34"/>
+          <w:szCs w:val="34"/>
         </w:rPr>
         <w:t>.</w:t>
       </w:r>
@@ -3383,8 +3479,8 @@
           <w:rFonts w:ascii="Calibri" w:hAnsi="Calibri" w:cs="Calibri"/>
           <w:b/>
           <w:bCs/>
-          <w:sz w:val="36"/>
-          <w:szCs w:val="36"/>
+          <w:sz w:val="34"/>
+          <w:szCs w:val="34"/>
         </w:rPr>
         <w:t>bash_profile</w:t>
       </w:r>
@@ -3392,8 +3488,8 @@
       <w:r>
         <w:rPr>
           <w:rFonts w:ascii="Calibri" w:hAnsi="Calibri" w:cs="Calibri"/>
-          <w:sz w:val="36"/>
-          <w:szCs w:val="36"/>
+          <w:sz w:val="34"/>
+          <w:szCs w:val="34"/>
         </w:rPr>
         <w:t xml:space="preserve"> file</w:t>
       </w:r>
@@ -3403,23 +3499,23 @@
         <w:jc w:val="both"/>
         <w:rPr>
           <w:rFonts w:ascii="Calibri" w:hAnsi="Calibri" w:cs="Calibri"/>
-          <w:sz w:val="36"/>
-          <w:szCs w:val="36"/>
-        </w:rPr>
-      </w:pPr>
-      <w:r>
-        <w:rPr>
-          <w:rFonts w:ascii="Calibri" w:hAnsi="Calibri" w:cs="Calibri"/>
-          <w:sz w:val="36"/>
-          <w:szCs w:val="36"/>
+          <w:sz w:val="34"/>
+          <w:szCs w:val="34"/>
+        </w:rPr>
+      </w:pPr>
+      <w:r>
+        <w:rPr>
+          <w:rFonts w:ascii="Calibri" w:hAnsi="Calibri" w:cs="Calibri"/>
+          <w:sz w:val="34"/>
+          <w:szCs w:val="34"/>
         </w:rPr>
         <w:t xml:space="preserve"># On our system allowing us to customize the behavior and appearance of the Shell </w:t>
       </w:r>
       <w:r>
         <w:rPr>
           <w:rFonts w:ascii="Calibri" w:hAnsi="Calibri" w:cs="Calibri"/>
-          <w:sz w:val="36"/>
-          <w:szCs w:val="36"/>
+          <w:sz w:val="34"/>
+          <w:szCs w:val="34"/>
         </w:rPr>
         <w:t>whenever we start a new session</w:t>
       </w:r>
@@ -3429,100 +3525,227 @@
         <w:jc w:val="both"/>
         <w:rPr>
           <w:rFonts w:ascii="Calibri" w:hAnsi="Calibri" w:cs="Calibri"/>
-          <w:sz w:val="36"/>
-          <w:szCs w:val="36"/>
-        </w:rPr>
-      </w:pPr>
-    </w:p>
-    <w:p>
-      <w:pPr>
-        <w:jc w:val="both"/>
-        <w:rPr>
-          <w:rFonts w:ascii="Calibri" w:hAnsi="Calibri" w:cs="Calibri"/>
-          <w:sz w:val="36"/>
-          <w:szCs w:val="36"/>
-        </w:rPr>
-      </w:pPr>
-      <w:r>
-        <w:rPr>
-          <w:rFonts w:ascii="Calibri" w:hAnsi="Calibri" w:cs="Calibri"/>
-          <w:sz w:val="36"/>
-          <w:szCs w:val="36"/>
+          <w:sz w:val="34"/>
+          <w:szCs w:val="34"/>
+        </w:rPr>
+      </w:pPr>
+    </w:p>
+    <w:p>
+      <w:pPr>
+        <w:jc w:val="both"/>
+        <w:rPr>
+          <w:rFonts w:ascii="Calibri" w:hAnsi="Calibri" w:cs="Calibri"/>
+          <w:sz w:val="34"/>
+          <w:szCs w:val="34"/>
+        </w:rPr>
+      </w:pPr>
+      <w:r>
+        <w:rPr>
+          <w:rFonts w:ascii="Calibri" w:hAnsi="Calibri" w:cs="Calibri"/>
+          <w:sz w:val="34"/>
+          <w:szCs w:val="34"/>
+        </w:rPr>
+        <w:t>Custom Bash Script:</w:t>
+      </w:r>
+    </w:p>
+    <w:p>
+      <w:pPr>
+        <w:jc w:val="both"/>
+        <w:rPr>
+          <w:rFonts w:ascii="Calibri" w:hAnsi="Calibri" w:cs="Calibri"/>
+          <w:sz w:val="34"/>
+          <w:szCs w:val="34"/>
+        </w:rPr>
+      </w:pPr>
+      <w:r>
+        <w:rPr>
+          <w:rFonts w:ascii="Calibri" w:hAnsi="Calibri" w:cs="Calibri"/>
+          <w:sz w:val="34"/>
+          <w:szCs w:val="34"/>
+        </w:rPr>
+        <w:t># In any project create file_name.sh. First line in that file should always be a SHEBANG (</w:t>
+      </w:r>
+      <w:r>
+        <w:rPr>
+          <w:rFonts w:ascii="Calibri" w:hAnsi="Calibri" w:cs="Calibri"/>
+          <w:b/>
+          <w:bCs/>
+          <w:sz w:val="34"/>
+          <w:szCs w:val="34"/>
+        </w:rPr>
+        <w:t>#!</w:t>
+      </w:r>
+      <w:r>
+        <w:rPr>
+          <w:rFonts w:ascii="Calibri" w:hAnsi="Calibri" w:cs="Calibri"/>
+          <w:sz w:val="34"/>
+          <w:szCs w:val="34"/>
+        </w:rPr>
+        <w:t>) followed by the path to the application that should run it</w:t>
+      </w:r>
+    </w:p>
+    <w:p>
+      <w:pPr>
+        <w:jc w:val="both"/>
+        <w:rPr>
+          <w:rFonts w:ascii="Calibri" w:hAnsi="Calibri" w:cs="Calibri"/>
+          <w:sz w:val="34"/>
+          <w:szCs w:val="34"/>
+        </w:rPr>
+      </w:pPr>
+      <w:r>
+        <w:rPr>
+          <w:rFonts w:ascii="Calibri" w:hAnsi="Calibri" w:cs="Calibri"/>
+          <w:sz w:val="34"/>
+          <w:szCs w:val="34"/>
+        </w:rPr>
+        <w:t># Use</w:t>
+      </w:r>
+      <w:r>
+        <w:rPr>
+          <w:rFonts w:ascii="Calibri" w:hAnsi="Calibri" w:cs="Calibri"/>
+          <w:b/>
+          <w:bCs/>
+          <w:sz w:val="34"/>
+          <w:szCs w:val="34"/>
+        </w:rPr>
+        <w:t xml:space="preserve"> echo</w:t>
+      </w:r>
+      <w:r>
+        <w:rPr>
+          <w:rFonts w:ascii="Calibri" w:hAnsi="Calibri" w:cs="Calibri"/>
+          <w:sz w:val="34"/>
+          <w:szCs w:val="34"/>
+        </w:rPr>
+        <w:t xml:space="preserve"> to print something</w:t>
+      </w:r>
+    </w:p>
+    <w:p>
+      <w:pPr>
+        <w:jc w:val="both"/>
+        <w:rPr>
+          <w:rFonts w:ascii="Calibri" w:hAnsi="Calibri" w:cs="Calibri"/>
+          <w:b/>
+          <w:bCs/>
+          <w:color w:val="D86DCB" w:themeColor="accent5" w:themeTint="99"/>
+          <w:sz w:val="34"/>
+          <w:szCs w:val="34"/>
+        </w:rPr>
+      </w:pPr>
+      <w:proofErr w:type="gramStart"/>
+      <w:r>
+        <w:rPr>
+          <w:rFonts w:ascii="Calibri" w:hAnsi="Calibri" w:cs="Calibri"/>
+          <w:b/>
+          <w:bCs/>
+          <w:color w:val="D86DCB" w:themeColor="accent5" w:themeTint="99"/>
+          <w:sz w:val="34"/>
+          <w:szCs w:val="34"/>
+        </w:rPr>
+        <w:t>#!/</w:t>
+      </w:r>
+      <w:proofErr w:type="gramEnd"/>
+      <w:r>
+        <w:rPr>
+          <w:rFonts w:ascii="Calibri" w:hAnsi="Calibri" w:cs="Calibri"/>
+          <w:b/>
+          <w:bCs/>
+          <w:color w:val="D86DCB" w:themeColor="accent5" w:themeTint="99"/>
+          <w:sz w:val="34"/>
+          <w:szCs w:val="34"/>
+        </w:rPr>
+        <w:t>user/bin/bash</w:t>
+      </w:r>
+    </w:p>
+    <w:p>
+      <w:pPr>
+        <w:jc w:val="both"/>
+        <w:rPr>
+          <w:rFonts w:ascii="Calibri" w:hAnsi="Calibri" w:cs="Calibri"/>
+          <w:b/>
+          <w:bCs/>
+          <w:color w:val="D86DCB" w:themeColor="accent5" w:themeTint="99"/>
+          <w:sz w:val="34"/>
+          <w:szCs w:val="34"/>
+        </w:rPr>
+      </w:pPr>
+      <w:r>
+        <w:rPr>
+          <w:rFonts w:ascii="Calibri" w:hAnsi="Calibri" w:cs="Calibri"/>
+          <w:b/>
+          <w:bCs/>
+          <w:color w:val="D86DCB" w:themeColor="accent5" w:themeTint="99"/>
+          <w:sz w:val="34"/>
+          <w:szCs w:val="34"/>
+        </w:rPr>
+        <w:t>echo “my first bash script”</w:t>
+      </w:r>
+    </w:p>
+    <w:p>
+      <w:pPr>
+        <w:jc w:val="both"/>
+        <w:rPr>
+          <w:rFonts w:ascii="Calibri" w:hAnsi="Calibri" w:cs="Calibri"/>
+          <w:sz w:val="34"/>
+          <w:szCs w:val="34"/>
+        </w:rPr>
+      </w:pPr>
+      <w:r>
+        <w:rPr>
+          <w:rFonts w:ascii="Calibri" w:hAnsi="Calibri" w:cs="Calibri"/>
+          <w:sz w:val="34"/>
+          <w:szCs w:val="34"/>
+        </w:rPr>
+        <w:t># Create a variable, access variables value using $ in front and print it</w:t>
+      </w:r>
+    </w:p>
+    <w:p>
+      <w:pPr>
+        <w:jc w:val="both"/>
+        <w:rPr>
+          <w:rFonts w:ascii="Calibri" w:hAnsi="Calibri" w:cs="Calibri"/>
+          <w:b/>
+          <w:bCs/>
+          <w:color w:val="D86DCB" w:themeColor="accent5" w:themeTint="99"/>
+          <w:sz w:val="34"/>
+          <w:szCs w:val="34"/>
+        </w:rPr>
+      </w:pPr>
+      <w:r>
+        <w:rPr>
+          <w:rFonts w:ascii="Calibri" w:hAnsi="Calibri" w:cs="Calibri"/>
+          <w:b/>
+          <w:bCs/>
+          <w:color w:val="D86DCB" w:themeColor="accent5" w:themeTint="99"/>
+          <w:sz w:val="34"/>
+          <w:szCs w:val="34"/>
+        </w:rPr>
+        <w:t>…</w:t>
+      </w:r>
+    </w:p>
+    <w:p>
+      <w:pPr>
+        <w:jc w:val="both"/>
+        <w:rPr>
+          <w:rFonts w:ascii="Calibri" w:hAnsi="Calibri" w:cs="Calibri"/>
+          <w:b/>
+          <w:bCs/>
+          <w:color w:val="D86DCB" w:themeColor="accent5" w:themeTint="99"/>
+          <w:sz w:val="34"/>
+          <w:szCs w:val="34"/>
+        </w:rPr>
+      </w:pPr>
+      <w:r>
+        <w:rPr>
+          <w:rFonts w:ascii="Calibri" w:hAnsi="Calibri" w:cs="Calibri"/>
+          <w:b/>
+          <w:bCs/>
+          <w:color w:val="D86DCB" w:themeColor="accent5" w:themeTint="99"/>
+          <w:sz w:val="34"/>
+          <w:szCs w:val="34"/>
         </w:rPr>
         <w:lastRenderedPageBreak/>
-        <w:t>Custom Bash Script:</w:t>
-      </w:r>
-    </w:p>
-    <w:p>
-      <w:pPr>
-        <w:jc w:val="both"/>
-        <w:rPr>
-          <w:rFonts w:ascii="Calibri" w:hAnsi="Calibri" w:cs="Calibri"/>
-          <w:sz w:val="36"/>
-          <w:szCs w:val="36"/>
-        </w:rPr>
-      </w:pPr>
-      <w:r>
-        <w:rPr>
-          <w:rFonts w:ascii="Calibri" w:hAnsi="Calibri" w:cs="Calibri"/>
-          <w:sz w:val="36"/>
-          <w:szCs w:val="36"/>
-        </w:rPr>
-        <w:t># In any project create file_name.sh. First line in that file should always be a SHEBANG (</w:t>
-      </w:r>
-      <w:r>
-        <w:rPr>
-          <w:rFonts w:ascii="Calibri" w:hAnsi="Calibri" w:cs="Calibri"/>
-          <w:b/>
-          <w:bCs/>
-          <w:sz w:val="36"/>
-          <w:szCs w:val="36"/>
-        </w:rPr>
-        <w:t>#!</w:t>
-      </w:r>
-      <w:r>
-        <w:rPr>
-          <w:rFonts w:ascii="Calibri" w:hAnsi="Calibri" w:cs="Calibri"/>
-          <w:sz w:val="36"/>
-          <w:szCs w:val="36"/>
-        </w:rPr>
-        <w:t>) followed by the path to the application that should run it</w:t>
-      </w:r>
-    </w:p>
-    <w:p>
-      <w:pPr>
-        <w:jc w:val="both"/>
-        <w:rPr>
-          <w:rFonts w:ascii="Calibri" w:hAnsi="Calibri" w:cs="Calibri"/>
-          <w:sz w:val="36"/>
-          <w:szCs w:val="36"/>
-        </w:rPr>
-      </w:pPr>
-      <w:r>
-        <w:rPr>
-          <w:rFonts w:ascii="Calibri" w:hAnsi="Calibri" w:cs="Calibri"/>
-          <w:sz w:val="36"/>
-          <w:szCs w:val="36"/>
-        </w:rPr>
-        <w:t># Use</w:t>
-      </w:r>
-      <w:r>
-        <w:rPr>
-          <w:rFonts w:ascii="Calibri" w:hAnsi="Calibri" w:cs="Calibri"/>
-          <w:b/>
-          <w:bCs/>
-          <w:sz w:val="36"/>
-          <w:szCs w:val="36"/>
-        </w:rPr>
-        <w:t xml:space="preserve"> echo</w:t>
-      </w:r>
-      <w:r>
-        <w:rPr>
-          <w:rFonts w:ascii="Calibri" w:hAnsi="Calibri" w:cs="Calibri"/>
-          <w:sz w:val="36"/>
-          <w:szCs w:val="36"/>
-        </w:rPr>
-        <w:t xml:space="preserve"> to print something</w:t>
+        <w:t>GREET = “Hello World!”</w:t>
       </w:r>
     </w:p>
     <w:p>
@@ -3533,8 +3756,8 @@
           <w:b/>
           <w:bCs/>
           <w:color w:val="D86DCB" w:themeColor="accent5" w:themeTint="99"/>
-          <w:sz w:val="36"/>
-          <w:szCs w:val="36"/>
+          <w:sz w:val="34"/>
+          <w:szCs w:val="34"/>
         </w:rPr>
       </w:pPr>
       <w:r>
@@ -3543,122 +3766,8 @@
           <w:b/>
           <w:bCs/>
           <w:color w:val="D86DCB" w:themeColor="accent5" w:themeTint="99"/>
-          <w:sz w:val="36"/>
-          <w:szCs w:val="36"/>
-        </w:rPr>
-        <w:t>#!/user/bin/bash</w:t>
-      </w:r>
-    </w:p>
-    <w:p>
-      <w:pPr>
-        <w:jc w:val="both"/>
-        <w:rPr>
-          <w:rFonts w:ascii="Calibri" w:hAnsi="Calibri" w:cs="Calibri"/>
-          <w:b/>
-          <w:bCs/>
-          <w:color w:val="D86DCB" w:themeColor="accent5" w:themeTint="99"/>
-          <w:sz w:val="36"/>
-          <w:szCs w:val="36"/>
-        </w:rPr>
-      </w:pPr>
-      <w:r>
-        <w:rPr>
-          <w:rFonts w:ascii="Calibri" w:hAnsi="Calibri" w:cs="Calibri"/>
-          <w:b/>
-          <w:bCs/>
-          <w:color w:val="D86DCB" w:themeColor="accent5" w:themeTint="99"/>
-          <w:sz w:val="36"/>
-          <w:szCs w:val="36"/>
-        </w:rPr>
-        <w:t>echo “my first bash script”</w:t>
-      </w:r>
-    </w:p>
-    <w:p>
-      <w:pPr>
-        <w:jc w:val="both"/>
-        <w:rPr>
-          <w:rFonts w:ascii="Calibri" w:hAnsi="Calibri" w:cs="Calibri"/>
-          <w:sz w:val="36"/>
-          <w:szCs w:val="36"/>
-        </w:rPr>
-      </w:pPr>
-      <w:r>
-        <w:rPr>
-          <w:rFonts w:ascii="Calibri" w:hAnsi="Calibri" w:cs="Calibri"/>
-          <w:sz w:val="36"/>
-          <w:szCs w:val="36"/>
-        </w:rPr>
-        <w:t># Create a variable, access variables value using $ in front and print it</w:t>
-      </w:r>
-    </w:p>
-    <w:p>
-      <w:pPr>
-        <w:jc w:val="both"/>
-        <w:rPr>
-          <w:rFonts w:ascii="Calibri" w:hAnsi="Calibri" w:cs="Calibri"/>
-          <w:b/>
-          <w:bCs/>
-          <w:color w:val="D86DCB" w:themeColor="accent5" w:themeTint="99"/>
-          <w:sz w:val="36"/>
-          <w:szCs w:val="36"/>
-        </w:rPr>
-      </w:pPr>
-      <w:r>
-        <w:rPr>
-          <w:rFonts w:ascii="Calibri" w:hAnsi="Calibri" w:cs="Calibri"/>
-          <w:b/>
-          <w:bCs/>
-          <w:color w:val="D86DCB" w:themeColor="accent5" w:themeTint="99"/>
-          <w:sz w:val="36"/>
-          <w:szCs w:val="36"/>
-        </w:rPr>
-        <w:t>…</w:t>
-      </w:r>
-    </w:p>
-    <w:p>
-      <w:pPr>
-        <w:jc w:val="both"/>
-        <w:rPr>
-          <w:rFonts w:ascii="Calibri" w:hAnsi="Calibri" w:cs="Calibri"/>
-          <w:b/>
-          <w:bCs/>
-          <w:color w:val="D86DCB" w:themeColor="accent5" w:themeTint="99"/>
-          <w:sz w:val="36"/>
-          <w:szCs w:val="36"/>
-        </w:rPr>
-      </w:pPr>
-      <w:r>
-        <w:rPr>
-          <w:rFonts w:ascii="Calibri" w:hAnsi="Calibri" w:cs="Calibri"/>
-          <w:b/>
-          <w:bCs/>
-          <w:color w:val="D86DCB" w:themeColor="accent5" w:themeTint="99"/>
-          <w:sz w:val="36"/>
-          <w:szCs w:val="36"/>
-        </w:rPr>
-        <w:t>GREET = “Hello World!”</w:t>
-      </w:r>
-    </w:p>
-    <w:p>
-      <w:pPr>
-        <w:jc w:val="both"/>
-        <w:rPr>
-          <w:rFonts w:ascii="Calibri" w:hAnsi="Calibri" w:cs="Calibri"/>
-          <w:b/>
-          <w:bCs/>
-          <w:color w:val="D86DCB" w:themeColor="accent5" w:themeTint="99"/>
-          <w:sz w:val="36"/>
-          <w:szCs w:val="36"/>
-        </w:rPr>
-      </w:pPr>
-      <w:r>
-        <w:rPr>
-          <w:rFonts w:ascii="Calibri" w:hAnsi="Calibri" w:cs="Calibri"/>
-          <w:b/>
-          <w:bCs/>
-          <w:color w:val="D86DCB" w:themeColor="accent5" w:themeTint="99"/>
-          <w:sz w:val="36"/>
-          <w:szCs w:val="36"/>
+          <w:sz w:val="34"/>
+          <w:szCs w:val="34"/>
         </w:rPr>
         <w:t>echo $GREET</w:t>
       </w:r>
@@ -3668,15 +3777,15 @@
         <w:jc w:val="both"/>
         <w:rPr>
           <w:rFonts w:ascii="Calibri" w:hAnsi="Calibri" w:cs="Calibri"/>
-          <w:sz w:val="36"/>
-          <w:szCs w:val="36"/>
-        </w:rPr>
-      </w:pPr>
-      <w:r>
-        <w:rPr>
-          <w:rFonts w:ascii="Calibri" w:hAnsi="Calibri" w:cs="Calibri"/>
-          <w:sz w:val="36"/>
-          <w:szCs w:val="36"/>
+          <w:sz w:val="34"/>
+          <w:szCs w:val="34"/>
+        </w:rPr>
+      </w:pPr>
+      <w:r>
+        <w:rPr>
+          <w:rFonts w:ascii="Calibri" w:hAnsi="Calibri" w:cs="Calibri"/>
+          <w:sz w:val="34"/>
+          <w:szCs w:val="34"/>
         </w:rPr>
         <w:t># To run the script, type the file name (</w:t>
       </w:r>
@@ -3685,16 +3794,16 @@
           <w:rFonts w:ascii="Calibri" w:hAnsi="Calibri" w:cs="Calibri"/>
           <w:b/>
           <w:bCs/>
-          <w:sz w:val="36"/>
-          <w:szCs w:val="36"/>
+          <w:sz w:val="34"/>
+          <w:szCs w:val="34"/>
         </w:rPr>
         <w:t>./file_name.sh</w:t>
       </w:r>
       <w:r>
         <w:rPr>
           <w:rFonts w:ascii="Calibri" w:hAnsi="Calibri" w:cs="Calibri"/>
-          <w:sz w:val="36"/>
-          <w:szCs w:val="36"/>
+          <w:sz w:val="34"/>
+          <w:szCs w:val="34"/>
         </w:rPr>
         <w:t>) into the Shell</w:t>
       </w:r>
@@ -3704,8 +3813,8 @@
         <w:jc w:val="both"/>
         <w:rPr>
           <w:rFonts w:ascii="Calibri" w:hAnsi="Calibri" w:cs="Calibri"/>
-          <w:sz w:val="36"/>
-          <w:szCs w:val="36"/>
+          <w:sz w:val="34"/>
+          <w:szCs w:val="34"/>
         </w:rPr>
       </w:pPr>
     </w:p>
@@ -3714,15 +3823,15 @@
         <w:jc w:val="center"/>
         <w:rPr>
           <w:rFonts w:ascii="Calibri" w:hAnsi="Calibri" w:cs="Calibri"/>
-          <w:sz w:val="36"/>
-          <w:szCs w:val="36"/>
-        </w:rPr>
-      </w:pPr>
-      <w:r>
-        <w:rPr>
-          <w:rFonts w:ascii="Calibri" w:hAnsi="Calibri" w:cs="Calibri"/>
-          <w:sz w:val="36"/>
-          <w:szCs w:val="36"/>
+          <w:sz w:val="34"/>
+          <w:szCs w:val="34"/>
+        </w:rPr>
+      </w:pPr>
+      <w:r>
+        <w:rPr>
+          <w:rFonts w:ascii="Calibri" w:hAnsi="Calibri" w:cs="Calibri"/>
+          <w:sz w:val="34"/>
+          <w:szCs w:val="34"/>
         </w:rPr>
         <w:t>Break</w:t>
       </w:r>
@@ -3732,8 +3841,8 @@
         <w:jc w:val="both"/>
         <w:rPr>
           <w:rFonts w:ascii="Calibri" w:hAnsi="Calibri" w:cs="Calibri"/>
-          <w:sz w:val="36"/>
-          <w:szCs w:val="36"/>
+          <w:sz w:val="34"/>
+          <w:szCs w:val="34"/>
         </w:rPr>
       </w:pPr>
     </w:p>

--- a/programming_mental_models/p2_implementation_of_programming_mental_models.docx
+++ b/programming_mental_models/p2_implementation_of_programming_mental_models.docx
@@ -6,18 +6,18 @@
       <w:pPr>
         <w:jc w:val="center"/>
         <w:rPr>
-          <w:rFonts w:ascii="Calibri" w:hAnsi="Calibri" w:cs="Calibri"/>
-          <w:sz w:val="34"/>
-          <w:szCs w:val="34"/>
-        </w:rPr>
-      </w:pPr>
-      <w:r>
-        <w:rPr>
-          <w:rFonts w:ascii="Calibri" w:hAnsi="Calibri" w:cs="Calibri"/>
-          <w:b/>
-          <w:bCs/>
-          <w:sz w:val="42"/>
-          <w:szCs w:val="42"/>
+          <w:rFonts w:cs="Calibri"/>
+          <w:sz w:val="32"/>
+          <w:szCs w:val="32"/>
+        </w:rPr>
+      </w:pPr>
+      <w:r>
+        <w:rPr>
+          <w:rFonts w:cs="Calibri"/>
+          <w:b/>
+          <w:bCs/>
+          <w:sz w:val="40"/>
+          <w:szCs w:val="40"/>
         </w:rPr>
         <w:t>INDEX</w:t>
       </w:r>
@@ -31,60 +31,18 @@
         </w:numPr>
         <w:jc w:val="both"/>
         <w:rPr>
-          <w:rFonts w:ascii="Calibri" w:hAnsi="Calibri" w:cs="Calibri"/>
-          <w:sz w:val="32"/>
-          <w:szCs w:val="32"/>
-        </w:rPr>
-      </w:pPr>
-      <w:r>
-        <w:rPr>
-          <w:rFonts w:ascii="Calibri" w:hAnsi="Calibri" w:cs="Calibri"/>
-          <w:sz w:val="32"/>
-          <w:szCs w:val="32"/>
-        </w:rPr>
-        <w:t>Implementation of SSH Key………………</w:t>
-      </w:r>
-      <w:r>
-        <w:rPr>
-          <w:rFonts w:ascii="Calibri" w:hAnsi="Calibri" w:cs="Calibri"/>
-          <w:sz w:val="32"/>
-          <w:szCs w:val="32"/>
-        </w:rPr>
-        <w:t>………</w:t>
-      </w:r>
-      <w:r>
-        <w:rPr>
-          <w:rFonts w:ascii="Calibri" w:hAnsi="Calibri" w:cs="Calibri"/>
-          <w:sz w:val="32"/>
-          <w:szCs w:val="32"/>
-        </w:rPr>
-        <w:t>……………</w:t>
-      </w:r>
-      <w:r>
-        <w:rPr>
-          <w:rFonts w:ascii="Calibri" w:hAnsi="Calibri" w:cs="Calibri"/>
-          <w:sz w:val="32"/>
-          <w:szCs w:val="32"/>
-        </w:rPr>
-        <w:t>…………………</w:t>
-      </w:r>
-      <w:proofErr w:type="gramStart"/>
-      <w:r>
-        <w:rPr>
-          <w:rFonts w:ascii="Calibri" w:hAnsi="Calibri" w:cs="Calibri"/>
-          <w:sz w:val="32"/>
-          <w:szCs w:val="32"/>
-        </w:rPr>
-        <w:t>…..</w:t>
-      </w:r>
-      <w:proofErr w:type="gramEnd"/>
-      <w:r>
-        <w:rPr>
-          <w:rFonts w:ascii="Calibri" w:hAnsi="Calibri" w:cs="Calibri"/>
-          <w:sz w:val="32"/>
-          <w:szCs w:val="32"/>
-        </w:rPr>
-        <w:t>2</w:t>
+          <w:rFonts w:cs="Calibri"/>
+          <w:sz w:val="32"/>
+          <w:szCs w:val="32"/>
+        </w:rPr>
+      </w:pPr>
+      <w:r>
+        <w:rPr>
+          <w:rFonts w:cs="Calibri"/>
+          <w:sz w:val="32"/>
+          <w:szCs w:val="32"/>
+        </w:rPr>
+        <w:t>Implementation of SSH Key</w:t>
       </w:r>
     </w:p>
     <w:p>
@@ -96,14 +54,14 @@
         </w:numPr>
         <w:jc w:val="both"/>
         <w:rPr>
-          <w:rFonts w:ascii="Calibri" w:hAnsi="Calibri" w:cs="Calibri"/>
-          <w:sz w:val="32"/>
-          <w:szCs w:val="32"/>
-        </w:rPr>
-      </w:pPr>
-      <w:r>
-        <w:rPr>
-          <w:rFonts w:ascii="Calibri" w:hAnsi="Calibri" w:cs="Calibri"/>
+          <w:rFonts w:cs="Calibri"/>
+          <w:sz w:val="32"/>
+          <w:szCs w:val="32"/>
+        </w:rPr>
+      </w:pPr>
+      <w:r>
+        <w:rPr>
+          <w:rFonts w:cs="Calibri"/>
           <w:sz w:val="32"/>
           <w:szCs w:val="32"/>
         </w:rPr>
@@ -111,45 +69,11 @@
       </w:r>
       <w:r>
         <w:rPr>
-          <w:rFonts w:ascii="Calibri" w:hAnsi="Calibri" w:cs="Calibri"/>
-          <w:sz w:val="32"/>
-          <w:szCs w:val="32"/>
-        </w:rPr>
-        <w:t xml:space="preserve"> Commands of SSH………………………………………</w:t>
-      </w:r>
-      <w:r>
-        <w:rPr>
-          <w:rFonts w:ascii="Calibri" w:hAnsi="Calibri" w:cs="Calibri"/>
-          <w:sz w:val="32"/>
-          <w:szCs w:val="32"/>
-        </w:rPr>
-        <w:t>……………</w:t>
-      </w:r>
-      <w:r>
-        <w:rPr>
-          <w:rFonts w:ascii="Calibri" w:hAnsi="Calibri" w:cs="Calibri"/>
-          <w:sz w:val="32"/>
-          <w:szCs w:val="32"/>
-        </w:rPr>
-        <w:t>……</w:t>
-      </w:r>
-      <w:proofErr w:type="gramStart"/>
-      <w:r>
-        <w:rPr>
-          <w:rFonts w:ascii="Calibri" w:hAnsi="Calibri" w:cs="Calibri"/>
-          <w:sz w:val="32"/>
-          <w:szCs w:val="32"/>
-        </w:rPr>
-        <w:t>…..</w:t>
-      </w:r>
-      <w:proofErr w:type="gramEnd"/>
-      <w:r>
-        <w:rPr>
-          <w:rFonts w:ascii="Calibri" w:hAnsi="Calibri" w:cs="Calibri"/>
-          <w:sz w:val="32"/>
-          <w:szCs w:val="32"/>
-        </w:rPr>
-        <w:t>7</w:t>
+          <w:rFonts w:cs="Calibri"/>
+          <w:sz w:val="32"/>
+          <w:szCs w:val="32"/>
+        </w:rPr>
+        <w:t xml:space="preserve"> Commands of SSH</w:t>
       </w:r>
     </w:p>
     <w:p>
@@ -161,58 +85,32 @@
         </w:numPr>
         <w:jc w:val="both"/>
         <w:rPr>
-          <w:rFonts w:ascii="Calibri" w:hAnsi="Calibri" w:cs="Calibri"/>
-          <w:sz w:val="32"/>
-          <w:szCs w:val="32"/>
-        </w:rPr>
-      </w:pPr>
-      <w:r>
-        <w:rPr>
-          <w:rFonts w:ascii="Calibri" w:hAnsi="Calibri" w:cs="Calibri"/>
-          <w:sz w:val="32"/>
-          <w:szCs w:val="32"/>
-        </w:rPr>
-        <w:t>Bash implementation………………………………………………………</w:t>
-      </w:r>
-      <w:r>
-        <w:rPr>
-          <w:rFonts w:ascii="Calibri" w:hAnsi="Calibri" w:cs="Calibri"/>
-          <w:sz w:val="32"/>
-          <w:szCs w:val="32"/>
-        </w:rPr>
-        <w:t>……………</w:t>
-      </w:r>
-      <w:r>
-        <w:rPr>
-          <w:rFonts w:ascii="Calibri" w:hAnsi="Calibri" w:cs="Calibri"/>
-          <w:sz w:val="32"/>
-          <w:szCs w:val="32"/>
-        </w:rPr>
-        <w:t>7</w:t>
-      </w:r>
-    </w:p>
-    <w:p>
-      <w:pPr>
-        <w:jc w:val="both"/>
-        <w:rPr>
-          <w:rFonts w:ascii="Calibri" w:hAnsi="Calibri" w:cs="Calibri"/>
-          <w:sz w:val="32"/>
-          <w:szCs w:val="32"/>
-        </w:rPr>
-      </w:pPr>
-    </w:p>
-    <w:p>
-      <w:pPr>
-        <w:jc w:val="both"/>
-        <w:rPr>
-          <w:rFonts w:ascii="Calibri" w:hAnsi="Calibri" w:cs="Calibri"/>
-          <w:sz w:val="32"/>
-          <w:szCs w:val="32"/>
-        </w:rPr>
-      </w:pPr>
-      <w:r>
-        <w:rPr>
-          <w:rFonts w:ascii="Calibri" w:hAnsi="Calibri" w:cs="Calibri"/>
+          <w:rFonts w:cs="Calibri"/>
+          <w:sz w:val="32"/>
+          <w:szCs w:val="32"/>
+        </w:rPr>
+      </w:pPr>
+      <w:r>
+        <w:rPr>
+          <w:rFonts w:cs="Calibri"/>
+          <w:sz w:val="32"/>
+          <w:szCs w:val="32"/>
+        </w:rPr>
+        <w:t>Bash implementation</w:t>
+      </w:r>
+    </w:p>
+    <w:p>
+      <w:pPr>
+        <w:jc w:val="both"/>
+        <w:rPr>
+          <w:rFonts w:cs="Calibri"/>
+          <w:sz w:val="32"/>
+          <w:szCs w:val="32"/>
+        </w:rPr>
+      </w:pPr>
+      <w:r>
+        <w:rPr>
+          <w:rFonts w:cs="Calibri"/>
           <w:sz w:val="32"/>
           <w:szCs w:val="32"/>
         </w:rPr>
@@ -223,20 +121,20 @@
       <w:pPr>
         <w:jc w:val="both"/>
         <w:rPr>
-          <w:rFonts w:ascii="Calibri" w:hAnsi="Calibri" w:cs="Calibri"/>
-          <w:b/>
-          <w:bCs/>
-          <w:sz w:val="34"/>
-          <w:szCs w:val="34"/>
-        </w:rPr>
-      </w:pPr>
-      <w:r>
-        <w:rPr>
-          <w:rFonts w:ascii="Calibri" w:hAnsi="Calibri" w:cs="Calibri"/>
-          <w:b/>
-          <w:bCs/>
-          <w:sz w:val="34"/>
-          <w:szCs w:val="34"/>
+          <w:rFonts w:cs="Calibri"/>
+          <w:b/>
+          <w:bCs/>
+          <w:sz w:val="32"/>
+          <w:szCs w:val="32"/>
+        </w:rPr>
+      </w:pPr>
+      <w:r>
+        <w:rPr>
+          <w:rFonts w:cs="Calibri"/>
+          <w:b/>
+          <w:bCs/>
+          <w:sz w:val="32"/>
+          <w:szCs w:val="32"/>
         </w:rPr>
         <w:lastRenderedPageBreak/>
         <w:t>Implementation of SSH Key:</w:t>
@@ -246,16 +144,16 @@
       <w:pPr>
         <w:jc w:val="both"/>
         <w:rPr>
-          <w:rFonts w:ascii="Calibri" w:hAnsi="Calibri" w:cs="Calibri"/>
-          <w:sz w:val="34"/>
-          <w:szCs w:val="34"/>
-        </w:rPr>
-      </w:pPr>
-      <w:r>
-        <w:rPr>
-          <w:rFonts w:ascii="Calibri" w:hAnsi="Calibri" w:cs="Calibri"/>
-          <w:sz w:val="34"/>
-          <w:szCs w:val="34"/>
+          <w:rFonts w:cs="Calibri"/>
+          <w:sz w:val="32"/>
+          <w:szCs w:val="32"/>
+        </w:rPr>
+      </w:pPr>
+      <w:r>
+        <w:rPr>
+          <w:rFonts w:cs="Calibri"/>
+          <w:sz w:val="32"/>
+          <w:szCs w:val="32"/>
         </w:rPr>
         <w:t># Cloning a GitHub Repo with SSH. Instead of HTTPS:</w:t>
       </w:r>
@@ -264,22 +162,22 @@
       <w:pPr>
         <w:jc w:val="both"/>
         <w:rPr>
-          <w:rFonts w:ascii="Calibri" w:hAnsi="Calibri" w:cs="Calibri"/>
+          <w:rFonts w:cs="Calibri"/>
           <w:b/>
           <w:bCs/>
           <w:color w:val="60CAF3" w:themeColor="accent4" w:themeTint="99"/>
-          <w:sz w:val="34"/>
-          <w:szCs w:val="34"/>
-        </w:rPr>
-      </w:pPr>
-      <w:r>
-        <w:rPr>
-          <w:rFonts w:ascii="Calibri" w:hAnsi="Calibri" w:cs="Calibri"/>
+          <w:sz w:val="32"/>
+          <w:szCs w:val="32"/>
+        </w:rPr>
+      </w:pPr>
+      <w:r>
+        <w:rPr>
+          <w:rFonts w:cs="Calibri"/>
           <w:b/>
           <w:bCs/>
           <w:color w:val="60CAF3" w:themeColor="accent4" w:themeTint="99"/>
-          <w:sz w:val="34"/>
-          <w:szCs w:val="34"/>
+          <w:sz w:val="32"/>
+          <w:szCs w:val="32"/>
         </w:rPr>
         <w:t>git clone https://github.com/username/repo.git</w:t>
       </w:r>
@@ -288,16 +186,16 @@
       <w:pPr>
         <w:jc w:val="both"/>
         <w:rPr>
-          <w:rFonts w:ascii="Calibri" w:hAnsi="Calibri" w:cs="Calibri"/>
-          <w:sz w:val="34"/>
-          <w:szCs w:val="34"/>
-        </w:rPr>
-      </w:pPr>
-      <w:r>
-        <w:rPr>
-          <w:rFonts w:ascii="Calibri" w:hAnsi="Calibri" w:cs="Calibri"/>
-          <w:sz w:val="34"/>
-          <w:szCs w:val="34"/>
+          <w:rFonts w:cs="Calibri"/>
+          <w:sz w:val="32"/>
+          <w:szCs w:val="32"/>
+        </w:rPr>
+      </w:pPr>
+      <w:r>
+        <w:rPr>
+          <w:rFonts w:cs="Calibri"/>
+          <w:sz w:val="32"/>
+          <w:szCs w:val="32"/>
         </w:rPr>
         <w:t># Using SSH:</w:t>
       </w:r>
@@ -306,22 +204,22 @@
       <w:pPr>
         <w:jc w:val="both"/>
         <w:rPr>
-          <w:rFonts w:ascii="Calibri" w:hAnsi="Calibri" w:cs="Calibri"/>
+          <w:rFonts w:cs="Calibri"/>
           <w:b/>
           <w:bCs/>
           <w:color w:val="60CAF3" w:themeColor="accent4" w:themeTint="99"/>
-          <w:sz w:val="34"/>
-          <w:szCs w:val="34"/>
-        </w:rPr>
-      </w:pPr>
-      <w:r>
-        <w:rPr>
-          <w:rFonts w:ascii="Calibri" w:hAnsi="Calibri" w:cs="Calibri"/>
+          <w:sz w:val="32"/>
+          <w:szCs w:val="32"/>
+        </w:rPr>
+      </w:pPr>
+      <w:r>
+        <w:rPr>
+          <w:rFonts w:cs="Calibri"/>
           <w:b/>
           <w:bCs/>
           <w:color w:val="60CAF3" w:themeColor="accent4" w:themeTint="99"/>
-          <w:sz w:val="34"/>
-          <w:szCs w:val="34"/>
+          <w:sz w:val="32"/>
+          <w:szCs w:val="32"/>
         </w:rPr>
         <w:t xml:space="preserve">git clone </w:t>
       </w:r>
@@ -329,36 +227,36 @@
       <w:proofErr w:type="gramStart"/>
       <w:r>
         <w:rPr>
-          <w:rFonts w:ascii="Calibri" w:hAnsi="Calibri" w:cs="Calibri"/>
+          <w:rFonts w:cs="Calibri"/>
           <w:b/>
           <w:bCs/>
           <w:color w:val="60CAF3" w:themeColor="accent4" w:themeTint="99"/>
-          <w:sz w:val="34"/>
-          <w:szCs w:val="34"/>
+          <w:sz w:val="32"/>
+          <w:szCs w:val="32"/>
         </w:rPr>
         <w:t>git@github.com:username</w:t>
       </w:r>
       <w:proofErr w:type="spellEnd"/>
       <w:r>
         <w:rPr>
-          <w:rFonts w:ascii="Calibri" w:hAnsi="Calibri" w:cs="Calibri"/>
+          <w:rFonts w:cs="Calibri"/>
           <w:b/>
           <w:bCs/>
           <w:color w:val="60CAF3" w:themeColor="accent4" w:themeTint="99"/>
-          <w:sz w:val="34"/>
-          <w:szCs w:val="34"/>
+          <w:sz w:val="32"/>
+          <w:szCs w:val="32"/>
         </w:rPr>
         <w:t>/</w:t>
       </w:r>
       <w:proofErr w:type="spellStart"/>
       <w:r>
         <w:rPr>
-          <w:rFonts w:ascii="Calibri" w:hAnsi="Calibri" w:cs="Calibri"/>
+          <w:rFonts w:cs="Calibri"/>
           <w:b/>
           <w:bCs/>
           <w:color w:val="60CAF3" w:themeColor="accent4" w:themeTint="99"/>
-          <w:sz w:val="34"/>
-          <w:szCs w:val="34"/>
+          <w:sz w:val="32"/>
+          <w:szCs w:val="32"/>
         </w:rPr>
         <w:t>repo.git</w:t>
       </w:r>
@@ -369,16 +267,16 @@
       <w:pPr>
         <w:jc w:val="both"/>
         <w:rPr>
-          <w:rFonts w:ascii="Calibri" w:hAnsi="Calibri" w:cs="Calibri"/>
-          <w:sz w:val="34"/>
-          <w:szCs w:val="34"/>
-        </w:rPr>
-      </w:pPr>
-      <w:r>
-        <w:rPr>
-          <w:rFonts w:ascii="Calibri" w:hAnsi="Calibri" w:cs="Calibri"/>
-          <w:sz w:val="34"/>
-          <w:szCs w:val="34"/>
+          <w:rFonts w:cs="Calibri"/>
+          <w:sz w:val="32"/>
+          <w:szCs w:val="32"/>
+        </w:rPr>
+      </w:pPr>
+      <w:r>
+        <w:rPr>
+          <w:rFonts w:cs="Calibri"/>
+          <w:sz w:val="32"/>
+          <w:szCs w:val="32"/>
         </w:rPr>
         <w:t># This means:</w:t>
       </w:r>
@@ -392,16 +290,16 @@
         </w:numPr>
         <w:jc w:val="both"/>
         <w:rPr>
-          <w:rFonts w:ascii="Calibri" w:hAnsi="Calibri" w:cs="Calibri"/>
-          <w:sz w:val="34"/>
-          <w:szCs w:val="34"/>
-        </w:rPr>
-      </w:pPr>
-      <w:r>
-        <w:rPr>
-          <w:rFonts w:ascii="Calibri" w:hAnsi="Calibri" w:cs="Calibri"/>
-          <w:sz w:val="34"/>
-          <w:szCs w:val="34"/>
+          <w:rFonts w:cs="Calibri"/>
+          <w:sz w:val="32"/>
+          <w:szCs w:val="32"/>
+        </w:rPr>
+      </w:pPr>
+      <w:r>
+        <w:rPr>
+          <w:rFonts w:cs="Calibri"/>
+          <w:sz w:val="32"/>
+          <w:szCs w:val="32"/>
         </w:rPr>
         <w:t>GitHub stores our public key</w:t>
       </w:r>
@@ -415,16 +313,16 @@
         </w:numPr>
         <w:jc w:val="both"/>
         <w:rPr>
-          <w:rFonts w:ascii="Calibri" w:hAnsi="Calibri" w:cs="Calibri"/>
-          <w:sz w:val="34"/>
-          <w:szCs w:val="34"/>
-        </w:rPr>
-      </w:pPr>
-      <w:r>
-        <w:rPr>
-          <w:rFonts w:ascii="Calibri" w:hAnsi="Calibri" w:cs="Calibri"/>
-          <w:sz w:val="34"/>
-          <w:szCs w:val="34"/>
+          <w:rFonts w:cs="Calibri"/>
+          <w:sz w:val="32"/>
+          <w:szCs w:val="32"/>
+        </w:rPr>
+      </w:pPr>
+      <w:r>
+        <w:rPr>
+          <w:rFonts w:cs="Calibri"/>
+          <w:sz w:val="32"/>
+          <w:szCs w:val="32"/>
         </w:rPr>
         <w:t>Our machine keeps the private key</w:t>
       </w:r>
@@ -438,16 +336,16 @@
         </w:numPr>
         <w:jc w:val="both"/>
         <w:rPr>
-          <w:rFonts w:ascii="Calibri" w:hAnsi="Calibri" w:cs="Calibri"/>
-          <w:sz w:val="34"/>
-          <w:szCs w:val="34"/>
-        </w:rPr>
-      </w:pPr>
-      <w:r>
-        <w:rPr>
-          <w:rFonts w:ascii="Calibri" w:hAnsi="Calibri" w:cs="Calibri"/>
-          <w:sz w:val="34"/>
-          <w:szCs w:val="34"/>
+          <w:rFonts w:cs="Calibri"/>
+          <w:sz w:val="32"/>
+          <w:szCs w:val="32"/>
+        </w:rPr>
+      </w:pPr>
+      <w:r>
+        <w:rPr>
+          <w:rFonts w:cs="Calibri"/>
+          <w:sz w:val="32"/>
+          <w:szCs w:val="32"/>
         </w:rPr>
         <w:t>GitHub verifies our identity using SSH authentication</w:t>
       </w:r>
@@ -456,26 +354,26 @@
       <w:pPr>
         <w:jc w:val="both"/>
         <w:rPr>
-          <w:rFonts w:ascii="Calibri" w:hAnsi="Calibri" w:cs="Calibri"/>
-          <w:sz w:val="34"/>
-          <w:szCs w:val="34"/>
-        </w:rPr>
-      </w:pPr>
-    </w:p>
-    <w:p>
-      <w:pPr>
-        <w:jc w:val="both"/>
-        <w:rPr>
-          <w:rFonts w:ascii="Calibri" w:hAnsi="Calibri" w:cs="Calibri"/>
-          <w:sz w:val="34"/>
-          <w:szCs w:val="34"/>
-        </w:rPr>
-      </w:pPr>
-      <w:r>
-        <w:rPr>
-          <w:rFonts w:ascii="Calibri" w:hAnsi="Calibri" w:cs="Calibri"/>
-          <w:sz w:val="34"/>
-          <w:szCs w:val="34"/>
+          <w:rFonts w:cs="Calibri"/>
+          <w:sz w:val="32"/>
+          <w:szCs w:val="32"/>
+        </w:rPr>
+      </w:pPr>
+    </w:p>
+    <w:p>
+      <w:pPr>
+        <w:jc w:val="both"/>
+        <w:rPr>
+          <w:rFonts w:cs="Calibri"/>
+          <w:sz w:val="32"/>
+          <w:szCs w:val="32"/>
+        </w:rPr>
+      </w:pPr>
+      <w:r>
+        <w:rPr>
+          <w:rFonts w:cs="Calibri"/>
+          <w:sz w:val="32"/>
+          <w:szCs w:val="32"/>
         </w:rPr>
         <w:t>Check Existing SSH Keys:</w:t>
       </w:r>
@@ -484,16 +382,16 @@
       <w:pPr>
         <w:jc w:val="both"/>
         <w:rPr>
-          <w:rFonts w:ascii="Calibri" w:hAnsi="Calibri" w:cs="Calibri"/>
-          <w:sz w:val="22"/>
-          <w:szCs w:val="22"/>
-        </w:rPr>
-      </w:pPr>
-      <w:r>
-        <w:rPr>
-          <w:rFonts w:ascii="Calibri" w:hAnsi="Calibri" w:cs="Calibri"/>
-          <w:sz w:val="34"/>
-          <w:szCs w:val="34"/>
+          <w:rFonts w:cs="Calibri"/>
+          <w:sz w:val="20"/>
+          <w:szCs w:val="20"/>
+        </w:rPr>
+      </w:pPr>
+      <w:r>
+        <w:rPr>
+          <w:rFonts w:cs="Calibri"/>
+          <w:sz w:val="32"/>
+          <w:szCs w:val="32"/>
         </w:rPr>
         <w:t># Check if SSH key is already generated on our machine or not. Run this command for Linux/MacOS:</w:t>
       </w:r>
@@ -502,22 +400,22 @@
       <w:pPr>
         <w:jc w:val="both"/>
         <w:rPr>
-          <w:rFonts w:ascii="Calibri" w:hAnsi="Calibri" w:cs="Calibri"/>
+          <w:rFonts w:cs="Calibri"/>
           <w:b/>
           <w:bCs/>
           <w:color w:val="60CAF3" w:themeColor="accent4" w:themeTint="99"/>
-          <w:sz w:val="34"/>
-          <w:szCs w:val="34"/>
-        </w:rPr>
-      </w:pPr>
-      <w:r>
-        <w:rPr>
-          <w:rFonts w:ascii="Calibri" w:hAnsi="Calibri" w:cs="Calibri"/>
+          <w:sz w:val="32"/>
+          <w:szCs w:val="32"/>
+        </w:rPr>
+      </w:pPr>
+      <w:r>
+        <w:rPr>
+          <w:rFonts w:cs="Calibri"/>
           <w:b/>
           <w:bCs/>
           <w:color w:val="60CAF3" w:themeColor="accent4" w:themeTint="99"/>
-          <w:sz w:val="34"/>
-          <w:szCs w:val="34"/>
+          <w:sz w:val="32"/>
+          <w:szCs w:val="32"/>
         </w:rPr>
         <w:t>ls ~/.ssh</w:t>
       </w:r>
@@ -526,16 +424,16 @@
       <w:pPr>
         <w:jc w:val="both"/>
         <w:rPr>
-          <w:rFonts w:ascii="Calibri" w:hAnsi="Calibri" w:cs="Calibri"/>
-          <w:sz w:val="34"/>
-          <w:szCs w:val="34"/>
-        </w:rPr>
-      </w:pPr>
-      <w:r>
-        <w:rPr>
-          <w:rFonts w:ascii="Calibri" w:hAnsi="Calibri" w:cs="Calibri"/>
-          <w:sz w:val="34"/>
-          <w:szCs w:val="34"/>
+          <w:rFonts w:cs="Calibri"/>
+          <w:sz w:val="32"/>
+          <w:szCs w:val="32"/>
+        </w:rPr>
+      </w:pPr>
+      <w:r>
+        <w:rPr>
+          <w:rFonts w:cs="Calibri"/>
+          <w:sz w:val="32"/>
+          <w:szCs w:val="32"/>
         </w:rPr>
         <w:t># for windows run this in Windows PowerShell:</w:t>
       </w:r>
@@ -544,35 +442,35 @@
       <w:pPr>
         <w:jc w:val="both"/>
         <w:rPr>
-          <w:rFonts w:ascii="Calibri" w:hAnsi="Calibri" w:cs="Calibri"/>
+          <w:rFonts w:cs="Calibri"/>
           <w:b/>
           <w:bCs/>
           <w:color w:val="60CAF3" w:themeColor="accent4" w:themeTint="99"/>
-          <w:sz w:val="34"/>
-          <w:szCs w:val="34"/>
+          <w:sz w:val="32"/>
+          <w:szCs w:val="32"/>
         </w:rPr>
       </w:pPr>
       <w:proofErr w:type="spellStart"/>
       <w:r>
         <w:rPr>
-          <w:rFonts w:ascii="Calibri" w:hAnsi="Calibri" w:cs="Calibri"/>
+          <w:rFonts w:cs="Calibri"/>
           <w:b/>
           <w:bCs/>
           <w:color w:val="60CAF3" w:themeColor="accent4" w:themeTint="99"/>
-          <w:sz w:val="34"/>
-          <w:szCs w:val="34"/>
+          <w:sz w:val="32"/>
+          <w:szCs w:val="32"/>
         </w:rPr>
         <w:t>dir</w:t>
       </w:r>
       <w:proofErr w:type="spellEnd"/>
       <w:r>
         <w:rPr>
-          <w:rFonts w:ascii="Calibri" w:hAnsi="Calibri" w:cs="Calibri"/>
+          <w:rFonts w:cs="Calibri"/>
           <w:b/>
           <w:bCs/>
           <w:color w:val="60CAF3" w:themeColor="accent4" w:themeTint="99"/>
-          <w:sz w:val="34"/>
-          <w:szCs w:val="34"/>
+          <w:sz w:val="32"/>
+          <w:szCs w:val="32"/>
         </w:rPr>
         <w:t xml:space="preserve"> $HOME\.ssh</w:t>
       </w:r>
@@ -581,16 +479,16 @@
       <w:pPr>
         <w:jc w:val="both"/>
         <w:rPr>
-          <w:rFonts w:ascii="Calibri" w:hAnsi="Calibri" w:cs="Calibri"/>
-          <w:sz w:val="34"/>
-          <w:szCs w:val="34"/>
-        </w:rPr>
-      </w:pPr>
-      <w:r>
-        <w:rPr>
-          <w:rFonts w:ascii="Calibri" w:hAnsi="Calibri" w:cs="Calibri"/>
-          <w:sz w:val="34"/>
-          <w:szCs w:val="34"/>
+          <w:rFonts w:cs="Calibri"/>
+          <w:sz w:val="32"/>
+          <w:szCs w:val="32"/>
+        </w:rPr>
+      </w:pPr>
+      <w:r>
+        <w:rPr>
+          <w:rFonts w:cs="Calibri"/>
+          <w:sz w:val="32"/>
+          <w:szCs w:val="32"/>
         </w:rPr>
         <w:t># We may see:</w:t>
       </w:r>
@@ -599,20 +497,20 @@
       <w:pPr>
         <w:jc w:val="both"/>
         <w:rPr>
-          <w:rFonts w:ascii="Calibri" w:hAnsi="Calibri" w:cs="Calibri"/>
-          <w:b/>
-          <w:bCs/>
-          <w:sz w:val="34"/>
-          <w:szCs w:val="34"/>
-        </w:rPr>
-      </w:pPr>
-      <w:r>
-        <w:rPr>
-          <w:rFonts w:ascii="Calibri" w:hAnsi="Calibri" w:cs="Calibri"/>
-          <w:b/>
-          <w:bCs/>
-          <w:sz w:val="34"/>
-          <w:szCs w:val="34"/>
+          <w:rFonts w:cs="Calibri"/>
+          <w:b/>
+          <w:bCs/>
+          <w:sz w:val="32"/>
+          <w:szCs w:val="32"/>
+        </w:rPr>
+      </w:pPr>
+      <w:r>
+        <w:rPr>
+          <w:rFonts w:cs="Calibri"/>
+          <w:b/>
+          <w:bCs/>
+          <w:sz w:val="32"/>
+          <w:szCs w:val="32"/>
         </w:rPr>
         <w:t>id_ed25519</w:t>
       </w:r>
@@ -621,20 +519,20 @@
       <w:pPr>
         <w:jc w:val="both"/>
         <w:rPr>
-          <w:rFonts w:ascii="Calibri" w:hAnsi="Calibri" w:cs="Calibri"/>
-          <w:b/>
-          <w:bCs/>
-          <w:sz w:val="34"/>
-          <w:szCs w:val="34"/>
-        </w:rPr>
-      </w:pPr>
-      <w:r>
-        <w:rPr>
-          <w:rFonts w:ascii="Calibri" w:hAnsi="Calibri" w:cs="Calibri"/>
-          <w:b/>
-          <w:bCs/>
-          <w:sz w:val="34"/>
-          <w:szCs w:val="34"/>
+          <w:rFonts w:cs="Calibri"/>
+          <w:b/>
+          <w:bCs/>
+          <w:sz w:val="32"/>
+          <w:szCs w:val="32"/>
+        </w:rPr>
+      </w:pPr>
+      <w:r>
+        <w:rPr>
+          <w:rFonts w:cs="Calibri"/>
+          <w:b/>
+          <w:bCs/>
+          <w:sz w:val="32"/>
+          <w:szCs w:val="32"/>
         </w:rPr>
         <w:t>id_ed25519.pub</w:t>
       </w:r>
@@ -643,16 +541,16 @@
       <w:pPr>
         <w:jc w:val="both"/>
         <w:rPr>
-          <w:rFonts w:ascii="Calibri" w:hAnsi="Calibri" w:cs="Calibri"/>
-          <w:sz w:val="34"/>
-          <w:szCs w:val="34"/>
-        </w:rPr>
-      </w:pPr>
-      <w:r>
-        <w:rPr>
-          <w:rFonts w:ascii="Calibri" w:hAnsi="Calibri" w:cs="Calibri"/>
-          <w:sz w:val="34"/>
-          <w:szCs w:val="34"/>
+          <w:rFonts w:cs="Calibri"/>
+          <w:sz w:val="32"/>
+          <w:szCs w:val="32"/>
+        </w:rPr>
+      </w:pPr>
+      <w:r>
+        <w:rPr>
+          <w:rFonts w:cs="Calibri"/>
+          <w:sz w:val="32"/>
+          <w:szCs w:val="32"/>
         </w:rPr>
         <w:t># Or, if key already exists:</w:t>
       </w:r>
@@ -661,21 +559,21 @@
       <w:pPr>
         <w:jc w:val="both"/>
         <w:rPr>
-          <w:rFonts w:ascii="Calibri" w:hAnsi="Calibri" w:cs="Calibri"/>
-          <w:b/>
-          <w:bCs/>
-          <w:sz w:val="34"/>
-          <w:szCs w:val="34"/>
+          <w:rFonts w:cs="Calibri"/>
+          <w:b/>
+          <w:bCs/>
+          <w:sz w:val="32"/>
+          <w:szCs w:val="32"/>
         </w:rPr>
       </w:pPr>
       <w:proofErr w:type="spellStart"/>
       <w:r>
         <w:rPr>
-          <w:rFonts w:ascii="Calibri" w:hAnsi="Calibri" w:cs="Calibri"/>
-          <w:b/>
-          <w:bCs/>
-          <w:sz w:val="34"/>
-          <w:szCs w:val="34"/>
+          <w:rFonts w:cs="Calibri"/>
+          <w:b/>
+          <w:bCs/>
+          <w:sz w:val="32"/>
+          <w:szCs w:val="32"/>
         </w:rPr>
         <w:t>id_rsa</w:t>
       </w:r>
@@ -685,20 +583,20 @@
       <w:pPr>
         <w:jc w:val="both"/>
         <w:rPr>
-          <w:rFonts w:ascii="Calibri" w:hAnsi="Calibri" w:cs="Calibri"/>
-          <w:b/>
-          <w:bCs/>
-          <w:sz w:val="34"/>
-          <w:szCs w:val="34"/>
-        </w:rPr>
-      </w:pPr>
-      <w:r>
-        <w:rPr>
-          <w:rFonts w:ascii="Calibri" w:hAnsi="Calibri" w:cs="Calibri"/>
-          <w:b/>
-          <w:bCs/>
-          <w:sz w:val="34"/>
-          <w:szCs w:val="34"/>
+          <w:rFonts w:cs="Calibri"/>
+          <w:b/>
+          <w:bCs/>
+          <w:sz w:val="32"/>
+          <w:szCs w:val="32"/>
+        </w:rPr>
+      </w:pPr>
+      <w:r>
+        <w:rPr>
+          <w:rFonts w:cs="Calibri"/>
+          <w:b/>
+          <w:bCs/>
+          <w:sz w:val="32"/>
+          <w:szCs w:val="32"/>
         </w:rPr>
         <w:t>id_rsa.pub</w:t>
       </w:r>
@@ -707,27 +605,28 @@
       <w:pPr>
         <w:jc w:val="both"/>
         <w:rPr>
-          <w:rFonts w:ascii="Calibri" w:hAnsi="Calibri" w:cs="Calibri"/>
-          <w:sz w:val="34"/>
-          <w:szCs w:val="34"/>
-        </w:rPr>
-      </w:pPr>
-    </w:p>
-    <w:p>
-      <w:pPr>
-        <w:jc w:val="both"/>
-        <w:rPr>
-          <w:rFonts w:ascii="Calibri" w:hAnsi="Calibri" w:cs="Calibri"/>
-          <w:sz w:val="34"/>
-          <w:szCs w:val="34"/>
-        </w:rPr>
-      </w:pPr>
-      <w:r>
-        <w:rPr>
-          <w:rFonts w:ascii="Calibri" w:hAnsi="Calibri" w:cs="Calibri"/>
-          <w:sz w:val="34"/>
-          <w:szCs w:val="34"/>
-        </w:rPr>
+          <w:rFonts w:cs="Calibri"/>
+          <w:sz w:val="32"/>
+          <w:szCs w:val="32"/>
+        </w:rPr>
+      </w:pPr>
+    </w:p>
+    <w:p>
+      <w:pPr>
+        <w:jc w:val="both"/>
+        <w:rPr>
+          <w:rFonts w:cs="Calibri"/>
+          <w:sz w:val="32"/>
+          <w:szCs w:val="32"/>
+        </w:rPr>
+      </w:pPr>
+      <w:r>
+        <w:rPr>
+          <w:rFonts w:cs="Calibri"/>
+          <w:sz w:val="32"/>
+          <w:szCs w:val="32"/>
+        </w:rPr>
+        <w:lastRenderedPageBreak/>
         <w:t>Generate a New SSH Key:</w:t>
       </w:r>
     </w:p>
@@ -735,34 +634,34 @@
       <w:pPr>
         <w:jc w:val="both"/>
         <w:rPr>
-          <w:rFonts w:ascii="Calibri" w:hAnsi="Calibri" w:cs="Calibri"/>
-          <w:sz w:val="34"/>
-          <w:szCs w:val="34"/>
-        </w:rPr>
-      </w:pPr>
-      <w:r>
-        <w:rPr>
-          <w:rFonts w:ascii="Calibri" w:hAnsi="Calibri" w:cs="Calibri"/>
-          <w:sz w:val="34"/>
-          <w:szCs w:val="34"/>
+          <w:rFonts w:cs="Calibri"/>
+          <w:sz w:val="32"/>
+          <w:szCs w:val="32"/>
+        </w:rPr>
+      </w:pPr>
+      <w:r>
+        <w:rPr>
+          <w:rFonts w:cs="Calibri"/>
+          <w:sz w:val="32"/>
+          <w:szCs w:val="32"/>
         </w:rPr>
         <w:t xml:space="preserve"># </w:t>
       </w:r>
       <w:r>
         <w:rPr>
-          <w:rFonts w:ascii="Calibri" w:hAnsi="Calibri" w:cs="Calibri"/>
-          <w:b/>
-          <w:bCs/>
-          <w:sz w:val="34"/>
-          <w:szCs w:val="34"/>
+          <w:rFonts w:cs="Calibri"/>
+          <w:b/>
+          <w:bCs/>
+          <w:sz w:val="32"/>
+          <w:szCs w:val="32"/>
         </w:rPr>
         <w:t>Ed25519</w:t>
       </w:r>
       <w:r>
         <w:rPr>
-          <w:rFonts w:ascii="Calibri" w:hAnsi="Calibri" w:cs="Calibri"/>
-          <w:sz w:val="34"/>
-          <w:szCs w:val="34"/>
+          <w:rFonts w:cs="Calibri"/>
+          <w:sz w:val="32"/>
+          <w:szCs w:val="32"/>
         </w:rPr>
         <w:t> is a Modern signature algorithm for SSH Key generation. Run this command in the terminal:</w:t>
       </w:r>
@@ -771,22 +670,22 @@
       <w:pPr>
         <w:jc w:val="both"/>
         <w:rPr>
-          <w:rFonts w:ascii="Calibri" w:hAnsi="Calibri" w:cs="Calibri"/>
+          <w:rFonts w:cs="Calibri"/>
           <w:b/>
           <w:bCs/>
           <w:color w:val="60CAF3" w:themeColor="accent4" w:themeTint="99"/>
-          <w:sz w:val="34"/>
-          <w:szCs w:val="34"/>
-        </w:rPr>
-      </w:pPr>
-      <w:r>
-        <w:rPr>
-          <w:rFonts w:ascii="Calibri" w:hAnsi="Calibri" w:cs="Calibri"/>
+          <w:sz w:val="32"/>
+          <w:szCs w:val="32"/>
+        </w:rPr>
+      </w:pPr>
+      <w:r>
+        <w:rPr>
+          <w:rFonts w:cs="Calibri"/>
           <w:b/>
           <w:bCs/>
           <w:color w:val="60CAF3" w:themeColor="accent4" w:themeTint="99"/>
-          <w:sz w:val="34"/>
-          <w:szCs w:val="34"/>
+          <w:sz w:val="32"/>
+          <w:szCs w:val="32"/>
         </w:rPr>
         <w:t>ssh-keygen -t ed25519 -C "your_email@example.com"</w:t>
       </w:r>
@@ -795,16 +694,16 @@
       <w:pPr>
         <w:jc w:val="both"/>
         <w:rPr>
-          <w:rFonts w:ascii="Calibri" w:hAnsi="Calibri" w:cs="Calibri"/>
-          <w:sz w:val="34"/>
-          <w:szCs w:val="34"/>
-        </w:rPr>
-      </w:pPr>
-      <w:r>
-        <w:rPr>
-          <w:rFonts w:ascii="Calibri" w:hAnsi="Calibri" w:cs="Calibri"/>
-          <w:sz w:val="34"/>
-          <w:szCs w:val="34"/>
+          <w:rFonts w:cs="Calibri"/>
+          <w:sz w:val="32"/>
+          <w:szCs w:val="32"/>
+        </w:rPr>
+      </w:pPr>
+      <w:r>
+        <w:rPr>
+          <w:rFonts w:cs="Calibri"/>
+          <w:sz w:val="32"/>
+          <w:szCs w:val="32"/>
         </w:rPr>
         <w:t># Example:</w:t>
       </w:r>
@@ -813,22 +712,22 @@
       <w:pPr>
         <w:jc w:val="both"/>
         <w:rPr>
-          <w:rFonts w:ascii="Calibri" w:hAnsi="Calibri" w:cs="Calibri"/>
+          <w:rFonts w:cs="Calibri"/>
           <w:b/>
           <w:bCs/>
           <w:color w:val="60CAF3" w:themeColor="accent4" w:themeTint="99"/>
-          <w:sz w:val="34"/>
-          <w:szCs w:val="34"/>
-        </w:rPr>
-      </w:pPr>
-      <w:r>
-        <w:rPr>
-          <w:rFonts w:ascii="Calibri" w:hAnsi="Calibri" w:cs="Calibri"/>
+          <w:sz w:val="32"/>
+          <w:szCs w:val="32"/>
+        </w:rPr>
+      </w:pPr>
+      <w:r>
+        <w:rPr>
+          <w:rFonts w:cs="Calibri"/>
           <w:b/>
           <w:bCs/>
           <w:color w:val="60CAF3" w:themeColor="accent4" w:themeTint="99"/>
-          <w:sz w:val="34"/>
-          <w:szCs w:val="34"/>
+          <w:sz w:val="32"/>
+          <w:szCs w:val="32"/>
         </w:rPr>
         <w:t>ssh-keygen -t ed25519 -C "nazmul@gmail.com"</w:t>
       </w:r>
@@ -837,16 +736,16 @@
       <w:pPr>
         <w:jc w:val="both"/>
         <w:rPr>
-          <w:rFonts w:ascii="Calibri" w:hAnsi="Calibri" w:cs="Calibri"/>
-          <w:sz w:val="34"/>
-          <w:szCs w:val="34"/>
-        </w:rPr>
-      </w:pPr>
-      <w:r>
-        <w:rPr>
-          <w:rFonts w:ascii="Calibri" w:hAnsi="Calibri" w:cs="Calibri"/>
-          <w:sz w:val="34"/>
-          <w:szCs w:val="34"/>
+          <w:rFonts w:cs="Calibri"/>
+          <w:sz w:val="32"/>
+          <w:szCs w:val="32"/>
+        </w:rPr>
+      </w:pPr>
+      <w:r>
+        <w:rPr>
+          <w:rFonts w:cs="Calibri"/>
+          <w:sz w:val="32"/>
+          <w:szCs w:val="32"/>
         </w:rPr>
         <w:t># Then:</w:t>
       </w:r>
@@ -860,56 +759,56 @@
         </w:numPr>
         <w:jc w:val="both"/>
         <w:rPr>
-          <w:rFonts w:ascii="Calibri" w:hAnsi="Calibri" w:cs="Calibri"/>
-          <w:sz w:val="34"/>
-          <w:szCs w:val="34"/>
-        </w:rPr>
-      </w:pPr>
-      <w:r>
-        <w:rPr>
-          <w:rFonts w:ascii="Calibri" w:hAnsi="Calibri" w:cs="Calibri"/>
-          <w:sz w:val="34"/>
-          <w:szCs w:val="34"/>
+          <w:rFonts w:cs="Calibri"/>
+          <w:sz w:val="32"/>
+          <w:szCs w:val="32"/>
+        </w:rPr>
+      </w:pPr>
+      <w:r>
+        <w:rPr>
+          <w:rFonts w:cs="Calibri"/>
+          <w:sz w:val="32"/>
+          <w:szCs w:val="32"/>
         </w:rPr>
         <w:t>It will ask the file (path) in which to save the key, hit enter for default location (</w:t>
       </w:r>
       <w:r>
         <w:rPr>
-          <w:rFonts w:ascii="Calibri" w:hAnsi="Calibri" w:cs="Calibri"/>
-          <w:b/>
-          <w:bCs/>
-          <w:sz w:val="34"/>
-          <w:szCs w:val="34"/>
+          <w:rFonts w:cs="Calibri"/>
+          <w:b/>
+          <w:bCs/>
+          <w:sz w:val="32"/>
+          <w:szCs w:val="32"/>
         </w:rPr>
         <w:t>C:\Users\</w:t>
       </w:r>
       <w:proofErr w:type="spellStart"/>
       <w:r>
         <w:rPr>
-          <w:rFonts w:ascii="Calibri" w:hAnsi="Calibri" w:cs="Calibri"/>
-          <w:b/>
-          <w:bCs/>
-          <w:sz w:val="34"/>
-          <w:szCs w:val="34"/>
+          <w:rFonts w:cs="Calibri"/>
+          <w:b/>
+          <w:bCs/>
+          <w:sz w:val="32"/>
+          <w:szCs w:val="32"/>
         </w:rPr>
         <w:t>nhasa</w:t>
       </w:r>
       <w:proofErr w:type="spellEnd"/>
       <w:r>
         <w:rPr>
-          <w:rFonts w:ascii="Calibri" w:hAnsi="Calibri" w:cs="Calibri"/>
-          <w:b/>
-          <w:bCs/>
-          <w:sz w:val="34"/>
-          <w:szCs w:val="34"/>
+          <w:rFonts w:cs="Calibri"/>
+          <w:b/>
+          <w:bCs/>
+          <w:sz w:val="32"/>
+          <w:szCs w:val="32"/>
         </w:rPr>
         <w:t>/.ssh/id_ed25519</w:t>
       </w:r>
       <w:r>
         <w:rPr>
-          <w:rFonts w:ascii="Calibri" w:hAnsi="Calibri" w:cs="Calibri"/>
-          <w:sz w:val="34"/>
-          <w:szCs w:val="34"/>
+          <w:rFonts w:cs="Calibri"/>
+          <w:sz w:val="32"/>
+          <w:szCs w:val="32"/>
         </w:rPr>
         <w:t>)</w:t>
       </w:r>
@@ -923,16 +822,16 @@
         </w:numPr>
         <w:jc w:val="both"/>
         <w:rPr>
-          <w:rFonts w:ascii="Calibri" w:hAnsi="Calibri" w:cs="Calibri"/>
-          <w:sz w:val="34"/>
-          <w:szCs w:val="34"/>
-        </w:rPr>
-      </w:pPr>
-      <w:r>
-        <w:rPr>
-          <w:rFonts w:ascii="Calibri" w:hAnsi="Calibri" w:cs="Calibri"/>
-          <w:sz w:val="34"/>
-          <w:szCs w:val="34"/>
+          <w:rFonts w:cs="Calibri"/>
+          <w:sz w:val="32"/>
+          <w:szCs w:val="32"/>
+        </w:rPr>
+      </w:pPr>
+      <w:r>
+        <w:rPr>
+          <w:rFonts w:cs="Calibri"/>
+          <w:sz w:val="32"/>
+          <w:szCs w:val="32"/>
         </w:rPr>
         <w:t>Then it’ll ask for passphrase, keep it empty for no passphrase (for learning only). But set passwords for accessing the SSH key (more security)</w:t>
       </w:r>
@@ -941,16 +840,16 @@
       <w:pPr>
         <w:jc w:val="both"/>
         <w:rPr>
-          <w:rFonts w:ascii="Calibri" w:hAnsi="Calibri" w:cs="Calibri"/>
-          <w:sz w:val="34"/>
-          <w:szCs w:val="34"/>
-        </w:rPr>
-      </w:pPr>
-      <w:r>
-        <w:rPr>
-          <w:rFonts w:ascii="Calibri" w:hAnsi="Calibri" w:cs="Calibri"/>
-          <w:sz w:val="34"/>
-          <w:szCs w:val="34"/>
+          <w:rFonts w:cs="Calibri"/>
+          <w:sz w:val="32"/>
+          <w:szCs w:val="32"/>
+        </w:rPr>
+      </w:pPr>
+      <w:r>
+        <w:rPr>
+          <w:rFonts w:cs="Calibri"/>
+          <w:sz w:val="32"/>
+          <w:szCs w:val="32"/>
         </w:rPr>
         <w:t># Then generated files will be:</w:t>
       </w:r>
@@ -959,20 +858,20 @@
       <w:pPr>
         <w:jc w:val="both"/>
         <w:rPr>
-          <w:rFonts w:ascii="Calibri" w:hAnsi="Calibri" w:cs="Calibri"/>
-          <w:b/>
-          <w:bCs/>
-          <w:sz w:val="34"/>
-          <w:szCs w:val="34"/>
-        </w:rPr>
-      </w:pPr>
-      <w:r>
-        <w:rPr>
-          <w:rFonts w:ascii="Calibri" w:hAnsi="Calibri" w:cs="Calibri"/>
-          <w:b/>
-          <w:bCs/>
-          <w:sz w:val="34"/>
-          <w:szCs w:val="34"/>
+          <w:rFonts w:cs="Calibri"/>
+          <w:b/>
+          <w:bCs/>
+          <w:sz w:val="32"/>
+          <w:szCs w:val="32"/>
+        </w:rPr>
+      </w:pPr>
+      <w:r>
+        <w:rPr>
+          <w:rFonts w:cs="Calibri"/>
+          <w:b/>
+          <w:bCs/>
+          <w:sz w:val="32"/>
+          <w:szCs w:val="32"/>
         </w:rPr>
         <w:t>~/.ssh/id_ed25519</w:t>
       </w:r>
@@ -981,20 +880,20 @@
       <w:pPr>
         <w:jc w:val="both"/>
         <w:rPr>
-          <w:rFonts w:ascii="Calibri" w:hAnsi="Calibri" w:cs="Calibri"/>
-          <w:b/>
-          <w:bCs/>
-          <w:sz w:val="34"/>
-          <w:szCs w:val="34"/>
-        </w:rPr>
-      </w:pPr>
-      <w:r>
-        <w:rPr>
-          <w:rFonts w:ascii="Calibri" w:hAnsi="Calibri" w:cs="Calibri"/>
-          <w:b/>
-          <w:bCs/>
-          <w:sz w:val="34"/>
-          <w:szCs w:val="34"/>
+          <w:rFonts w:cs="Calibri"/>
+          <w:b/>
+          <w:bCs/>
+          <w:sz w:val="32"/>
+          <w:szCs w:val="32"/>
+        </w:rPr>
+      </w:pPr>
+      <w:r>
+        <w:rPr>
+          <w:rFonts w:cs="Calibri"/>
+          <w:b/>
+          <w:bCs/>
+          <w:sz w:val="32"/>
+          <w:szCs w:val="32"/>
         </w:rPr>
         <w:t>~/.ssh/id_ed25519.pub</w:t>
       </w:r>
@@ -1003,34 +902,34 @@
       <w:pPr>
         <w:jc w:val="both"/>
         <w:rPr>
-          <w:rFonts w:ascii="Calibri" w:hAnsi="Calibri" w:cs="Calibri"/>
-          <w:sz w:val="34"/>
-          <w:szCs w:val="34"/>
-        </w:rPr>
-      </w:pPr>
-      <w:r>
-        <w:rPr>
-          <w:rFonts w:ascii="Calibri" w:hAnsi="Calibri" w:cs="Calibri"/>
-          <w:sz w:val="34"/>
-          <w:szCs w:val="34"/>
+          <w:rFonts w:cs="Calibri"/>
+          <w:sz w:val="32"/>
+          <w:szCs w:val="32"/>
+        </w:rPr>
+      </w:pPr>
+      <w:r>
+        <w:rPr>
+          <w:rFonts w:cs="Calibri"/>
+          <w:sz w:val="32"/>
+          <w:szCs w:val="32"/>
         </w:rPr>
         <w:t xml:space="preserve"># Also Fingerprint SHA256 key and </w:t>
       </w:r>
       <w:proofErr w:type="spellStart"/>
       <w:r>
         <w:rPr>
-          <w:rFonts w:ascii="Calibri" w:hAnsi="Calibri" w:cs="Calibri"/>
-          <w:sz w:val="34"/>
-          <w:szCs w:val="34"/>
+          <w:rFonts w:cs="Calibri"/>
+          <w:sz w:val="32"/>
+          <w:szCs w:val="32"/>
         </w:rPr>
         <w:t>randomart</w:t>
       </w:r>
       <w:proofErr w:type="spellEnd"/>
       <w:r>
         <w:rPr>
-          <w:rFonts w:ascii="Calibri" w:hAnsi="Calibri" w:cs="Calibri"/>
-          <w:sz w:val="34"/>
-          <w:szCs w:val="34"/>
+          <w:rFonts w:cs="Calibri"/>
+          <w:sz w:val="32"/>
+          <w:szCs w:val="32"/>
         </w:rPr>
         <w:t xml:space="preserve"> image</w:t>
       </w:r>
@@ -1039,16 +938,16 @@
       <w:pPr>
         <w:jc w:val="both"/>
         <w:rPr>
-          <w:rFonts w:ascii="Calibri" w:hAnsi="Calibri" w:cs="Calibri"/>
-          <w:sz w:val="34"/>
-          <w:szCs w:val="34"/>
-        </w:rPr>
-      </w:pPr>
-      <w:r>
-        <w:rPr>
-          <w:rFonts w:ascii="Calibri" w:hAnsi="Calibri" w:cs="Calibri"/>
-          <w:sz w:val="34"/>
-          <w:szCs w:val="34"/>
+          <w:rFonts w:cs="Calibri"/>
+          <w:sz w:val="32"/>
+          <w:szCs w:val="32"/>
+        </w:rPr>
+      </w:pPr>
+      <w:r>
+        <w:rPr>
+          <w:rFonts w:cs="Calibri"/>
+          <w:sz w:val="32"/>
+          <w:szCs w:val="32"/>
         </w:rPr>
         <w:t># Remember, never share id_ed25519 (private key):</w:t>
       </w:r>
@@ -1062,50 +961,50 @@
         </w:numPr>
         <w:jc w:val="both"/>
         <w:rPr>
-          <w:rFonts w:ascii="Calibri" w:hAnsi="Calibri" w:cs="Calibri"/>
-          <w:sz w:val="34"/>
-          <w:szCs w:val="34"/>
-        </w:rPr>
-      </w:pPr>
-      <w:r>
-        <w:rPr>
-          <w:rFonts w:ascii="Calibri" w:hAnsi="Calibri" w:cs="Calibri"/>
-          <w:b/>
-          <w:bCs/>
-          <w:sz w:val="34"/>
-          <w:szCs w:val="34"/>
+          <w:rFonts w:cs="Calibri"/>
+          <w:sz w:val="32"/>
+          <w:szCs w:val="32"/>
+        </w:rPr>
+      </w:pPr>
+      <w:r>
+        <w:rPr>
+          <w:rFonts w:cs="Calibri"/>
+          <w:b/>
+          <w:bCs/>
+          <w:sz w:val="32"/>
+          <w:szCs w:val="32"/>
         </w:rPr>
         <w:t>id_ed25519</w:t>
       </w:r>
       <w:r>
         <w:rPr>
-          <w:rFonts w:ascii="Calibri" w:hAnsi="Calibri" w:cs="Calibri"/>
-          <w:sz w:val="34"/>
-          <w:szCs w:val="34"/>
+          <w:rFonts w:cs="Calibri"/>
+          <w:sz w:val="32"/>
+          <w:szCs w:val="32"/>
         </w:rPr>
         <w:tab/>
       </w:r>
       <w:r>
         <w:rPr>
-          <w:rFonts w:ascii="Calibri" w:hAnsi="Calibri" w:cs="Calibri"/>
-          <w:sz w:val="34"/>
-          <w:szCs w:val="34"/>
+          <w:rFonts w:cs="Calibri"/>
+          <w:sz w:val="32"/>
+          <w:szCs w:val="32"/>
         </w:rPr>
         <w:tab/>
       </w:r>
       <w:r>
         <w:rPr>
-          <w:rFonts w:ascii="Calibri" w:hAnsi="Calibri" w:cs="Calibri"/>
-          <w:sz w:val="22"/>
-          <w:szCs w:val="22"/>
+          <w:rFonts w:cs="Calibri"/>
+          <w:sz w:val="20"/>
+          <w:szCs w:val="20"/>
         </w:rPr>
         <w:sym w:font="Wingdings" w:char="F0E0"/>
       </w:r>
       <w:r>
         <w:rPr>
-          <w:rFonts w:ascii="Calibri" w:hAnsi="Calibri" w:cs="Calibri"/>
-          <w:sz w:val="34"/>
-          <w:szCs w:val="34"/>
+          <w:rFonts w:cs="Calibri"/>
+          <w:sz w:val="32"/>
+          <w:szCs w:val="32"/>
         </w:rPr>
         <w:tab/>
         <w:t>PRIVATE KEY</w:t>
@@ -1120,42 +1019,42 @@
         </w:numPr>
         <w:jc w:val="both"/>
         <w:rPr>
-          <w:rFonts w:ascii="Calibri" w:hAnsi="Calibri" w:cs="Calibri"/>
-          <w:sz w:val="34"/>
-          <w:szCs w:val="34"/>
-        </w:rPr>
-      </w:pPr>
-      <w:r>
-        <w:rPr>
-          <w:rFonts w:ascii="Calibri" w:hAnsi="Calibri" w:cs="Calibri"/>
-          <w:b/>
-          <w:bCs/>
-          <w:sz w:val="34"/>
-          <w:szCs w:val="34"/>
+          <w:rFonts w:cs="Calibri"/>
+          <w:sz w:val="32"/>
+          <w:szCs w:val="32"/>
+        </w:rPr>
+      </w:pPr>
+      <w:r>
+        <w:rPr>
+          <w:rFonts w:cs="Calibri"/>
+          <w:b/>
+          <w:bCs/>
+          <w:sz w:val="32"/>
+          <w:szCs w:val="32"/>
         </w:rPr>
         <w:t>id_ed25519.pub</w:t>
       </w:r>
       <w:r>
         <w:rPr>
-          <w:rFonts w:ascii="Calibri" w:hAnsi="Calibri" w:cs="Calibri"/>
-          <w:sz w:val="34"/>
-          <w:szCs w:val="34"/>
+          <w:rFonts w:cs="Calibri"/>
+          <w:sz w:val="32"/>
+          <w:szCs w:val="32"/>
         </w:rPr>
         <w:tab/>
       </w:r>
       <w:r>
         <w:rPr>
-          <w:rFonts w:ascii="Calibri" w:hAnsi="Calibri" w:cs="Calibri"/>
-          <w:sz w:val="22"/>
-          <w:szCs w:val="22"/>
+          <w:rFonts w:cs="Calibri"/>
+          <w:sz w:val="20"/>
+          <w:szCs w:val="20"/>
         </w:rPr>
         <w:sym w:font="Wingdings" w:char="F0E0"/>
       </w:r>
       <w:r>
         <w:rPr>
-          <w:rFonts w:ascii="Calibri" w:hAnsi="Calibri" w:cs="Calibri"/>
-          <w:sz w:val="34"/>
-          <w:szCs w:val="34"/>
+          <w:rFonts w:cs="Calibri"/>
+          <w:sz w:val="32"/>
+          <w:szCs w:val="32"/>
         </w:rPr>
         <w:tab/>
         <w:t>PUBLIC KEY</w:t>
@@ -1165,26 +1064,26 @@
       <w:pPr>
         <w:jc w:val="both"/>
         <w:rPr>
-          <w:rFonts w:ascii="Calibri" w:hAnsi="Calibri" w:cs="Calibri"/>
-          <w:sz w:val="34"/>
-          <w:szCs w:val="34"/>
-        </w:rPr>
-      </w:pPr>
-    </w:p>
-    <w:p>
-      <w:pPr>
-        <w:jc w:val="both"/>
-        <w:rPr>
-          <w:rFonts w:ascii="Calibri" w:hAnsi="Calibri" w:cs="Calibri"/>
-          <w:sz w:val="34"/>
-          <w:szCs w:val="34"/>
-        </w:rPr>
-      </w:pPr>
-      <w:r>
-        <w:rPr>
-          <w:rFonts w:ascii="Calibri" w:hAnsi="Calibri" w:cs="Calibri"/>
-          <w:sz w:val="34"/>
-          <w:szCs w:val="34"/>
+          <w:rFonts w:cs="Calibri"/>
+          <w:sz w:val="32"/>
+          <w:szCs w:val="32"/>
+        </w:rPr>
+      </w:pPr>
+    </w:p>
+    <w:p>
+      <w:pPr>
+        <w:jc w:val="both"/>
+        <w:rPr>
+          <w:rFonts w:cs="Calibri"/>
+          <w:sz w:val="32"/>
+          <w:szCs w:val="32"/>
+        </w:rPr>
+      </w:pPr>
+      <w:r>
+        <w:rPr>
+          <w:rFonts w:cs="Calibri"/>
+          <w:sz w:val="32"/>
+          <w:szCs w:val="32"/>
         </w:rPr>
         <w:t>Start SSH Agent:</w:t>
       </w:r>
@@ -1193,16 +1092,16 @@
       <w:pPr>
         <w:jc w:val="both"/>
         <w:rPr>
-          <w:rFonts w:ascii="Calibri" w:hAnsi="Calibri" w:cs="Calibri"/>
-          <w:sz w:val="34"/>
-          <w:szCs w:val="34"/>
-        </w:rPr>
-      </w:pPr>
-      <w:r>
-        <w:rPr>
-          <w:rFonts w:ascii="Calibri" w:hAnsi="Calibri" w:cs="Calibri"/>
-          <w:sz w:val="34"/>
-          <w:szCs w:val="34"/>
+          <w:rFonts w:cs="Calibri"/>
+          <w:sz w:val="32"/>
+          <w:szCs w:val="32"/>
+        </w:rPr>
+      </w:pPr>
+      <w:r>
+        <w:rPr>
+          <w:rFonts w:cs="Calibri"/>
+          <w:sz w:val="32"/>
+          <w:szCs w:val="32"/>
         </w:rPr>
         <w:t># For Linux/macOS, run this command:</w:t>
       </w:r>
@@ -1211,66 +1110,66 @@
       <w:pPr>
         <w:jc w:val="both"/>
         <w:rPr>
-          <w:rFonts w:ascii="Calibri" w:hAnsi="Calibri" w:cs="Calibri"/>
+          <w:rFonts w:cs="Calibri"/>
           <w:b/>
           <w:bCs/>
           <w:color w:val="60CAF3" w:themeColor="accent4" w:themeTint="99"/>
-          <w:sz w:val="34"/>
-          <w:szCs w:val="34"/>
-        </w:rPr>
-      </w:pPr>
-      <w:r>
-        <w:rPr>
-          <w:rFonts w:ascii="Calibri" w:hAnsi="Calibri" w:cs="Calibri"/>
+          <w:sz w:val="32"/>
+          <w:szCs w:val="32"/>
+        </w:rPr>
+      </w:pPr>
+      <w:r>
+        <w:rPr>
+          <w:rFonts w:cs="Calibri"/>
           <w:b/>
           <w:bCs/>
           <w:color w:val="60CAF3" w:themeColor="accent4" w:themeTint="99"/>
-          <w:sz w:val="34"/>
-          <w:szCs w:val="34"/>
+          <w:sz w:val="32"/>
+          <w:szCs w:val="32"/>
+        </w:rPr>
+        <w:t>eval "$(ssh-agent -s)"</w:t>
+      </w:r>
+    </w:p>
+    <w:p>
+      <w:pPr>
+        <w:jc w:val="both"/>
+        <w:rPr>
+          <w:rFonts w:cs="Calibri"/>
+          <w:sz w:val="32"/>
+          <w:szCs w:val="32"/>
+        </w:rPr>
+      </w:pPr>
+      <w:r>
+        <w:rPr>
+          <w:rFonts w:cs="Calibri"/>
+          <w:sz w:val="32"/>
+          <w:szCs w:val="32"/>
+        </w:rPr>
+        <w:t># For Windows, run this in PowerShell:</w:t>
+      </w:r>
+    </w:p>
+    <w:p>
+      <w:pPr>
+        <w:jc w:val="both"/>
+        <w:rPr>
+          <w:rFonts w:cs="Calibri"/>
+          <w:b/>
+          <w:bCs/>
+          <w:color w:val="60CAF3" w:themeColor="accent4" w:themeTint="99"/>
+          <w:sz w:val="32"/>
+          <w:szCs w:val="32"/>
+        </w:rPr>
+      </w:pPr>
+      <w:r>
+        <w:rPr>
+          <w:rFonts w:cs="Calibri"/>
+          <w:b/>
+          <w:bCs/>
+          <w:color w:val="60CAF3" w:themeColor="accent4" w:themeTint="99"/>
+          <w:sz w:val="32"/>
+          <w:szCs w:val="32"/>
         </w:rPr>
         <w:lastRenderedPageBreak/>
-        <w:t>eval "$(ssh-agent -s)"</w:t>
-      </w:r>
-    </w:p>
-    <w:p>
-      <w:pPr>
-        <w:jc w:val="both"/>
-        <w:rPr>
-          <w:rFonts w:ascii="Calibri" w:hAnsi="Calibri" w:cs="Calibri"/>
-          <w:sz w:val="34"/>
-          <w:szCs w:val="34"/>
-        </w:rPr>
-      </w:pPr>
-      <w:r>
-        <w:rPr>
-          <w:rFonts w:ascii="Calibri" w:hAnsi="Calibri" w:cs="Calibri"/>
-          <w:sz w:val="34"/>
-          <w:szCs w:val="34"/>
-        </w:rPr>
-        <w:t># For Windows, run this in PowerShell:</w:t>
-      </w:r>
-    </w:p>
-    <w:p>
-      <w:pPr>
-        <w:jc w:val="both"/>
-        <w:rPr>
-          <w:rFonts w:ascii="Calibri" w:hAnsi="Calibri" w:cs="Calibri"/>
-          <w:b/>
-          <w:bCs/>
-          <w:color w:val="60CAF3" w:themeColor="accent4" w:themeTint="99"/>
-          <w:sz w:val="34"/>
-          <w:szCs w:val="34"/>
-        </w:rPr>
-      </w:pPr>
-      <w:r>
-        <w:rPr>
-          <w:rFonts w:ascii="Calibri" w:hAnsi="Calibri" w:cs="Calibri"/>
-          <w:b/>
-          <w:bCs/>
-          <w:color w:val="60CAF3" w:themeColor="accent4" w:themeTint="99"/>
-          <w:sz w:val="34"/>
-          <w:szCs w:val="34"/>
-        </w:rPr>
         <w:t>Start-Service ssh-agent</w:t>
       </w:r>
     </w:p>
@@ -1278,26 +1177,26 @@
       <w:pPr>
         <w:jc w:val="both"/>
         <w:rPr>
-          <w:rFonts w:ascii="Calibri" w:hAnsi="Calibri" w:cs="Calibri"/>
-          <w:sz w:val="34"/>
-          <w:szCs w:val="34"/>
-        </w:rPr>
-      </w:pPr>
-    </w:p>
-    <w:p>
-      <w:pPr>
-        <w:jc w:val="both"/>
-        <w:rPr>
-          <w:rFonts w:ascii="Calibri" w:hAnsi="Calibri" w:cs="Calibri"/>
-          <w:sz w:val="34"/>
-          <w:szCs w:val="34"/>
-        </w:rPr>
-      </w:pPr>
-      <w:r>
-        <w:rPr>
-          <w:rFonts w:ascii="Calibri" w:hAnsi="Calibri" w:cs="Calibri"/>
-          <w:sz w:val="34"/>
-          <w:szCs w:val="34"/>
+          <w:rFonts w:cs="Calibri"/>
+          <w:sz w:val="32"/>
+          <w:szCs w:val="32"/>
+        </w:rPr>
+      </w:pPr>
+    </w:p>
+    <w:p>
+      <w:pPr>
+        <w:jc w:val="both"/>
+        <w:rPr>
+          <w:rFonts w:cs="Calibri"/>
+          <w:sz w:val="32"/>
+          <w:szCs w:val="32"/>
+        </w:rPr>
+      </w:pPr>
+      <w:r>
+        <w:rPr>
+          <w:rFonts w:cs="Calibri"/>
+          <w:sz w:val="32"/>
+          <w:szCs w:val="32"/>
         </w:rPr>
         <w:t># If the above command fails:</w:t>
       </w:r>
@@ -1311,16 +1210,16 @@
         </w:numPr>
         <w:jc w:val="both"/>
         <w:rPr>
-          <w:rFonts w:ascii="Calibri" w:hAnsi="Calibri" w:cs="Calibri"/>
-          <w:sz w:val="34"/>
-          <w:szCs w:val="34"/>
-        </w:rPr>
-      </w:pPr>
-      <w:r>
-        <w:rPr>
-          <w:rFonts w:ascii="Calibri" w:hAnsi="Calibri" w:cs="Calibri"/>
-          <w:sz w:val="34"/>
-          <w:szCs w:val="34"/>
+          <w:rFonts w:cs="Calibri"/>
+          <w:sz w:val="32"/>
+          <w:szCs w:val="32"/>
+        </w:rPr>
+      </w:pPr>
+      <w:r>
+        <w:rPr>
+          <w:rFonts w:cs="Calibri"/>
+          <w:sz w:val="32"/>
+          <w:szCs w:val="32"/>
         </w:rPr>
         <w:t>Make sure Windows PowerShell is opened by run as administrator</w:t>
       </w:r>
@@ -1334,16 +1233,16 @@
         </w:numPr>
         <w:jc w:val="both"/>
         <w:rPr>
-          <w:rFonts w:ascii="Calibri" w:hAnsi="Calibri" w:cs="Calibri"/>
-          <w:sz w:val="34"/>
-          <w:szCs w:val="34"/>
-        </w:rPr>
-      </w:pPr>
-      <w:r>
-        <w:rPr>
-          <w:rFonts w:ascii="Calibri" w:hAnsi="Calibri" w:cs="Calibri"/>
-          <w:sz w:val="34"/>
-          <w:szCs w:val="34"/>
+          <w:rFonts w:cs="Calibri"/>
+          <w:sz w:val="32"/>
+          <w:szCs w:val="32"/>
+        </w:rPr>
+      </w:pPr>
+      <w:r>
+        <w:rPr>
+          <w:rFonts w:cs="Calibri"/>
+          <w:sz w:val="32"/>
+          <w:szCs w:val="32"/>
         </w:rPr>
         <w:t>Run this command to check the service status:</w:t>
       </w:r>
@@ -1352,22 +1251,22 @@
       <w:pPr>
         <w:jc w:val="both"/>
         <w:rPr>
-          <w:rFonts w:ascii="Calibri" w:hAnsi="Calibri" w:cs="Calibri"/>
+          <w:rFonts w:cs="Calibri"/>
           <w:b/>
           <w:bCs/>
           <w:color w:val="60CAF3" w:themeColor="accent4" w:themeTint="99"/>
-          <w:sz w:val="34"/>
-          <w:szCs w:val="34"/>
-        </w:rPr>
-      </w:pPr>
-      <w:r>
-        <w:rPr>
-          <w:rFonts w:ascii="Calibri" w:hAnsi="Calibri" w:cs="Calibri"/>
+          <w:sz w:val="32"/>
+          <w:szCs w:val="32"/>
+        </w:rPr>
+      </w:pPr>
+      <w:r>
+        <w:rPr>
+          <w:rFonts w:cs="Calibri"/>
           <w:b/>
           <w:bCs/>
           <w:color w:val="60CAF3" w:themeColor="accent4" w:themeTint="99"/>
-          <w:sz w:val="34"/>
-          <w:szCs w:val="34"/>
+          <w:sz w:val="32"/>
+          <w:szCs w:val="32"/>
         </w:rPr>
         <w:t>Get-Service ssh-agent</w:t>
       </w:r>
@@ -1381,16 +1280,16 @@
         </w:numPr>
         <w:jc w:val="both"/>
         <w:rPr>
-          <w:rFonts w:ascii="Calibri" w:hAnsi="Calibri" w:cs="Calibri"/>
-          <w:sz w:val="34"/>
-          <w:szCs w:val="34"/>
-        </w:rPr>
-      </w:pPr>
-      <w:r>
-        <w:rPr>
-          <w:rFonts w:ascii="Calibri" w:hAnsi="Calibri" w:cs="Calibri"/>
-          <w:sz w:val="34"/>
-          <w:szCs w:val="34"/>
+          <w:rFonts w:cs="Calibri"/>
+          <w:sz w:val="32"/>
+          <w:szCs w:val="32"/>
+        </w:rPr>
+      </w:pPr>
+      <w:r>
+        <w:rPr>
+          <w:rFonts w:cs="Calibri"/>
+          <w:sz w:val="32"/>
+          <w:szCs w:val="32"/>
         </w:rPr>
         <w:t>We’ll likely see this output:</w:t>
       </w:r>
@@ -1399,20 +1298,20 @@
       <w:pPr>
         <w:jc w:val="both"/>
         <w:rPr>
-          <w:rFonts w:ascii="Calibri" w:hAnsi="Calibri" w:cs="Calibri"/>
-          <w:b/>
-          <w:bCs/>
-          <w:sz w:val="30"/>
-          <w:szCs w:val="30"/>
-        </w:rPr>
-      </w:pPr>
-      <w:r>
-        <w:rPr>
-          <w:rFonts w:ascii="Calibri" w:hAnsi="Calibri" w:cs="Calibri"/>
-          <w:b/>
-          <w:bCs/>
-          <w:sz w:val="30"/>
-          <w:szCs w:val="30"/>
+          <w:rFonts w:cs="Calibri"/>
+          <w:b/>
+          <w:bCs/>
+          <w:sz w:val="28"/>
+          <w:szCs w:val="28"/>
+        </w:rPr>
+      </w:pPr>
+      <w:r>
+        <w:rPr>
+          <w:rFonts w:cs="Calibri"/>
+          <w:b/>
+          <w:bCs/>
+          <w:sz w:val="28"/>
+          <w:szCs w:val="28"/>
         </w:rPr>
         <w:t>Status            Name            DisplayName</w:t>
       </w:r>
@@ -1421,20 +1320,20 @@
       <w:pPr>
         <w:jc w:val="both"/>
         <w:rPr>
-          <w:rFonts w:ascii="Calibri" w:hAnsi="Calibri" w:cs="Calibri"/>
-          <w:b/>
-          <w:bCs/>
-          <w:sz w:val="30"/>
-          <w:szCs w:val="30"/>
-        </w:rPr>
-      </w:pPr>
-      <w:r>
-        <w:rPr>
-          <w:rFonts w:ascii="Calibri" w:hAnsi="Calibri" w:cs="Calibri"/>
-          <w:b/>
-          <w:bCs/>
-          <w:sz w:val="30"/>
-          <w:szCs w:val="30"/>
+          <w:rFonts w:cs="Calibri"/>
+          <w:b/>
+          <w:bCs/>
+          <w:sz w:val="28"/>
+          <w:szCs w:val="28"/>
+        </w:rPr>
+      </w:pPr>
+      <w:r>
+        <w:rPr>
+          <w:rFonts w:cs="Calibri"/>
+          <w:b/>
+          <w:bCs/>
+          <w:sz w:val="28"/>
+          <w:szCs w:val="28"/>
         </w:rPr>
         <w:t>------                   ----                     -----------</w:t>
       </w:r>
@@ -1443,20 +1342,20 @@
       <w:pPr>
         <w:jc w:val="both"/>
         <w:rPr>
-          <w:rFonts w:ascii="Calibri" w:hAnsi="Calibri" w:cs="Calibri"/>
-          <w:b/>
-          <w:bCs/>
-          <w:sz w:val="30"/>
-          <w:szCs w:val="30"/>
-        </w:rPr>
-      </w:pPr>
-      <w:r>
-        <w:rPr>
-          <w:rFonts w:ascii="Calibri" w:hAnsi="Calibri" w:cs="Calibri"/>
-          <w:b/>
-          <w:bCs/>
-          <w:sz w:val="30"/>
-          <w:szCs w:val="30"/>
+          <w:rFonts w:cs="Calibri"/>
+          <w:b/>
+          <w:bCs/>
+          <w:sz w:val="28"/>
+          <w:szCs w:val="28"/>
+        </w:rPr>
+      </w:pPr>
+      <w:r>
+        <w:rPr>
+          <w:rFonts w:cs="Calibri"/>
+          <w:b/>
+          <w:bCs/>
+          <w:sz w:val="28"/>
+          <w:szCs w:val="28"/>
         </w:rPr>
         <w:t>Stopped   ssh-agent     OpenSSH Authentication Agent</w:t>
       </w:r>
@@ -1470,70 +1369,70 @@
         </w:numPr>
         <w:jc w:val="both"/>
         <w:rPr>
-          <w:rFonts w:ascii="Calibri" w:hAnsi="Calibri" w:cs="Calibri"/>
-          <w:sz w:val="34"/>
-          <w:szCs w:val="34"/>
-        </w:rPr>
-      </w:pPr>
-      <w:r>
-        <w:rPr>
-          <w:rFonts w:ascii="Calibri" w:hAnsi="Calibri" w:cs="Calibri"/>
-          <w:sz w:val="34"/>
-          <w:szCs w:val="34"/>
+          <w:rFonts w:cs="Calibri"/>
+          <w:sz w:val="32"/>
+          <w:szCs w:val="32"/>
+        </w:rPr>
+      </w:pPr>
+      <w:r>
+        <w:rPr>
+          <w:rFonts w:cs="Calibri"/>
+          <w:sz w:val="32"/>
+          <w:szCs w:val="32"/>
         </w:rPr>
         <w:t xml:space="preserve">Then run this command to enable it manually or automatic (using </w:t>
       </w:r>
       <w:r>
         <w:rPr>
-          <w:rFonts w:ascii="Calibri" w:hAnsi="Calibri" w:cs="Calibri"/>
-          <w:b/>
-          <w:bCs/>
-          <w:sz w:val="34"/>
-          <w:szCs w:val="34"/>
+          <w:rFonts w:cs="Calibri"/>
+          <w:b/>
+          <w:bCs/>
+          <w:sz w:val="32"/>
+          <w:szCs w:val="32"/>
         </w:rPr>
         <w:t>Automatic</w:t>
       </w:r>
       <w:r>
         <w:rPr>
-          <w:rFonts w:ascii="Calibri" w:hAnsi="Calibri" w:cs="Calibri"/>
-          <w:sz w:val="34"/>
-          <w:szCs w:val="34"/>
+          <w:rFonts w:cs="Calibri"/>
+          <w:sz w:val="32"/>
+          <w:szCs w:val="32"/>
         </w:rPr>
         <w:t xml:space="preserve"> instead of </w:t>
       </w:r>
       <w:r>
         <w:rPr>
-          <w:rFonts w:ascii="Calibri" w:hAnsi="Calibri" w:cs="Calibri"/>
-          <w:b/>
-          <w:bCs/>
-          <w:sz w:val="34"/>
-          <w:szCs w:val="34"/>
+          <w:rFonts w:cs="Calibri"/>
+          <w:b/>
+          <w:bCs/>
+          <w:sz w:val="32"/>
+          <w:szCs w:val="32"/>
         </w:rPr>
         <w:t>Manual</w:t>
       </w:r>
       <w:r>
         <w:rPr>
-          <w:rFonts w:ascii="Calibri" w:hAnsi="Calibri" w:cs="Calibri"/>
-          <w:sz w:val="34"/>
-          <w:szCs w:val="34"/>
+          <w:rFonts w:cs="Calibri"/>
+          <w:sz w:val="32"/>
+          <w:szCs w:val="32"/>
         </w:rPr>
         <w:t xml:space="preserve">, to stop it use </w:t>
       </w:r>
       <w:r>
         <w:rPr>
-          <w:rFonts w:ascii="Calibri" w:hAnsi="Calibri" w:cs="Calibri"/>
-          <w:b/>
-          <w:bCs/>
-          <w:sz w:val="34"/>
-          <w:szCs w:val="34"/>
+          <w:rFonts w:cs="Calibri"/>
+          <w:b/>
+          <w:bCs/>
+          <w:sz w:val="32"/>
+          <w:szCs w:val="32"/>
         </w:rPr>
         <w:t>Disabled</w:t>
       </w:r>
       <w:r>
         <w:rPr>
-          <w:rFonts w:ascii="Calibri" w:hAnsi="Calibri" w:cs="Calibri"/>
-          <w:sz w:val="34"/>
-          <w:szCs w:val="34"/>
+          <w:rFonts w:cs="Calibri"/>
+          <w:sz w:val="32"/>
+          <w:szCs w:val="32"/>
         </w:rPr>
         <w:t xml:space="preserve"> instead):</w:t>
       </w:r>
@@ -1542,46 +1441,46 @@
       <w:pPr>
         <w:jc w:val="both"/>
         <w:rPr>
-          <w:rFonts w:ascii="Calibri" w:hAnsi="Calibri" w:cs="Calibri"/>
+          <w:rFonts w:cs="Calibri"/>
           <w:b/>
           <w:bCs/>
           <w:color w:val="60CAF3" w:themeColor="accent4" w:themeTint="99"/>
-          <w:sz w:val="34"/>
-          <w:szCs w:val="34"/>
-        </w:rPr>
-      </w:pPr>
-      <w:r>
-        <w:rPr>
-          <w:rFonts w:ascii="Calibri" w:hAnsi="Calibri" w:cs="Calibri"/>
+          <w:sz w:val="32"/>
+          <w:szCs w:val="32"/>
+        </w:rPr>
+      </w:pPr>
+      <w:r>
+        <w:rPr>
+          <w:rFonts w:cs="Calibri"/>
           <w:b/>
           <w:bCs/>
           <w:color w:val="60CAF3" w:themeColor="accent4" w:themeTint="99"/>
-          <w:sz w:val="34"/>
-          <w:szCs w:val="34"/>
+          <w:sz w:val="32"/>
+          <w:szCs w:val="32"/>
         </w:rPr>
         <w:t>Set-Service -Name ssh-agent -</w:t>
       </w:r>
       <w:proofErr w:type="spellStart"/>
       <w:r>
         <w:rPr>
-          <w:rFonts w:ascii="Calibri" w:hAnsi="Calibri" w:cs="Calibri"/>
+          <w:rFonts w:cs="Calibri"/>
           <w:b/>
           <w:bCs/>
           <w:color w:val="60CAF3" w:themeColor="accent4" w:themeTint="99"/>
-          <w:sz w:val="34"/>
-          <w:szCs w:val="34"/>
+          <w:sz w:val="32"/>
+          <w:szCs w:val="32"/>
         </w:rPr>
         <w:t>StartupType</w:t>
       </w:r>
       <w:proofErr w:type="spellEnd"/>
       <w:r>
         <w:rPr>
-          <w:rFonts w:ascii="Calibri" w:hAnsi="Calibri" w:cs="Calibri"/>
+          <w:rFonts w:cs="Calibri"/>
           <w:b/>
           <w:bCs/>
           <w:color w:val="60CAF3" w:themeColor="accent4" w:themeTint="99"/>
-          <w:sz w:val="34"/>
-          <w:szCs w:val="34"/>
+          <w:sz w:val="32"/>
+          <w:szCs w:val="32"/>
         </w:rPr>
         <w:t xml:space="preserve"> Manual</w:t>
       </w:r>
@@ -1595,52 +1494,52 @@
         </w:numPr>
         <w:jc w:val="both"/>
         <w:rPr>
-          <w:rFonts w:ascii="Calibri" w:hAnsi="Calibri" w:cs="Calibri"/>
-          <w:sz w:val="34"/>
-          <w:szCs w:val="34"/>
-        </w:rPr>
-      </w:pPr>
-      <w:r>
-        <w:rPr>
-          <w:rFonts w:ascii="Calibri" w:hAnsi="Calibri" w:cs="Calibri"/>
-          <w:sz w:val="34"/>
-          <w:szCs w:val="34"/>
+          <w:rFonts w:cs="Calibri"/>
+          <w:sz w:val="32"/>
+          <w:szCs w:val="32"/>
+        </w:rPr>
+      </w:pPr>
+      <w:r>
+        <w:rPr>
+          <w:rFonts w:cs="Calibri"/>
+          <w:sz w:val="32"/>
+          <w:szCs w:val="32"/>
         </w:rPr>
         <w:t xml:space="preserve">And run the </w:t>
       </w:r>
       <w:r>
         <w:rPr>
-          <w:rFonts w:ascii="Calibri" w:hAnsi="Calibri" w:cs="Calibri"/>
-          <w:b/>
-          <w:bCs/>
-          <w:sz w:val="34"/>
-          <w:szCs w:val="34"/>
+          <w:rFonts w:cs="Calibri"/>
+          <w:b/>
+          <w:bCs/>
+          <w:sz w:val="32"/>
+          <w:szCs w:val="32"/>
         </w:rPr>
         <w:t>Start-Service</w:t>
       </w:r>
       <w:r>
         <w:rPr>
-          <w:rFonts w:ascii="Calibri" w:hAnsi="Calibri" w:cs="Calibri"/>
-          <w:sz w:val="34"/>
-          <w:szCs w:val="34"/>
+          <w:rFonts w:cs="Calibri"/>
+          <w:sz w:val="32"/>
+          <w:szCs w:val="32"/>
         </w:rPr>
         <w:t xml:space="preserve"> command again, also check if its running using </w:t>
       </w:r>
       <w:r>
         <w:rPr>
-          <w:rFonts w:ascii="Calibri" w:hAnsi="Calibri" w:cs="Calibri"/>
-          <w:b/>
-          <w:bCs/>
-          <w:sz w:val="34"/>
-          <w:szCs w:val="34"/>
+          <w:rFonts w:cs="Calibri"/>
+          <w:b/>
+          <w:bCs/>
+          <w:sz w:val="32"/>
+          <w:szCs w:val="32"/>
         </w:rPr>
         <w:t xml:space="preserve">Get-Service </w:t>
       </w:r>
       <w:r>
         <w:rPr>
-          <w:rFonts w:ascii="Calibri" w:hAnsi="Calibri" w:cs="Calibri"/>
-          <w:sz w:val="34"/>
-          <w:szCs w:val="34"/>
+          <w:rFonts w:cs="Calibri"/>
+          <w:sz w:val="32"/>
+          <w:szCs w:val="32"/>
         </w:rPr>
         <w:t>command</w:t>
       </w:r>
@@ -1649,16 +1548,16 @@
       <w:pPr>
         <w:jc w:val="both"/>
         <w:rPr>
-          <w:rFonts w:ascii="Calibri" w:hAnsi="Calibri" w:cs="Calibri"/>
-          <w:sz w:val="34"/>
-          <w:szCs w:val="34"/>
-        </w:rPr>
-      </w:pPr>
-      <w:r>
-        <w:rPr>
-          <w:rFonts w:ascii="Calibri" w:hAnsi="Calibri" w:cs="Calibri"/>
-          <w:sz w:val="34"/>
-          <w:szCs w:val="34"/>
+          <w:rFonts w:cs="Calibri"/>
+          <w:sz w:val="32"/>
+          <w:szCs w:val="32"/>
+        </w:rPr>
+      </w:pPr>
+      <w:r>
+        <w:rPr>
+          <w:rFonts w:cs="Calibri"/>
+          <w:sz w:val="32"/>
+          <w:szCs w:val="32"/>
         </w:rPr>
         <w:t># To stop the ssh-agent service just run this command in administrator mode in PowerShell:</w:t>
       </w:r>
@@ -1667,22 +1566,22 @@
       <w:pPr>
         <w:jc w:val="both"/>
         <w:rPr>
-          <w:rFonts w:ascii="Calibri" w:hAnsi="Calibri" w:cs="Calibri"/>
+          <w:rFonts w:cs="Calibri"/>
           <w:b/>
           <w:bCs/>
           <w:color w:val="60CAF3" w:themeColor="accent4" w:themeTint="99"/>
-          <w:sz w:val="34"/>
-          <w:szCs w:val="34"/>
-        </w:rPr>
-      </w:pPr>
-      <w:r>
-        <w:rPr>
-          <w:rFonts w:ascii="Calibri" w:hAnsi="Calibri" w:cs="Calibri"/>
+          <w:sz w:val="32"/>
+          <w:szCs w:val="32"/>
+        </w:rPr>
+      </w:pPr>
+      <w:r>
+        <w:rPr>
+          <w:rFonts w:cs="Calibri"/>
           <w:b/>
           <w:bCs/>
           <w:color w:val="60CAF3" w:themeColor="accent4" w:themeTint="99"/>
-          <w:sz w:val="34"/>
-          <w:szCs w:val="34"/>
+          <w:sz w:val="32"/>
+          <w:szCs w:val="32"/>
         </w:rPr>
         <w:t>Stop-Service ssh-agent</w:t>
       </w:r>
@@ -1691,215 +1590,215 @@
       <w:pPr>
         <w:jc w:val="both"/>
         <w:rPr>
-          <w:rFonts w:ascii="Calibri" w:hAnsi="Calibri" w:cs="Calibri"/>
-          <w:sz w:val="34"/>
-          <w:szCs w:val="34"/>
-        </w:rPr>
-      </w:pPr>
-    </w:p>
-    <w:p>
-      <w:pPr>
-        <w:jc w:val="both"/>
-        <w:rPr>
-          <w:rFonts w:ascii="Calibri" w:hAnsi="Calibri" w:cs="Calibri"/>
-          <w:sz w:val="34"/>
-          <w:szCs w:val="34"/>
-        </w:rPr>
-      </w:pPr>
-      <w:r>
-        <w:rPr>
-          <w:rFonts w:ascii="Calibri" w:hAnsi="Calibri" w:cs="Calibri"/>
-          <w:sz w:val="34"/>
-          <w:szCs w:val="34"/>
+          <w:rFonts w:cs="Calibri"/>
+          <w:sz w:val="32"/>
+          <w:szCs w:val="32"/>
+        </w:rPr>
+      </w:pPr>
+    </w:p>
+    <w:p>
+      <w:pPr>
+        <w:jc w:val="both"/>
+        <w:rPr>
+          <w:rFonts w:cs="Calibri"/>
+          <w:sz w:val="32"/>
+          <w:szCs w:val="32"/>
+        </w:rPr>
+      </w:pPr>
+      <w:r>
+        <w:rPr>
+          <w:rFonts w:cs="Calibri"/>
+          <w:sz w:val="32"/>
+          <w:szCs w:val="32"/>
+        </w:rPr>
+        <w:t>Add Private Key in SSH-Agent:</w:t>
+      </w:r>
+    </w:p>
+    <w:p>
+      <w:pPr>
+        <w:jc w:val="both"/>
+        <w:rPr>
+          <w:rFonts w:cs="Calibri"/>
+          <w:sz w:val="32"/>
+          <w:szCs w:val="32"/>
+        </w:rPr>
+      </w:pPr>
+      <w:r>
+        <w:rPr>
+          <w:rFonts w:cs="Calibri"/>
+          <w:sz w:val="32"/>
+          <w:szCs w:val="32"/>
+        </w:rPr>
+        <w:t xml:space="preserve"># Then add our private key using this command </w:t>
+      </w:r>
+      <w:r>
+        <w:rPr>
+          <w:rFonts w:cs="Calibri"/>
+          <w:b/>
+          <w:bCs/>
+          <w:sz w:val="32"/>
+          <w:szCs w:val="32"/>
+        </w:rPr>
+        <w:t>ssh-add file path</w:t>
+      </w:r>
+      <w:r>
+        <w:rPr>
+          <w:rFonts w:cs="Calibri"/>
+          <w:sz w:val="32"/>
+          <w:szCs w:val="32"/>
+        </w:rPr>
+        <w:t>:</w:t>
+      </w:r>
+    </w:p>
+    <w:p>
+      <w:pPr>
+        <w:jc w:val="both"/>
+        <w:rPr>
+          <w:rFonts w:cs="Calibri"/>
+          <w:b/>
+          <w:bCs/>
+          <w:color w:val="60CAF3" w:themeColor="accent4" w:themeTint="99"/>
+          <w:sz w:val="32"/>
+          <w:szCs w:val="32"/>
+        </w:rPr>
+      </w:pPr>
+      <w:r>
+        <w:rPr>
+          <w:rFonts w:cs="Calibri"/>
+          <w:b/>
+          <w:bCs/>
+          <w:color w:val="60CAF3" w:themeColor="accent4" w:themeTint="99"/>
+          <w:sz w:val="32"/>
+          <w:szCs w:val="32"/>
+        </w:rPr>
+        <w:t xml:space="preserve">ssh-add "C:\Users\nhasa\.ssh\id_ed25519" </w:t>
+      </w:r>
+    </w:p>
+    <w:p>
+      <w:pPr>
+        <w:jc w:val="both"/>
+        <w:rPr>
+          <w:rFonts w:cs="Calibri"/>
+          <w:b/>
+          <w:bCs/>
+          <w:sz w:val="32"/>
+          <w:szCs w:val="32"/>
+        </w:rPr>
+      </w:pPr>
+      <w:r>
+        <w:rPr>
+          <w:rFonts w:cs="Calibri"/>
+          <w:b/>
+          <w:bCs/>
+          <w:sz w:val="32"/>
+          <w:szCs w:val="32"/>
         </w:rPr>
         <w:lastRenderedPageBreak/>
-        <w:t>Add Private Key in SSH-Agent:</w:t>
-      </w:r>
-    </w:p>
-    <w:p>
-      <w:pPr>
-        <w:jc w:val="both"/>
-        <w:rPr>
-          <w:rFonts w:ascii="Calibri" w:hAnsi="Calibri" w:cs="Calibri"/>
-          <w:sz w:val="34"/>
-          <w:szCs w:val="34"/>
-        </w:rPr>
-      </w:pPr>
-      <w:r>
-        <w:rPr>
-          <w:rFonts w:ascii="Calibri" w:hAnsi="Calibri" w:cs="Calibri"/>
-          <w:sz w:val="34"/>
-          <w:szCs w:val="34"/>
-        </w:rPr>
-        <w:t xml:space="preserve"># Then add our private key using this command </w:t>
-      </w:r>
-      <w:r>
-        <w:rPr>
-          <w:rFonts w:ascii="Calibri" w:hAnsi="Calibri" w:cs="Calibri"/>
-          <w:b/>
-          <w:bCs/>
-          <w:sz w:val="34"/>
-          <w:szCs w:val="34"/>
-        </w:rPr>
-        <w:t>ssh-add file path</w:t>
-      </w:r>
-      <w:r>
-        <w:rPr>
-          <w:rFonts w:ascii="Calibri" w:hAnsi="Calibri" w:cs="Calibri"/>
-          <w:sz w:val="34"/>
-          <w:szCs w:val="34"/>
-        </w:rPr>
-        <w:t>:</w:t>
-      </w:r>
-    </w:p>
-    <w:p>
-      <w:pPr>
-        <w:jc w:val="both"/>
-        <w:rPr>
-          <w:rFonts w:ascii="Calibri" w:hAnsi="Calibri" w:cs="Calibri"/>
+        <w:t>// or this</w:t>
+      </w:r>
+    </w:p>
+    <w:p>
+      <w:pPr>
+        <w:jc w:val="both"/>
+        <w:rPr>
+          <w:rFonts w:cs="Calibri"/>
           <w:b/>
           <w:bCs/>
           <w:color w:val="60CAF3" w:themeColor="accent4" w:themeTint="99"/>
-          <w:sz w:val="34"/>
-          <w:szCs w:val="34"/>
-        </w:rPr>
-      </w:pPr>
-      <w:r>
-        <w:rPr>
-          <w:rFonts w:ascii="Calibri" w:hAnsi="Calibri" w:cs="Calibri"/>
+          <w:sz w:val="32"/>
+          <w:szCs w:val="32"/>
+        </w:rPr>
+      </w:pPr>
+      <w:r>
+        <w:rPr>
+          <w:rFonts w:cs="Calibri"/>
           <w:b/>
           <w:bCs/>
           <w:color w:val="60CAF3" w:themeColor="accent4" w:themeTint="99"/>
-          <w:sz w:val="34"/>
-          <w:szCs w:val="34"/>
-        </w:rPr>
-        <w:t xml:space="preserve">ssh-add "C:\Users\nhasa\.ssh\id_ed25519" </w:t>
-      </w:r>
-    </w:p>
-    <w:p>
-      <w:pPr>
-        <w:jc w:val="both"/>
-        <w:rPr>
-          <w:rFonts w:ascii="Calibri" w:hAnsi="Calibri" w:cs="Calibri"/>
-          <w:b/>
-          <w:bCs/>
-          <w:sz w:val="34"/>
-          <w:szCs w:val="34"/>
-        </w:rPr>
-      </w:pPr>
-      <w:r>
-        <w:rPr>
-          <w:rFonts w:ascii="Calibri" w:hAnsi="Calibri" w:cs="Calibri"/>
-          <w:b/>
-          <w:bCs/>
-          <w:sz w:val="34"/>
-          <w:szCs w:val="34"/>
-        </w:rPr>
-        <w:t>// or this</w:t>
-      </w:r>
-    </w:p>
-    <w:p>
-      <w:pPr>
-        <w:jc w:val="both"/>
-        <w:rPr>
-          <w:rFonts w:ascii="Calibri" w:hAnsi="Calibri" w:cs="Calibri"/>
+          <w:sz w:val="32"/>
+          <w:szCs w:val="32"/>
+        </w:rPr>
+        <w:t>ssh-add ~/.ssh/id_ed25519</w:t>
+      </w:r>
+    </w:p>
+    <w:p>
+      <w:pPr>
+        <w:jc w:val="both"/>
+        <w:rPr>
+          <w:rFonts w:cs="Calibri"/>
+          <w:sz w:val="32"/>
+          <w:szCs w:val="32"/>
+        </w:rPr>
+      </w:pPr>
+      <w:r>
+        <w:rPr>
+          <w:rFonts w:cs="Calibri"/>
+          <w:sz w:val="32"/>
+          <w:szCs w:val="32"/>
+        </w:rPr>
+        <w:t># Output will be this:</w:t>
+      </w:r>
+    </w:p>
+    <w:p>
+      <w:pPr>
+        <w:jc w:val="both"/>
+        <w:rPr>
+          <w:rFonts w:cs="Calibri"/>
+          <w:b/>
+          <w:bCs/>
+          <w:sz w:val="32"/>
+          <w:szCs w:val="32"/>
+        </w:rPr>
+      </w:pPr>
+      <w:r>
+        <w:rPr>
+          <w:rFonts w:cs="Calibri"/>
+          <w:b/>
+          <w:bCs/>
+          <w:sz w:val="32"/>
+          <w:szCs w:val="32"/>
+        </w:rPr>
+        <w:t>Identity added: C:\Users\nhasa\.ssh\id_ed25519 (nhasanr18@gmail.com)</w:t>
+      </w:r>
+    </w:p>
+    <w:p>
+      <w:pPr>
+        <w:jc w:val="both"/>
+        <w:rPr>
+          <w:rFonts w:cs="Calibri"/>
+          <w:sz w:val="32"/>
+          <w:szCs w:val="32"/>
+        </w:rPr>
+      </w:pPr>
+      <w:r>
+        <w:rPr>
+          <w:rFonts w:cs="Calibri"/>
+          <w:sz w:val="32"/>
+          <w:szCs w:val="32"/>
+        </w:rPr>
+        <w:t># Then check loaded keys using:</w:t>
+      </w:r>
+    </w:p>
+    <w:p>
+      <w:pPr>
+        <w:jc w:val="both"/>
+        <w:rPr>
+          <w:rFonts w:cs="Calibri"/>
           <w:b/>
           <w:bCs/>
           <w:color w:val="60CAF3" w:themeColor="accent4" w:themeTint="99"/>
-          <w:sz w:val="34"/>
-          <w:szCs w:val="34"/>
-        </w:rPr>
-      </w:pPr>
-      <w:r>
-        <w:rPr>
-          <w:rFonts w:ascii="Calibri" w:hAnsi="Calibri" w:cs="Calibri"/>
+          <w:sz w:val="32"/>
+          <w:szCs w:val="32"/>
+        </w:rPr>
+      </w:pPr>
+      <w:r>
+        <w:rPr>
+          <w:rFonts w:cs="Calibri"/>
           <w:b/>
           <w:bCs/>
           <w:color w:val="60CAF3" w:themeColor="accent4" w:themeTint="99"/>
-          <w:sz w:val="34"/>
-          <w:szCs w:val="34"/>
-        </w:rPr>
-        <w:t>ssh-add ~/.ssh/id_ed25519</w:t>
-      </w:r>
-    </w:p>
-    <w:p>
-      <w:pPr>
-        <w:jc w:val="both"/>
-        <w:rPr>
-          <w:rFonts w:ascii="Calibri" w:hAnsi="Calibri" w:cs="Calibri"/>
-          <w:sz w:val="34"/>
-          <w:szCs w:val="34"/>
-        </w:rPr>
-      </w:pPr>
-      <w:r>
-        <w:rPr>
-          <w:rFonts w:ascii="Calibri" w:hAnsi="Calibri" w:cs="Calibri"/>
-          <w:sz w:val="34"/>
-          <w:szCs w:val="34"/>
-        </w:rPr>
-        <w:t># Output will be this:</w:t>
-      </w:r>
-    </w:p>
-    <w:p>
-      <w:pPr>
-        <w:jc w:val="both"/>
-        <w:rPr>
-          <w:rFonts w:ascii="Calibri" w:hAnsi="Calibri" w:cs="Calibri"/>
-          <w:b/>
-          <w:bCs/>
-          <w:sz w:val="34"/>
-          <w:szCs w:val="34"/>
-        </w:rPr>
-      </w:pPr>
-      <w:r>
-        <w:rPr>
-          <w:rFonts w:ascii="Calibri" w:hAnsi="Calibri" w:cs="Calibri"/>
-          <w:b/>
-          <w:bCs/>
-          <w:sz w:val="34"/>
-          <w:szCs w:val="34"/>
-        </w:rPr>
-        <w:t>Identity added: C:\Users\nhasa\.ssh\id_ed25519 (nhasanr18@gmail.com)</w:t>
-      </w:r>
-    </w:p>
-    <w:p>
-      <w:pPr>
-        <w:jc w:val="both"/>
-        <w:rPr>
-          <w:rFonts w:ascii="Calibri" w:hAnsi="Calibri" w:cs="Calibri"/>
-          <w:sz w:val="34"/>
-          <w:szCs w:val="34"/>
-        </w:rPr>
-      </w:pPr>
-      <w:r>
-        <w:rPr>
-          <w:rFonts w:ascii="Calibri" w:hAnsi="Calibri" w:cs="Calibri"/>
-          <w:sz w:val="34"/>
-          <w:szCs w:val="34"/>
-        </w:rPr>
-        <w:t># Then check loaded keys using:</w:t>
-      </w:r>
-    </w:p>
-    <w:p>
-      <w:pPr>
-        <w:jc w:val="both"/>
-        <w:rPr>
-          <w:rFonts w:ascii="Calibri" w:hAnsi="Calibri" w:cs="Calibri"/>
-          <w:b/>
-          <w:bCs/>
-          <w:color w:val="60CAF3" w:themeColor="accent4" w:themeTint="99"/>
-          <w:sz w:val="34"/>
-          <w:szCs w:val="34"/>
-        </w:rPr>
-      </w:pPr>
-      <w:r>
-        <w:rPr>
-          <w:rFonts w:ascii="Calibri" w:hAnsi="Calibri" w:cs="Calibri"/>
-          <w:b/>
-          <w:bCs/>
-          <w:color w:val="60CAF3" w:themeColor="accent4" w:themeTint="99"/>
-          <w:sz w:val="34"/>
-          <w:szCs w:val="34"/>
+          <w:sz w:val="32"/>
+          <w:szCs w:val="32"/>
         </w:rPr>
         <w:t>ssh-add -l</w:t>
       </w:r>
@@ -1908,16 +1807,16 @@
       <w:pPr>
         <w:jc w:val="both"/>
         <w:rPr>
-          <w:rFonts w:ascii="Calibri" w:hAnsi="Calibri" w:cs="Calibri"/>
-          <w:sz w:val="34"/>
-          <w:szCs w:val="34"/>
-        </w:rPr>
-      </w:pPr>
-      <w:r>
-        <w:rPr>
-          <w:rFonts w:ascii="Calibri" w:hAnsi="Calibri" w:cs="Calibri"/>
-          <w:sz w:val="34"/>
-          <w:szCs w:val="34"/>
+          <w:rFonts w:cs="Calibri"/>
+          <w:sz w:val="32"/>
+          <w:szCs w:val="32"/>
+        </w:rPr>
+      </w:pPr>
+      <w:r>
+        <w:rPr>
+          <w:rFonts w:cs="Calibri"/>
+          <w:sz w:val="32"/>
+          <w:szCs w:val="32"/>
         </w:rPr>
         <w:t># It will show a list of added SSH Keys (private key)</w:t>
       </w:r>
@@ -1926,29 +1825,29 @@
       <w:pPr>
         <w:jc w:val="both"/>
         <w:rPr>
-          <w:rFonts w:ascii="Calibri" w:hAnsi="Calibri" w:cs="Calibri"/>
-          <w:sz w:val="30"/>
-          <w:szCs w:val="30"/>
-        </w:rPr>
-      </w:pPr>
-      <w:r>
-        <w:rPr>
-          <w:rFonts w:ascii="Calibri" w:hAnsi="Calibri" w:cs="Calibri"/>
-          <w:b/>
-          <w:bCs/>
-          <w:sz w:val="30"/>
-          <w:szCs w:val="30"/>
+          <w:rFonts w:cs="Calibri"/>
+          <w:sz w:val="28"/>
+          <w:szCs w:val="28"/>
+        </w:rPr>
+      </w:pPr>
+      <w:r>
+        <w:rPr>
+          <w:rFonts w:cs="Calibri"/>
+          <w:b/>
+          <w:bCs/>
+          <w:sz w:val="28"/>
+          <w:szCs w:val="28"/>
         </w:rPr>
         <w:t>256 SHA256:Qn8zg</w:t>
       </w:r>
       <w:proofErr w:type="gramStart"/>
       <w:r>
         <w:rPr>
-          <w:rFonts w:ascii="Calibri" w:hAnsi="Calibri" w:cs="Calibri"/>
-          <w:b/>
-          <w:bCs/>
-          <w:sz w:val="30"/>
-          <w:szCs w:val="30"/>
+          <w:rFonts w:cs="Calibri"/>
+          <w:b/>
+          <w:bCs/>
+          <w:sz w:val="28"/>
+          <w:szCs w:val="28"/>
         </w:rPr>
         <w:t>…..</w:t>
       </w:r>
@@ -1956,22 +1855,22 @@
       <w:proofErr w:type="gramEnd"/>
       <w:r>
         <w:rPr>
-          <w:rFonts w:ascii="Calibri" w:hAnsi="Calibri" w:cs="Calibri"/>
-          <w:b/>
-          <w:bCs/>
-          <w:sz w:val="30"/>
-          <w:szCs w:val="30"/>
+          <w:rFonts w:cs="Calibri"/>
+          <w:b/>
+          <w:bCs/>
+          <w:sz w:val="28"/>
+          <w:szCs w:val="28"/>
         </w:rPr>
         <w:t>FCbw</w:t>
       </w:r>
       <w:proofErr w:type="spellEnd"/>
       <w:r>
         <w:rPr>
-          <w:rFonts w:ascii="Calibri" w:hAnsi="Calibri" w:cs="Calibri"/>
-          <w:b/>
-          <w:bCs/>
-          <w:sz w:val="30"/>
-          <w:szCs w:val="30"/>
+          <w:rFonts w:cs="Calibri"/>
+          <w:b/>
+          <w:bCs/>
+          <w:sz w:val="28"/>
+          <w:szCs w:val="28"/>
         </w:rPr>
         <w:t xml:space="preserve"> nhasanr18@gmail.com (ED25519)</w:t>
       </w:r>
@@ -1980,26 +1879,26 @@
       <w:pPr>
         <w:jc w:val="both"/>
         <w:rPr>
-          <w:rFonts w:ascii="Calibri" w:hAnsi="Calibri" w:cs="Calibri"/>
-          <w:sz w:val="34"/>
-          <w:szCs w:val="34"/>
-        </w:rPr>
-      </w:pPr>
-    </w:p>
-    <w:p>
-      <w:pPr>
-        <w:jc w:val="both"/>
-        <w:rPr>
-          <w:rFonts w:ascii="Calibri" w:hAnsi="Calibri" w:cs="Calibri"/>
-          <w:sz w:val="34"/>
-          <w:szCs w:val="34"/>
-        </w:rPr>
-      </w:pPr>
-      <w:r>
-        <w:rPr>
-          <w:rFonts w:ascii="Calibri" w:hAnsi="Calibri" w:cs="Calibri"/>
-          <w:sz w:val="34"/>
-          <w:szCs w:val="34"/>
+          <w:rFonts w:cs="Calibri"/>
+          <w:sz w:val="32"/>
+          <w:szCs w:val="32"/>
+        </w:rPr>
+      </w:pPr>
+    </w:p>
+    <w:p>
+      <w:pPr>
+        <w:jc w:val="both"/>
+        <w:rPr>
+          <w:rFonts w:cs="Calibri"/>
+          <w:sz w:val="32"/>
+          <w:szCs w:val="32"/>
+        </w:rPr>
+      </w:pPr>
+      <w:r>
+        <w:rPr>
+          <w:rFonts w:cs="Calibri"/>
+          <w:sz w:val="32"/>
+          <w:szCs w:val="32"/>
         </w:rPr>
         <w:t>Copy Public Key:</w:t>
       </w:r>
@@ -2008,16 +1907,16 @@
       <w:pPr>
         <w:jc w:val="both"/>
         <w:rPr>
-          <w:rFonts w:ascii="Calibri" w:hAnsi="Calibri" w:cs="Calibri"/>
-          <w:sz w:val="34"/>
-          <w:szCs w:val="34"/>
-        </w:rPr>
-      </w:pPr>
-      <w:r>
-        <w:rPr>
-          <w:rFonts w:ascii="Calibri" w:hAnsi="Calibri" w:cs="Calibri"/>
-          <w:sz w:val="34"/>
-          <w:szCs w:val="34"/>
+          <w:rFonts w:cs="Calibri"/>
+          <w:sz w:val="32"/>
+          <w:szCs w:val="32"/>
+        </w:rPr>
+      </w:pPr>
+      <w:r>
+        <w:rPr>
+          <w:rFonts w:cs="Calibri"/>
+          <w:sz w:val="32"/>
+          <w:szCs w:val="32"/>
         </w:rPr>
         <w:t># Use this command to show it</w:t>
       </w:r>
@@ -2026,27 +1925,27 @@
       <w:pPr>
         <w:jc w:val="both"/>
         <w:rPr>
-          <w:rFonts w:ascii="Calibri" w:hAnsi="Calibri" w:cs="Calibri"/>
-          <w:sz w:val="34"/>
-          <w:szCs w:val="34"/>
-        </w:rPr>
-      </w:pPr>
-      <w:r>
-        <w:rPr>
-          <w:rFonts w:ascii="Calibri" w:hAnsi="Calibri" w:cs="Calibri"/>
+          <w:rFonts w:cs="Calibri"/>
+          <w:sz w:val="32"/>
+          <w:szCs w:val="32"/>
+        </w:rPr>
+      </w:pPr>
+      <w:r>
+        <w:rPr>
+          <w:rFonts w:cs="Calibri"/>
           <w:b/>
           <w:bCs/>
           <w:color w:val="60CAF3" w:themeColor="accent4" w:themeTint="99"/>
-          <w:sz w:val="34"/>
-          <w:szCs w:val="34"/>
+          <w:sz w:val="32"/>
+          <w:szCs w:val="32"/>
         </w:rPr>
         <w:t>cat ~/.ssh/id_ed25519.pub</w:t>
       </w:r>
       <w:r>
         <w:rPr>
-          <w:rFonts w:ascii="Calibri" w:hAnsi="Calibri" w:cs="Calibri"/>
-          <w:sz w:val="34"/>
-          <w:szCs w:val="34"/>
+          <w:rFonts w:cs="Calibri"/>
+          <w:sz w:val="32"/>
+          <w:szCs w:val="32"/>
         </w:rPr>
         <w:t xml:space="preserve">       // Or direct path of the file</w:t>
       </w:r>
@@ -2055,16 +1954,16 @@
       <w:pPr>
         <w:jc w:val="both"/>
         <w:rPr>
-          <w:rFonts w:ascii="Calibri" w:hAnsi="Calibri" w:cs="Calibri"/>
-          <w:sz w:val="34"/>
-          <w:szCs w:val="34"/>
-        </w:rPr>
-      </w:pPr>
-      <w:r>
-        <w:rPr>
-          <w:rFonts w:ascii="Calibri" w:hAnsi="Calibri" w:cs="Calibri"/>
-          <w:sz w:val="34"/>
-          <w:szCs w:val="34"/>
+          <w:rFonts w:cs="Calibri"/>
+          <w:sz w:val="32"/>
+          <w:szCs w:val="32"/>
+        </w:rPr>
+      </w:pPr>
+      <w:r>
+        <w:rPr>
+          <w:rFonts w:cs="Calibri"/>
+          <w:sz w:val="32"/>
+          <w:szCs w:val="32"/>
         </w:rPr>
         <w:t># Output will be like this:</w:t>
       </w:r>
@@ -2073,14 +1972,14 @@
       <w:pPr>
         <w:jc w:val="both"/>
         <w:rPr>
-          <w:rFonts w:ascii="Calibri" w:hAnsi="Calibri" w:cs="Calibri"/>
-          <w:sz w:val="32"/>
-          <w:szCs w:val="32"/>
-        </w:rPr>
-      </w:pPr>
-      <w:r>
-        <w:rPr>
-          <w:rFonts w:ascii="Calibri" w:hAnsi="Calibri" w:cs="Calibri"/>
+          <w:rFonts w:cs="Calibri"/>
+          <w:sz w:val="32"/>
+          <w:szCs w:val="32"/>
+        </w:rPr>
+      </w:pPr>
+      <w:r>
+        <w:rPr>
+          <w:rFonts w:cs="Calibri"/>
           <w:b/>
           <w:bCs/>
           <w:sz w:val="32"/>
@@ -2091,7 +1990,7 @@
       <w:proofErr w:type="gramStart"/>
       <w:r>
         <w:rPr>
-          <w:rFonts w:ascii="Calibri" w:hAnsi="Calibri" w:cs="Calibri"/>
+          <w:rFonts w:cs="Calibri"/>
           <w:b/>
           <w:bCs/>
           <w:sz w:val="32"/>
@@ -2102,7 +2001,7 @@
       <w:proofErr w:type="spellStart"/>
       <w:r>
         <w:rPr>
-          <w:rFonts w:ascii="Calibri" w:hAnsi="Calibri" w:cs="Calibri"/>
+          <w:rFonts w:cs="Calibri"/>
           <w:b/>
           <w:bCs/>
           <w:sz w:val="32"/>
@@ -2113,7 +2012,7 @@
       <w:proofErr w:type="gramEnd"/>
       <w:r>
         <w:rPr>
-          <w:rFonts w:ascii="Calibri" w:hAnsi="Calibri" w:cs="Calibri"/>
+          <w:rFonts w:cs="Calibri"/>
           <w:b/>
           <w:bCs/>
           <w:sz w:val="32"/>
@@ -2124,7 +2023,7 @@
       <w:proofErr w:type="spellEnd"/>
       <w:r>
         <w:rPr>
-          <w:rFonts w:ascii="Calibri" w:hAnsi="Calibri" w:cs="Calibri"/>
+          <w:rFonts w:cs="Calibri"/>
           <w:b/>
           <w:bCs/>
           <w:sz w:val="32"/>
@@ -2137,14 +2036,14 @@
       <w:pPr>
         <w:jc w:val="both"/>
         <w:rPr>
-          <w:rFonts w:ascii="Calibri" w:hAnsi="Calibri" w:cs="Calibri"/>
-          <w:sz w:val="32"/>
-          <w:szCs w:val="32"/>
-        </w:rPr>
-      </w:pPr>
-      <w:r>
-        <w:rPr>
-          <w:rFonts w:ascii="Calibri" w:hAnsi="Calibri" w:cs="Calibri"/>
+          <w:rFonts w:cs="Calibri"/>
+          <w:sz w:val="32"/>
+          <w:szCs w:val="32"/>
+        </w:rPr>
+      </w:pPr>
+      <w:r>
+        <w:rPr>
+          <w:rFonts w:cs="Calibri"/>
           <w:sz w:val="32"/>
           <w:szCs w:val="32"/>
         </w:rPr>
@@ -2155,24 +2054,24 @@
       <w:pPr>
         <w:jc w:val="both"/>
         <w:rPr>
-          <w:rFonts w:ascii="Calibri" w:hAnsi="Calibri" w:cs="Calibri"/>
-          <w:sz w:val="32"/>
-          <w:szCs w:val="32"/>
-        </w:rPr>
-      </w:pPr>
-    </w:p>
-    <w:p>
-      <w:pPr>
-        <w:jc w:val="both"/>
-        <w:rPr>
-          <w:rFonts w:ascii="Calibri" w:hAnsi="Calibri" w:cs="Calibri"/>
-          <w:sz w:val="32"/>
-          <w:szCs w:val="32"/>
-        </w:rPr>
-      </w:pPr>
-      <w:r>
-        <w:rPr>
-          <w:rFonts w:ascii="Calibri" w:hAnsi="Calibri" w:cs="Calibri"/>
+          <w:rFonts w:cs="Calibri"/>
+          <w:sz w:val="32"/>
+          <w:szCs w:val="32"/>
+        </w:rPr>
+      </w:pPr>
+    </w:p>
+    <w:p>
+      <w:pPr>
+        <w:jc w:val="both"/>
+        <w:rPr>
+          <w:rFonts w:cs="Calibri"/>
+          <w:sz w:val="32"/>
+          <w:szCs w:val="32"/>
+        </w:rPr>
+      </w:pPr>
+      <w:r>
+        <w:rPr>
+          <w:rFonts w:cs="Calibri"/>
           <w:sz w:val="32"/>
           <w:szCs w:val="32"/>
         </w:rPr>
@@ -2183,14 +2082,14 @@
       <w:pPr>
         <w:jc w:val="both"/>
         <w:rPr>
-          <w:rFonts w:ascii="Calibri" w:hAnsi="Calibri" w:cs="Calibri"/>
-          <w:sz w:val="32"/>
-          <w:szCs w:val="32"/>
-        </w:rPr>
-      </w:pPr>
-      <w:r>
-        <w:rPr>
-          <w:rFonts w:ascii="Calibri" w:hAnsi="Calibri" w:cs="Calibri"/>
+          <w:rFonts w:cs="Calibri"/>
+          <w:sz w:val="32"/>
+          <w:szCs w:val="32"/>
+        </w:rPr>
+      </w:pPr>
+      <w:r>
+        <w:rPr>
+          <w:rFonts w:cs="Calibri"/>
           <w:sz w:val="32"/>
           <w:szCs w:val="32"/>
         </w:rPr>
@@ -2206,18 +2105,17 @@
         </w:numPr>
         <w:jc w:val="both"/>
         <w:rPr>
-          <w:rFonts w:ascii="Calibri" w:hAnsi="Calibri" w:cs="Calibri"/>
-          <w:sz w:val="32"/>
-          <w:szCs w:val="32"/>
-        </w:rPr>
-      </w:pPr>
-      <w:r>
-        <w:rPr>
-          <w:rFonts w:ascii="Calibri" w:hAnsi="Calibri" w:cs="Calibri"/>
-          <w:sz w:val="32"/>
-          <w:szCs w:val="32"/>
-        </w:rPr>
-        <w:lastRenderedPageBreak/>
+          <w:rFonts w:cs="Calibri"/>
+          <w:sz w:val="32"/>
+          <w:szCs w:val="32"/>
+        </w:rPr>
+      </w:pPr>
+      <w:r>
+        <w:rPr>
+          <w:rFonts w:cs="Calibri"/>
+          <w:sz w:val="32"/>
+          <w:szCs w:val="32"/>
+        </w:rPr>
         <w:t>Click, New SSH Key then set key name and type (Authentication or Signing Key)</w:t>
       </w:r>
     </w:p>
@@ -2230,14 +2128,14 @@
         </w:numPr>
         <w:jc w:val="both"/>
         <w:rPr>
-          <w:rFonts w:ascii="Calibri" w:hAnsi="Calibri" w:cs="Calibri"/>
-          <w:sz w:val="32"/>
-          <w:szCs w:val="32"/>
-        </w:rPr>
-      </w:pPr>
-      <w:r>
-        <w:rPr>
-          <w:rFonts w:ascii="Calibri" w:hAnsi="Calibri" w:cs="Calibri"/>
+          <w:rFonts w:cs="Calibri"/>
+          <w:sz w:val="32"/>
+          <w:szCs w:val="32"/>
+        </w:rPr>
+      </w:pPr>
+      <w:r>
+        <w:rPr>
+          <w:rFonts w:cs="Calibri"/>
           <w:sz w:val="32"/>
           <w:szCs w:val="32"/>
         </w:rPr>
@@ -2248,27 +2146,28 @@
       <w:pPr>
         <w:jc w:val="both"/>
         <w:rPr>
-          <w:rFonts w:ascii="Calibri" w:hAnsi="Calibri" w:cs="Calibri"/>
-          <w:sz w:val="32"/>
-          <w:szCs w:val="32"/>
-        </w:rPr>
-      </w:pPr>
-    </w:p>
-    <w:p>
-      <w:pPr>
-        <w:jc w:val="both"/>
-        <w:rPr>
-          <w:rFonts w:ascii="Calibri" w:hAnsi="Calibri" w:cs="Calibri"/>
-          <w:sz w:val="32"/>
-          <w:szCs w:val="32"/>
-        </w:rPr>
-      </w:pPr>
-      <w:r>
-        <w:rPr>
-          <w:rFonts w:ascii="Calibri" w:hAnsi="Calibri" w:cs="Calibri"/>
-          <w:sz w:val="32"/>
-          <w:szCs w:val="32"/>
-        </w:rPr>
+          <w:rFonts w:cs="Calibri"/>
+          <w:sz w:val="32"/>
+          <w:szCs w:val="32"/>
+        </w:rPr>
+      </w:pPr>
+    </w:p>
+    <w:p>
+      <w:pPr>
+        <w:jc w:val="both"/>
+        <w:rPr>
+          <w:rFonts w:cs="Calibri"/>
+          <w:sz w:val="32"/>
+          <w:szCs w:val="32"/>
+        </w:rPr>
+      </w:pPr>
+      <w:r>
+        <w:rPr>
+          <w:rFonts w:cs="Calibri"/>
+          <w:sz w:val="32"/>
+          <w:szCs w:val="32"/>
+        </w:rPr>
+        <w:lastRenderedPageBreak/>
         <w:t>Test Authentication:</w:t>
       </w:r>
     </w:p>
@@ -2276,14 +2175,14 @@
       <w:pPr>
         <w:jc w:val="both"/>
         <w:rPr>
-          <w:rFonts w:ascii="Calibri" w:hAnsi="Calibri" w:cs="Calibri"/>
-          <w:sz w:val="32"/>
-          <w:szCs w:val="32"/>
-        </w:rPr>
-      </w:pPr>
-      <w:r>
-        <w:rPr>
-          <w:rFonts w:ascii="Calibri" w:hAnsi="Calibri" w:cs="Calibri"/>
+          <w:rFonts w:cs="Calibri"/>
+          <w:sz w:val="32"/>
+          <w:szCs w:val="32"/>
+        </w:rPr>
+      </w:pPr>
+      <w:r>
+        <w:rPr>
+          <w:rFonts w:cs="Calibri"/>
           <w:sz w:val="32"/>
           <w:szCs w:val="32"/>
         </w:rPr>
@@ -2294,7 +2193,7 @@
       <w:pPr>
         <w:jc w:val="both"/>
         <w:rPr>
-          <w:rFonts w:ascii="Calibri" w:hAnsi="Calibri" w:cs="Calibri"/>
+          <w:rFonts w:cs="Calibri"/>
           <w:b/>
           <w:bCs/>
           <w:color w:val="60CAF3" w:themeColor="accent4" w:themeTint="99"/>
@@ -2304,7 +2203,7 @@
       </w:pPr>
       <w:r>
         <w:rPr>
-          <w:rFonts w:ascii="Calibri" w:hAnsi="Calibri" w:cs="Calibri"/>
+          <w:rFonts w:cs="Calibri"/>
           <w:b/>
           <w:bCs/>
           <w:color w:val="60CAF3" w:themeColor="accent4" w:themeTint="99"/>
@@ -2318,14 +2217,14 @@
       <w:pPr>
         <w:jc w:val="both"/>
         <w:rPr>
-          <w:rFonts w:ascii="Calibri" w:hAnsi="Calibri" w:cs="Calibri"/>
-          <w:sz w:val="32"/>
-          <w:szCs w:val="32"/>
-        </w:rPr>
-      </w:pPr>
-      <w:r>
-        <w:rPr>
-          <w:rFonts w:ascii="Calibri" w:hAnsi="Calibri" w:cs="Calibri"/>
+          <w:rFonts w:cs="Calibri"/>
+          <w:sz w:val="32"/>
+          <w:szCs w:val="32"/>
+        </w:rPr>
+      </w:pPr>
+      <w:r>
+        <w:rPr>
+          <w:rFonts w:cs="Calibri"/>
           <w:sz w:val="32"/>
           <w:szCs w:val="32"/>
         </w:rPr>
@@ -2333,7 +2232,7 @@
       </w:r>
       <w:r>
         <w:rPr>
-          <w:rFonts w:ascii="Calibri" w:hAnsi="Calibri" w:cs="Calibri"/>
+          <w:rFonts w:cs="Calibri"/>
           <w:b/>
           <w:bCs/>
           <w:sz w:val="32"/>
@@ -2343,7 +2242,7 @@
       </w:r>
       <w:r>
         <w:rPr>
-          <w:rFonts w:ascii="Calibri" w:hAnsi="Calibri" w:cs="Calibri"/>
+          <w:rFonts w:cs="Calibri"/>
           <w:sz w:val="32"/>
           <w:szCs w:val="32"/>
         </w:rPr>
@@ -2351,7 +2250,7 @@
       </w:r>
       <w:r>
         <w:rPr>
-          <w:rFonts w:ascii="Calibri" w:hAnsi="Calibri" w:cs="Calibri"/>
+          <w:rFonts w:cs="Calibri"/>
           <w:b/>
           <w:bCs/>
           <w:sz w:val="32"/>
@@ -2361,7 +2260,7 @@
       </w:r>
       <w:r>
         <w:rPr>
-          <w:rFonts w:ascii="Calibri" w:hAnsi="Calibri" w:cs="Calibri"/>
+          <w:rFonts w:cs="Calibri"/>
           <w:sz w:val="32"/>
           <w:szCs w:val="32"/>
         </w:rPr>
@@ -2372,14 +2271,14 @@
       <w:pPr>
         <w:jc w:val="both"/>
         <w:rPr>
-          <w:rFonts w:ascii="Calibri" w:hAnsi="Calibri" w:cs="Calibri"/>
-          <w:sz w:val="32"/>
-          <w:szCs w:val="32"/>
-        </w:rPr>
-      </w:pPr>
-      <w:r>
-        <w:rPr>
-          <w:rFonts w:ascii="Calibri" w:hAnsi="Calibri" w:cs="Calibri"/>
+          <w:rFonts w:cs="Calibri"/>
+          <w:sz w:val="32"/>
+          <w:szCs w:val="32"/>
+        </w:rPr>
+      </w:pPr>
+      <w:r>
+        <w:rPr>
+          <w:rFonts w:cs="Calibri"/>
           <w:sz w:val="32"/>
           <w:szCs w:val="32"/>
         </w:rPr>
@@ -2395,14 +2294,14 @@
         </w:numPr>
         <w:jc w:val="both"/>
         <w:rPr>
-          <w:rFonts w:ascii="Calibri" w:hAnsi="Calibri" w:cs="Calibri"/>
-          <w:sz w:val="32"/>
-          <w:szCs w:val="32"/>
-        </w:rPr>
-      </w:pPr>
-      <w:r>
-        <w:rPr>
-          <w:rFonts w:ascii="Calibri" w:hAnsi="Calibri" w:cs="Calibri"/>
+          <w:rFonts w:cs="Calibri"/>
+          <w:sz w:val="32"/>
+          <w:szCs w:val="32"/>
+        </w:rPr>
+      </w:pPr>
+      <w:r>
+        <w:rPr>
+          <w:rFonts w:cs="Calibri"/>
           <w:sz w:val="32"/>
           <w:szCs w:val="32"/>
         </w:rPr>
@@ -2418,14 +2317,14 @@
         </w:numPr>
         <w:jc w:val="both"/>
         <w:rPr>
-          <w:rFonts w:ascii="Calibri" w:hAnsi="Calibri" w:cs="Calibri"/>
-          <w:sz w:val="32"/>
-          <w:szCs w:val="32"/>
-        </w:rPr>
-      </w:pPr>
-      <w:r>
-        <w:rPr>
-          <w:rFonts w:ascii="Calibri" w:hAnsi="Calibri" w:cs="Calibri"/>
+          <w:rFonts w:cs="Calibri"/>
+          <w:sz w:val="32"/>
+          <w:szCs w:val="32"/>
+        </w:rPr>
+      </w:pPr>
+      <w:r>
+        <w:rPr>
+          <w:rFonts w:cs="Calibri"/>
           <w:sz w:val="32"/>
           <w:szCs w:val="32"/>
         </w:rPr>
@@ -2441,14 +2340,14 @@
         </w:numPr>
         <w:jc w:val="both"/>
         <w:rPr>
-          <w:rFonts w:ascii="Calibri" w:hAnsi="Calibri" w:cs="Calibri"/>
-          <w:sz w:val="32"/>
-          <w:szCs w:val="32"/>
-        </w:rPr>
-      </w:pPr>
-      <w:r>
-        <w:rPr>
-          <w:rFonts w:ascii="Calibri" w:hAnsi="Calibri" w:cs="Calibri"/>
+          <w:rFonts w:cs="Calibri"/>
+          <w:sz w:val="32"/>
+          <w:szCs w:val="32"/>
+        </w:rPr>
+      </w:pPr>
+      <w:r>
+        <w:rPr>
+          <w:rFonts w:cs="Calibri"/>
           <w:sz w:val="32"/>
           <w:szCs w:val="32"/>
         </w:rPr>
@@ -2459,14 +2358,14 @@
       <w:pPr>
         <w:jc w:val="both"/>
         <w:rPr>
-          <w:rFonts w:ascii="Calibri" w:hAnsi="Calibri" w:cs="Calibri"/>
-          <w:sz w:val="32"/>
-          <w:szCs w:val="32"/>
-        </w:rPr>
-      </w:pPr>
-      <w:r>
-        <w:rPr>
-          <w:rFonts w:ascii="Calibri" w:hAnsi="Calibri" w:cs="Calibri"/>
+          <w:rFonts w:cs="Calibri"/>
+          <w:sz w:val="32"/>
+          <w:szCs w:val="32"/>
+        </w:rPr>
+      </w:pPr>
+      <w:r>
+        <w:rPr>
+          <w:rFonts w:cs="Calibri"/>
           <w:sz w:val="32"/>
           <w:szCs w:val="32"/>
         </w:rPr>
@@ -2477,24 +2376,24 @@
       <w:pPr>
         <w:jc w:val="both"/>
         <w:rPr>
-          <w:rFonts w:ascii="Calibri" w:hAnsi="Calibri" w:cs="Calibri"/>
-          <w:sz w:val="32"/>
-          <w:szCs w:val="32"/>
-        </w:rPr>
-      </w:pPr>
-    </w:p>
-    <w:p>
-      <w:pPr>
-        <w:jc w:val="both"/>
-        <w:rPr>
-          <w:rFonts w:ascii="Calibri" w:hAnsi="Calibri" w:cs="Calibri"/>
-          <w:sz w:val="32"/>
-          <w:szCs w:val="32"/>
-        </w:rPr>
-      </w:pPr>
-      <w:r>
-        <w:rPr>
-          <w:rFonts w:ascii="Calibri" w:hAnsi="Calibri" w:cs="Calibri"/>
+          <w:rFonts w:cs="Calibri"/>
+          <w:sz w:val="32"/>
+          <w:szCs w:val="32"/>
+        </w:rPr>
+      </w:pPr>
+    </w:p>
+    <w:p>
+      <w:pPr>
+        <w:jc w:val="both"/>
+        <w:rPr>
+          <w:rFonts w:cs="Calibri"/>
+          <w:sz w:val="32"/>
+          <w:szCs w:val="32"/>
+        </w:rPr>
+      </w:pPr>
+      <w:r>
+        <w:rPr>
+          <w:rFonts w:cs="Calibri"/>
           <w:sz w:val="32"/>
           <w:szCs w:val="32"/>
         </w:rPr>
@@ -2505,14 +2404,14 @@
       <w:pPr>
         <w:jc w:val="both"/>
         <w:rPr>
-          <w:rFonts w:ascii="Calibri" w:hAnsi="Calibri" w:cs="Calibri"/>
-          <w:sz w:val="32"/>
-          <w:szCs w:val="32"/>
-        </w:rPr>
-      </w:pPr>
-      <w:r>
-        <w:rPr>
-          <w:rFonts w:ascii="Calibri" w:hAnsi="Calibri" w:cs="Calibri"/>
+          <w:rFonts w:cs="Calibri"/>
+          <w:sz w:val="32"/>
+          <w:szCs w:val="32"/>
+        </w:rPr>
+      </w:pPr>
+      <w:r>
+        <w:rPr>
+          <w:rFonts w:cs="Calibri"/>
           <w:sz w:val="32"/>
           <w:szCs w:val="32"/>
         </w:rPr>
@@ -2523,7 +2422,7 @@
       <w:pPr>
         <w:jc w:val="both"/>
         <w:rPr>
-          <w:rFonts w:ascii="Calibri" w:hAnsi="Calibri" w:cs="Calibri"/>
+          <w:rFonts w:cs="Calibri"/>
           <w:b/>
           <w:bCs/>
           <w:sz w:val="32"/>
@@ -2534,7 +2433,7 @@
       <w:proofErr w:type="gramStart"/>
       <w:r>
         <w:rPr>
-          <w:rFonts w:ascii="Calibri" w:hAnsi="Calibri" w:cs="Calibri"/>
+          <w:rFonts w:cs="Calibri"/>
           <w:b/>
           <w:bCs/>
           <w:sz w:val="32"/>
@@ -2545,7 +2444,7 @@
       <w:proofErr w:type="spellEnd"/>
       <w:r>
         <w:rPr>
-          <w:rFonts w:ascii="Calibri" w:hAnsi="Calibri" w:cs="Calibri"/>
+          <w:rFonts w:cs="Calibri"/>
           <w:b/>
           <w:bCs/>
           <w:sz w:val="32"/>
@@ -2556,7 +2455,7 @@
       <w:proofErr w:type="spellStart"/>
       <w:r>
         <w:rPr>
-          <w:rFonts w:ascii="Calibri" w:hAnsi="Calibri" w:cs="Calibri"/>
+          <w:rFonts w:cs="Calibri"/>
           <w:b/>
           <w:bCs/>
           <w:sz w:val="32"/>
@@ -2571,14 +2470,14 @@
       <w:pPr>
         <w:jc w:val="both"/>
         <w:rPr>
-          <w:rFonts w:ascii="Calibri" w:hAnsi="Calibri" w:cs="Calibri"/>
-          <w:sz w:val="32"/>
-          <w:szCs w:val="32"/>
-        </w:rPr>
-      </w:pPr>
-      <w:r>
-        <w:rPr>
-          <w:rFonts w:ascii="Calibri" w:hAnsi="Calibri" w:cs="Calibri"/>
+          <w:rFonts w:cs="Calibri"/>
+          <w:sz w:val="32"/>
+          <w:szCs w:val="32"/>
+        </w:rPr>
+      </w:pPr>
+      <w:r>
+        <w:rPr>
+          <w:rFonts w:cs="Calibri"/>
           <w:sz w:val="32"/>
           <w:szCs w:val="32"/>
         </w:rPr>
@@ -2589,7 +2488,7 @@
       <w:pPr>
         <w:jc w:val="both"/>
         <w:rPr>
-          <w:rFonts w:ascii="Calibri" w:hAnsi="Calibri" w:cs="Calibri"/>
+          <w:rFonts w:cs="Calibri"/>
           <w:b/>
           <w:bCs/>
           <w:color w:val="60CAF3" w:themeColor="accent4" w:themeTint="99"/>
@@ -2599,7 +2498,7 @@
       </w:pPr>
       <w:r>
         <w:rPr>
-          <w:rFonts w:ascii="Calibri" w:hAnsi="Calibri" w:cs="Calibri"/>
+          <w:rFonts w:cs="Calibri"/>
           <w:b/>
           <w:bCs/>
           <w:color w:val="60CAF3" w:themeColor="accent4" w:themeTint="99"/>
@@ -2612,7 +2511,7 @@
       <w:proofErr w:type="gramStart"/>
       <w:r>
         <w:rPr>
-          <w:rFonts w:ascii="Calibri" w:hAnsi="Calibri" w:cs="Calibri"/>
+          <w:rFonts w:cs="Calibri"/>
           <w:b/>
           <w:bCs/>
           <w:color w:val="60CAF3" w:themeColor="accent4" w:themeTint="99"/>
@@ -2624,7 +2523,7 @@
       <w:proofErr w:type="spellEnd"/>
       <w:r>
         <w:rPr>
-          <w:rFonts w:ascii="Calibri" w:hAnsi="Calibri" w:cs="Calibri"/>
+          <w:rFonts w:cs="Calibri"/>
           <w:b/>
           <w:bCs/>
           <w:color w:val="60CAF3" w:themeColor="accent4" w:themeTint="99"/>
@@ -2636,7 +2535,7 @@
       <w:proofErr w:type="spellStart"/>
       <w:r>
         <w:rPr>
-          <w:rFonts w:ascii="Calibri" w:hAnsi="Calibri" w:cs="Calibri"/>
+          <w:rFonts w:cs="Calibri"/>
           <w:b/>
           <w:bCs/>
           <w:color w:val="60CAF3" w:themeColor="accent4" w:themeTint="99"/>
@@ -2652,14 +2551,14 @@
       <w:pPr>
         <w:jc w:val="both"/>
         <w:rPr>
-          <w:rFonts w:ascii="Calibri" w:hAnsi="Calibri" w:cs="Calibri"/>
-          <w:sz w:val="32"/>
-          <w:szCs w:val="32"/>
-        </w:rPr>
-      </w:pPr>
-      <w:r>
-        <w:rPr>
-          <w:rFonts w:ascii="Calibri" w:hAnsi="Calibri" w:cs="Calibri"/>
+          <w:rFonts w:cs="Calibri"/>
+          <w:sz w:val="32"/>
+          <w:szCs w:val="32"/>
+        </w:rPr>
+      </w:pPr>
+      <w:r>
+        <w:rPr>
+          <w:rFonts w:cs="Calibri"/>
           <w:sz w:val="32"/>
           <w:szCs w:val="32"/>
         </w:rPr>
@@ -2670,7 +2569,7 @@
       <w:pPr>
         <w:jc w:val="both"/>
         <w:rPr>
-          <w:rFonts w:ascii="Calibri" w:hAnsi="Calibri" w:cs="Calibri"/>
+          <w:rFonts w:cs="Calibri"/>
           <w:b/>
           <w:bCs/>
           <w:color w:val="60CAF3" w:themeColor="accent4" w:themeTint="99"/>
@@ -2680,7 +2579,7 @@
       </w:pPr>
       <w:r>
         <w:rPr>
-          <w:rFonts w:ascii="Calibri" w:hAnsi="Calibri" w:cs="Calibri"/>
+          <w:rFonts w:cs="Calibri"/>
           <w:b/>
           <w:bCs/>
           <w:color w:val="60CAF3" w:themeColor="accent4" w:themeTint="99"/>
@@ -2692,7 +2591,7 @@
       <w:proofErr w:type="gramStart"/>
       <w:r>
         <w:rPr>
-          <w:rFonts w:ascii="Calibri" w:hAnsi="Calibri" w:cs="Calibri"/>
+          <w:rFonts w:cs="Calibri"/>
           <w:b/>
           <w:bCs/>
           <w:color w:val="60CAF3" w:themeColor="accent4" w:themeTint="99"/>
@@ -2707,7 +2606,7 @@
       <w:pPr>
         <w:jc w:val="both"/>
         <w:rPr>
-          <w:rFonts w:ascii="Calibri" w:hAnsi="Calibri" w:cs="Calibri"/>
+          <w:rFonts w:cs="Calibri"/>
           <w:b/>
           <w:bCs/>
           <w:color w:val="60CAF3" w:themeColor="accent4" w:themeTint="99"/>
@@ -2717,7 +2616,7 @@
       </w:pPr>
       <w:r>
         <w:rPr>
-          <w:rFonts w:ascii="Calibri" w:hAnsi="Calibri" w:cs="Calibri"/>
+          <w:rFonts w:cs="Calibri"/>
           <w:b/>
           <w:bCs/>
           <w:color w:val="60CAF3" w:themeColor="accent4" w:themeTint="99"/>
@@ -2731,78 +2630,78 @@
       <w:pPr>
         <w:jc w:val="both"/>
         <w:rPr>
-          <w:rFonts w:ascii="Calibri" w:hAnsi="Calibri" w:cs="Calibri"/>
-          <w:sz w:val="32"/>
-          <w:szCs w:val="32"/>
-        </w:rPr>
-      </w:pPr>
-      <w:r>
-        <w:rPr>
-          <w:rFonts w:ascii="Calibri" w:hAnsi="Calibri" w:cs="Calibri"/>
+          <w:rFonts w:cs="Calibri"/>
+          <w:sz w:val="32"/>
+          <w:szCs w:val="32"/>
+        </w:rPr>
+      </w:pPr>
+      <w:r>
+        <w:rPr>
+          <w:rFonts w:cs="Calibri"/>
+          <w:sz w:val="32"/>
+          <w:szCs w:val="32"/>
+        </w:rPr>
+        <w:t># It will authenticate through SSH instead of passwords or tokens</w:t>
+      </w:r>
+    </w:p>
+    <w:p>
+      <w:pPr>
+        <w:jc w:val="both"/>
+        <w:rPr>
+          <w:rFonts w:cs="Calibri"/>
+          <w:sz w:val="32"/>
+          <w:szCs w:val="32"/>
+        </w:rPr>
+      </w:pPr>
+    </w:p>
+    <w:p>
+      <w:pPr>
+        <w:jc w:val="both"/>
+        <w:rPr>
+          <w:rFonts w:cs="Calibri"/>
+          <w:sz w:val="32"/>
+          <w:szCs w:val="32"/>
+        </w:rPr>
+      </w:pPr>
+    </w:p>
+    <w:p>
+      <w:pPr>
+        <w:jc w:val="both"/>
+        <w:rPr>
+          <w:rFonts w:cs="Calibri"/>
+          <w:b/>
+          <w:bCs/>
+          <w:sz w:val="32"/>
+          <w:szCs w:val="32"/>
+        </w:rPr>
+      </w:pPr>
+      <w:r>
+        <w:rPr>
+          <w:rFonts w:cs="Calibri"/>
+          <w:b/>
+          <w:bCs/>
+          <w:sz w:val="32"/>
+          <w:szCs w:val="32"/>
+        </w:rPr>
+        <w:t>Useful Commands of SSH:</w:t>
+      </w:r>
+    </w:p>
+    <w:p>
+      <w:pPr>
+        <w:jc w:val="both"/>
+        <w:rPr>
+          <w:rFonts w:cs="Calibri"/>
+          <w:sz w:val="32"/>
+          <w:szCs w:val="32"/>
+        </w:rPr>
+      </w:pPr>
+      <w:r>
+        <w:rPr>
+          <w:rFonts w:cs="Calibri"/>
           <w:sz w:val="32"/>
           <w:szCs w:val="32"/>
         </w:rPr>
         <w:lastRenderedPageBreak/>
-        <w:t># It will authenticate through SSH instead of passwords or tokens</w:t>
-      </w:r>
-    </w:p>
-    <w:p>
-      <w:pPr>
-        <w:jc w:val="both"/>
-        <w:rPr>
-          <w:rFonts w:ascii="Calibri" w:hAnsi="Calibri" w:cs="Calibri"/>
-          <w:sz w:val="32"/>
-          <w:szCs w:val="32"/>
-        </w:rPr>
-      </w:pPr>
-    </w:p>
-    <w:p>
-      <w:pPr>
-        <w:jc w:val="both"/>
-        <w:rPr>
-          <w:rFonts w:ascii="Calibri" w:hAnsi="Calibri" w:cs="Calibri"/>
-          <w:sz w:val="32"/>
-          <w:szCs w:val="32"/>
-        </w:rPr>
-      </w:pPr>
-    </w:p>
-    <w:p>
-      <w:pPr>
-        <w:jc w:val="both"/>
-        <w:rPr>
-          <w:rFonts w:ascii="Calibri" w:hAnsi="Calibri" w:cs="Calibri"/>
-          <w:b/>
-          <w:bCs/>
-          <w:sz w:val="32"/>
-          <w:szCs w:val="32"/>
-        </w:rPr>
-      </w:pPr>
-      <w:r>
-        <w:rPr>
-          <w:rFonts w:ascii="Calibri" w:hAnsi="Calibri" w:cs="Calibri"/>
-          <w:b/>
-          <w:bCs/>
-          <w:sz w:val="32"/>
-          <w:szCs w:val="32"/>
-        </w:rPr>
-        <w:t>Useful Commands of SSH:</w:t>
-      </w:r>
-    </w:p>
-    <w:p>
-      <w:pPr>
-        <w:jc w:val="both"/>
-        <w:rPr>
-          <w:rFonts w:ascii="Calibri" w:hAnsi="Calibri" w:cs="Calibri"/>
-          <w:sz w:val="32"/>
-          <w:szCs w:val="32"/>
-        </w:rPr>
-      </w:pPr>
-      <w:r>
-        <w:rPr>
-          <w:rFonts w:ascii="Calibri" w:hAnsi="Calibri" w:cs="Calibri"/>
-          <w:sz w:val="32"/>
-          <w:szCs w:val="32"/>
-        </w:rPr>
         <w:t># Show fingerprints using this command in the Windows PowerShell (Administrator):</w:t>
       </w:r>
     </w:p>
@@ -2810,16 +2709,16 @@
       <w:pPr>
         <w:jc w:val="both"/>
         <w:rPr>
-          <w:rFonts w:ascii="Calibri" w:hAnsi="Calibri" w:cs="Calibri"/>
-          <w:b/>
-          <w:bCs/>
-          <w:sz w:val="32"/>
-          <w:szCs w:val="32"/>
-        </w:rPr>
-      </w:pPr>
-      <w:r>
-        <w:rPr>
-          <w:rFonts w:ascii="Calibri" w:hAnsi="Calibri" w:cs="Calibri"/>
+          <w:rFonts w:cs="Calibri"/>
+          <w:b/>
+          <w:bCs/>
+          <w:sz w:val="32"/>
+          <w:szCs w:val="32"/>
+        </w:rPr>
+      </w:pPr>
+      <w:r>
+        <w:rPr>
+          <w:rFonts w:cs="Calibri"/>
           <w:b/>
           <w:bCs/>
           <w:color w:val="60CAF3" w:themeColor="accent4" w:themeTint="99"/>
@@ -2831,7 +2730,7 @@
       <w:proofErr w:type="spellStart"/>
       <w:r>
         <w:rPr>
-          <w:rFonts w:ascii="Calibri" w:hAnsi="Calibri" w:cs="Calibri"/>
+          <w:rFonts w:cs="Calibri"/>
           <w:b/>
           <w:bCs/>
           <w:color w:val="60CAF3" w:themeColor="accent4" w:themeTint="99"/>
@@ -2843,7 +2742,7 @@
       <w:proofErr w:type="spellEnd"/>
       <w:r>
         <w:rPr>
-          <w:rFonts w:ascii="Calibri" w:hAnsi="Calibri" w:cs="Calibri"/>
+          <w:rFonts w:cs="Calibri"/>
           <w:b/>
           <w:bCs/>
           <w:color w:val="60CAF3" w:themeColor="accent4" w:themeTint="99"/>
@@ -2857,14 +2756,14 @@
       <w:pPr>
         <w:jc w:val="both"/>
         <w:rPr>
-          <w:rFonts w:ascii="Calibri" w:hAnsi="Calibri" w:cs="Calibri"/>
-          <w:sz w:val="32"/>
-          <w:szCs w:val="32"/>
-        </w:rPr>
-      </w:pPr>
-      <w:r>
-        <w:rPr>
-          <w:rFonts w:ascii="Calibri" w:hAnsi="Calibri" w:cs="Calibri"/>
+          <w:rFonts w:cs="Calibri"/>
+          <w:sz w:val="32"/>
+          <w:szCs w:val="32"/>
+        </w:rPr>
+      </w:pPr>
+      <w:r>
+        <w:rPr>
+          <w:rFonts w:cs="Calibri"/>
           <w:sz w:val="32"/>
           <w:szCs w:val="32"/>
         </w:rPr>
@@ -2872,7 +2771,7 @@
       </w:r>
       <w:r>
         <w:rPr>
-          <w:rFonts w:ascii="Calibri" w:hAnsi="Calibri" w:cs="Calibri"/>
+          <w:rFonts w:cs="Calibri"/>
           <w:b/>
           <w:bCs/>
           <w:sz w:val="32"/>
@@ -2883,7 +2782,7 @@
       <w:proofErr w:type="spellStart"/>
       <w:r>
         <w:rPr>
-          <w:rFonts w:ascii="Calibri" w:hAnsi="Calibri" w:cs="Calibri"/>
+          <w:rFonts w:cs="Calibri"/>
           <w:b/>
           <w:bCs/>
           <w:sz w:val="32"/>
@@ -2894,7 +2793,7 @@
       <w:proofErr w:type="spellEnd"/>
       <w:r>
         <w:rPr>
-          <w:rFonts w:ascii="Calibri" w:hAnsi="Calibri" w:cs="Calibri"/>
+          <w:rFonts w:cs="Calibri"/>
           <w:sz w:val="32"/>
           <w:szCs w:val="32"/>
         </w:rPr>
@@ -2905,7 +2804,7 @@
       <w:pPr>
         <w:jc w:val="both"/>
         <w:rPr>
-          <w:rFonts w:ascii="Calibri" w:hAnsi="Calibri" w:cs="Calibri"/>
+          <w:rFonts w:cs="Calibri"/>
           <w:b/>
           <w:bCs/>
           <w:color w:val="60CAF3" w:themeColor="accent4" w:themeTint="99"/>
@@ -2915,7 +2814,7 @@
       </w:pPr>
       <w:r>
         <w:rPr>
-          <w:rFonts w:ascii="Calibri" w:hAnsi="Calibri" w:cs="Calibri"/>
+          <w:rFonts w:cs="Calibri"/>
           <w:b/>
           <w:bCs/>
           <w:color w:val="60CAF3" w:themeColor="accent4" w:themeTint="99"/>
@@ -2927,7 +2826,7 @@
       <w:proofErr w:type="spellStart"/>
       <w:r>
         <w:rPr>
-          <w:rFonts w:ascii="Calibri" w:hAnsi="Calibri" w:cs="Calibri"/>
+          <w:rFonts w:cs="Calibri"/>
           <w:b/>
           <w:bCs/>
           <w:color w:val="60CAF3" w:themeColor="accent4" w:themeTint="99"/>
@@ -2942,14 +2841,14 @@
       <w:pPr>
         <w:jc w:val="both"/>
         <w:rPr>
-          <w:rFonts w:ascii="Calibri" w:hAnsi="Calibri" w:cs="Calibri"/>
-          <w:sz w:val="32"/>
-          <w:szCs w:val="32"/>
-        </w:rPr>
-      </w:pPr>
-      <w:r>
-        <w:rPr>
-          <w:rFonts w:ascii="Calibri" w:hAnsi="Calibri" w:cs="Calibri"/>
+          <w:rFonts w:cs="Calibri"/>
+          <w:sz w:val="32"/>
+          <w:szCs w:val="32"/>
+        </w:rPr>
+      </w:pPr>
+      <w:r>
+        <w:rPr>
+          <w:rFonts w:cs="Calibri"/>
           <w:sz w:val="32"/>
           <w:szCs w:val="32"/>
         </w:rPr>
@@ -2957,7 +2856,7 @@
       </w:r>
       <w:r>
         <w:rPr>
-          <w:rFonts w:ascii="Calibri" w:hAnsi="Calibri" w:cs="Calibri"/>
+          <w:rFonts w:cs="Calibri"/>
           <w:sz w:val="32"/>
           <w:szCs w:val="32"/>
         </w:rPr>
@@ -2965,7 +2864,7 @@
       </w:r>
       <w:r>
         <w:rPr>
-          <w:rFonts w:ascii="Calibri" w:hAnsi="Calibri" w:cs="Calibri"/>
+          <w:rFonts w:cs="Calibri"/>
           <w:sz w:val="32"/>
           <w:szCs w:val="32"/>
         </w:rPr>
@@ -2981,14 +2880,14 @@
         </w:numPr>
         <w:jc w:val="both"/>
         <w:rPr>
-          <w:rFonts w:ascii="Calibri" w:hAnsi="Calibri" w:cs="Calibri"/>
-          <w:sz w:val="32"/>
-          <w:szCs w:val="32"/>
-        </w:rPr>
-      </w:pPr>
-      <w:r>
-        <w:rPr>
-          <w:rFonts w:ascii="Calibri" w:hAnsi="Calibri" w:cs="Calibri"/>
+          <w:rFonts w:cs="Calibri"/>
+          <w:sz w:val="32"/>
+          <w:szCs w:val="32"/>
+        </w:rPr>
+      </w:pPr>
+      <w:r>
+        <w:rPr>
+          <w:rFonts w:cs="Calibri"/>
           <w:sz w:val="32"/>
           <w:szCs w:val="32"/>
         </w:rPr>
@@ -3004,14 +2903,14 @@
         </w:numPr>
         <w:jc w:val="both"/>
         <w:rPr>
-          <w:rFonts w:ascii="Calibri" w:hAnsi="Calibri" w:cs="Calibri"/>
-          <w:sz w:val="32"/>
-          <w:szCs w:val="32"/>
-        </w:rPr>
-      </w:pPr>
-      <w:r>
-        <w:rPr>
-          <w:rFonts w:ascii="Calibri" w:hAnsi="Calibri" w:cs="Calibri"/>
+          <w:rFonts w:cs="Calibri"/>
+          <w:sz w:val="32"/>
+          <w:szCs w:val="32"/>
+        </w:rPr>
+      </w:pPr>
+      <w:r>
+        <w:rPr>
+          <w:rFonts w:cs="Calibri"/>
           <w:sz w:val="32"/>
           <w:szCs w:val="32"/>
         </w:rPr>
@@ -3027,14 +2926,14 @@
         </w:numPr>
         <w:jc w:val="both"/>
         <w:rPr>
-          <w:rFonts w:ascii="Calibri" w:hAnsi="Calibri" w:cs="Calibri"/>
-          <w:sz w:val="32"/>
-          <w:szCs w:val="32"/>
-        </w:rPr>
-      </w:pPr>
-      <w:r>
-        <w:rPr>
-          <w:rFonts w:ascii="Calibri" w:hAnsi="Calibri" w:cs="Calibri"/>
+          <w:rFonts w:cs="Calibri"/>
+          <w:sz w:val="32"/>
+          <w:szCs w:val="32"/>
+        </w:rPr>
+      </w:pPr>
+      <w:r>
+        <w:rPr>
+          <w:rFonts w:cs="Calibri"/>
           <w:sz w:val="32"/>
           <w:szCs w:val="32"/>
         </w:rPr>
@@ -3050,14 +2949,14 @@
         </w:numPr>
         <w:jc w:val="both"/>
         <w:rPr>
-          <w:rFonts w:ascii="Calibri" w:hAnsi="Calibri" w:cs="Calibri"/>
-          <w:sz w:val="32"/>
-          <w:szCs w:val="32"/>
-        </w:rPr>
-      </w:pPr>
-      <w:r>
-        <w:rPr>
-          <w:rFonts w:ascii="Calibri" w:hAnsi="Calibri" w:cs="Calibri"/>
+          <w:rFonts w:cs="Calibri"/>
+          <w:sz w:val="32"/>
+          <w:szCs w:val="32"/>
+        </w:rPr>
+      </w:pPr>
+      <w:r>
+        <w:rPr>
+          <w:rFonts w:cs="Calibri"/>
           <w:sz w:val="32"/>
           <w:szCs w:val="32"/>
         </w:rPr>
@@ -3068,14 +2967,14 @@
       <w:pPr>
         <w:jc w:val="both"/>
         <w:rPr>
-          <w:rFonts w:ascii="Calibri" w:hAnsi="Calibri" w:cs="Calibri"/>
-          <w:sz w:val="32"/>
-          <w:szCs w:val="32"/>
-        </w:rPr>
-      </w:pPr>
-      <w:r>
-        <w:rPr>
-          <w:rFonts w:ascii="Calibri" w:hAnsi="Calibri" w:cs="Calibri"/>
+          <w:rFonts w:cs="Calibri"/>
+          <w:sz w:val="32"/>
+          <w:szCs w:val="32"/>
+        </w:rPr>
+      </w:pPr>
+      <w:r>
+        <w:rPr>
+          <w:rFonts w:cs="Calibri"/>
           <w:sz w:val="32"/>
           <w:szCs w:val="32"/>
         </w:rPr>
@@ -3086,7 +2985,7 @@
       <w:pPr>
         <w:jc w:val="both"/>
         <w:rPr>
-          <w:rFonts w:ascii="Calibri" w:hAnsi="Calibri" w:cs="Calibri"/>
+          <w:rFonts w:cs="Calibri"/>
           <w:b/>
           <w:bCs/>
           <w:color w:val="60CAF3" w:themeColor="accent4" w:themeTint="99"/>
@@ -3096,7 +2995,7 @@
       </w:pPr>
       <w:r>
         <w:rPr>
-          <w:rFonts w:ascii="Calibri" w:hAnsi="Calibri" w:cs="Calibri"/>
+          <w:rFonts w:cs="Calibri"/>
           <w:b/>
           <w:bCs/>
           <w:color w:val="60CAF3" w:themeColor="accent4" w:themeTint="99"/>
@@ -3108,7 +3007,7 @@
       <w:proofErr w:type="spellStart"/>
       <w:r>
         <w:rPr>
-          <w:rFonts w:ascii="Calibri" w:hAnsi="Calibri" w:cs="Calibri"/>
+          <w:rFonts w:cs="Calibri"/>
           <w:b/>
           <w:bCs/>
           <w:color w:val="60CAF3" w:themeColor="accent4" w:themeTint="99"/>
@@ -3120,7 +3019,7 @@
       <w:proofErr w:type="spellEnd"/>
       <w:r>
         <w:rPr>
-          <w:rFonts w:ascii="Calibri" w:hAnsi="Calibri" w:cs="Calibri"/>
+          <w:rFonts w:cs="Calibri"/>
           <w:b/>
           <w:bCs/>
           <w:color w:val="60CAF3" w:themeColor="accent4" w:themeTint="99"/>
@@ -3134,14 +3033,14 @@
       <w:pPr>
         <w:jc w:val="both"/>
         <w:rPr>
-          <w:rFonts w:ascii="Calibri" w:hAnsi="Calibri" w:cs="Calibri"/>
-          <w:sz w:val="32"/>
-          <w:szCs w:val="32"/>
-        </w:rPr>
-      </w:pPr>
-      <w:r>
-        <w:rPr>
-          <w:rFonts w:ascii="Calibri" w:hAnsi="Calibri" w:cs="Calibri"/>
+          <w:rFonts w:cs="Calibri"/>
+          <w:sz w:val="32"/>
+          <w:szCs w:val="32"/>
+        </w:rPr>
+      </w:pPr>
+      <w:r>
+        <w:rPr>
+          <w:rFonts w:cs="Calibri"/>
           <w:b/>
           <w:bCs/>
           <w:color w:val="60CAF3" w:themeColor="accent4" w:themeTint="99"/>
@@ -3153,7 +3052,7 @@
       <w:proofErr w:type="spellStart"/>
       <w:r>
         <w:rPr>
-          <w:rFonts w:ascii="Calibri" w:hAnsi="Calibri" w:cs="Calibri"/>
+          <w:rFonts w:cs="Calibri"/>
           <w:b/>
           <w:bCs/>
           <w:color w:val="60CAF3" w:themeColor="accent4" w:themeTint="99"/>
@@ -3165,7 +3064,7 @@
       <w:proofErr w:type="spellEnd"/>
       <w:r>
         <w:rPr>
-          <w:rFonts w:ascii="Calibri" w:hAnsi="Calibri" w:cs="Calibri"/>
+          <w:rFonts w:cs="Calibri"/>
           <w:b/>
           <w:bCs/>
           <w:color w:val="60CAF3" w:themeColor="accent4" w:themeTint="99"/>
@@ -3176,7 +3075,7 @@
       </w:r>
       <w:r>
         <w:rPr>
-          <w:rFonts w:ascii="Calibri" w:hAnsi="Calibri" w:cs="Calibri"/>
+          <w:rFonts w:cs="Calibri"/>
           <w:sz w:val="32"/>
           <w:szCs w:val="32"/>
         </w:rPr>
@@ -3184,7 +3083,7 @@
       </w:r>
       <w:r>
         <w:rPr>
-          <w:rFonts w:ascii="Calibri" w:hAnsi="Calibri" w:cs="Calibri"/>
+          <w:rFonts w:cs="Calibri"/>
           <w:b/>
           <w:bCs/>
           <w:sz w:val="32"/>
@@ -3197,9 +3096,9 @@
       <w:pPr>
         <w:jc w:val="both"/>
         <w:rPr>
-          <w:rFonts w:ascii="Calibri" w:hAnsi="Calibri" w:cs="Calibri"/>
-          <w:sz w:val="34"/>
-          <w:szCs w:val="34"/>
+          <w:rFonts w:cs="Calibri"/>
+          <w:sz w:val="32"/>
+          <w:szCs w:val="32"/>
         </w:rPr>
       </w:pPr>
     </w:p>
@@ -3207,16 +3106,16 @@
       <w:pPr>
         <w:jc w:val="center"/>
         <w:rPr>
-          <w:rFonts w:ascii="Calibri" w:hAnsi="Calibri" w:cs="Calibri"/>
-          <w:sz w:val="34"/>
-          <w:szCs w:val="34"/>
-        </w:rPr>
-      </w:pPr>
-      <w:r>
-        <w:rPr>
-          <w:rFonts w:ascii="Calibri" w:hAnsi="Calibri" w:cs="Calibri"/>
-          <w:sz w:val="34"/>
-          <w:szCs w:val="34"/>
+          <w:rFonts w:cs="Calibri"/>
+          <w:sz w:val="32"/>
+          <w:szCs w:val="32"/>
+        </w:rPr>
+      </w:pPr>
+      <w:r>
+        <w:rPr>
+          <w:rFonts w:cs="Calibri"/>
+          <w:sz w:val="32"/>
+          <w:szCs w:val="32"/>
         </w:rPr>
         <w:t>Break</w:t>
       </w:r>
@@ -3225,30 +3124,30 @@
       <w:pPr>
         <w:jc w:val="both"/>
         <w:rPr>
-          <w:rFonts w:ascii="Calibri" w:hAnsi="Calibri" w:cs="Calibri"/>
-          <w:sz w:val="34"/>
-          <w:szCs w:val="34"/>
-        </w:rPr>
-      </w:pPr>
-    </w:p>
-    <w:p>
-      <w:pPr>
-        <w:jc w:val="both"/>
-        <w:rPr>
-          <w:rFonts w:ascii="Calibri" w:hAnsi="Calibri" w:cs="Calibri"/>
-          <w:b/>
-          <w:bCs/>
-          <w:sz w:val="34"/>
-          <w:szCs w:val="34"/>
-        </w:rPr>
-      </w:pPr>
-      <w:r>
-        <w:rPr>
-          <w:rFonts w:ascii="Calibri" w:hAnsi="Calibri" w:cs="Calibri"/>
-          <w:b/>
-          <w:bCs/>
-          <w:sz w:val="34"/>
-          <w:szCs w:val="34"/>
+          <w:rFonts w:cs="Calibri"/>
+          <w:sz w:val="32"/>
+          <w:szCs w:val="32"/>
+        </w:rPr>
+      </w:pPr>
+    </w:p>
+    <w:p>
+      <w:pPr>
+        <w:jc w:val="both"/>
+        <w:rPr>
+          <w:rFonts w:cs="Calibri"/>
+          <w:b/>
+          <w:bCs/>
+          <w:sz w:val="32"/>
+          <w:szCs w:val="32"/>
+        </w:rPr>
+      </w:pPr>
+      <w:r>
+        <w:rPr>
+          <w:rFonts w:cs="Calibri"/>
+          <w:b/>
+          <w:bCs/>
+          <w:sz w:val="32"/>
+          <w:szCs w:val="32"/>
         </w:rPr>
         <w:t>Bash Implementation:</w:t>
       </w:r>
@@ -3257,106 +3156,106 @@
       <w:pPr>
         <w:jc w:val="both"/>
         <w:rPr>
-          <w:rFonts w:ascii="Calibri" w:hAnsi="Calibri" w:cs="Calibri"/>
-          <w:sz w:val="34"/>
-          <w:szCs w:val="34"/>
-        </w:rPr>
-      </w:pPr>
-      <w:r>
-        <w:rPr>
-          <w:rFonts w:ascii="Calibri" w:hAnsi="Calibri" w:cs="Calibri"/>
-          <w:sz w:val="34"/>
-          <w:szCs w:val="34"/>
+          <w:rFonts w:cs="Calibri"/>
+          <w:sz w:val="32"/>
+          <w:szCs w:val="32"/>
+        </w:rPr>
+      </w:pPr>
+      <w:r>
+        <w:rPr>
+          <w:rFonts w:cs="Calibri"/>
+          <w:sz w:val="32"/>
+          <w:szCs w:val="32"/>
+        </w:rPr>
+        <w:t># Open CMD or PowerShell and type this:</w:t>
+      </w:r>
+    </w:p>
+    <w:p>
+      <w:pPr>
+        <w:jc w:val="both"/>
+        <w:rPr>
+          <w:rFonts w:cs="Calibri"/>
+          <w:b/>
+          <w:bCs/>
+          <w:color w:val="60CAF3" w:themeColor="accent4" w:themeTint="99"/>
+          <w:sz w:val="32"/>
+          <w:szCs w:val="32"/>
+        </w:rPr>
+      </w:pPr>
+      <w:r>
+        <w:rPr>
+          <w:rFonts w:cs="Calibri"/>
+          <w:b/>
+          <w:bCs/>
+          <w:color w:val="60CAF3" w:themeColor="accent4" w:themeTint="99"/>
+          <w:sz w:val="32"/>
+          <w:szCs w:val="32"/>
+        </w:rPr>
+        <w:t>which $SHELL</w:t>
+      </w:r>
+    </w:p>
+    <w:p>
+      <w:pPr>
+        <w:jc w:val="both"/>
+        <w:rPr>
+          <w:rFonts w:cs="Calibri"/>
+          <w:sz w:val="32"/>
+          <w:szCs w:val="32"/>
+        </w:rPr>
+      </w:pPr>
+      <w:r>
+        <w:rPr>
+          <w:rFonts w:cs="Calibri"/>
+          <w:sz w:val="32"/>
+          <w:szCs w:val="32"/>
+        </w:rPr>
+        <w:t xml:space="preserve"># To find out if we’re running Bash and it will show </w:t>
+      </w:r>
+      <w:r>
+        <w:rPr>
+          <w:rFonts w:cs="Calibri"/>
+          <w:b/>
+          <w:bCs/>
+          <w:sz w:val="32"/>
+          <w:szCs w:val="32"/>
+        </w:rPr>
+        <w:t>/user/bin/bash</w:t>
+      </w:r>
+      <w:r>
+        <w:rPr>
+          <w:rFonts w:cs="Calibri"/>
+          <w:sz w:val="32"/>
+          <w:szCs w:val="32"/>
+        </w:rPr>
+        <w:t xml:space="preserve"> which is like any other application that lives in the binary directory</w:t>
+      </w:r>
+    </w:p>
+    <w:p>
+      <w:pPr>
+        <w:jc w:val="both"/>
+        <w:rPr>
+          <w:rFonts w:cs="Calibri"/>
+          <w:sz w:val="32"/>
+          <w:szCs w:val="32"/>
+        </w:rPr>
+      </w:pPr>
+    </w:p>
+    <w:p>
+      <w:pPr>
+        <w:jc w:val="both"/>
+        <w:rPr>
+          <w:rFonts w:cs="Calibri"/>
+          <w:sz w:val="32"/>
+          <w:szCs w:val="32"/>
+        </w:rPr>
+      </w:pPr>
+      <w:r>
+        <w:rPr>
+          <w:rFonts w:cs="Calibri"/>
+          <w:sz w:val="32"/>
+          <w:szCs w:val="32"/>
         </w:rPr>
         <w:lastRenderedPageBreak/>
-        <w:t># Open CMD or PowerShell and type this:</w:t>
-      </w:r>
-    </w:p>
-    <w:p>
-      <w:pPr>
-        <w:jc w:val="both"/>
-        <w:rPr>
-          <w:rFonts w:ascii="Calibri" w:hAnsi="Calibri" w:cs="Calibri"/>
-          <w:b/>
-          <w:bCs/>
-          <w:color w:val="60CAF3" w:themeColor="accent4" w:themeTint="99"/>
-          <w:sz w:val="34"/>
-          <w:szCs w:val="34"/>
-        </w:rPr>
-      </w:pPr>
-      <w:r>
-        <w:rPr>
-          <w:rFonts w:ascii="Calibri" w:hAnsi="Calibri" w:cs="Calibri"/>
-          <w:b/>
-          <w:bCs/>
-          <w:color w:val="60CAF3" w:themeColor="accent4" w:themeTint="99"/>
-          <w:sz w:val="34"/>
-          <w:szCs w:val="34"/>
-        </w:rPr>
-        <w:t>which $SHELL</w:t>
-      </w:r>
-    </w:p>
-    <w:p>
-      <w:pPr>
-        <w:jc w:val="both"/>
-        <w:rPr>
-          <w:rFonts w:ascii="Calibri" w:hAnsi="Calibri" w:cs="Calibri"/>
-          <w:sz w:val="34"/>
-          <w:szCs w:val="34"/>
-        </w:rPr>
-      </w:pPr>
-      <w:r>
-        <w:rPr>
-          <w:rFonts w:ascii="Calibri" w:hAnsi="Calibri" w:cs="Calibri"/>
-          <w:sz w:val="34"/>
-          <w:szCs w:val="34"/>
-        </w:rPr>
-        <w:t xml:space="preserve"># To find out if we’re running Bash and it will show </w:t>
-      </w:r>
-      <w:r>
-        <w:rPr>
-          <w:rFonts w:ascii="Calibri" w:hAnsi="Calibri" w:cs="Calibri"/>
-          <w:b/>
-          <w:bCs/>
-          <w:sz w:val="34"/>
-          <w:szCs w:val="34"/>
-        </w:rPr>
-        <w:t>/user/bin/bash</w:t>
-      </w:r>
-      <w:r>
-        <w:rPr>
-          <w:rFonts w:ascii="Calibri" w:hAnsi="Calibri" w:cs="Calibri"/>
-          <w:sz w:val="34"/>
-          <w:szCs w:val="34"/>
-        </w:rPr>
-        <w:t xml:space="preserve"> which is like any other application that lives in the binary directory</w:t>
-      </w:r>
-    </w:p>
-    <w:p>
-      <w:pPr>
-        <w:jc w:val="both"/>
-        <w:rPr>
-          <w:rFonts w:ascii="Calibri" w:hAnsi="Calibri" w:cs="Calibri"/>
-          <w:sz w:val="34"/>
-          <w:szCs w:val="34"/>
-        </w:rPr>
-      </w:pPr>
-    </w:p>
-    <w:p>
-      <w:pPr>
-        <w:jc w:val="both"/>
-        <w:rPr>
-          <w:rFonts w:ascii="Calibri" w:hAnsi="Calibri" w:cs="Calibri"/>
-          <w:sz w:val="34"/>
-          <w:szCs w:val="34"/>
-        </w:rPr>
-      </w:pPr>
-      <w:r>
-        <w:rPr>
-          <w:rFonts w:ascii="Calibri" w:hAnsi="Calibri" w:cs="Calibri"/>
-          <w:sz w:val="34"/>
-          <w:szCs w:val="34"/>
-        </w:rPr>
         <w:t>Startup Customization:</w:t>
       </w:r>
     </w:p>
@@ -3364,32 +3263,32 @@
       <w:pPr>
         <w:jc w:val="both"/>
         <w:rPr>
-          <w:rFonts w:ascii="Calibri" w:hAnsi="Calibri" w:cs="Calibri"/>
-          <w:sz w:val="34"/>
-          <w:szCs w:val="34"/>
-        </w:rPr>
-      </w:pPr>
-      <w:r>
-        <w:rPr>
-          <w:rFonts w:ascii="Calibri" w:hAnsi="Calibri" w:cs="Calibri"/>
-          <w:sz w:val="34"/>
-          <w:szCs w:val="34"/>
+          <w:rFonts w:cs="Calibri"/>
+          <w:sz w:val="32"/>
+          <w:szCs w:val="32"/>
+        </w:rPr>
+      </w:pPr>
+      <w:r>
+        <w:rPr>
+          <w:rFonts w:cs="Calibri"/>
+          <w:sz w:val="32"/>
+          <w:szCs w:val="32"/>
         </w:rPr>
         <w:t xml:space="preserve"># When we first launch the </w:t>
       </w:r>
       <w:r>
         <w:rPr>
-          <w:rFonts w:ascii="Calibri" w:hAnsi="Calibri" w:cs="Calibri"/>
-          <w:sz w:val="34"/>
-          <w:szCs w:val="34"/>
+          <w:rFonts w:cs="Calibri"/>
+          <w:sz w:val="32"/>
+          <w:szCs w:val="32"/>
         </w:rPr>
         <w:t>Shell,</w:t>
       </w:r>
       <w:r>
         <w:rPr>
-          <w:rFonts w:ascii="Calibri" w:hAnsi="Calibri" w:cs="Calibri"/>
-          <w:sz w:val="34"/>
-          <w:szCs w:val="34"/>
+          <w:rFonts w:cs="Calibri"/>
+          <w:sz w:val="32"/>
+          <w:szCs w:val="32"/>
         </w:rPr>
         <w:t xml:space="preserve"> it actually runs a startup script that’s defined in the:</w:t>
       </w:r>
@@ -3403,30 +3302,30 @@
         </w:numPr>
         <w:jc w:val="both"/>
         <w:rPr>
-          <w:rFonts w:ascii="Calibri" w:hAnsi="Calibri" w:cs="Calibri"/>
-          <w:sz w:val="34"/>
-          <w:szCs w:val="34"/>
+          <w:rFonts w:cs="Calibri"/>
+          <w:sz w:val="32"/>
+          <w:szCs w:val="32"/>
         </w:rPr>
       </w:pPr>
       <w:proofErr w:type="gramStart"/>
       <w:r>
         <w:rPr>
-          <w:rFonts w:ascii="Calibri" w:hAnsi="Calibri" w:cs="Calibri"/>
-          <w:b/>
-          <w:bCs/>
-          <w:sz w:val="34"/>
-          <w:szCs w:val="34"/>
+          <w:rFonts w:cs="Calibri"/>
+          <w:b/>
+          <w:bCs/>
+          <w:sz w:val="32"/>
+          <w:szCs w:val="32"/>
         </w:rPr>
         <w:t>.</w:t>
       </w:r>
       <w:proofErr w:type="spellStart"/>
       <w:r>
         <w:rPr>
-          <w:rFonts w:ascii="Calibri" w:hAnsi="Calibri" w:cs="Calibri"/>
-          <w:b/>
-          <w:bCs/>
-          <w:sz w:val="34"/>
-          <w:szCs w:val="34"/>
+          <w:rFonts w:cs="Calibri"/>
+          <w:b/>
+          <w:bCs/>
+          <w:sz w:val="32"/>
+          <w:szCs w:val="32"/>
         </w:rPr>
         <w:t>bashrc</w:t>
       </w:r>
@@ -3434,9 +3333,9 @@
       <w:proofErr w:type="gramEnd"/>
       <w:r>
         <w:rPr>
-          <w:rFonts w:ascii="Calibri" w:hAnsi="Calibri" w:cs="Calibri"/>
-          <w:sz w:val="34"/>
-          <w:szCs w:val="34"/>
+          <w:rFonts w:cs="Calibri"/>
+          <w:sz w:val="32"/>
+          <w:szCs w:val="32"/>
         </w:rPr>
         <w:t xml:space="preserve"> file</w:t>
       </w:r>
@@ -3450,46 +3349,46 @@
         </w:numPr>
         <w:jc w:val="both"/>
         <w:rPr>
-          <w:rFonts w:ascii="Calibri" w:hAnsi="Calibri" w:cs="Calibri"/>
-          <w:sz w:val="34"/>
-          <w:szCs w:val="34"/>
-        </w:rPr>
-      </w:pPr>
-      <w:r>
-        <w:rPr>
-          <w:rFonts w:ascii="Calibri" w:hAnsi="Calibri" w:cs="Calibri"/>
-          <w:sz w:val="34"/>
-          <w:szCs w:val="34"/>
+          <w:rFonts w:cs="Calibri"/>
+          <w:sz w:val="32"/>
+          <w:szCs w:val="32"/>
+        </w:rPr>
+      </w:pPr>
+      <w:r>
+        <w:rPr>
+          <w:rFonts w:cs="Calibri"/>
+          <w:sz w:val="32"/>
+          <w:szCs w:val="32"/>
         </w:rPr>
         <w:t xml:space="preserve">Or </w:t>
       </w:r>
       <w:r>
         <w:rPr>
-          <w:rFonts w:ascii="Calibri" w:hAnsi="Calibri" w:cs="Calibri"/>
-          <w:b/>
-          <w:bCs/>
-          <w:sz w:val="34"/>
-          <w:szCs w:val="34"/>
+          <w:rFonts w:cs="Calibri"/>
+          <w:b/>
+          <w:bCs/>
+          <w:sz w:val="32"/>
+          <w:szCs w:val="32"/>
         </w:rPr>
         <w:t>.</w:t>
       </w:r>
       <w:proofErr w:type="spellStart"/>
       <w:r>
         <w:rPr>
-          <w:rFonts w:ascii="Calibri" w:hAnsi="Calibri" w:cs="Calibri"/>
-          <w:b/>
-          <w:bCs/>
-          <w:sz w:val="34"/>
-          <w:szCs w:val="34"/>
+          <w:rFonts w:cs="Calibri"/>
+          <w:b/>
+          <w:bCs/>
+          <w:sz w:val="32"/>
+          <w:szCs w:val="32"/>
         </w:rPr>
         <w:t>bash_profile</w:t>
       </w:r>
       <w:proofErr w:type="spellEnd"/>
       <w:r>
         <w:rPr>
-          <w:rFonts w:ascii="Calibri" w:hAnsi="Calibri" w:cs="Calibri"/>
-          <w:sz w:val="34"/>
-          <w:szCs w:val="34"/>
+          <w:rFonts w:cs="Calibri"/>
+          <w:sz w:val="32"/>
+          <w:szCs w:val="32"/>
         </w:rPr>
         <w:t xml:space="preserve"> file</w:t>
       </w:r>
@@ -3498,24 +3397,24 @@
       <w:pPr>
         <w:jc w:val="both"/>
         <w:rPr>
-          <w:rFonts w:ascii="Calibri" w:hAnsi="Calibri" w:cs="Calibri"/>
-          <w:sz w:val="34"/>
-          <w:szCs w:val="34"/>
-        </w:rPr>
-      </w:pPr>
-      <w:r>
-        <w:rPr>
-          <w:rFonts w:ascii="Calibri" w:hAnsi="Calibri" w:cs="Calibri"/>
-          <w:sz w:val="34"/>
-          <w:szCs w:val="34"/>
+          <w:rFonts w:cs="Calibri"/>
+          <w:sz w:val="32"/>
+          <w:szCs w:val="32"/>
+        </w:rPr>
+      </w:pPr>
+      <w:r>
+        <w:rPr>
+          <w:rFonts w:cs="Calibri"/>
+          <w:sz w:val="32"/>
+          <w:szCs w:val="32"/>
         </w:rPr>
         <w:t xml:space="preserve"># On our system allowing us to customize the behavior and appearance of the Shell </w:t>
       </w:r>
       <w:r>
         <w:rPr>
-          <w:rFonts w:ascii="Calibri" w:hAnsi="Calibri" w:cs="Calibri"/>
-          <w:sz w:val="34"/>
-          <w:szCs w:val="34"/>
+          <w:rFonts w:cs="Calibri"/>
+          <w:sz w:val="32"/>
+          <w:szCs w:val="32"/>
         </w:rPr>
         <w:t>whenever we start a new session</w:t>
       </w:r>
@@ -3524,26 +3423,26 @@
       <w:pPr>
         <w:jc w:val="both"/>
         <w:rPr>
-          <w:rFonts w:ascii="Calibri" w:hAnsi="Calibri" w:cs="Calibri"/>
-          <w:sz w:val="34"/>
-          <w:szCs w:val="34"/>
-        </w:rPr>
-      </w:pPr>
-    </w:p>
-    <w:p>
-      <w:pPr>
-        <w:jc w:val="both"/>
-        <w:rPr>
-          <w:rFonts w:ascii="Calibri" w:hAnsi="Calibri" w:cs="Calibri"/>
-          <w:sz w:val="34"/>
-          <w:szCs w:val="34"/>
-        </w:rPr>
-      </w:pPr>
-      <w:r>
-        <w:rPr>
-          <w:rFonts w:ascii="Calibri" w:hAnsi="Calibri" w:cs="Calibri"/>
-          <w:sz w:val="34"/>
-          <w:szCs w:val="34"/>
+          <w:rFonts w:cs="Calibri"/>
+          <w:sz w:val="32"/>
+          <w:szCs w:val="32"/>
+        </w:rPr>
+      </w:pPr>
+    </w:p>
+    <w:p>
+      <w:pPr>
+        <w:jc w:val="both"/>
+        <w:rPr>
+          <w:rFonts w:cs="Calibri"/>
+          <w:sz w:val="32"/>
+          <w:szCs w:val="32"/>
+        </w:rPr>
+      </w:pPr>
+      <w:r>
+        <w:rPr>
+          <w:rFonts w:cs="Calibri"/>
+          <w:sz w:val="32"/>
+          <w:szCs w:val="32"/>
         </w:rPr>
         <w:t>Custom Bash Script:</w:t>
       </w:r>
@@ -3552,34 +3451,34 @@
       <w:pPr>
         <w:jc w:val="both"/>
         <w:rPr>
-          <w:rFonts w:ascii="Calibri" w:hAnsi="Calibri" w:cs="Calibri"/>
-          <w:sz w:val="34"/>
-          <w:szCs w:val="34"/>
-        </w:rPr>
-      </w:pPr>
-      <w:r>
-        <w:rPr>
-          <w:rFonts w:ascii="Calibri" w:hAnsi="Calibri" w:cs="Calibri"/>
-          <w:sz w:val="34"/>
-          <w:szCs w:val="34"/>
+          <w:rFonts w:cs="Calibri"/>
+          <w:sz w:val="32"/>
+          <w:szCs w:val="32"/>
+        </w:rPr>
+      </w:pPr>
+      <w:r>
+        <w:rPr>
+          <w:rFonts w:cs="Calibri"/>
+          <w:sz w:val="32"/>
+          <w:szCs w:val="32"/>
         </w:rPr>
         <w:t># In any project create file_name.sh. First line in that file should always be a SHEBANG (</w:t>
       </w:r>
       <w:r>
         <w:rPr>
-          <w:rFonts w:ascii="Calibri" w:hAnsi="Calibri" w:cs="Calibri"/>
-          <w:b/>
-          <w:bCs/>
-          <w:sz w:val="34"/>
-          <w:szCs w:val="34"/>
+          <w:rFonts w:cs="Calibri"/>
+          <w:b/>
+          <w:bCs/>
+          <w:sz w:val="32"/>
+          <w:szCs w:val="32"/>
         </w:rPr>
         <w:t>#!</w:t>
       </w:r>
       <w:r>
         <w:rPr>
-          <w:rFonts w:ascii="Calibri" w:hAnsi="Calibri" w:cs="Calibri"/>
-          <w:sz w:val="34"/>
-          <w:szCs w:val="34"/>
+          <w:rFonts w:cs="Calibri"/>
+          <w:sz w:val="32"/>
+          <w:szCs w:val="32"/>
         </w:rPr>
         <w:t>) followed by the path to the application that should run it</w:t>
       </w:r>
@@ -3588,34 +3487,34 @@
       <w:pPr>
         <w:jc w:val="both"/>
         <w:rPr>
-          <w:rFonts w:ascii="Calibri" w:hAnsi="Calibri" w:cs="Calibri"/>
-          <w:sz w:val="34"/>
-          <w:szCs w:val="34"/>
-        </w:rPr>
-      </w:pPr>
-      <w:r>
-        <w:rPr>
-          <w:rFonts w:ascii="Calibri" w:hAnsi="Calibri" w:cs="Calibri"/>
-          <w:sz w:val="34"/>
-          <w:szCs w:val="34"/>
+          <w:rFonts w:cs="Calibri"/>
+          <w:sz w:val="32"/>
+          <w:szCs w:val="32"/>
+        </w:rPr>
+      </w:pPr>
+      <w:r>
+        <w:rPr>
+          <w:rFonts w:cs="Calibri"/>
+          <w:sz w:val="32"/>
+          <w:szCs w:val="32"/>
         </w:rPr>
         <w:t># Use</w:t>
       </w:r>
       <w:r>
         <w:rPr>
-          <w:rFonts w:ascii="Calibri" w:hAnsi="Calibri" w:cs="Calibri"/>
-          <w:b/>
-          <w:bCs/>
-          <w:sz w:val="34"/>
-          <w:szCs w:val="34"/>
+          <w:rFonts w:cs="Calibri"/>
+          <w:b/>
+          <w:bCs/>
+          <w:sz w:val="32"/>
+          <w:szCs w:val="32"/>
         </w:rPr>
         <w:t xml:space="preserve"> echo</w:t>
       </w:r>
       <w:r>
         <w:rPr>
-          <w:rFonts w:ascii="Calibri" w:hAnsi="Calibri" w:cs="Calibri"/>
-          <w:sz w:val="34"/>
-          <w:szCs w:val="34"/>
+          <w:rFonts w:cs="Calibri"/>
+          <w:sz w:val="32"/>
+          <w:szCs w:val="32"/>
         </w:rPr>
         <w:t xml:space="preserve"> to print something</w:t>
       </w:r>
@@ -3624,35 +3523,35 @@
       <w:pPr>
         <w:jc w:val="both"/>
         <w:rPr>
-          <w:rFonts w:ascii="Calibri" w:hAnsi="Calibri" w:cs="Calibri"/>
+          <w:rFonts w:cs="Calibri"/>
           <w:b/>
           <w:bCs/>
           <w:color w:val="D86DCB" w:themeColor="accent5" w:themeTint="99"/>
-          <w:sz w:val="34"/>
-          <w:szCs w:val="34"/>
+          <w:sz w:val="32"/>
+          <w:szCs w:val="32"/>
         </w:rPr>
       </w:pPr>
       <w:proofErr w:type="gramStart"/>
       <w:r>
         <w:rPr>
-          <w:rFonts w:ascii="Calibri" w:hAnsi="Calibri" w:cs="Calibri"/>
+          <w:rFonts w:cs="Calibri"/>
           <w:b/>
           <w:bCs/>
           <w:color w:val="D86DCB" w:themeColor="accent5" w:themeTint="99"/>
-          <w:sz w:val="34"/>
-          <w:szCs w:val="34"/>
+          <w:sz w:val="32"/>
+          <w:szCs w:val="32"/>
         </w:rPr>
         <w:t>#!/</w:t>
       </w:r>
       <w:proofErr w:type="gramEnd"/>
       <w:r>
         <w:rPr>
-          <w:rFonts w:ascii="Calibri" w:hAnsi="Calibri" w:cs="Calibri"/>
+          <w:rFonts w:cs="Calibri"/>
           <w:b/>
           <w:bCs/>
           <w:color w:val="D86DCB" w:themeColor="accent5" w:themeTint="99"/>
-          <w:sz w:val="34"/>
-          <w:szCs w:val="34"/>
+          <w:sz w:val="32"/>
+          <w:szCs w:val="32"/>
         </w:rPr>
         <w:t>user/bin/bash</w:t>
       </w:r>
@@ -3661,22 +3560,22 @@
       <w:pPr>
         <w:jc w:val="both"/>
         <w:rPr>
-          <w:rFonts w:ascii="Calibri" w:hAnsi="Calibri" w:cs="Calibri"/>
+          <w:rFonts w:cs="Calibri"/>
           <w:b/>
           <w:bCs/>
           <w:color w:val="D86DCB" w:themeColor="accent5" w:themeTint="99"/>
-          <w:sz w:val="34"/>
-          <w:szCs w:val="34"/>
-        </w:rPr>
-      </w:pPr>
-      <w:r>
-        <w:rPr>
-          <w:rFonts w:ascii="Calibri" w:hAnsi="Calibri" w:cs="Calibri"/>
+          <w:sz w:val="32"/>
+          <w:szCs w:val="32"/>
+        </w:rPr>
+      </w:pPr>
+      <w:r>
+        <w:rPr>
+          <w:rFonts w:cs="Calibri"/>
           <w:b/>
           <w:bCs/>
           <w:color w:val="D86DCB" w:themeColor="accent5" w:themeTint="99"/>
-          <w:sz w:val="34"/>
-          <w:szCs w:val="34"/>
+          <w:sz w:val="32"/>
+          <w:szCs w:val="32"/>
         </w:rPr>
         <w:t>echo “my first bash script”</w:t>
       </w:r>
@@ -3685,16 +3584,16 @@
       <w:pPr>
         <w:jc w:val="both"/>
         <w:rPr>
-          <w:rFonts w:ascii="Calibri" w:hAnsi="Calibri" w:cs="Calibri"/>
-          <w:sz w:val="34"/>
-          <w:szCs w:val="34"/>
-        </w:rPr>
-      </w:pPr>
-      <w:r>
-        <w:rPr>
-          <w:rFonts w:ascii="Calibri" w:hAnsi="Calibri" w:cs="Calibri"/>
-          <w:sz w:val="34"/>
-          <w:szCs w:val="34"/>
+          <w:rFonts w:cs="Calibri"/>
+          <w:sz w:val="32"/>
+          <w:szCs w:val="32"/>
+        </w:rPr>
+      </w:pPr>
+      <w:r>
+        <w:rPr>
+          <w:rFonts w:cs="Calibri"/>
+          <w:sz w:val="32"/>
+          <w:szCs w:val="32"/>
         </w:rPr>
         <w:t># Create a variable, access variables value using $ in front and print it</w:t>
       </w:r>
@@ -3703,22 +3602,22 @@
       <w:pPr>
         <w:jc w:val="both"/>
         <w:rPr>
-          <w:rFonts w:ascii="Calibri" w:hAnsi="Calibri" w:cs="Calibri"/>
+          <w:rFonts w:cs="Calibri"/>
           <w:b/>
           <w:bCs/>
           <w:color w:val="D86DCB" w:themeColor="accent5" w:themeTint="99"/>
-          <w:sz w:val="34"/>
-          <w:szCs w:val="34"/>
-        </w:rPr>
-      </w:pPr>
-      <w:r>
-        <w:rPr>
-          <w:rFonts w:ascii="Calibri" w:hAnsi="Calibri" w:cs="Calibri"/>
+          <w:sz w:val="32"/>
+          <w:szCs w:val="32"/>
+        </w:rPr>
+      </w:pPr>
+      <w:r>
+        <w:rPr>
+          <w:rFonts w:cs="Calibri"/>
           <w:b/>
           <w:bCs/>
           <w:color w:val="D86DCB" w:themeColor="accent5" w:themeTint="99"/>
-          <w:sz w:val="34"/>
-          <w:szCs w:val="34"/>
+          <w:sz w:val="32"/>
+          <w:szCs w:val="32"/>
         </w:rPr>
         <w:t>…</w:t>
       </w:r>
@@ -3727,24 +3626,23 @@
       <w:pPr>
         <w:jc w:val="both"/>
         <w:rPr>
-          <w:rFonts w:ascii="Calibri" w:hAnsi="Calibri" w:cs="Calibri"/>
+          <w:rFonts w:cs="Calibri"/>
           <w:b/>
           <w:bCs/>
           <w:color w:val="D86DCB" w:themeColor="accent5" w:themeTint="99"/>
-          <w:sz w:val="34"/>
-          <w:szCs w:val="34"/>
-        </w:rPr>
-      </w:pPr>
-      <w:r>
-        <w:rPr>
-          <w:rFonts w:ascii="Calibri" w:hAnsi="Calibri" w:cs="Calibri"/>
+          <w:sz w:val="32"/>
+          <w:szCs w:val="32"/>
+        </w:rPr>
+      </w:pPr>
+      <w:r>
+        <w:rPr>
+          <w:rFonts w:cs="Calibri"/>
           <w:b/>
           <w:bCs/>
           <w:color w:val="D86DCB" w:themeColor="accent5" w:themeTint="99"/>
-          <w:sz w:val="34"/>
-          <w:szCs w:val="34"/>
-        </w:rPr>
-        <w:lastRenderedPageBreak/>
+          <w:sz w:val="32"/>
+          <w:szCs w:val="32"/>
+        </w:rPr>
         <w:t>GREET = “Hello World!”</w:t>
       </w:r>
     </w:p>
@@ -3752,22 +3650,22 @@
       <w:pPr>
         <w:jc w:val="both"/>
         <w:rPr>
-          <w:rFonts w:ascii="Calibri" w:hAnsi="Calibri" w:cs="Calibri"/>
+          <w:rFonts w:cs="Calibri"/>
           <w:b/>
           <w:bCs/>
           <w:color w:val="D86DCB" w:themeColor="accent5" w:themeTint="99"/>
-          <w:sz w:val="34"/>
-          <w:szCs w:val="34"/>
-        </w:rPr>
-      </w:pPr>
-      <w:r>
-        <w:rPr>
-          <w:rFonts w:ascii="Calibri" w:hAnsi="Calibri" w:cs="Calibri"/>
+          <w:sz w:val="32"/>
+          <w:szCs w:val="32"/>
+        </w:rPr>
+      </w:pPr>
+      <w:r>
+        <w:rPr>
+          <w:rFonts w:cs="Calibri"/>
           <w:b/>
           <w:bCs/>
           <w:color w:val="D86DCB" w:themeColor="accent5" w:themeTint="99"/>
-          <w:sz w:val="34"/>
-          <w:szCs w:val="34"/>
+          <w:sz w:val="32"/>
+          <w:szCs w:val="32"/>
         </w:rPr>
         <w:t>echo $GREET</w:t>
       </w:r>
@@ -3776,34 +3674,34 @@
       <w:pPr>
         <w:jc w:val="both"/>
         <w:rPr>
-          <w:rFonts w:ascii="Calibri" w:hAnsi="Calibri" w:cs="Calibri"/>
-          <w:sz w:val="34"/>
-          <w:szCs w:val="34"/>
-        </w:rPr>
-      </w:pPr>
-      <w:r>
-        <w:rPr>
-          <w:rFonts w:ascii="Calibri" w:hAnsi="Calibri" w:cs="Calibri"/>
-          <w:sz w:val="34"/>
-          <w:szCs w:val="34"/>
+          <w:rFonts w:cs="Calibri"/>
+          <w:sz w:val="32"/>
+          <w:szCs w:val="32"/>
+        </w:rPr>
+      </w:pPr>
+      <w:r>
+        <w:rPr>
+          <w:rFonts w:cs="Calibri"/>
+          <w:sz w:val="32"/>
+          <w:szCs w:val="32"/>
         </w:rPr>
         <w:t># To run the script, type the file name (</w:t>
       </w:r>
       <w:r>
         <w:rPr>
-          <w:rFonts w:ascii="Calibri" w:hAnsi="Calibri" w:cs="Calibri"/>
-          <w:b/>
-          <w:bCs/>
-          <w:sz w:val="34"/>
-          <w:szCs w:val="34"/>
+          <w:rFonts w:cs="Calibri"/>
+          <w:b/>
+          <w:bCs/>
+          <w:sz w:val="32"/>
+          <w:szCs w:val="32"/>
         </w:rPr>
         <w:t>./file_name.sh</w:t>
       </w:r>
       <w:r>
         <w:rPr>
-          <w:rFonts w:ascii="Calibri" w:hAnsi="Calibri" w:cs="Calibri"/>
-          <w:sz w:val="34"/>
-          <w:szCs w:val="34"/>
+          <w:rFonts w:cs="Calibri"/>
+          <w:sz w:val="32"/>
+          <w:szCs w:val="32"/>
         </w:rPr>
         <w:t>) into the Shell</w:t>
       </w:r>
@@ -3812,9 +3710,9 @@
       <w:pPr>
         <w:jc w:val="both"/>
         <w:rPr>
-          <w:rFonts w:ascii="Calibri" w:hAnsi="Calibri" w:cs="Calibri"/>
-          <w:sz w:val="34"/>
-          <w:szCs w:val="34"/>
+          <w:rFonts w:cs="Calibri"/>
+          <w:sz w:val="32"/>
+          <w:szCs w:val="32"/>
         </w:rPr>
       </w:pPr>
     </w:p>
@@ -3822,16 +3720,16 @@
       <w:pPr>
         <w:jc w:val="center"/>
         <w:rPr>
-          <w:rFonts w:ascii="Calibri" w:hAnsi="Calibri" w:cs="Calibri"/>
-          <w:sz w:val="34"/>
-          <w:szCs w:val="34"/>
-        </w:rPr>
-      </w:pPr>
-      <w:r>
-        <w:rPr>
-          <w:rFonts w:ascii="Calibri" w:hAnsi="Calibri" w:cs="Calibri"/>
-          <w:sz w:val="34"/>
-          <w:szCs w:val="34"/>
+          <w:rFonts w:cs="Calibri"/>
+          <w:sz w:val="32"/>
+          <w:szCs w:val="32"/>
+        </w:rPr>
+      </w:pPr>
+      <w:r>
+        <w:rPr>
+          <w:rFonts w:cs="Calibri"/>
+          <w:sz w:val="32"/>
+          <w:szCs w:val="32"/>
         </w:rPr>
         <w:t>Break</w:t>
       </w:r>
@@ -3840,9 +3738,19 @@
       <w:pPr>
         <w:jc w:val="both"/>
         <w:rPr>
-          <w:rFonts w:ascii="Calibri" w:hAnsi="Calibri" w:cs="Calibri"/>
-          <w:sz w:val="34"/>
-          <w:szCs w:val="34"/>
+          <w:rFonts w:cs="Carlito"/>
+          <w:sz w:val="30"/>
+          <w:szCs w:val="30"/>
+        </w:rPr>
+      </w:pPr>
+    </w:p>
+    <w:p>
+      <w:pPr>
+        <w:jc w:val="both"/>
+        <w:rPr>
+          <w:rFonts w:cs="Calibri"/>
+          <w:sz w:val="32"/>
+          <w:szCs w:val="32"/>
         </w:rPr>
       </w:pPr>
     </w:p>
